--- a/UI_Software_Project_Management_Lifecycles/UI110017_portfolio_Project_management_Lifecycles.docx
+++ b/UI_Software_Project_Management_Lifecycles/UI110017_portfolio_Project_management_Lifecycles.docx
@@ -510,8 +510,8 @@
             <w:r>
               <w:rPr>
                 <w:rFonts w:ascii="Aptos" w:hAnsi="Aptos" w:eastAsia="Aptos" w:cs="Aptos"/>
+                <w:bCs w:val="0"/>
                 <w:i w:val="0"/>
-                <w:iCs w:val="0"/>
                 <w:color w:val="000000"/>
                 <w:sz w:val="22"/>
                 <w:szCs w:val="22"/>
@@ -522,8 +522,8 @@
             <w:r>
               <w:rPr>
                 <w:rFonts w:ascii="Aptos" w:hAnsi="Aptos" w:eastAsia="Aptos" w:cs="Aptos"/>
+                <w:bCs w:val="0"/>
                 <w:i w:val="0"/>
-                <w:iCs w:val="0"/>
                 <w:color w:val="000000"/>
                 <w:sz w:val="22"/>
                 <w:szCs w:val="22"/>
@@ -579,7 +579,18 @@
                 <w:highlight w:val="none"/>
                 <w:lang w:val="en-GB"/>
               </w:rPr>
-              <w:t xml:space="preserve">), used to store and coordinate a list of tasks identified as necessary to developing and completing the project. The backlog items are then organised into “sprints” of two-week periods, where groups of tasks are assigned and completed in stages of project development in accordance with ISO 10006 3.3 (</w:t>
+              <w:t xml:space="preserve">), used to store and coordinate a list of tasks</w:t>
+            </w:r>
+            <w:r>
+              <w:rPr>
+                <w:rFonts w:ascii="Calibri" w:hAnsi="Calibri" w:cs="Calibri"/>
+                <w:i w:val="0"/>
+                <w:iCs w:val="0"/>
+                <w:color w:val="000000"/>
+                <w:highlight w:val="none"/>
+                <w:lang w:val="en-GB"/>
+              </w:rPr>
+              <w:t xml:space="preserve"> identified as necessary to developing and completing the project. The backlog items are then organised into “sprints” of two-week periods, where groups of tasks are assigned and completed in stages of project development in accordance with ISO 10006 3.3 (</w:t>
             </w:r>
             <w:r>
               <w:rPr>
@@ -607,10 +618,146 @@
             </w:r>
             <w:r>
               <w:rPr>
-                <w:rFonts w:ascii="Calibri" w:hAnsi="Calibri" w:cs="Calibri"/>
+                <w:rFonts w:ascii="Aptos" w:hAnsi="Aptos" w:eastAsia="Aptos" w:cs="Aptos"/>
                 <w:bCs w:val="0"/>
                 <w:i w:val="0"/>
                 <w:color w:val="000000"/>
+                <w:sz w:val="22"/>
+                <w:szCs w:val="22"/>
+                <w:highlight w:val="none"/>
+                <w:lang w:val="en-GB"/>
+              </w:rPr>
+            </w:r>
+            <w:r>
+              <w:rPr>
+                <w:rFonts w:ascii="Aptos" w:hAnsi="Aptos" w:eastAsia="Aptos" w:cs="Aptos"/>
+                <w:bCs w:val="0"/>
+                <w:i w:val="0"/>
+                <w:color w:val="000000"/>
+                <w:sz w:val="22"/>
+                <w:szCs w:val="22"/>
+                <w:highlight w:val="none"/>
+                <w:lang w:val="en-GB"/>
+              </w:rPr>
+            </w:r>
+          </w:p>
+          <w:p>
+            <w:pPr>
+              <w:pBdr/>
+              <w:spacing w:after="40" w:before="40"/>
+              <w:ind/>
+              <w:rPr>
+                <w:rFonts w:ascii="Aptos" w:hAnsi="Aptos" w:eastAsia="Aptos" w:cs="Aptos"/>
+                <w:bCs w:val="0"/>
+                <w:i w:val="0"/>
+                <w:color w:val="000000"/>
+                <w:sz w:val="22"/>
+                <w:szCs w:val="22"/>
+                <w:highlight w:val="none"/>
+                <w:lang w:val="en-GB" w:bidi="en-GB"/>
+              </w:rPr>
+            </w:pPr>
+            <w:r>
+              <w:rPr>
+                <w:rFonts w:ascii="Aptos" w:hAnsi="Aptos" w:eastAsia="Aptos" w:cs="Aptos"/>
+                <w:i w:val="0"/>
+                <w:iCs w:val="0"/>
+                <w:color w:val="000000"/>
+                <w:sz w:val="22"/>
+                <w:szCs w:val="22"/>
+                <w:highlight w:val="none"/>
+                <w:lang w:val="en-GB" w:bidi="en-GB"/>
+              </w:rPr>
+              <w:t xml:space="preserve">The same system is used to report bugs, where tickets are assigned with descriptions of the bug and how to reproduce it. Bug tickets are also assigned priority by numbering their severity from 1-5 to explain their risk, or if negligible they are sorte</w:t>
+            </w:r>
+            <w:r>
+              <w:rPr>
+                <w:rFonts w:ascii="Aptos" w:hAnsi="Aptos" w:eastAsia="Aptos" w:cs="Aptos"/>
+                <w:i w:val="0"/>
+                <w:iCs w:val="0"/>
+                <w:color w:val="000000"/>
+                <w:sz w:val="22"/>
+                <w:szCs w:val="22"/>
+                <w:highlight w:val="none"/>
+                <w:lang w:val="en-GB" w:bidi="en-GB"/>
+              </w:rPr>
+              <w:t xml:space="preserve">d into the backlog where they can be picked up into a later sprint. Reported bug tickets exist in their own ticket category and they are tracked along the Kanban board similarly to regular tickets, with reviews and ticket closures to mark their resolution.</w:t>
+            </w:r>
+            <w:r>
+              <w:rPr>
+                <w:rFonts w:ascii="Aptos" w:hAnsi="Aptos" w:eastAsia="Aptos" w:cs="Aptos"/>
+                <w:bCs w:val="0"/>
+                <w:i w:val="0"/>
+                <w:color w:val="000000"/>
+                <w:sz w:val="22"/>
+                <w:szCs w:val="22"/>
+                <w:highlight w:val="none"/>
+                <w:lang w:val="en-GB"/>
+              </w:rPr>
+            </w:r>
+            <w:r>
+              <w:rPr>
+                <w:rFonts w:ascii="Aptos" w:hAnsi="Aptos" w:eastAsia="Aptos" w:cs="Aptos"/>
+                <w:bCs w:val="0"/>
+                <w:i w:val="0"/>
+                <w:color w:val="000000"/>
+                <w:sz w:val="22"/>
+                <w:szCs w:val="22"/>
+                <w:highlight w:val="none"/>
+                <w:lang w:val="en-GB" w:bidi="en-GB"/>
+              </w:rPr>
+            </w:r>
+          </w:p>
+          <w:p>
+            <w:pPr>
+              <w:pBdr/>
+              <w:spacing w:after="40" w:before="40"/>
+              <w:ind/>
+              <w:rPr>
+                <w:rFonts w:ascii="Aptos" w:hAnsi="Aptos" w:eastAsia="Aptos" w:cs="Aptos"/>
+                <w:bCs w:val="0"/>
+                <w:i w:val="0"/>
+                <w:color w:val="000000"/>
+                <w:sz w:val="22"/>
+                <w:szCs w:val="22"/>
+                <w:highlight w:val="none"/>
+                <w:lang w:val="en-GB"/>
+              </w:rPr>
+            </w:pPr>
+            <w:r>
+              <w:rPr>
+                <w:rFonts w:ascii="Aptos" w:hAnsi="Aptos" w:eastAsia="Aptos" w:cs="Aptos"/>
+                <w:i w:val="0"/>
+                <w:iCs w:val="0"/>
+                <w:color w:val="000000"/>
+                <w:sz w:val="22"/>
+                <w:szCs w:val="22"/>
+                <w:highlight w:val="none"/>
+                <w:lang w:val="en-GB" w:bidi="en-GB"/>
+              </w:rPr>
+            </w:r>
+            <w:r>
+              <w:rPr>
+                <w:rFonts w:ascii="Aptos" w:hAnsi="Aptos" w:eastAsia="Aptos" w:cs="Aptos"/>
+                <w:i w:val="0"/>
+                <w:iCs w:val="0"/>
+                <w:color w:val="000000"/>
+                <w:sz w:val="22"/>
+                <w:szCs w:val="22"/>
+                <w:highlight w:val="none"/>
+                <w:lang w:val="en-GB" w:bidi="en-GB"/>
+              </w:rPr>
+            </w:r>
+            <w:r>
+              <w:rPr>
+                <w:rFonts w:ascii="Aptos" w:hAnsi="Aptos" w:eastAsia="Aptos" w:cs="Aptos"/>
+                <w:bCs w:val="0"/>
+                <w:i w:val="0"/>
+                <w:color w:val="000000"/>
+                <w:sz w:val="22"/>
+                <w:szCs w:val="22"/>
+                <w:highlight w:val="none"/>
+                <w:lang w:val="en-GB"/>
               </w:rPr>
             </w:r>
           </w:p>
@@ -688,26 +835,18 @@
             </w:r>
             <w:r>
               <w:rPr>
-                <w:rFonts w:ascii="Aptos" w:hAnsi="Aptos" w:eastAsia="Aptos" w:cs="Aptos"/>
+                <w:rFonts w:ascii="Calibri" w:hAnsi="Calibri" w:cs="Calibri"/>
+                <w:bCs w:val="0"/>
                 <w:i w:val="0"/>
-                <w:iCs w:val="0"/>
                 <w:color w:val="000000"/>
-                <w:sz w:val="22"/>
-                <w:szCs w:val="22"/>
-                <w:highlight w:val="none"/>
-                <w:lang w:val="en-GB"/>
               </w:rPr>
             </w:r>
             <w:r>
               <w:rPr>
-                <w:rFonts w:ascii="Aptos" w:hAnsi="Aptos" w:eastAsia="Aptos" w:cs="Aptos"/>
+                <w:rFonts w:ascii="Calibri" w:hAnsi="Calibri" w:cs="Calibri"/>
+                <w:bCs w:val="0"/>
                 <w:i w:val="0"/>
-                <w:iCs w:val="0"/>
                 <w:color w:val="000000"/>
-                <w:sz w:val="22"/>
-                <w:szCs w:val="22"/>
-                <w:highlight w:val="none"/>
-                <w:lang w:val="en-GB"/>
               </w:rPr>
             </w:r>
           </w:p>
@@ -1173,6 +1312,8 @@
               <w:rPr>
                 <w:rFonts w:ascii="Calibri" w:hAnsi="Calibri" w:cs="Calibri"/>
                 <w:color w:val="000000"/>
+                <w:highlight w:val="none"/>
+                <w:lang w:val="en-GB"/>
               </w:rPr>
             </w:pPr>
             <w:r>
@@ -1187,6 +1328,238 @@
               <w:rPr>
                 <w:rFonts w:ascii="Calibri" w:hAnsi="Calibri" w:cs="Calibri"/>
                 <w:color w:val="000000"/>
+              </w:rPr>
+            </w:r>
+            <w:r>
+              <w:rPr>
+                <w:rFonts w:ascii="Calibri" w:hAnsi="Calibri" w:cs="Calibri"/>
+                <w:color w:val="000000"/>
+                <w:highlight w:val="none"/>
+                <w:lang w:val="en-GB"/>
+              </w:rPr>
+            </w:r>
+          </w:p>
+          <w:p>
+            <w:pPr>
+              <w:pBdr/>
+              <w:spacing w:after="40" w:before="40"/>
+              <w:ind/>
+              <w:rPr>
+                <w:rFonts w:ascii="Calibri" w:hAnsi="Calibri" w:cs="Calibri"/>
+                <w:color w:val="000000"/>
+              </w:rPr>
+            </w:pPr>
+            <w:r>
+              <w:rPr>
+                <w:rFonts w:ascii="Calibri" w:hAnsi="Calibri" w:cs="Calibri"/>
+                <w:color w:val="000000"/>
+              </w:rPr>
+            </w:r>
+            <w:r>
+              <w:rPr>
+                <w:rFonts w:ascii="Calibri" w:hAnsi="Calibri" w:cs="Calibri"/>
+                <w:color w:val="000000"/>
+              </w:rPr>
+            </w:r>
+            <w:r>
+              <w:rPr>
+                <w:rFonts w:ascii="Calibri" w:hAnsi="Calibri" w:cs="Calibri"/>
+                <w:color w:val="000000"/>
+              </w:rPr>
+            </w:r>
+          </w:p>
+          <w:p>
+            <w:pPr>
+              <w:pBdr/>
+              <w:spacing w:after="40" w:before="40"/>
+              <w:ind/>
+              <w:rPr>
+                <w:rFonts w:ascii="Calibri" w:hAnsi="Calibri" w:cs="Calibri"/>
+                <w:color w:val="000000"/>
+                <w:highlight w:val="none"/>
+                <w:lang w:val="en-GB"/>
+              </w:rPr>
+            </w:pPr>
+            <w:r>
+              <w:rPr>
+                <w:rFonts w:ascii="Calibri" w:hAnsi="Calibri" w:cs="Calibri"/>
+                <w:color w:val="000000"/>
+                <w:highlight w:val="none"/>
+                <w:lang w:val="en-GB"/>
+              </w:rPr>
+              <w:t xml:space="preserve">I evaluated my own meta skills and identified strengths along with areas for improvement evidenced here (</w:t>
+            </w:r>
+            <w:r>
+              <w:rPr>
+                <w:rFonts w:ascii="Calibri" w:hAnsi="Calibri" w:cs="Calibri"/>
+                <w:color w:val="000000"/>
+                <w:highlight w:val="none"/>
+                <w:lang w:val="en-GB"/>
+              </w:rPr>
+              <w:t xml:space="preserve">https://github.com/TortoiseLeaf/laurenk_personal_repository_2025/blob/main/UI_Software_Project_Management_Lifecycles/Lauren%20Keenan%20Profiling%20tool%20final.pdf</w:t>
+            </w:r>
+            <w:r>
+              <w:rPr>
+                <w:rFonts w:ascii="Calibri" w:hAnsi="Calibri" w:cs="Calibri"/>
+                <w:color w:val="000000"/>
+                <w:highlight w:val="none"/>
+                <w:lang w:val="en-GB"/>
+              </w:rPr>
+              <w:t xml:space="preserve">).</w:t>
+            </w:r>
+            <w:r>
+              <w:rPr>
+                <w:rFonts w:ascii="Calibri" w:hAnsi="Calibri" w:cs="Calibri"/>
+                <w:color w:val="000000"/>
+              </w:rPr>
+            </w:r>
+            <w:r>
+              <w:rPr>
+                <w:rFonts w:ascii="Calibri" w:hAnsi="Calibri" w:cs="Calibri"/>
+                <w:color w:val="000000"/>
+                <w:highlight w:val="none"/>
+                <w:lang w:val="en-GB"/>
+              </w:rPr>
+            </w:r>
+          </w:p>
+          <w:p>
+            <w:pPr>
+              <w:pBdr/>
+              <w:spacing w:after="40" w:before="40"/>
+              <w:ind/>
+              <w:rPr>
+                <w:rFonts w:ascii="Calibri" w:hAnsi="Calibri" w:cs="Calibri"/>
+                <w:color w:val="000000"/>
+                <w:highlight w:val="none"/>
+                <w:lang w:val="en-GB"/>
+              </w:rPr>
+            </w:pPr>
+            <w:r>
+              <w:rPr>
+                <w:rFonts w:ascii="Calibri" w:hAnsi="Calibri" w:cs="Calibri"/>
+                <w:color w:val="000000"/>
+                <w:highlight w:val="none"/>
+                <w:lang w:val="en-GB"/>
+              </w:rPr>
+              <w:t xml:space="preserve">After these evaluations I later reflected on my development of these skills in the business plan, as influenced by the original evaluations (</w:t>
+            </w:r>
+            <w:r>
+              <w:rPr>
+                <w:rFonts w:ascii="Calibri" w:hAnsi="Calibri" w:cs="Calibri"/>
+                <w:color w:val="000000"/>
+                <w:highlight w:val="none"/>
+                <w:lang w:val="en-GB"/>
+              </w:rPr>
+              <w:t xml:space="preserve">https://github.com/TortoiseLeaf/laurenk_personal_repository_2025/blob/main/UI_Software_Project_Initiation_and_Planning/Business%20Plan%20Template%20ASD.docx</w:t>
+            </w:r>
+            <w:r>
+              <w:rPr>
+                <w:rFonts w:ascii="Calibri" w:hAnsi="Calibri" w:cs="Calibri"/>
+                <w:color w:val="000000"/>
+                <w:highlight w:val="none"/>
+                <w:lang w:val="en-GB"/>
+              </w:rPr>
+              <w:t xml:space="preserve">)</w:t>
+            </w:r>
+            <w:r>
+              <w:rPr>
+                <w:rFonts w:ascii="Calibri" w:hAnsi="Calibri" w:cs="Calibri"/>
+                <w:color w:val="000000"/>
+                <w:highlight w:val="none"/>
+                <w:lang w:val="en-GB"/>
+              </w:rPr>
+            </w:r>
+          </w:p>
+          <w:p>
+            <w:pPr>
+              <w:pBdr/>
+              <w:spacing w:after="40" w:before="40"/>
+              <w:ind/>
+              <w:rPr>
+                <w:rFonts w:ascii="Calibri" w:hAnsi="Calibri" w:cs="Calibri"/>
+                <w:color w:val="000000"/>
+              </w:rPr>
+            </w:pPr>
+            <w:r>
+              <w:rPr>
+                <w:rFonts w:ascii="Calibri" w:hAnsi="Calibri" w:cs="Calibri"/>
+                <w:color w:val="000000"/>
+              </w:rPr>
+            </w:r>
+            <w:r>
+              <w:rPr>
+                <w:rFonts w:ascii="Calibri" w:hAnsi="Calibri" w:cs="Calibri"/>
+                <w:color w:val="000000"/>
+              </w:rPr>
+            </w:r>
+            <w:r>
+              <w:rPr>
+                <w:rFonts w:ascii="Calibri" w:hAnsi="Calibri" w:cs="Calibri"/>
+                <w:color w:val="000000"/>
+              </w:rPr>
+            </w:r>
+          </w:p>
+          <w:p>
+            <w:pPr>
+              <w:pBdr/>
+              <w:spacing w:after="40" w:before="40"/>
+              <w:ind/>
+              <w:rPr>
+                <w:rFonts w:ascii="Calibri" w:hAnsi="Calibri" w:cs="Calibri"/>
+                <w:color w:val="000000"/>
+              </w:rPr>
+            </w:pPr>
+            <w:r>
+              <w:rPr>
+                <w:rFonts w:ascii="Calibri" w:hAnsi="Calibri" w:cs="Calibri"/>
+                <w:color w:val="000000"/>
+                <w:highlight w:val="none"/>
+                <w:lang w:val="en-GB"/>
+              </w:rPr>
+              <w:t xml:space="preserve">Personal profiling tools can predict team pe</w:t>
+            </w:r>
+            <w:r>
+              <w:rPr>
+                <w:rFonts w:ascii="Calibri" w:hAnsi="Calibri" w:cs="Calibri"/>
+                <w:color w:val="000000"/>
+                <w:highlight w:val="none"/>
+                <w:lang w:val="en-GB"/>
+              </w:rPr>
+              <w:t xml:space="preserve">rformance in allowing and making clear individual metaskill strengths and weaknesses. An honest evaluation can help to predict how team members may work together effectively, playing to strengths and supporting areas in need of improvement. It can also ind</w:t>
+            </w:r>
+            <w:r>
+              <w:rPr>
+                <w:rFonts w:ascii="Calibri" w:hAnsi="Calibri" w:cs="Calibri"/>
+                <w:color w:val="000000"/>
+                <w:highlight w:val="none"/>
+                <w:lang w:val="en-GB"/>
+              </w:rPr>
+              <w:t xml:space="preserve">icate ahead of time where strengths of the individual could be applied in individual tasks, and likewise indicate areas where support could be necessary. This allows for considerations to be made ahead of time and appropriate resources to be put in place. This is evidenced in the conclusion of the 360 feedback document I created to evaluate the team based on personal profiling (</w:t>
+            </w:r>
+            <w:r>
+              <w:rPr>
+                <w:rFonts w:ascii="Calibri" w:hAnsi="Calibri" w:cs="Calibri"/>
+                <w:color w:val="000000"/>
+                <w:highlight w:val="none"/>
+                <w:lang w:val="en-GB"/>
+              </w:rPr>
+              <w:t xml:space="preserve">https://github.com/TortoiseLeaf/laurenk_personal_repository_2025/blob/main/UI_Enterprise_Transformation/Formative%20Task%20-%20Giving%20360%20Degree%20Feedback(1).docx</w:t>
+            </w:r>
+            <w:r>
+              <w:rPr>
+                <w:rFonts w:ascii="Calibri" w:hAnsi="Calibri" w:cs="Calibri"/>
+                <w:color w:val="000000"/>
+                <w:highlight w:val="none"/>
+                <w:lang w:val="en-GB"/>
+              </w:rPr>
+              <w:t xml:space="preserve">)</w:t>
+            </w:r>
+            <w:r>
+              <w:rPr>
+                <w:rFonts w:ascii="Calibri" w:hAnsi="Calibri" w:cs="Calibri"/>
+                <w:color w:val="000000"/>
+                <w:highlight w:val="none"/>
+                <w:lang w:val="en-GB"/>
               </w:rPr>
             </w:r>
             <w:r>
@@ -1440,6 +1813,14 @@
               <w:rPr>
                 <w:rFonts w:ascii="Calibri" w:hAnsi="Calibri" w:cs="Calibri"/>
                 <w:color w:val="000000"/>
+                <w:highlight w:val="none"/>
+              </w:rPr>
+            </w:r>
+            <w:r>
+              <w:rPr>
+                <w:rFonts w:ascii="Calibri" w:hAnsi="Calibri" w:cs="Calibri"/>
+                <w:color w:val="000000"/>
+                <w:highlight w:val="none"/>
               </w:rPr>
             </w:r>
           </w:p>
@@ -1503,21 +1884,12 @@
               <w:rPr>
                 <w:rFonts w:ascii="Calibri" w:hAnsi="Calibri" w:cs="Calibri"/>
                 <w:color w:val="000000"/>
-                <w:highlight w:val="none"/>
               </w:rPr>
             </w:r>
             <w:r>
               <w:rPr>
                 <w:rFonts w:ascii="Calibri" w:hAnsi="Calibri" w:cs="Calibri"/>
                 <w:color w:val="000000"/>
-                <w:highlight w:val="none"/>
-              </w:rPr>
-            </w:r>
-            <w:r>
-              <w:rPr>
-                <w:rFonts w:ascii="Calibri" w:hAnsi="Calibri" w:cs="Calibri"/>
-                <w:color w:val="000000"/>
-                <w:highlight w:val="none"/>
               </w:rPr>
             </w:r>
           </w:p>
@@ -1762,7 +2134,14 @@
                 <w:rFonts w:ascii="Calibri" w:hAnsi="Calibri" w:cs="Calibri"/>
                 <w:lang w:val="en-GB"/>
               </w:rPr>
-              <w:t xml:space="preserve">A team member identified an opportunity in the code to refactor, where a database service is injected into a file the team member identified that an interface for the database instead of direct injection would make the code more reusable (link to marta in meeting?), maintainable and testable. This would improve reliability (</w:t>
+              <w:t xml:space="preserve">A team member identified an opportunity in the code to refactor, where</w:t>
+            </w:r>
+            <w:r>
+              <w:rPr>
+                <w:rFonts w:ascii="Calibri" w:hAnsi="Calibri" w:cs="Calibri"/>
+                <w:lang w:val="en-GB"/>
+              </w:rPr>
+              <w:t xml:space="preserve"> a database service is injected into a file the team member identified that an interface for the database instead of direct injection would make the code more reusable (link to marta in meeting?), maintainable and testable. This would improve reliability (</w:t>
             </w:r>
             <w:r>
               <w:rPr>
@@ -1781,6 +2160,15 @@
             <w:r>
               <w:rPr>
                 <w:rFonts w:ascii="Calibri" w:hAnsi="Calibri" w:cs="Calibri"/>
+                <w:highlight w:val="none"/>
+                <w:lang w:val="en-GB"/>
+              </w:rPr>
+            </w:r>
+            <w:r>
+              <w:rPr>
+                <w:rFonts w:ascii="Calibri" w:hAnsi="Calibri" w:cs="Calibri"/>
+                <w:highlight w:val="none"/>
+                <w:lang w:val="en-GB"/>
               </w:rPr>
             </w:r>
           </w:p>
@@ -1806,6 +2194,15 @@
             <w:r>
               <w:rPr>
                 <w:rFonts w:ascii="Calibri" w:hAnsi="Calibri" w:cs="Calibri"/>
+                <w:highlight w:val="none"/>
+                <w:lang w:val="en-GB"/>
+              </w:rPr>
+            </w:r>
+            <w:r>
+              <w:rPr>
+                <w:rFonts w:ascii="Calibri" w:hAnsi="Calibri" w:cs="Calibri"/>
+                <w:highlight w:val="none"/>
+                <w:lang w:val="en-GB"/>
               </w:rPr>
             </w:r>
           </w:p>
@@ -1854,15 +2251,11 @@
             <w:r>
               <w:rPr>
                 <w:rFonts w:ascii="Calibri" w:hAnsi="Calibri" w:cs="Calibri"/>
-                <w:highlight w:val="none"/>
-                <w:lang w:val="en-GB"/>
               </w:rPr>
             </w:r>
             <w:r>
               <w:rPr>
                 <w:rFonts w:ascii="Calibri" w:hAnsi="Calibri" w:cs="Calibri"/>
-                <w:highlight w:val="none"/>
-                <w:lang w:val="en-GB"/>
               </w:rPr>
             </w:r>
           </w:p>

--- a/UI_Software_Project_Management_Lifecycles/UI110017_portfolio_Project_management_Lifecycles.docx
+++ b/UI_Software_Project_Management_Lifecycles/UI110017_portfolio_Project_management_Lifecycles.docx
@@ -5,17 +5,18 @@
     <w:tbl>
       <w:tblPr>
         <w:tblStyle w:val="890"/>
-        <w:tblW w:w="20974" w:type="dxa"/>
-        <w:tblBorders/>
+        <w:tblW w:w="22133" w:type="dxa"/>
+        <w:tblBorders/>
+        <w:tblLayout w:type="fixed"/>
         <w:tblpPr w:horzAnchor="margin" w:tblpXSpec="left" w:vertAnchor="page" w:tblpY="2680" w:leftFromText="180" w:topFromText="0" w:rightFromText="180" w:bottomFromText="0"/>
         <w:tblLook w:val="04A0" w:firstRow="1" w:lastRow="0" w:firstColumn="1" w:lastColumn="0" w:noHBand="0" w:noVBand="1"/>
       </w:tblPr>
       <w:tblGrid>
-        <w:gridCol w:w="1033"/>
-        <w:gridCol w:w="1369"/>
-        <w:gridCol w:w="4681"/>
-        <w:gridCol w:w="4394"/>
-        <w:gridCol w:w="9497"/>
+        <w:gridCol w:w="1031"/>
+        <w:gridCol w:w="1137"/>
+        <w:gridCol w:w="2911"/>
+        <w:gridCol w:w="3260"/>
+        <w:gridCol w:w="13793"/>
       </w:tblGrid>
       <w:tr>
         <w:trPr/>
@@ -27,7 +28,7 @@
               <w:bottom w:val="single" w:color="auto" w:sz="4" w:space="0"/>
               <w:right w:val="single" w:color="auto" w:sz="4" w:space="0"/>
             </w:tcBorders>
-            <w:tcW w:w="1033" w:type="dxa"/>
+            <w:tcW w:w="1031" w:type="dxa"/>
             <w:textDirection w:val="lrTb"/>
             <w:noWrap w:val="false"/>
           </w:tcPr>
@@ -74,7 +75,7 @@
               <w:bottom w:val="single" w:color="auto" w:sz="4" w:space="0"/>
               <w:right w:val="single" w:color="auto" w:sz="4" w:space="0"/>
             </w:tcBorders>
-            <w:tcW w:w="1369" w:type="dxa"/>
+            <w:tcW w:w="1137" w:type="dxa"/>
             <w:textDirection w:val="lrTb"/>
             <w:noWrap w:val="false"/>
           </w:tcPr>
@@ -121,7 +122,7 @@
               <w:bottom w:val="single" w:color="auto" w:sz="4" w:space="0"/>
               <w:right w:val="single" w:color="auto" w:sz="4" w:space="0"/>
             </w:tcBorders>
-            <w:tcW w:w="4681" w:type="dxa"/>
+            <w:tcW w:w="2911" w:type="dxa"/>
             <w:textDirection w:val="lrTb"/>
             <w:noWrap w:val="false"/>
           </w:tcPr>
@@ -168,7 +169,7 @@
               <w:bottom w:val="single" w:color="auto" w:sz="4" w:space="0"/>
               <w:right w:val="single" w:color="auto" w:sz="4" w:space="0"/>
             </w:tcBorders>
-            <w:tcW w:w="4394" w:type="dxa"/>
+            <w:tcW w:w="3260" w:type="dxa"/>
             <w:textDirection w:val="lrTb"/>
             <w:noWrap w:val="false"/>
           </w:tcPr>
@@ -215,7 +216,7 @@
               <w:bottom w:val="single" w:color="auto" w:sz="4" w:space="0"/>
               <w:right w:val="single" w:color="auto" w:sz="4" w:space="0"/>
             </w:tcBorders>
-            <w:tcW w:w="9497" w:type="dxa"/>
+            <w:tcW w:w="13793" w:type="dxa"/>
             <w:textDirection w:val="lrTb"/>
             <w:noWrap w:val="false"/>
           </w:tcPr>
@@ -281,7 +282,7 @@
               <w:bottom w:val="single" w:color="auto" w:sz="4" w:space="0"/>
               <w:right w:val="single" w:color="auto" w:sz="4" w:space="0"/>
             </w:tcBorders>
-            <w:tcW w:w="1033" w:type="dxa"/>
+            <w:tcW w:w="1031" w:type="dxa"/>
             <w:textDirection w:val="lrTb"/>
             <w:noWrap w:val="false"/>
           </w:tcPr>
@@ -325,7 +326,7 @@
               <w:bottom w:val="single" w:color="auto" w:sz="4" w:space="0"/>
               <w:right w:val="single" w:color="auto" w:sz="4" w:space="0"/>
             </w:tcBorders>
-            <w:tcW w:w="1369" w:type="dxa"/>
+            <w:tcW w:w="1137" w:type="dxa"/>
             <w:textDirection w:val="lrTb"/>
             <w:noWrap w:val="false"/>
           </w:tcPr>
@@ -368,7 +369,7 @@
               <w:bottom w:val="single" w:color="auto" w:sz="4" w:space="0"/>
               <w:right w:val="single" w:color="auto" w:sz="4" w:space="0"/>
             </w:tcBorders>
-            <w:tcW w:w="4681" w:type="dxa"/>
+            <w:tcW w:w="2911" w:type="dxa"/>
             <w:textDirection w:val="lrTb"/>
             <w:noWrap w:val="false"/>
           </w:tcPr>
@@ -425,7 +426,7 @@
               <w:bottom w:val="single" w:color="auto" w:sz="4" w:space="0"/>
               <w:right w:val="single" w:color="auto" w:sz="4" w:space="0"/>
             </w:tcBorders>
-            <w:tcW w:w="4394" w:type="dxa"/>
+            <w:tcW w:w="3260" w:type="dxa"/>
             <w:textDirection w:val="lrTb"/>
             <w:noWrap w:val="false"/>
           </w:tcPr>
@@ -475,7 +476,7 @@
               <w:bottom w:val="single" w:color="auto" w:sz="4" w:space="0"/>
               <w:right w:val="single" w:color="auto" w:sz="4" w:space="0"/>
             </w:tcBorders>
-            <w:tcW w:w="9497" w:type="dxa"/>
+            <w:tcW w:w="13793" w:type="dxa"/>
             <w:textDirection w:val="lrTb"/>
             <w:noWrap w:val="false"/>
           </w:tcPr>
@@ -485,6 +486,11 @@
               <w:spacing w:after="40" w:before="40"/>
               <w:ind/>
               <w:rPr>
+                <w:rFonts w:ascii="Calibri" w:hAnsi="Calibri" w:eastAsia="Calibri" w:cs="Calibri"/>
+              </w:rPr>
+            </w:pPr>
+            <w:r>
+              <w:rPr>
                 <w:rFonts w:ascii="Aptos" w:hAnsi="Aptos" w:eastAsia="Aptos" w:cs="Aptos"/>
                 <w:bCs w:val="0"/>
                 <w:i w:val="0"/>
@@ -494,7 +500,481 @@
                 <w:highlight w:val="none"/>
                 <w:lang w:val="en-GB"/>
               </w:rPr>
+              <w:t xml:space="preserve">Industry standards for software project management include</w:t>
+            </w:r>
+            <w:r>
+              <w:rPr>
+                <w:rFonts w:ascii="Calibri" w:hAnsi="Calibri" w:eastAsia="Calibri" w:cs="Calibri"/>
+                <w:bCs w:val="0"/>
+                <w:i w:val="0"/>
+                <w:color w:val="000000"/>
+                <w:sz w:val="22"/>
+                <w:szCs w:val="22"/>
+                <w:highlight w:val="none"/>
+                <w:lang w:val="en-GB"/>
+              </w:rPr>
+              <w:t xml:space="preserve"> </w:t>
+            </w:r>
+            <w:r>
+              <w:rPr>
+                <w:rFonts w:ascii="Calibri" w:hAnsi="Calibri" w:eastAsia="Calibri" w:cs="Calibri"/>
+              </w:rPr>
+              <w:t xml:space="preserve">ISO 10006:2017 </w:t>
+            </w:r>
+            <w:r>
+              <w:rPr>
+                <w:rFonts w:ascii="Calibri" w:hAnsi="Calibri" w:eastAsia="Calibri" w:cs="Calibri"/>
+                <w:lang w:val="en-GB"/>
+              </w:rPr>
+              <w:t xml:space="preserve">which </w:t>
+            </w:r>
+            <w:r>
+              <w:rPr>
+                <w:rFonts w:ascii="Calibri" w:hAnsi="Calibri" w:eastAsia="Calibri" w:cs="Calibri"/>
+              </w:rPr>
+              <w:t xml:space="preserve">offers guidelines for quality management in projects</w:t>
+            </w:r>
+            <w:r>
+              <w:rPr>
+                <w:rFonts w:ascii="Calibri" w:hAnsi="Calibri" w:eastAsia="Calibri" w:cs="Calibri"/>
+                <w:lang w:val="en-GB"/>
+              </w:rPr>
+              <w:t xml:space="preserve">. Its</w:t>
+            </w:r>
+            <w:r>
+              <w:rPr>
+                <w:rFonts w:ascii="Calibri" w:hAnsi="Calibri" w:eastAsia="Calibri" w:cs="Calibri"/>
+              </w:rPr>
+              <w:t xml:space="preserve"> focus on process-based approaches ensure</w:t>
+            </w:r>
+            <w:r>
+              <w:rPr>
+                <w:rFonts w:ascii="Calibri" w:hAnsi="Calibri" w:eastAsia="Calibri" w:cs="Calibri"/>
+                <w:lang w:val="en-GB"/>
+              </w:rPr>
+              <w:t xml:space="preserve">s</w:t>
+            </w:r>
+            <w:r>
+              <w:rPr>
+                <w:rFonts w:ascii="Calibri" w:hAnsi="Calibri" w:eastAsia="Calibri" w:cs="Calibri"/>
+                <w:lang w:val="en-GB"/>
+              </w:rPr>
+              <w:t xml:space="preserve"> that</w:t>
+            </w:r>
+            <w:r>
+              <w:rPr>
+                <w:rFonts w:ascii="Calibri" w:hAnsi="Calibri" w:eastAsia="Calibri" w:cs="Calibri"/>
+              </w:rPr>
+              <w:t xml:space="preserve"> objectives meet quality requirements through planning, monitoring, and continuous improvement. </w:t>
+            </w:r>
+            <w:r>
+              <w:rPr>
+                <w:rFonts w:ascii="Calibri" w:hAnsi="Calibri" w:cs="Calibri"/>
+                <w:bCs w:val="0"/>
+                <w:i w:val="0"/>
+                <w:color w:val="000000"/>
+                <w:sz w:val="22"/>
+                <w:szCs w:val="22"/>
+                <w:highlight w:val="none"/>
+              </w:rPr>
+            </w:r>
+            <w:r>
+              <w:rPr>
+                <w:rFonts w:ascii="Calibri" w:hAnsi="Calibri" w:eastAsia="Calibri" w:cs="Calibri"/>
+              </w:rPr>
+            </w:r>
+          </w:p>
+          <w:p>
+            <w:pPr>
+              <w:pBdr/>
+              <w:spacing w:after="40" w:before="40"/>
+              <w:ind/>
+              <w:rPr>
+                <w:rFonts w:ascii="Calibri" w:hAnsi="Calibri" w:cs="Calibri"/>
+                <w:bCs w:val="0"/>
+                <w:i w:val="0"/>
+                <w:color w:val="000000"/>
+                <w:sz w:val="22"/>
+                <w:szCs w:val="22"/>
+                <w:highlight w:val="none"/>
+              </w:rPr>
             </w:pPr>
+            <w:r>
+              <w:rPr>
+                <w:rFonts w:ascii="Calibri" w:hAnsi="Calibri" w:eastAsia="Calibri" w:cs="Calibri"/>
+                <w:highlight w:val="none"/>
+              </w:rPr>
+            </w:r>
+            <w:r>
+              <w:rPr>
+                <w:rFonts w:ascii="Calibri" w:hAnsi="Calibri" w:eastAsia="Calibri" w:cs="Calibri"/>
+                <w:highlight w:val="none"/>
+              </w:rPr>
+            </w:r>
+            <w:r>
+              <w:rPr>
+                <w:rFonts w:ascii="Calibri" w:hAnsi="Calibri" w:cs="Calibri"/>
+                <w:bCs w:val="0"/>
+                <w:i w:val="0"/>
+                <w:color w:val="000000"/>
+                <w:sz w:val="22"/>
+                <w:szCs w:val="22"/>
+                <w:highlight w:val="none"/>
+              </w:rPr>
+            </w:r>
+          </w:p>
+          <w:p>
+            <w:pPr>
+              <w:pBdr/>
+              <w:spacing w:after="40" w:before="40"/>
+              <w:ind/>
+              <w:rPr>
+                <w:rFonts w:ascii="Calibri" w:hAnsi="Calibri" w:eastAsia="Calibri" w:cs="Calibri"/>
+              </w:rPr>
+            </w:pPr>
+            <w:r>
+              <w:rPr>
+                <w:rFonts w:ascii="Calibri" w:hAnsi="Calibri" w:eastAsia="Calibri" w:cs="Calibri"/>
+              </w:rPr>
+              <w:t xml:space="preserve">ISO/IEC 12207:2017</w:t>
+            </w:r>
+            <w:r>
+              <w:rPr>
+                <w:rFonts w:ascii="Calibri" w:hAnsi="Calibri" w:eastAsia="Calibri" w:cs="Calibri"/>
+                <w:lang w:val="en-GB"/>
+              </w:rPr>
+              <w:t xml:space="preserve"> </w:t>
+            </w:r>
+            <w:r>
+              <w:rPr>
+                <w:rFonts w:ascii="Calibri" w:hAnsi="Calibri" w:eastAsia="Calibri" w:cs="Calibri"/>
+                <w:lang w:val="en-GB"/>
+              </w:rPr>
+              <w:t xml:space="preserve">provides</w:t>
+            </w:r>
+            <w:r>
+              <w:rPr>
+                <w:rFonts w:ascii="Calibri" w:hAnsi="Calibri" w:eastAsia="Calibri" w:cs="Calibri"/>
+              </w:rPr>
+              <w:t xml:space="preserve"> a comprehensive framework</w:t>
+            </w:r>
+            <w:r>
+              <w:rPr>
+                <w:rFonts w:ascii="Calibri" w:hAnsi="Calibri" w:eastAsia="Calibri" w:cs="Calibri"/>
+                <w:lang w:val="en-GB"/>
+              </w:rPr>
+              <w:t xml:space="preserve"> for software lifecycle processes</w:t>
+            </w:r>
+            <w:r>
+              <w:rPr>
+                <w:rFonts w:ascii="Calibri" w:hAnsi="Calibri" w:eastAsia="Calibri" w:cs="Calibri"/>
+              </w:rPr>
+              <w:t xml:space="preserve"> covering </w:t>
+            </w:r>
+            <w:r>
+              <w:rPr>
+                <w:rFonts w:ascii="Calibri" w:hAnsi="Calibri" w:eastAsia="Calibri" w:cs="Calibri"/>
+                <w:lang w:val="en-GB"/>
+              </w:rPr>
+              <w:t xml:space="preserve">the </w:t>
+            </w:r>
+            <w:r>
+              <w:rPr>
+                <w:rFonts w:ascii="Calibri" w:hAnsi="Calibri" w:eastAsia="Calibri" w:cs="Calibri"/>
+              </w:rPr>
+              <w:t xml:space="preserve">acquisition, supply, development, operation, and maintenance activities</w:t>
+            </w:r>
+            <w:r>
+              <w:rPr>
+                <w:rFonts w:ascii="Calibri" w:hAnsi="Calibri" w:eastAsia="Calibri" w:cs="Calibri"/>
+                <w:lang w:val="en-GB"/>
+              </w:rPr>
+              <w:t xml:space="preserve"> required throughout the cycle,</w:t>
+            </w:r>
+            <w:r>
+              <w:rPr>
+                <w:rFonts w:ascii="Calibri" w:hAnsi="Calibri" w:eastAsia="Calibri" w:cs="Calibri"/>
+              </w:rPr>
+              <w:t xml:space="preserve"> with </w:t>
+            </w:r>
+            <w:r>
+              <w:rPr>
+                <w:rFonts w:ascii="Calibri" w:hAnsi="Calibri" w:eastAsia="Calibri" w:cs="Calibri"/>
+                <w:lang w:val="en-GB"/>
+              </w:rPr>
+              <w:t xml:space="preserve">an </w:t>
+            </w:r>
+            <w:r>
+              <w:rPr>
+                <w:rFonts w:ascii="Calibri" w:hAnsi="Calibri" w:eastAsia="Calibri" w:cs="Calibri"/>
+              </w:rPr>
+              <w:t xml:space="preserve">emphasis on</w:t>
+            </w:r>
+            <w:r>
+              <w:rPr>
+                <w:rFonts w:ascii="Calibri" w:hAnsi="Calibri" w:eastAsia="Calibri" w:cs="Calibri"/>
+                <w:lang w:val="en-GB"/>
+              </w:rPr>
+              <w:t xml:space="preserve"> assessing and improving the processes within the cycle</w:t>
+            </w:r>
+            <w:r>
+              <w:rPr>
+                <w:rFonts w:ascii="Calibri" w:hAnsi="Calibri" w:eastAsia="Calibri" w:cs="Calibri"/>
+              </w:rPr>
+              <w:t xml:space="preserve">.</w:t>
+            </w:r>
+            <w:r>
+              <w:rPr>
+                <w:rFonts w:ascii="Calibri" w:hAnsi="Calibri" w:eastAsia="Calibri" w:cs="Calibri"/>
+                <w:lang w:val="en-GB"/>
+              </w:rPr>
+              <w:t xml:space="preserve"> Application of this is reflected in the iterative nature of Agile project management, with sprint retrospectives evaluating the process of development and feedback informing the improvement of future sprints (</w:t>
+            </w:r>
+            <w:r>
+              <w:rPr>
+                <w:rFonts w:ascii="Calibri" w:hAnsi="Calibri" w:eastAsia="Calibri" w:cs="Calibri"/>
+                <w:lang w:val="en-GB"/>
+              </w:rPr>
+              <w:t xml:space="preserve">https://github.com/TortoiseLeaf/laurenk_personal_repository_2025/blob/main/notes/sprint-review.png</w:t>
+            </w:r>
+            <w:r>
+              <w:rPr>
+                <w:rFonts w:ascii="Calibri" w:hAnsi="Calibri" w:eastAsia="Calibri" w:cs="Calibri"/>
+                <w:lang w:val="en-GB"/>
+              </w:rPr>
+              <w:t xml:space="preserve">).</w:t>
+            </w:r>
+            <w:r>
+              <w:rPr>
+                <w:rFonts w:ascii="Calibri" w:hAnsi="Calibri" w:eastAsia="Calibri" w:cs="Calibri"/>
+                <w:highlight w:val="none"/>
+              </w:rPr>
+            </w:r>
+            <w:r>
+              <w:rPr>
+                <w:rFonts w:ascii="Calibri" w:hAnsi="Calibri" w:eastAsia="Calibri" w:cs="Calibri"/>
+              </w:rPr>
+            </w:r>
+          </w:p>
+          <w:p>
+            <w:pPr>
+              <w:pBdr/>
+              <w:spacing w:after="40" w:before="40"/>
+              <w:ind/>
+              <w:rPr>
+                <w:rFonts w:ascii="Calibri" w:hAnsi="Calibri" w:eastAsia="Calibri" w:cs="Calibri"/>
+                <w:highlight w:val="none"/>
+              </w:rPr>
+            </w:pPr>
+            <w:r>
+              <w:rPr>
+                <w:rFonts w:ascii="Calibri" w:hAnsi="Calibri" w:eastAsia="Calibri" w:cs="Calibri"/>
+                <w:highlight w:val="none"/>
+              </w:rPr>
+            </w:r>
+            <w:r>
+              <w:rPr>
+                <w:rFonts w:ascii="Calibri" w:hAnsi="Calibri" w:eastAsia="Calibri" w:cs="Calibri"/>
+                <w:highlight w:val="none"/>
+              </w:rPr>
+            </w:r>
+            <w:r>
+              <w:rPr>
+                <w:rFonts w:ascii="Calibri" w:hAnsi="Calibri" w:eastAsia="Calibri" w:cs="Calibri"/>
+                <w:highlight w:val="none"/>
+              </w:rPr>
+            </w:r>
+          </w:p>
+          <w:p>
+            <w:pPr>
+              <w:pBdr/>
+              <w:spacing w:after="40" w:before="40"/>
+              <w:ind/>
+              <w:rPr>
+                <w:rFonts w:ascii="Calibri" w:hAnsi="Calibri" w:eastAsia="Calibri" w:cs="Calibri"/>
+                <w:highlight w:val="none"/>
+              </w:rPr>
+            </w:pPr>
+            <w:r>
+              <w:rPr>
+                <w:rFonts w:ascii="Calibri" w:hAnsi="Calibri" w:eastAsia="Calibri" w:cs="Calibri"/>
+              </w:rPr>
+              <w:t xml:space="preserve">The SEI CMMI (Capability Maturity Model Integratio</w:t>
+            </w:r>
+            <w:r>
+              <w:rPr>
+                <w:rFonts w:ascii="Calibri" w:hAnsi="Calibri" w:eastAsia="Calibri" w:cs="Calibri"/>
+              </w:rPr>
+              <w:t xml:space="preserve">n) </w:t>
+            </w:r>
+            <w:r>
+              <w:rPr>
+                <w:rFonts w:ascii="Calibri" w:hAnsi="Calibri" w:eastAsia="Calibri" w:cs="Calibri"/>
+                <w:lang w:val="en-GB"/>
+              </w:rPr>
+              <w:t xml:space="preserve">is</w:t>
+            </w:r>
+            <w:r>
+              <w:rPr>
+                <w:rFonts w:ascii="Calibri" w:hAnsi="Calibri" w:eastAsia="Calibri" w:cs="Calibri"/>
+              </w:rPr>
+              <w:t xml:space="preserve"> a five-level maturity framework </w:t>
+            </w:r>
+            <w:r>
+              <w:rPr>
+                <w:rFonts w:ascii="Calibri" w:hAnsi="Calibri" w:eastAsia="Calibri" w:cs="Calibri"/>
+                <w:lang w:val="en-GB"/>
+              </w:rPr>
+              <w:t xml:space="preserve">ranging from </w:t>
+            </w:r>
+            <w:r>
+              <w:rPr>
+                <w:rFonts w:ascii="Calibri" w:hAnsi="Calibri" w:eastAsia="Calibri" w:cs="Calibri"/>
+              </w:rPr>
+              <w:t xml:space="preserve">Initial</w:t>
+            </w:r>
+            <w:r>
+              <w:rPr>
+                <w:rFonts w:ascii="Calibri" w:hAnsi="Calibri" w:eastAsia="Calibri" w:cs="Calibri"/>
+                <w:lang w:val="en-GB"/>
+              </w:rPr>
+              <w:t xml:space="preserve"> to</w:t>
+            </w:r>
+            <w:r>
+              <w:rPr>
+                <w:rFonts w:ascii="Calibri" w:hAnsi="Calibri" w:eastAsia="Calibri" w:cs="Calibri"/>
+              </w:rPr>
+              <w:t xml:space="preserve"> Managed, Defined, Quantitatively Managed</w:t>
+            </w:r>
+            <w:r>
+              <w:rPr>
+                <w:rFonts w:ascii="Calibri" w:hAnsi="Calibri" w:eastAsia="Calibri" w:cs="Calibri"/>
+                <w:lang w:val="en-GB"/>
+              </w:rPr>
+              <w:t xml:space="preserve"> and</w:t>
+            </w:r>
+            <w:r>
+              <w:rPr>
+                <w:rFonts w:ascii="Calibri" w:hAnsi="Calibri" w:eastAsia="Calibri" w:cs="Calibri"/>
+              </w:rPr>
+              <w:t xml:space="preserve"> Optimizing for process improvement</w:t>
+            </w:r>
+            <w:r>
+              <w:rPr>
+                <w:rFonts w:ascii="Calibri" w:hAnsi="Calibri" w:eastAsia="Calibri" w:cs="Calibri"/>
+                <w:lang w:val="en-GB"/>
+              </w:rPr>
+              <w:t xml:space="preserve"> in organisations</w:t>
+            </w:r>
+            <w:r>
+              <w:rPr>
+                <w:rFonts w:ascii="Calibri" w:hAnsi="Calibri" w:eastAsia="Calibri" w:cs="Calibri"/>
+                <w:lang w:val="en-GB"/>
+              </w:rPr>
+              <w:t xml:space="preserve">. It</w:t>
+            </w:r>
+            <w:r>
+              <w:rPr>
+                <w:rFonts w:ascii="Calibri" w:hAnsi="Calibri" w:eastAsia="Calibri" w:cs="Calibri"/>
+              </w:rPr>
+              <w:t xml:space="preserve"> en</w:t>
+            </w:r>
+            <w:r>
+              <w:rPr>
+                <w:rFonts w:ascii="Calibri" w:hAnsi="Calibri" w:eastAsia="Calibri" w:cs="Calibri"/>
+                <w:lang w:val="en-GB"/>
+              </w:rPr>
+              <w:t xml:space="preserve">courages</w:t>
+            </w:r>
+            <w:r>
+              <w:rPr>
+                <w:rFonts w:ascii="Calibri" w:hAnsi="Calibri" w:eastAsia="Calibri" w:cs="Calibri"/>
+              </w:rPr>
+              <w:t xml:space="preserve"> systematic evaluation and enhancement</w:t>
+            </w:r>
+            <w:r>
+              <w:rPr>
+                <w:rFonts w:ascii="Calibri" w:hAnsi="Calibri" w:eastAsia="Calibri" w:cs="Calibri"/>
+                <w:lang w:val="en-GB"/>
+              </w:rPr>
+              <w:t xml:space="preserve"> of organisational processes (</w:t>
+            </w:r>
+            <w:r>
+              <w:rPr>
+                <w:rFonts w:ascii="Calibri" w:hAnsi="Calibri" w:eastAsia="Calibri" w:cs="Calibri"/>
+                <w:lang w:val="en-GB"/>
+              </w:rPr>
+              <w:t xml:space="preserve">https://optimalsolutionsgroup.com/2017/04/28/capability-maturity-model-integration-training-emphasizes-risk-management-and-best-practices/</w:t>
+            </w:r>
+            <w:r>
+              <w:rPr>
+                <w:rFonts w:ascii="Calibri" w:hAnsi="Calibri" w:eastAsia="Calibri" w:cs="Calibri"/>
+                <w:lang w:val="en-GB"/>
+              </w:rPr>
+              <w:t xml:space="preserve">)</w:t>
+            </w:r>
+            <w:r>
+              <w:rPr>
+                <w:rFonts w:ascii="Calibri" w:hAnsi="Calibri" w:eastAsia="Calibri" w:cs="Calibri"/>
+              </w:rPr>
+              <w:t xml:space="preserve">.</w:t>
+            </w:r>
+            <w:r>
+              <w:rPr>
+                <w:rFonts w:ascii="Calibri" w:hAnsi="Calibri" w:eastAsia="Calibri" w:cs="Calibri"/>
+                <w:lang w:val="en-GB"/>
+              </w:rPr>
+              <w:t xml:space="preserve"> This can also be evidenced in the Agile management of the project in how as the project progresses, feedback from sprint retrospectives has been applied and progress can be gauged in management software like JIRA reports.  This project control chart shows project progress improving as feedback is applied to organisational processes, and dipping where major organisational changes are happening at the end of the project timeline (</w:t>
+            </w:r>
+            <w:r>
+              <w:rPr>
+                <w:rFonts w:ascii="Calibri" w:hAnsi="Calibri" w:eastAsia="Calibri" w:cs="Calibri"/>
+                <w:lang w:val="en-GB"/>
+              </w:rPr>
+              <w:t xml:space="preserve">https://github.com/TortoiseLeaf/laurenk_personal_repository_2025/blob/main/notes/jira-report.png</w:t>
+            </w:r>
+            <w:r>
+              <w:rPr>
+                <w:rFonts w:ascii="Calibri" w:hAnsi="Calibri" w:eastAsia="Calibri" w:cs="Calibri"/>
+                <w:lang w:val="en-GB"/>
+              </w:rPr>
+              <w:t xml:space="preserve">).</w:t>
+            </w:r>
+            <w:r>
+              <w:rPr>
+                <w:rFonts w:ascii="Calibri" w:hAnsi="Calibri" w:eastAsia="Calibri" w:cs="Calibri"/>
+                <w:highlight w:val="none"/>
+              </w:rPr>
+            </w:r>
+          </w:p>
+          <w:p>
+            <w:pPr>
+              <w:pBdr/>
+              <w:spacing w:after="40" w:before="40"/>
+              <w:ind/>
+              <w:rPr>
+                <w:rFonts w:ascii="Aptos" w:hAnsi="Aptos" w:eastAsia="Aptos" w:cs="Aptos"/>
+                <w:bCs w:val="0"/>
+                <w:i w:val="0"/>
+                <w:color w:val="000000"/>
+                <w:sz w:val="22"/>
+                <w:szCs w:val="22"/>
+                <w:highlight w:val="none"/>
+                <w:lang w:val="en-GB"/>
+              </w:rPr>
+            </w:pPr>
+            <w:r>
+              <w:rPr>
+                <w:rFonts w:ascii="Calibri" w:hAnsi="Calibri" w:eastAsia="Calibri" w:cs="Calibri"/>
+                <w:i w:val="0"/>
+                <w:iCs w:val="0"/>
+                <w:color w:val="000000"/>
+                <w:sz w:val="22"/>
+                <w:szCs w:val="22"/>
+                <w:highlight w:val="none"/>
+                <w:lang w:val="en-GB" w:bidi="en-GB"/>
+              </w:rPr>
+            </w:r>
             <w:r>
               <w:rPr>
                 <w:rFonts w:ascii="Aptos" w:hAnsi="Aptos" w:eastAsia="Aptos" w:cs="Aptos"/>
@@ -519,7 +999,12 @@
                 <w:lang w:val="en-GB"/>
               </w:rPr>
             </w:r>
-            <w:r>
+          </w:p>
+          <w:p>
+            <w:pPr>
+              <w:pBdr/>
+              <w:spacing w:after="40" w:before="40"/>
+              <w:ind/>
               <w:rPr>
                 <w:rFonts w:ascii="Aptos" w:hAnsi="Aptos" w:eastAsia="Aptos" w:cs="Aptos"/>
                 <w:bCs w:val="0"/>
@@ -530,13 +1015,87 @@
                 <w:highlight w:val="none"/>
                 <w:lang w:val="en-GB"/>
               </w:rPr>
+            </w:pPr>
+            <w:r>
+              <w:rPr>
+                <w:rFonts w:ascii="Calibri" w:hAnsi="Calibri" w:cs="Calibri"/>
+                <w:i w:val="0"/>
+                <w:iCs w:val="0"/>
+                <w:color w:val="000000"/>
+                <w:highlight w:val="none"/>
+                <w:lang w:val="en-GB"/>
+              </w:rPr>
+              <w:t xml:space="preserve">The team uses Agile Scrum Agile Project Management (APM) as evidenced in the JIRA backlog (</w:t>
             </w:r>
-          </w:p>
-          <w:p>
-            <w:pPr>
-              <w:pBdr/>
-              <w:spacing w:after="40" w:before="40"/>
-              <w:ind/>
+            <w:r>
+              <w:rPr>
+                <w:rFonts w:ascii="Calibri" w:hAnsi="Calibri" w:cs="Calibri"/>
+                <w:i w:val="0"/>
+                <w:iCs w:val="0"/>
+                <w:color w:val="000000"/>
+                <w:highlight w:val="none"/>
+                <w:lang w:val="en-GB"/>
+              </w:rPr>
+              <w:t xml:space="preserve">https://uhimoraydev.atlassian.net/jira/software/c/projects/MAUIS/boards/4/backlog</w:t>
+            </w:r>
+            <w:r>
+              <w:rPr>
+                <w:rFonts w:ascii="Calibri" w:hAnsi="Calibri" w:cs="Calibri"/>
+                <w:i w:val="0"/>
+                <w:iCs w:val="0"/>
+                <w:color w:val="000000"/>
+                <w:highlight w:val="none"/>
+                <w:lang w:val="en-GB"/>
+              </w:rPr>
+              <w:t xml:space="preserve">), where tasks are listed and organised into sprints in order to manage project development.</w:t>
+            </w:r>
+            <w:r>
+              <w:rPr>
+                <w:rFonts w:ascii="Calibri" w:hAnsi="Calibri" w:cs="Calibri"/>
+                <w:i w:val="0"/>
+                <w:iCs w:val="0"/>
+                <w:color w:val="000000"/>
+                <w:highlight w:val="none"/>
+                <w:lang w:val="en-GB"/>
+              </w:rPr>
+              <w:t xml:space="preserve"> The backlog items are then org</w:t>
+            </w:r>
+            <w:r>
+              <w:rPr>
+                <w:rFonts w:ascii="Calibri" w:hAnsi="Calibri" w:cs="Calibri"/>
+                <w:i w:val="0"/>
+                <w:iCs w:val="0"/>
+                <w:color w:val="000000"/>
+                <w:highlight w:val="none"/>
+                <w:lang w:val="en-GB"/>
+              </w:rPr>
+              <w:t xml:space="preserve">anised into “sprints” of two-week periods, where groups of tasks are assigned and completed in stages of project development. Stakeholder feedback is integrated into task organisation and prioritisation at the end of sprints, in accordance with ISO 10006 (</w:t>
+            </w:r>
+            <w:r>
+              <w:rPr>
+                <w:rFonts w:ascii="Calibri" w:hAnsi="Calibri" w:cs="Calibri"/>
+                <w:i w:val="0"/>
+                <w:iCs w:val="0"/>
+                <w:color w:val="000000"/>
+                <w:highlight w:val="none"/>
+                <w:lang w:val="en-GB"/>
+              </w:rPr>
+              <w:t xml:space="preserve">https://pacificcert.com/iso-10006-2017-quality-management-in-projects/</w:t>
+            </w:r>
+            <w:r>
+              <w:rPr>
+                <w:rFonts w:ascii="Aptos" w:hAnsi="Aptos" w:eastAsia="Aptos" w:cs="Aptos"/>
+                <w:i w:val="0"/>
+                <w:iCs w:val="0"/>
+                <w:color w:val="000000"/>
+                <w:sz w:val="22"/>
+                <w:szCs w:val="22"/>
+                <w:highlight w:val="none"/>
+                <w:lang w:val="en-GB"/>
+              </w:rPr>
+              <w:t xml:space="preserve">).</w:t>
+            </w:r>
+            <w:r>
               <w:rPr>
                 <w:rFonts w:ascii="Aptos" w:hAnsi="Aptos" w:eastAsia="Aptos" w:cs="Aptos"/>
                 <w:bCs w:val="0"/>
@@ -547,61 +1106,47 @@
                 <w:highlight w:val="none"/>
                 <w:lang w:val="en-GB"/>
               </w:rPr>
+            </w:r>
+            <w:r>
+              <w:rPr>
+                <w:rFonts w:ascii="Aptos" w:hAnsi="Aptos" w:eastAsia="Aptos" w:cs="Aptos"/>
+                <w:bCs w:val="0"/>
+                <w:i w:val="0"/>
+                <w:color w:val="000000"/>
+                <w:sz w:val="22"/>
+                <w:szCs w:val="22"/>
+                <w:highlight w:val="none"/>
+                <w:lang w:val="en-GB"/>
+              </w:rPr>
+            </w:r>
+          </w:p>
+          <w:p>
+            <w:pPr>
+              <w:pBdr/>
+              <w:spacing w:after="40" w:before="40"/>
+              <w:ind/>
+              <w:rPr>
+                <w:rFonts w:ascii="Aptos" w:hAnsi="Aptos" w:eastAsia="Aptos" w:cs="Aptos"/>
+                <w:bCs w:val="0"/>
+                <w:i w:val="0"/>
+                <w:color w:val="000000"/>
+                <w:sz w:val="22"/>
+                <w:szCs w:val="22"/>
+                <w:highlight w:val="none"/>
+                <w:lang w:val="en-GB"/>
+              </w:rPr>
             </w:pPr>
             <w:r>
               <w:rPr>
-                <w:rFonts w:ascii="Calibri" w:hAnsi="Calibri" w:cs="Calibri"/>
+                <w:rFonts w:ascii="Aptos" w:hAnsi="Aptos" w:eastAsia="Aptos" w:cs="Aptos"/>
                 <w:i w:val="0"/>
                 <w:iCs w:val="0"/>
                 <w:color w:val="000000"/>
+                <w:sz w:val="22"/>
+                <w:szCs w:val="22"/>
                 <w:highlight w:val="none"/>
-                <w:lang w:val="en-GB"/>
-              </w:rPr>
-              <w:t xml:space="preserve">The team uses Agile Scrum Agile Project Management (APM) as evidenced in the JIRA backlog (</w:t>
-            </w:r>
-            <w:r>
-              <w:rPr>
-                <w:rFonts w:ascii="Calibri" w:hAnsi="Calibri" w:cs="Calibri"/>
-                <w:i w:val="0"/>
-                <w:iCs w:val="0"/>
-                <w:color w:val="000000"/>
-                <w:highlight w:val="none"/>
-                <w:lang w:val="en-GB"/>
-              </w:rPr>
-              <w:t xml:space="preserve">https://uhimoraydev.atlassian.net/jira/software/c/projects/MAUIS/boards/4/backlog</w:t>
-            </w:r>
-            <w:r>
-              <w:rPr>
-                <w:rFonts w:ascii="Calibri" w:hAnsi="Calibri" w:cs="Calibri"/>
-                <w:i w:val="0"/>
-                <w:iCs w:val="0"/>
-                <w:color w:val="000000"/>
-                <w:highlight w:val="none"/>
-                <w:lang w:val="en-GB"/>
-              </w:rPr>
-              <w:t xml:space="preserve">), used to store and coordinate a list of tasks</w:t>
-            </w:r>
-            <w:r>
-              <w:rPr>
-                <w:rFonts w:ascii="Calibri" w:hAnsi="Calibri" w:cs="Calibri"/>
-                <w:i w:val="0"/>
-                <w:iCs w:val="0"/>
-                <w:color w:val="000000"/>
-                <w:highlight w:val="none"/>
-                <w:lang w:val="en-GB"/>
-              </w:rPr>
-              <w:t xml:space="preserve"> identified as necessary to developing and completing the project. The backlog items are then organised into “sprints” of two-week periods, where groups of tasks are assigned and completed in stages of project development in accordance with ISO 10006 3.3 (</w:t>
-            </w:r>
-            <w:r>
-              <w:rPr>
-                <w:rFonts w:ascii="Calibri" w:hAnsi="Calibri" w:cs="Calibri"/>
-                <w:i w:val="0"/>
-                <w:iCs w:val="0"/>
-                <w:color w:val="000000"/>
-                <w:highlight w:val="none"/>
-                <w:lang w:val="en-GB"/>
-              </w:rPr>
-              <w:t xml:space="preserve">https://www.iso.org/obp/ui/#iso:std:iso:10006:ed-3:v1:en</w:t>
+                <w:lang w:val="en-GB" w:bidi="en-GB"/>
+              </w:rPr>
             </w:r>
             <w:r>
               <w:rPr>
@@ -614,7 +1159,6 @@
                 <w:highlight w:val="none"/>
                 <w:lang w:val="en-GB"/>
               </w:rPr>
-              <w:t xml:space="preserve">) </w:t>
             </w:r>
             <w:r>
               <w:rPr>
@@ -628,7 +1172,131 @@
                 <w:lang w:val="en-GB"/>
               </w:rPr>
             </w:r>
+          </w:p>
+          <w:p>
+            <w:pPr>
+              <w:pBdr/>
+              <w:spacing w:after="40" w:before="40"/>
+              <w:ind/>
+              <w:rPr>
+                <w:rFonts w:ascii="Aptos" w:hAnsi="Aptos" w:eastAsia="Aptos" w:cs="Aptos"/>
+                <w:bCs w:val="0"/>
+                <w:i w:val="0"/>
+                <w:color w:val="000000"/>
+                <w:sz w:val="22"/>
+                <w:szCs w:val="22"/>
+                <w:highlight w:val="none"/>
+                <w:lang w:val="en-GB" w:bidi="en-GB"/>
+              </w:rPr>
+            </w:pPr>
             <w:r>
+              <w:rPr>
+                <w:rFonts w:ascii="Aptos" w:hAnsi="Aptos" w:eastAsia="Aptos" w:cs="Aptos"/>
+                <w:i w:val="0"/>
+                <w:iCs w:val="0"/>
+                <w:color w:val="000000"/>
+                <w:sz w:val="22"/>
+                <w:szCs w:val="22"/>
+                <w:highlight w:val="none"/>
+                <w:lang w:val="en-GB" w:bidi="en-GB"/>
+              </w:rPr>
+              <w:t xml:space="preserve">The same proje</w:t>
+            </w:r>
+            <w:r>
+              <w:rPr>
+                <w:rFonts w:ascii="Aptos" w:hAnsi="Aptos" w:eastAsia="Aptos" w:cs="Aptos"/>
+                <w:i w:val="0"/>
+                <w:iCs w:val="0"/>
+                <w:color w:val="000000"/>
+                <w:sz w:val="22"/>
+                <w:szCs w:val="22"/>
+                <w:highlight w:val="none"/>
+                <w:lang w:val="en-GB" w:bidi="en-GB"/>
+              </w:rPr>
+              <w:t xml:space="preserve">ct management system is used to report bugs, where tickets are assigned with descriptions of the bug and how to reproduce it. Bug tickets are also assigned priority by numbering their severity from 1-5 to explain their risk, or if negligible they are sorte</w:t>
+            </w:r>
+            <w:r>
+              <w:rPr>
+                <w:rFonts w:ascii="Aptos" w:hAnsi="Aptos" w:eastAsia="Aptos" w:cs="Aptos"/>
+                <w:i w:val="0"/>
+                <w:iCs w:val="0"/>
+                <w:color w:val="000000"/>
+                <w:sz w:val="22"/>
+                <w:szCs w:val="22"/>
+                <w:highlight w:val="none"/>
+                <w:lang w:val="en-GB" w:bidi="en-GB"/>
+              </w:rPr>
+              <w:t xml:space="preserve">d</w:t>
+            </w:r>
+            <w:r>
+              <w:rPr>
+                <w:rFonts w:ascii="Aptos" w:hAnsi="Aptos" w:eastAsia="Aptos" w:cs="Aptos"/>
+                <w:i w:val="0"/>
+                <w:iCs w:val="0"/>
+                <w:color w:val="000000"/>
+                <w:sz w:val="22"/>
+                <w:szCs w:val="22"/>
+                <w:highlight w:val="none"/>
+                <w:lang w:val="en-GB" w:bidi="en-GB"/>
+              </w:rPr>
+              <w:t xml:space="preserve"> into the backlog where they can be picked up into a later sprint. Reported bug tickets exist in their own ticket category and they are tracked along the Kanban board similarly to regular tickets, with reviews and ticket closures to mark their resolution (</w:t>
+            </w:r>
+            <w:r>
+              <w:rPr>
+                <w:rFonts w:ascii="Aptos" w:hAnsi="Aptos" w:eastAsia="Aptos" w:cs="Aptos"/>
+                <w:i w:val="0"/>
+                <w:iCs w:val="0"/>
+                <w:color w:val="000000"/>
+                <w:sz w:val="22"/>
+                <w:szCs w:val="22"/>
+                <w:highlight w:val="none"/>
+                <w:lang w:val="en-GB" w:bidi="en-GB"/>
+              </w:rPr>
+              <w:t xml:space="preserve">https://github.com/TortoiseLeaf/laurenk_personal_repository_2025/blob/main/notes/bug-traige-jira.png</w:t>
+            </w:r>
+            <w:r>
+              <w:rPr>
+                <w:rFonts w:ascii="Aptos" w:hAnsi="Aptos" w:eastAsia="Aptos" w:cs="Aptos"/>
+                <w:i w:val="0"/>
+                <w:iCs w:val="0"/>
+                <w:color w:val="000000"/>
+                <w:sz w:val="22"/>
+                <w:szCs w:val="22"/>
+                <w:highlight w:val="none"/>
+                <w:lang w:val="en-GB" w:bidi="en-GB"/>
+              </w:rPr>
+              <w:t xml:space="preserve">).</w:t>
+            </w:r>
+            <w:r>
+              <w:rPr>
+                <w:rFonts w:ascii="Aptos" w:hAnsi="Aptos" w:eastAsia="Aptos" w:cs="Aptos"/>
+                <w:bCs w:val="0"/>
+                <w:i w:val="0"/>
+                <w:color w:val="000000"/>
+                <w:sz w:val="22"/>
+                <w:szCs w:val="22"/>
+                <w:highlight w:val="none"/>
+                <w:lang w:val="en-GB" w:bidi="en-GB"/>
+              </w:rPr>
+            </w:r>
+            <w:r>
+              <w:rPr>
+                <w:rFonts w:ascii="Aptos" w:hAnsi="Aptos" w:eastAsia="Aptos" w:cs="Aptos"/>
+                <w:bCs w:val="0"/>
+                <w:i w:val="0"/>
+                <w:color w:val="000000"/>
+                <w:sz w:val="22"/>
+                <w:szCs w:val="22"/>
+                <w:highlight w:val="none"/>
+                <w:lang w:val="en-GB" w:bidi="en-GB"/>
+              </w:rPr>
+            </w:r>
+          </w:p>
+          <w:p>
+            <w:pPr>
+              <w:pBdr/>
+              <w:spacing w:after="40" w:before="40"/>
+              <w:ind/>
               <w:rPr>
                 <w:rFonts w:ascii="Aptos" w:hAnsi="Aptos" w:eastAsia="Aptos" w:cs="Aptos"/>
                 <w:bCs w:val="0"/>
@@ -639,23 +1307,6 @@
                 <w:highlight w:val="none"/>
                 <w:lang w:val="en-GB"/>
               </w:rPr>
-            </w:r>
-          </w:p>
-          <w:p>
-            <w:pPr>
-              <w:pBdr/>
-              <w:spacing w:after="40" w:before="40"/>
-              <w:ind/>
-              <w:rPr>
-                <w:rFonts w:ascii="Aptos" w:hAnsi="Aptos" w:eastAsia="Aptos" w:cs="Aptos"/>
-                <w:bCs w:val="0"/>
-                <w:i w:val="0"/>
-                <w:color w:val="000000"/>
-                <w:sz w:val="22"/>
-                <w:szCs w:val="22"/>
-                <w:highlight w:val="none"/>
-                <w:lang w:val="en-GB" w:bidi="en-GB"/>
-              </w:rPr>
             </w:pPr>
             <w:r>
               <w:rPr>
@@ -668,20 +1319,6 @@
                 <w:highlight w:val="none"/>
                 <w:lang w:val="en-GB" w:bidi="en-GB"/>
               </w:rPr>
-              <w:t xml:space="preserve">The same system is used to report bugs, where tickets are assigned with descriptions of the bug and how to reproduce it. Bug tickets are also assigned priority by numbering their severity from 1-5 to explain their risk, or if negligible they are sorte</w:t>
-            </w:r>
-            <w:r>
-              <w:rPr>
-                <w:rFonts w:ascii="Aptos" w:hAnsi="Aptos" w:eastAsia="Aptos" w:cs="Aptos"/>
-                <w:i w:val="0"/>
-                <w:iCs w:val="0"/>
-                <w:color w:val="000000"/>
-                <w:sz w:val="22"/>
-                <w:szCs w:val="22"/>
-                <w:highlight w:val="none"/>
-                <w:lang w:val="en-GB" w:bidi="en-GB"/>
-              </w:rPr>
-              <w:t xml:space="preserve">d into the backlog where they can be picked up into a later sprint. Reported bug tickets exist in their own ticket category and they are tracked along the Kanban board similarly to regular tickets, with reviews and ticket closures to mark their resolution.</w:t>
             </w:r>
             <w:r>
               <w:rPr>
@@ -693,59 +1330,6 @@
                 <w:szCs w:val="22"/>
                 <w:highlight w:val="none"/>
                 <w:lang w:val="en-GB"/>
-              </w:rPr>
-            </w:r>
-            <w:r>
-              <w:rPr>
-                <w:rFonts w:ascii="Aptos" w:hAnsi="Aptos" w:eastAsia="Aptos" w:cs="Aptos"/>
-                <w:bCs w:val="0"/>
-                <w:i w:val="0"/>
-                <w:color w:val="000000"/>
-                <w:sz w:val="22"/>
-                <w:szCs w:val="22"/>
-                <w:highlight w:val="none"/>
-                <w:lang w:val="en-GB" w:bidi="en-GB"/>
-              </w:rPr>
-            </w:r>
-          </w:p>
-          <w:p>
-            <w:pPr>
-              <w:pBdr/>
-              <w:spacing w:after="40" w:before="40"/>
-              <w:ind/>
-              <w:rPr>
-                <w:rFonts w:ascii="Aptos" w:hAnsi="Aptos" w:eastAsia="Aptos" w:cs="Aptos"/>
-                <w:bCs w:val="0"/>
-                <w:i w:val="0"/>
-                <w:color w:val="000000"/>
-                <w:sz w:val="22"/>
-                <w:szCs w:val="22"/>
-                <w:highlight w:val="none"/>
-                <w:lang w:val="en-GB"/>
-              </w:rPr>
-            </w:pPr>
-            <w:r>
-              <w:rPr>
-                <w:rFonts w:ascii="Aptos" w:hAnsi="Aptos" w:eastAsia="Aptos" w:cs="Aptos"/>
-                <w:i w:val="0"/>
-                <w:iCs w:val="0"/>
-                <w:color w:val="000000"/>
-                <w:sz w:val="22"/>
-                <w:szCs w:val="22"/>
-                <w:highlight w:val="none"/>
-                <w:lang w:val="en-GB" w:bidi="en-GB"/>
-              </w:rPr>
-            </w:r>
-            <w:r>
-              <w:rPr>
-                <w:rFonts w:ascii="Aptos" w:hAnsi="Aptos" w:eastAsia="Aptos" w:cs="Aptos"/>
-                <w:i w:val="0"/>
-                <w:iCs w:val="0"/>
-                <w:color w:val="000000"/>
-                <w:sz w:val="22"/>
-                <w:szCs w:val="22"/>
-                <w:highlight w:val="none"/>
-                <w:lang w:val="en-GB" w:bidi="en-GB"/>
               </w:rPr>
             </w:r>
             <w:r>
@@ -862,7 +1446,7 @@
               <w:bottom w:val="single" w:color="auto" w:sz="4" w:space="0"/>
               <w:right w:val="single" w:color="auto" w:sz="4" w:space="0"/>
             </w:tcBorders>
-            <w:tcW w:w="1033" w:type="dxa"/>
+            <w:tcW w:w="1031" w:type="dxa"/>
             <w:textDirection w:val="lrTb"/>
             <w:noWrap w:val="false"/>
           </w:tcPr>
@@ -906,7 +1490,7 @@
               <w:bottom w:val="single" w:color="auto" w:sz="4" w:space="0"/>
               <w:right w:val="single" w:color="auto" w:sz="4" w:space="0"/>
             </w:tcBorders>
-            <w:tcW w:w="1369" w:type="dxa"/>
+            <w:tcW w:w="1137" w:type="dxa"/>
             <w:textDirection w:val="lrTb"/>
             <w:noWrap w:val="false"/>
           </w:tcPr>
@@ -949,7 +1533,7 @@
               <w:bottom w:val="single" w:color="auto" w:sz="4" w:space="0"/>
               <w:right w:val="single" w:color="auto" w:sz="4" w:space="0"/>
             </w:tcBorders>
-            <w:tcW w:w="4681" w:type="dxa"/>
+            <w:tcW w:w="2911" w:type="dxa"/>
             <w:textDirection w:val="lrTb"/>
             <w:noWrap w:val="false"/>
           </w:tcPr>
@@ -992,7 +1576,7 @@
               <w:bottom w:val="single" w:color="auto" w:sz="4" w:space="0"/>
               <w:right w:val="single" w:color="auto" w:sz="4" w:space="0"/>
             </w:tcBorders>
-            <w:tcW w:w="4394" w:type="dxa"/>
+            <w:tcW w:w="3260" w:type="dxa"/>
             <w:textDirection w:val="lrTb"/>
             <w:noWrap w:val="false"/>
           </w:tcPr>
@@ -1042,7 +1626,7 @@
               <w:bottom w:val="single" w:color="auto" w:sz="4" w:space="0"/>
               <w:right w:val="single" w:color="auto" w:sz="4" w:space="0"/>
             </w:tcBorders>
-            <w:tcW w:w="9497" w:type="dxa"/>
+            <w:tcW w:w="13793" w:type="dxa"/>
             <w:textDirection w:val="lrTb"/>
             <w:noWrap w:val="false"/>
           </w:tcPr>
@@ -1054,6 +1638,8 @@
               <w:rPr>
                 <w:rFonts w:ascii="Calibri" w:hAnsi="Calibri" w:cs="Calibri"/>
                 <w:color w:val="000000"/>
+                <w:highlight w:val="none"/>
+                <w:lang w:val="en-GB"/>
               </w:rPr>
             </w:pPr>
             <w:r>
@@ -1062,7 +1648,7 @@
                 <w:color w:val="000000"/>
                 <w:lang w:val="en-GB"/>
               </w:rPr>
-              <w:t xml:space="preserve">Using principles of business transformation like customer-focus and empowered-people, with focus on people and culture and measurable outcomes created a recommendations report on solving the issue of social media overuse on mobile, and (</w:t>
+              <w:t xml:space="preserve">Using principles of business transformation like customer-focus and empowered-people, with focus on people and culture and measurable outcomes I created a recommendations report on solving the issue of social media overuse on mobile (</w:t>
             </w:r>
             <w:r>
               <w:rPr>
@@ -1078,12 +1664,288 @@
                 <w:color w:val="000000"/>
                 <w:lang w:val="en-GB"/>
               </w:rPr>
-              <w:t xml:space="preserve">)</w:t>
+              <w:t xml:space="preserve">).</w:t>
             </w:r>
             <w:r>
               <w:rPr>
                 <w:rFonts w:ascii="Calibri" w:hAnsi="Calibri" w:cs="Calibri"/>
                 <w:color w:val="000000"/>
+              </w:rPr>
+            </w:r>
+            <w:r>
+              <w:rPr>
+                <w:rFonts w:ascii="Calibri" w:hAnsi="Calibri" w:cs="Calibri"/>
+                <w:color w:val="000000"/>
+                <w:highlight w:val="none"/>
+                <w:lang w:val="en-GB"/>
+              </w:rPr>
+            </w:r>
+          </w:p>
+          <w:p>
+            <w:pPr>
+              <w:pBdr/>
+              <w:spacing w:after="40" w:before="40"/>
+              <w:ind/>
+              <w:rPr>
+                <w:rFonts w:ascii="Calibri" w:hAnsi="Calibri" w:cs="Calibri"/>
+                <w:color w:val="000000"/>
+              </w:rPr>
+            </w:pPr>
+            <w:r>
+              <w:rPr>
+                <w:rFonts w:ascii="Calibri" w:hAnsi="Calibri" w:cs="Calibri"/>
+                <w:color w:val="000000"/>
+              </w:rPr>
+            </w:r>
+            <w:r>
+              <w:rPr>
+                <w:rFonts w:ascii="Calibri" w:hAnsi="Calibri" w:cs="Calibri"/>
+                <w:color w:val="000000"/>
+              </w:rPr>
+            </w:r>
+            <w:r>
+              <w:rPr>
+                <w:rFonts w:ascii="Calibri" w:hAnsi="Calibri" w:cs="Calibri"/>
+                <w:color w:val="000000"/>
+              </w:rPr>
+            </w:r>
+          </w:p>
+          <w:p>
+            <w:pPr>
+              <w:pBdr/>
+              <w:spacing w:after="40" w:before="40"/>
+              <w:ind/>
+              <w:rPr>
+                <w:rFonts w:ascii="Calibri" w:hAnsi="Calibri" w:cs="Calibri"/>
+                <w:color w:val="000000"/>
+                <w:highlight w:val="none"/>
+                <w:lang w:val="en-GB"/>
+              </w:rPr>
+            </w:pPr>
+            <w:r>
+              <w:rPr>
+                <w:rFonts w:ascii="Calibri" w:hAnsi="Calibri" w:cs="Calibri"/>
+                <w:color w:val="000000"/>
+                <w:highlight w:val="none"/>
+                <w:lang w:val="en-GB"/>
+              </w:rPr>
+              <w:t xml:space="preserve">In th</w:t>
+            </w:r>
+            <w:r>
+              <w:rPr>
+                <w:rFonts w:ascii="Calibri" w:hAnsi="Calibri" w:cs="Calibri"/>
+                <w:color w:val="000000"/>
+                <w:highlight w:val="none"/>
+                <w:lang w:val="en-GB"/>
+              </w:rPr>
+              <w:t xml:space="preserve">is document I decompose and abstract a non-obvious business problem in the problem statement, collect relevant information and explore potential options in order to best make an informed recommendation based on the information explored within the document.</w:t>
+            </w:r>
+            <w:r>
+              <w:rPr>
+                <w:rFonts w:ascii="Calibri" w:hAnsi="Calibri" w:cs="Calibri"/>
+                <w:color w:val="000000"/>
+              </w:rPr>
+            </w:r>
+            <w:r>
+              <w:rPr>
+                <w:rFonts w:ascii="Calibri" w:hAnsi="Calibri" w:cs="Calibri"/>
+                <w:color w:val="000000"/>
+                <w:highlight w:val="none"/>
+                <w:lang w:val="en-GB"/>
+              </w:rPr>
+            </w:r>
+          </w:p>
+          <w:p>
+            <w:pPr>
+              <w:pBdr/>
+              <w:spacing w:after="40" w:before="40"/>
+              <w:ind/>
+              <w:rPr>
+                <w:rFonts w:ascii="Calibri" w:hAnsi="Calibri" w:cs="Calibri"/>
+                <w:color w:val="000000"/>
+              </w:rPr>
+            </w:pPr>
+            <w:r>
+              <w:rPr>
+                <w:rFonts w:ascii="Calibri" w:hAnsi="Calibri" w:cs="Calibri"/>
+                <w:color w:val="000000"/>
+              </w:rPr>
+            </w:r>
+            <w:r>
+              <w:rPr>
+                <w:rFonts w:ascii="Calibri" w:hAnsi="Calibri" w:cs="Calibri"/>
+                <w:color w:val="000000"/>
+              </w:rPr>
+            </w:r>
+            <w:r>
+              <w:rPr>
+                <w:rFonts w:ascii="Calibri" w:hAnsi="Calibri" w:cs="Calibri"/>
+                <w:color w:val="000000"/>
+              </w:rPr>
+            </w:r>
+          </w:p>
+          <w:p>
+            <w:pPr>
+              <w:pBdr/>
+              <w:spacing w:after="40" w:before="40"/>
+              <w:ind/>
+              <w:rPr>
+                <w:rFonts w:ascii="Calibri" w:hAnsi="Calibri" w:cs="Calibri"/>
+                <w:color w:val="000000"/>
+                <w:highlight w:val="none"/>
+                <w:lang w:val="en-GB"/>
+              </w:rPr>
+            </w:pPr>
+            <w:r>
+              <w:rPr>
+                <w:rFonts w:ascii="Calibri" w:hAnsi="Calibri" w:cs="Calibri"/>
+                <w:color w:val="000000"/>
+                <w:highlight w:val="none"/>
+                <w:lang w:val="en-GB"/>
+              </w:rPr>
+              <w:t xml:space="preserve">A business plan has also been created for the project in order to understand and explore the project’s place within the product landscape </w:t>
+            </w:r>
+            <w:r>
+              <w:rPr>
+                <w:rFonts w:ascii="Calibri" w:hAnsi="Calibri" w:cs="Calibri"/>
+                <w:color w:val="000000"/>
+              </w:rPr>
+            </w:r>
+            <w:r>
+              <w:rPr>
+                <w:rFonts w:ascii="Calibri" w:hAnsi="Calibri" w:cs="Calibri"/>
+                <w:color w:val="000000"/>
+                <w:highlight w:val="none"/>
+                <w:lang w:val="en-GB"/>
+              </w:rPr>
+            </w:r>
+          </w:p>
+          <w:p>
+            <w:pPr>
+              <w:pBdr/>
+              <w:spacing w:after="40" w:before="40"/>
+              <w:ind/>
+              <w:rPr>
+                <w:rFonts w:ascii="Calibri" w:hAnsi="Calibri" w:cs="Calibri"/>
+                <w:color w:val="000000"/>
+                <w:highlight w:val="none"/>
+                <w:lang w:val="en-GB"/>
+              </w:rPr>
+            </w:pPr>
+            <w:r>
+              <w:rPr>
+                <w:rFonts w:ascii="Calibri" w:hAnsi="Calibri" w:cs="Calibri"/>
+                <w:color w:val="000000"/>
+                <w:highlight w:val="none"/>
+                <w:lang w:val="en-GB"/>
+              </w:rPr>
+              <w:t xml:space="preserve">(</w:t>
+            </w:r>
+            <w:r>
+              <w:rPr>
+                <w:rFonts w:ascii="Calibri" w:hAnsi="Calibri" w:cs="Calibri"/>
+                <w:color w:val="000000"/>
+                <w:highlight w:val="none"/>
+                <w:lang w:val="en-GB"/>
+              </w:rPr>
+              <w:t xml:space="preserve">https://github.com/TortoiseLeaf/laurenk_personal_repository_2025/blob/main/UI_Software_Project_Initiation_and_Planning/Business%20Plan%20Mauis.docx</w:t>
+            </w:r>
+            <w:r>
+              <w:rPr>
+                <w:rFonts w:ascii="Calibri" w:hAnsi="Calibri" w:cs="Calibri"/>
+                <w:color w:val="000000"/>
+                <w:highlight w:val="none"/>
+                <w:lang w:val="en-GB"/>
+              </w:rPr>
+              <w:t xml:space="preserve">).</w:t>
+            </w:r>
+            <w:r>
+              <w:rPr>
+                <w:rFonts w:ascii="Calibri" w:hAnsi="Calibri" w:cs="Calibri"/>
+                <w:color w:val="000000"/>
+              </w:rPr>
+            </w:r>
+            <w:r>
+              <w:rPr>
+                <w:rFonts w:ascii="Calibri" w:hAnsi="Calibri" w:cs="Calibri"/>
+                <w:color w:val="000000"/>
+                <w:highlight w:val="none"/>
+                <w:lang w:val="en-GB"/>
+              </w:rPr>
+            </w:r>
+          </w:p>
+          <w:p>
+            <w:pPr>
+              <w:pBdr/>
+              <w:spacing w:after="40" w:before="40"/>
+              <w:ind/>
+              <w:rPr>
+                <w:rFonts w:ascii="Calibri" w:hAnsi="Calibri" w:cs="Calibri"/>
+                <w:color w:val="000000"/>
+              </w:rPr>
+            </w:pPr>
+            <w:r>
+              <w:rPr>
+                <w:rFonts w:ascii="Calibri" w:hAnsi="Calibri" w:cs="Calibri"/>
+                <w:color w:val="000000"/>
+              </w:rPr>
+            </w:r>
+            <w:r>
+              <w:rPr>
+                <w:rFonts w:ascii="Calibri" w:hAnsi="Calibri" w:cs="Calibri"/>
+                <w:color w:val="000000"/>
+              </w:rPr>
+            </w:r>
+            <w:r>
+              <w:rPr>
+                <w:rFonts w:ascii="Calibri" w:hAnsi="Calibri" w:cs="Calibri"/>
+                <w:color w:val="000000"/>
+              </w:rPr>
+            </w:r>
+          </w:p>
+          <w:p>
+            <w:pPr>
+              <w:pBdr/>
+              <w:spacing w:after="40" w:before="40"/>
+              <w:ind/>
+              <w:rPr>
+                <w:rFonts w:ascii="Calibri" w:hAnsi="Calibri" w:cs="Calibri"/>
+                <w:color w:val="000000"/>
+              </w:rPr>
+            </w:pPr>
+            <w:r>
+              <w:rPr>
+                <w:rFonts w:ascii="Calibri" w:hAnsi="Calibri" w:cs="Calibri"/>
+                <w:color w:val="000000"/>
+                <w:highlight w:val="none"/>
+                <w:lang w:val="en-GB"/>
+              </w:rPr>
+              <w:t xml:space="preserve">A competitor analysis was also created in order to understand existing solutions within the product landscape and compare them as options within the recommendations report (</w:t>
+            </w:r>
+            <w:r>
+              <w:rPr>
+                <w:rFonts w:ascii="Calibri" w:hAnsi="Calibri" w:cs="Calibri"/>
+                <w:color w:val="000000"/>
+                <w:highlight w:val="none"/>
+                <w:lang w:val="en-GB"/>
+              </w:rPr>
+              <w:t xml:space="preserve">https://github.com/TortoiseLeaf/laurenk_personal_repository_2025/blob/main/UI_Software_Project_Management_Lifecycles/Competitive-Analysis.pdf</w:t>
+            </w:r>
+            <w:r>
+              <w:rPr>
+                <w:rFonts w:ascii="Calibri" w:hAnsi="Calibri" w:cs="Calibri"/>
+                <w:color w:val="000000"/>
+                <w:highlight w:val="none"/>
+                <w:lang w:val="en-GB"/>
+              </w:rPr>
+              <w:t xml:space="preserve">).</w:t>
+            </w:r>
+            <w:r>
+              <w:rPr>
+                <w:rFonts w:ascii="Calibri" w:hAnsi="Calibri" w:cs="Calibri"/>
+                <w:color w:val="000000"/>
+                <w:highlight w:val="none"/>
+                <w:lang w:val="en-GB"/>
               </w:rPr>
             </w:r>
             <w:r>
@@ -1105,7 +1967,7 @@
               <w:bottom w:val="single" w:color="auto" w:sz="4" w:space="0"/>
               <w:right w:val="single" w:color="auto" w:sz="4" w:space="0"/>
             </w:tcBorders>
-            <w:tcW w:w="1033" w:type="dxa"/>
+            <w:tcW w:w="1031" w:type="dxa"/>
             <w:textDirection w:val="lrTb"/>
             <w:noWrap w:val="false"/>
           </w:tcPr>
@@ -1149,7 +2011,7 @@
               <w:bottom w:val="single" w:color="auto" w:sz="4" w:space="0"/>
               <w:right w:val="single" w:color="auto" w:sz="4" w:space="0"/>
             </w:tcBorders>
-            <w:tcW w:w="1369" w:type="dxa"/>
+            <w:tcW w:w="1137" w:type="dxa"/>
             <w:textDirection w:val="lrTb"/>
             <w:noWrap w:val="false"/>
           </w:tcPr>
@@ -1192,7 +2054,7 @@
               <w:bottom w:val="single" w:color="auto" w:sz="4" w:space="0"/>
               <w:right w:val="single" w:color="auto" w:sz="4" w:space="0"/>
             </w:tcBorders>
-            <w:tcW w:w="4681" w:type="dxa"/>
+            <w:tcW w:w="2911" w:type="dxa"/>
             <w:textDirection w:val="lrTb"/>
             <w:noWrap w:val="false"/>
           </w:tcPr>
@@ -1250,7 +2112,7 @@
               <w:bottom w:val="single" w:color="auto" w:sz="4" w:space="0"/>
               <w:right w:val="single" w:color="auto" w:sz="4" w:space="0"/>
             </w:tcBorders>
-            <w:tcW w:w="4394" w:type="dxa"/>
+            <w:tcW w:w="3260" w:type="dxa"/>
             <w:textDirection w:val="lrTb"/>
             <w:noWrap w:val="false"/>
           </w:tcPr>
@@ -1300,7 +2162,7 @@
               <w:bottom w:val="single" w:color="auto" w:sz="4" w:space="0"/>
               <w:right w:val="single" w:color="auto" w:sz="4" w:space="0"/>
             </w:tcBorders>
-            <w:tcW w:w="9497" w:type="dxa"/>
+            <w:tcW w:w="13793" w:type="dxa"/>
             <w:textDirection w:val="lrTb"/>
             <w:noWrap w:val="false"/>
           </w:tcPr>
@@ -1320,14 +2182,35 @@
               <w:rPr>
                 <w:rFonts w:ascii="Calibri" w:hAnsi="Calibri" w:cs="Calibri"/>
                 <w:color w:val="000000"/>
+                <w:highlight w:val="none"/>
                 <w:lang w:val="en-GB"/>
               </w:rPr>
-              <w:t xml:space="preserve">Sam crossover</w:t>
+              <w:t xml:space="preserve">I evaluated my own meta skills and identified strengths along with areas for improvement evidenced here (</w:t>
             </w:r>
             <w:r>
               <w:rPr>
                 <w:rFonts w:ascii="Calibri" w:hAnsi="Calibri" w:cs="Calibri"/>
                 <w:color w:val="000000"/>
+                <w:highlight w:val="none"/>
+                <w:lang w:val="en-GB"/>
+              </w:rPr>
+              <w:t xml:space="preserve">https://github.com/TortoiseLeaf/laurenk_personal_repository_2025/blob/main/UI_Software_Project_Management_Lifecycles/Lauren%20Keenan%20Profiling%20tool%20final.pdf</w:t>
+            </w:r>
+            <w:r>
+              <w:rPr>
+                <w:rFonts w:ascii="Calibri" w:hAnsi="Calibri" w:cs="Calibri"/>
+                <w:color w:val="000000"/>
+                <w:highlight w:val="none"/>
+                <w:lang w:val="en-GB"/>
+              </w:rPr>
+              <w:t xml:space="preserve">).</w:t>
+            </w:r>
+            <w:r>
+              <w:rPr>
+                <w:rFonts w:ascii="Calibri" w:hAnsi="Calibri" w:cs="Calibri"/>
+                <w:color w:val="000000"/>
+                <w:highlight w:val="none"/>
+                <w:lang w:val="en-GB"/>
               </w:rPr>
             </w:r>
             <w:r>
@@ -1347,24 +2230,51 @@
               <w:rPr>
                 <w:rFonts w:ascii="Calibri" w:hAnsi="Calibri" w:cs="Calibri"/>
                 <w:color w:val="000000"/>
+                <w:highlight w:val="none"/>
+                <w:lang w:val="en-GB"/>
               </w:rPr>
             </w:pPr>
             <w:r>
               <w:rPr>
                 <w:rFonts w:ascii="Calibri" w:hAnsi="Calibri" w:cs="Calibri"/>
                 <w:color w:val="000000"/>
-              </w:rPr>
+                <w:highlight w:val="none"/>
+                <w:lang w:val="en-GB"/>
+              </w:rPr>
+              <w:t xml:space="preserve">After these evaluations I later reflected on my development of these skills in the business plan, as influenced by the original evaluations (</w:t>
             </w:r>
             <w:r>
               <w:rPr>
                 <w:rFonts w:ascii="Calibri" w:hAnsi="Calibri" w:cs="Calibri"/>
                 <w:color w:val="000000"/>
-              </w:rPr>
+                <w:highlight w:val="none"/>
+                <w:lang w:val="en-GB"/>
+              </w:rPr>
+              <w:t xml:space="preserve">https://github.com/TortoiseLeaf/laurenk_personal_repository_2025/blob/main/UI_Software_Project_Initiation_and_Planning/Business%20Plan%20Template%20ASD.docx</w:t>
             </w:r>
             <w:r>
               <w:rPr>
                 <w:rFonts w:ascii="Calibri" w:hAnsi="Calibri" w:cs="Calibri"/>
                 <w:color w:val="000000"/>
+                <w:highlight w:val="none"/>
+                <w:lang w:val="en-GB"/>
+              </w:rPr>
+              <w:t xml:space="preserve">)</w:t>
+            </w:r>
+            <w:r>
+              <w:rPr>
+                <w:rFonts w:ascii="Calibri" w:hAnsi="Calibri" w:cs="Calibri"/>
+                <w:color w:val="000000"/>
+                <w:highlight w:val="none"/>
+                <w:lang w:val="en-GB"/>
+              </w:rPr>
+            </w:r>
+            <w:r>
+              <w:rPr>
+                <w:rFonts w:ascii="Calibri" w:hAnsi="Calibri" w:cs="Calibri"/>
+                <w:color w:val="000000"/>
+                <w:highlight w:val="none"/>
+                <w:lang w:val="en-GB"/>
               </w:rPr>
             </w:r>
           </w:p>
@@ -1376,49 +2286,24 @@
               <w:rPr>
                 <w:rFonts w:ascii="Calibri" w:hAnsi="Calibri" w:cs="Calibri"/>
                 <w:color w:val="000000"/>
-                <w:highlight w:val="none"/>
-                <w:lang w:val="en-GB"/>
               </w:rPr>
             </w:pPr>
             <w:r>
               <w:rPr>
                 <w:rFonts w:ascii="Calibri" w:hAnsi="Calibri" w:cs="Calibri"/>
                 <w:color w:val="000000"/>
-                <w:highlight w:val="none"/>
-                <w:lang w:val="en-GB"/>
-              </w:rPr>
-              <w:t xml:space="preserve">I evaluated my own meta skills and identified strengths along with areas for improvement evidenced here (</w:t>
+              </w:rPr>
             </w:r>
             <w:r>
               <w:rPr>
                 <w:rFonts w:ascii="Calibri" w:hAnsi="Calibri" w:cs="Calibri"/>
                 <w:color w:val="000000"/>
-                <w:highlight w:val="none"/>
-                <w:lang w:val="en-GB"/>
-              </w:rPr>
-              <w:t xml:space="preserve">https://github.com/TortoiseLeaf/laurenk_personal_repository_2025/blob/main/UI_Software_Project_Management_Lifecycles/Lauren%20Keenan%20Profiling%20tool%20final.pdf</w:t>
+              </w:rPr>
             </w:r>
             <w:r>
               <w:rPr>
                 <w:rFonts w:ascii="Calibri" w:hAnsi="Calibri" w:cs="Calibri"/>
                 <w:color w:val="000000"/>
-                <w:highlight w:val="none"/>
-                <w:lang w:val="en-GB"/>
-              </w:rPr>
-              <w:t xml:space="preserve">).</w:t>
-            </w:r>
-            <w:r>
-              <w:rPr>
-                <w:rFonts w:ascii="Calibri" w:hAnsi="Calibri" w:cs="Calibri"/>
-                <w:color w:val="000000"/>
-              </w:rPr>
-            </w:r>
-            <w:r>
-              <w:rPr>
-                <w:rFonts w:ascii="Calibri" w:hAnsi="Calibri" w:cs="Calibri"/>
-                <w:color w:val="000000"/>
-                <w:highlight w:val="none"/>
-                <w:lang w:val="en-GB"/>
               </w:rPr>
             </w:r>
           </w:p>
@@ -1430,8 +2315,6 @@
               <w:rPr>
                 <w:rFonts w:ascii="Calibri" w:hAnsi="Calibri" w:cs="Calibri"/>
                 <w:color w:val="000000"/>
-                <w:highlight w:val="none"/>
-                <w:lang w:val="en-GB"/>
               </w:rPr>
             </w:pPr>
             <w:r>
@@ -1441,7 +2324,7 @@
                 <w:highlight w:val="none"/>
                 <w:lang w:val="en-GB"/>
               </w:rPr>
-              <w:t xml:space="preserve">After these evaluations I later reflected on my development of these skills in the business plan, as influenced by the original evaluations (</w:t>
+              <w:t xml:space="preserve">Personal profiling tools can help to predict team pe</w:t>
             </w:r>
             <w:r>
               <w:rPr>
@@ -1450,7 +2333,7 @@
                 <w:highlight w:val="none"/>
                 <w:lang w:val="en-GB"/>
               </w:rPr>
-              <w:t xml:space="preserve">https://github.com/TortoiseLeaf/laurenk_personal_repository_2025/blob/main/UI_Software_Project_Initiation_and_Planning/Business%20Plan%20Template%20ASD.docx</w:t>
+              <w:t xml:space="preserve">rformance by allowing and making clear individual metaskill strengths and weaknesses. An honest evaluation can help to predict how team members may work together effectively, playing to strengths and supporting areas in need of improvement. It can also ind</w:t>
             </w:r>
             <w:r>
               <w:rPr>
@@ -1459,7 +2342,7 @@
                 <w:highlight w:val="none"/>
                 <w:lang w:val="en-GB"/>
               </w:rPr>
-              <w:t xml:space="preserve">)</w:t>
+              <w:t xml:space="preserve">icate ahead of time where individual metaskills can be leveraged in order to produce the most value within a certain timeframe like in sprints. Considerations of the individual’s strengths, limitations and preferences</w:t>
             </w:r>
             <w:r>
               <w:rPr>
@@ -1468,47 +2351,8 @@
                 <w:highlight w:val="none"/>
                 <w:lang w:val="en-GB"/>
               </w:rPr>
+              <w:t xml:space="preserve"> can be made ahead of time and the appropriate resources can be put in place to support them. This is evidenced in the conclusion of the 360 feedback document I created to evaluate the team based on personal profiling (</w:t>
             </w:r>
-          </w:p>
-          <w:p>
-            <w:pPr>
-              <w:pBdr/>
-              <w:spacing w:after="40" w:before="40"/>
-              <w:ind/>
-              <w:rPr>
-                <w:rFonts w:ascii="Calibri" w:hAnsi="Calibri" w:cs="Calibri"/>
-                <w:color w:val="000000"/>
-              </w:rPr>
-            </w:pPr>
-            <w:r>
-              <w:rPr>
-                <w:rFonts w:ascii="Calibri" w:hAnsi="Calibri" w:cs="Calibri"/>
-                <w:color w:val="000000"/>
-              </w:rPr>
-            </w:r>
-            <w:r>
-              <w:rPr>
-                <w:rFonts w:ascii="Calibri" w:hAnsi="Calibri" w:cs="Calibri"/>
-                <w:color w:val="000000"/>
-              </w:rPr>
-            </w:r>
-            <w:r>
-              <w:rPr>
-                <w:rFonts w:ascii="Calibri" w:hAnsi="Calibri" w:cs="Calibri"/>
-                <w:color w:val="000000"/>
-              </w:rPr>
-            </w:r>
-          </w:p>
-          <w:p>
-            <w:pPr>
-              <w:pBdr/>
-              <w:spacing w:after="40" w:before="40"/>
-              <w:ind/>
-              <w:rPr>
-                <w:rFonts w:ascii="Calibri" w:hAnsi="Calibri" w:cs="Calibri"/>
-                <w:color w:val="000000"/>
-              </w:rPr>
-            </w:pPr>
             <w:r>
               <w:rPr>
                 <w:rFonts w:ascii="Calibri" w:hAnsi="Calibri" w:cs="Calibri"/>
@@ -1516,7 +2360,7 @@
                 <w:highlight w:val="none"/>
                 <w:lang w:val="en-GB"/>
               </w:rPr>
-              <w:t xml:space="preserve">Personal profiling tools can predict team pe</w:t>
+              <w:t xml:space="preserve">https://github.com/TortoiseLeaf/laurenk_personal_repository_2025/blob/main/UI_Enterprise_Transformation/Formative%20Task%20-%20Giving%20360%20Degree%20Feedback(1).docx</w:t>
             </w:r>
             <w:r>
               <w:rPr>
@@ -1525,41 +2369,12 @@
                 <w:highlight w:val="none"/>
                 <w:lang w:val="en-GB"/>
               </w:rPr>
-              <w:t xml:space="preserve">rformance in allowing and making clear individual metaskill strengths and weaknesses. An honest evaluation can help to predict how team members may work together effectively, playing to strengths and supporting areas in need of improvement. It can also ind</w:t>
-            </w:r>
-            <w:r>
-              <w:rPr>
-                <w:rFonts w:ascii="Calibri" w:hAnsi="Calibri" w:cs="Calibri"/>
-                <w:color w:val="000000"/>
-                <w:highlight w:val="none"/>
-                <w:lang w:val="en-GB"/>
-              </w:rPr>
-              <w:t xml:space="preserve">icate ahead of time where strengths of the individual could be applied in individual tasks, and likewise indicate areas where support could be necessary. This allows for considerations to be made ahead of time and appropriate resources to be put in place. This is evidenced in the conclusion of the 360 feedback document I created to evaluate the team based on personal profiling (</w:t>
-            </w:r>
-            <w:r>
-              <w:rPr>
-                <w:rFonts w:ascii="Calibri" w:hAnsi="Calibri" w:cs="Calibri"/>
-                <w:color w:val="000000"/>
-                <w:highlight w:val="none"/>
-                <w:lang w:val="en-GB"/>
-              </w:rPr>
-              <w:t xml:space="preserve">https://github.com/TortoiseLeaf/laurenk_personal_repository_2025/blob/main/UI_Enterprise_Transformation/Formative%20Task%20-%20Giving%20360%20Degree%20Feedback(1).docx</w:t>
-            </w:r>
-            <w:r>
-              <w:rPr>
-                <w:rFonts w:ascii="Calibri" w:hAnsi="Calibri" w:cs="Calibri"/>
-                <w:color w:val="000000"/>
-                <w:highlight w:val="none"/>
-                <w:lang w:val="en-GB"/>
-              </w:rPr>
               <w:t xml:space="preserve">)</w:t>
             </w:r>
             <w:r>
               <w:rPr>
                 <w:rFonts w:ascii="Calibri" w:hAnsi="Calibri" w:cs="Calibri"/>
                 <w:color w:val="000000"/>
-                <w:highlight w:val="none"/>
-                <w:lang w:val="en-GB"/>
               </w:rPr>
             </w:r>
             <w:r>
@@ -1581,7 +2396,7 @@
               <w:bottom w:val="single" w:color="auto" w:sz="4" w:space="0"/>
               <w:right w:val="single" w:color="auto" w:sz="4" w:space="0"/>
             </w:tcBorders>
-            <w:tcW w:w="1033" w:type="dxa"/>
+            <w:tcW w:w="1031" w:type="dxa"/>
             <w:textDirection w:val="lrTb"/>
             <w:noWrap w:val="false"/>
           </w:tcPr>
@@ -1625,7 +2440,7 @@
               <w:bottom w:val="single" w:color="auto" w:sz="4" w:space="0"/>
               <w:right w:val="single" w:color="auto" w:sz="4" w:space="0"/>
             </w:tcBorders>
-            <w:tcW w:w="1369" w:type="dxa"/>
+            <w:tcW w:w="1137" w:type="dxa"/>
             <w:textDirection w:val="lrTb"/>
             <w:noWrap w:val="false"/>
           </w:tcPr>
@@ -1668,7 +2483,7 @@
               <w:bottom w:val="single" w:color="auto" w:sz="4" w:space="0"/>
               <w:right w:val="single" w:color="auto" w:sz="4" w:space="0"/>
             </w:tcBorders>
-            <w:tcW w:w="4681" w:type="dxa"/>
+            <w:tcW w:w="2911" w:type="dxa"/>
             <w:textDirection w:val="lrTb"/>
             <w:noWrap w:val="false"/>
           </w:tcPr>
@@ -1710,7 +2525,7 @@
               <w:bottom w:val="single" w:color="auto" w:sz="4" w:space="0"/>
               <w:right w:val="single" w:color="auto" w:sz="4" w:space="0"/>
             </w:tcBorders>
-            <w:tcW w:w="4394" w:type="dxa"/>
+            <w:tcW w:w="3260" w:type="dxa"/>
             <w:textDirection w:val="lrTb"/>
             <w:noWrap w:val="false"/>
           </w:tcPr>
@@ -1767,7 +2582,7 @@
               <w:bottom w:val="single" w:color="auto" w:sz="4" w:space="0"/>
               <w:right w:val="single" w:color="auto" w:sz="4" w:space="0"/>
             </w:tcBorders>
-            <w:tcW w:w="9497" w:type="dxa"/>
+            <w:tcW w:w="13793" w:type="dxa"/>
             <w:textDirection w:val="lrTb"/>
             <w:noWrap w:val="false"/>
           </w:tcPr>
@@ -1827,18 +2642,30 @@
           <w:p>
             <w:pPr>
               <w:pBdr/>
+              <w:tabs>
+                <w:tab w:val="left" w:leader="none" w:pos="1754"/>
+              </w:tabs>
               <w:spacing w:after="40" w:before="40"/>
               <w:ind/>
               <w:rPr>
                 <w:rFonts w:ascii="Calibri" w:hAnsi="Calibri" w:cs="Calibri"/>
                 <w:color w:val="000000"/>
+                <w:highlight w:val="none"/>
               </w:rPr>
             </w:pPr>
             <w:r>
               <w:rPr>
                 <w:rFonts w:ascii="Calibri" w:hAnsi="Calibri" w:cs="Calibri"/>
                 <w:color w:val="000000"/>
-              </w:rPr>
+                <w:lang w:val="en-GB"/>
+              </w:rPr>
+            </w:r>
+            <w:r>
+              <w:rPr>
+                <w:rFonts w:ascii="Calibri" w:hAnsi="Calibri" w:cs="Calibri"/>
+                <w:color w:val="000000"/>
+              </w:rPr>
+              <w:tab/>
             </w:r>
             <w:r>
               <w:rPr>
@@ -1861,8 +2688,50 @@
               <w:rPr>
                 <w:rFonts w:ascii="Calibri" w:hAnsi="Calibri" w:cs="Calibri"/>
                 <w:color w:val="000000"/>
+                <w:highlight w:val="none"/>
+                <w:lang w:val="en-GB"/>
               </w:rPr>
             </w:pPr>
+            <w:r>
+              <w:rPr>
+                <w:rFonts w:ascii="Calibri" w:hAnsi="Calibri" w:cs="Calibri"/>
+                <w:color w:val="000000"/>
+                <w:lang w:val="en-GB"/>
+              </w:rPr>
+              <w:t xml:space="preserve">The current threat landscape for screen time management software revolves around using vulnerable third-party SDKs, privacy and data exposure and malicious stalkerware. The threat of using third-party software lies in the “black-box” nature of the software, where an implicit trust in third-party implementations can be exploited by the proliferation of malicious code or security vulnerabilities inherent to the third-party products used. This was brought up for consideration </w:t>
+            </w:r>
+            <w:r>
+              <w:rPr>
+                <w:rFonts w:ascii="Calibri" w:hAnsi="Calibri" w:cs="Calibri"/>
+                <w:color w:val="000000"/>
+                <w:lang w:val="en-GB"/>
+              </w:rPr>
+              <w:t xml:space="preserve">in the Software Supply Chain vulnerabilities as evidenced here (</w:t>
+            </w:r>
+            <w:r/>
+            <w:r>
+              <w:rPr>
+                <w:rFonts w:ascii="Calibri" w:hAnsi="Calibri" w:cs="Calibri"/>
+                <w:color w:val="000000"/>
+                <w:lang w:val="en-GB"/>
+              </w:rPr>
+            </w:r>
+            <w:r>
+              <w:rPr>
+                <w:rFonts w:ascii="Calibri" w:hAnsi="Calibri" w:cs="Calibri"/>
+                <w:color w:val="000000"/>
+                <w:lang w:val="en-GB"/>
+              </w:rPr>
+              <w:t xml:space="preserve">https://vimeo.com/1180811172?share=copy&amp;fl=sv&amp;fe=ci</w:t>
+            </w:r>
+            <w:r>
+              <w:rPr>
+                <w:rFonts w:ascii="Calibri" w:hAnsi="Calibri" w:cs="Calibri"/>
+                <w:color w:val="000000"/>
+                <w:lang w:val="en-GB"/>
+              </w:rPr>
+              <w:t xml:space="preserve">).</w:t>
+            </w:r>
             <w:r>
               <w:rPr>
                 <w:rFonts w:ascii="Calibri" w:hAnsi="Calibri" w:cs="Calibri"/>
@@ -1870,20 +2739,485 @@
                 <w:highlight w:val="none"/>
                 <w:lang w:val="en-GB"/>
               </w:rPr>
-              <w:t xml:space="preserve">Top threats are : </w:t>
             </w:r>
-            <w:r>
+          </w:p>
+          <w:p>
+            <w:pPr>
+              <w:pBdr/>
+              <w:spacing w:after="40" w:before="40"/>
+              <w:ind/>
               <w:rPr>
                 <w:rFonts w:ascii="Calibri" w:hAnsi="Calibri" w:cs="Calibri"/>
                 <w:color w:val="000000"/>
                 <w:highlight w:val="none"/>
-              </w:rPr>
-              <w:t xml:space="preserve">https://www.enisa.europa.eu/topics/cyber-threats/threat-landscape</w:t>
+                <w:lang w:val="en-GB"/>
+              </w:rPr>
+            </w:pPr>
+            <w:r>
+              <w:rPr>
+                <w:rFonts w:ascii="Calibri" w:hAnsi="Calibri" w:cs="Calibri"/>
+                <w:color w:val="000000"/>
+                <w:highlight w:val="none"/>
+                <w:lang w:val="en-GB" w:bidi="en-GB"/>
+              </w:rPr>
             </w:r>
             <w:r>
               <w:rPr>
                 <w:rFonts w:ascii="Calibri" w:hAnsi="Calibri" w:cs="Calibri"/>
                 <w:color w:val="000000"/>
+                <w:highlight w:val="none"/>
+                <w:lang w:val="en-GB" w:bidi="en-GB"/>
+              </w:rPr>
+            </w:r>
+            <w:r>
+              <w:rPr>
+                <w:rFonts w:ascii="Calibri" w:hAnsi="Calibri" w:cs="Calibri"/>
+                <w:color w:val="000000"/>
+                <w:highlight w:val="none"/>
+                <w:lang w:val="en-GB"/>
+              </w:rPr>
+            </w:r>
+          </w:p>
+          <w:p>
+            <w:pPr>
+              <w:pBdr/>
+              <w:spacing w:after="40" w:before="40"/>
+              <w:ind/>
+              <w:rPr>
+                <w:rFonts w:ascii="Calibri" w:hAnsi="Calibri" w:cs="Calibri"/>
+                <w:color w:val="000000"/>
+                <w:highlight w:val="none"/>
+                <w:lang w:val="en-GB" w:bidi="en-GB"/>
+              </w:rPr>
+            </w:pPr>
+            <w:r>
+              <w:rPr>
+                <w:rFonts w:ascii="Calibri" w:hAnsi="Calibri" w:cs="Calibri"/>
+                <w:color w:val="000000"/>
+                <w:highlight w:val="none"/>
+                <w:lang w:val="en-GB" w:bidi="en-GB"/>
+              </w:rPr>
+              <w:t xml:space="preserve">Privacy and data exposure are among the highest levels of threat with data being a top commodity and ransomware attacks becoming among the most prolific in the threat landscape. This was an especially pertinent security consideration when designing the application, and mitigating this was baked into the project design from the beginning of development, as evidenced in Section 3.2 Non-Functional Requirements under Security in the software requirements document (</w:t>
+            </w:r>
+            <w:r>
+              <w:rPr>
+                <w:rFonts w:ascii="Calibri" w:hAnsi="Calibri" w:cs="Calibri"/>
+                <w:color w:val="000000"/>
+                <w:highlight w:val="none"/>
+                <w:lang w:val="en-GB" w:bidi="en-GB"/>
+              </w:rPr>
+              <w:t xml:space="preserve">https://github.com/TortoiseLeaf/laurenk_personal_repository_2025/blob/main/UI_Software_Project_Initiation_and_Planning/SRS_Maui.docx</w:t>
+            </w:r>
+            <w:r>
+              <w:rPr>
+                <w:rFonts w:ascii="Calibri" w:hAnsi="Calibri" w:cs="Calibri"/>
+                <w:color w:val="000000"/>
+                <w:highlight w:val="none"/>
+                <w:lang w:val="en-GB" w:bidi="en-GB"/>
+              </w:rPr>
+              <w:t xml:space="preserve">).</w:t>
+            </w:r>
+            <w:r>
+              <w:rPr>
+                <w:rFonts w:ascii="Calibri" w:hAnsi="Calibri" w:cs="Calibri"/>
+                <w:color w:val="000000"/>
+                <w:highlight w:val="none"/>
+                <w:lang w:val="en-GB" w:bidi="en-GB"/>
+              </w:rPr>
+            </w:r>
+          </w:p>
+          <w:p>
+            <w:pPr>
+              <w:pBdr/>
+              <w:spacing w:after="40" w:before="40"/>
+              <w:ind/>
+              <w:rPr>
+                <w:rFonts w:cs="Calibri" w:asciiTheme="minorHAnsi" w:hAnsiTheme="minorHAnsi"/>
+                <w:color w:val="000000"/>
+                <w:highlight w:val="none"/>
+                <w:lang w:val="en-GB"/>
+              </w:rPr>
+            </w:pPr>
+            <w:r>
+              <w:rPr>
+                <w:rFonts w:ascii="Calibri" w:hAnsi="Calibri" w:cs="Calibri"/>
+                <w:color w:val="000000"/>
+                <w:highlight w:val="none"/>
+                <w:lang w:val="en-GB" w:bidi="en-GB"/>
+              </w:rPr>
+              <w:t xml:space="preserve">Further explanation of this design decision around this threat is evidenced from 00:09 to 00:24 of the instructional video for the software here (</w:t>
+            </w:r>
+            <w:r>
+              <w:rPr>
+                <w:rFonts w:cs="Calibri" w:asciiTheme="minorHAnsi" w:hAnsiTheme="minorHAnsi"/>
+                <w:color w:val="000000"/>
+                <w:lang w:val="en-GB"/>
+              </w:rPr>
+              <w:t xml:space="preserve">https://vimeo.com/1175150157?share=copy&amp;fl=sv&amp;fe=ci</w:t>
+            </w:r>
+            <w:r>
+              <w:rPr>
+                <w:rFonts w:cs="Calibri" w:asciiTheme="minorHAnsi" w:hAnsiTheme="minorHAnsi"/>
+                <w:color w:val="000000"/>
+                <w:lang w:val="en-GB"/>
+              </w:rPr>
+              <w:t xml:space="preserve">).</w:t>
+            </w:r>
+            <w:r>
+              <w:rPr>
+                <w:rFonts w:cs="Calibri" w:asciiTheme="minorHAnsi" w:hAnsiTheme="minorHAnsi"/>
+                <w:color w:val="000000"/>
+                <w:highlight w:val="none"/>
+                <w:lang w:val="en-GB"/>
+              </w:rPr>
+            </w:r>
+          </w:p>
+          <w:p>
+            <w:pPr>
+              <w:pBdr/>
+              <w:spacing w:after="40" w:before="40"/>
+              <w:ind/>
+              <w:rPr>
+                <w:rFonts w:ascii="Calibri" w:hAnsi="Calibri" w:cs="Calibri"/>
+                <w:color w:val="000000"/>
+                <w:highlight w:val="none"/>
+                <w:lang w:val="en-GB"/>
+              </w:rPr>
+            </w:pPr>
+            <w:r>
+              <w:rPr>
+                <w:rFonts w:ascii="Calibri" w:hAnsi="Calibri" w:cs="Calibri"/>
+                <w:color w:val="000000"/>
+                <w:lang w:val="en-GB"/>
+              </w:rPr>
+              <w:t xml:space="preserve">Th</w:t>
+            </w:r>
+            <w:r>
+              <w:rPr>
+                <w:rFonts w:ascii="Calibri" w:hAnsi="Calibri" w:cs="Calibri"/>
+                <w:color w:val="000000"/>
+                <w:lang w:val="en-GB"/>
+              </w:rPr>
+              <w:t xml:space="preserve">e Mobile threat landscape also includes malicious code being executed through chrome through malicious links, and this was also taken into consideration at the start of the project planning when deciding to exclude or sanitise connections to the internet (</w:t>
+            </w:r>
+            <w:r>
+              <w:rPr>
+                <w:rFonts w:ascii="Calibri" w:hAnsi="Calibri" w:cs="Calibri"/>
+                <w:color w:val="000000"/>
+                <w:highlight w:val="none"/>
+                <w:lang w:val="en-GB"/>
+              </w:rPr>
+            </w:r>
+            <w:hyperlink r:id="rId9" w:tooltip="https://www.lookout.com/threat-intelligence/report/q2-2024-mobile-landscape-threat-report" w:history="1">
+              <w:r>
+                <w:rPr>
+                  <w:rStyle w:val="843"/>
+                  <w:rFonts w:ascii="Calibri" w:hAnsi="Calibri" w:cs="Calibri"/>
+                  <w:highlight w:val="none"/>
+                  <w:lang w:val="en-GB"/>
+                </w:rPr>
+                <w:t xml:space="preserve">https://www.lookout.com/threat-intelligence/report/q2-2024-mobile-landscape-threat-report</w:t>
+              </w:r>
+              <w:r>
+                <w:rPr>
+                  <w:rStyle w:val="843"/>
+                  <w:rFonts w:ascii="Calibri" w:hAnsi="Calibri" w:cs="Calibri"/>
+                </w:rPr>
+              </w:r>
+            </w:hyperlink>
+            <w:r>
+              <w:rPr>
+                <w:rFonts w:ascii="Calibri" w:hAnsi="Calibri" w:cs="Calibri"/>
+                <w:color w:val="000000"/>
+                <w:lang w:val="en-GB"/>
+              </w:rPr>
+              <w:t xml:space="preserve">). Minimising the codebase by keeping features concise was also a design decision made after assessing the threat landscape, in keeping with Attack-surface management to reduce any area within the project potentially vulnerable to threat actors.</w:t>
+            </w:r>
+            <w:r>
+              <w:rPr>
+                <w:rFonts w:ascii="Calibri" w:hAnsi="Calibri" w:cs="Calibri"/>
+                <w:color w:val="000000"/>
+                <w:highlight w:val="none"/>
+                <w:lang w:val="en-GB"/>
+              </w:rPr>
+            </w:r>
+            <w:r>
+              <w:rPr>
+                <w:rFonts w:ascii="Calibri" w:hAnsi="Calibri" w:cs="Calibri"/>
+                <w:color w:val="000000"/>
+                <w:highlight w:val="none"/>
+                <w:lang w:val="en-GB"/>
+              </w:rPr>
+            </w:r>
+          </w:p>
+          <w:p>
+            <w:pPr>
+              <w:pBdr/>
+              <w:spacing w:after="40" w:before="40"/>
+              <w:ind/>
+              <w:rPr>
+                <w:rFonts w:ascii="Calibri" w:hAnsi="Calibri" w:cs="Calibri"/>
+                <w:color w:val="000000"/>
+                <w:highlight w:val="none"/>
+                <w:lang w:val="en-GB" w:bidi="en-GB"/>
+              </w:rPr>
+            </w:pPr>
+            <w:r>
+              <w:rPr>
+                <w:rFonts w:ascii="Calibri" w:hAnsi="Calibri" w:cs="Calibri"/>
+                <w:color w:val="000000"/>
+                <w:highlight w:val="none"/>
+                <w:lang w:val="en-GB" w:bidi="en-GB"/>
+              </w:rPr>
+            </w:r>
+            <w:r>
+              <w:rPr>
+                <w:rFonts w:ascii="Calibri" w:hAnsi="Calibri" w:cs="Calibri"/>
+                <w:color w:val="000000"/>
+                <w:highlight w:val="none"/>
+                <w:lang w:val="en-GB" w:bidi="en-GB"/>
+              </w:rPr>
+            </w:r>
+            <w:r>
+              <w:rPr>
+                <w:rFonts w:ascii="Calibri" w:hAnsi="Calibri" w:cs="Calibri"/>
+                <w:color w:val="000000"/>
+                <w:highlight w:val="none"/>
+                <w:lang w:val="en-GB" w:bidi="en-GB"/>
+              </w:rPr>
+            </w:r>
+          </w:p>
+          <w:p>
+            <w:pPr>
+              <w:pBdr/>
+              <w:spacing w:after="40" w:before="40"/>
+              <w:ind/>
+              <w:rPr>
+                <w:rFonts w:ascii="Calibri" w:hAnsi="Calibri" w:cs="Calibri"/>
+                <w:color w:val="000000"/>
+                <w:highlight w:val="none"/>
+                <w:lang w:val="en-GB" w:bidi="en-GB"/>
+              </w:rPr>
+            </w:pPr>
+            <w:r>
+              <w:rPr>
+                <w:rFonts w:ascii="Calibri" w:hAnsi="Calibri" w:cs="Calibri"/>
+                <w:color w:val="000000"/>
+                <w:highlight w:val="none"/>
+                <w:lang w:val="en-GB" w:bidi="en-GB"/>
+              </w:rPr>
+              <w:t xml:space="preserve">Trends affecting the landscape between 2025-2026 are AI-Accelerated Threats, where threat actors are using AI to automate the detection of vulnerabilities in mobile apps (</w:t>
+            </w:r>
+            <w:r>
+              <w:rPr>
+                <w:rFonts w:ascii="Calibri" w:hAnsi="Calibri" w:cs="Calibri"/>
+                <w:color w:val="000000"/>
+                <w:highlight w:val="none"/>
+                <w:lang w:val="en-GB" w:bidi="en-GB"/>
+              </w:rPr>
+              <w:t xml:space="preserve">https://www.oligo.security/academy/ai-threat-detection-how-it-works-6-real-world-applications</w:t>
+            </w:r>
+            <w:r>
+              <w:rPr>
+                <w:rFonts w:ascii="Calibri" w:hAnsi="Calibri" w:cs="Calibri"/>
+                <w:color w:val="000000"/>
+                <w:highlight w:val="none"/>
+                <w:lang w:val="en-GB" w:bidi="en-GB"/>
+              </w:rPr>
+              <w:t xml:space="preserve">), AI-driven scams  have also surged by 1,200% in 2025 (</w:t>
+            </w:r>
+            <w:r>
+              <w:rPr>
+                <w:rFonts w:ascii="Calibri" w:hAnsi="Calibri" w:cs="Calibri"/>
+                <w:color w:val="000000"/>
+                <w:highlight w:val="none"/>
+                <w:lang w:val="en-GB" w:bidi="en-GB"/>
+              </w:rPr>
+              <w:t xml:space="preserve">https://drlogic.com/article/ai-has-changed-the-cyber-threat-landscape-heres-what-businesses-need-to-know/</w:t>
+            </w:r>
+            <w:r>
+              <w:rPr>
+                <w:rFonts w:ascii="Calibri" w:hAnsi="Calibri" w:cs="Calibri"/>
+                <w:color w:val="000000"/>
+                <w:highlight w:val="none"/>
+                <w:lang w:val="en-GB" w:bidi="en-GB"/>
+              </w:rPr>
+              <w:t xml:space="preserve">) making social engineering attacks much more significant in the evolving threat landscape.</w:t>
+            </w:r>
+            <w:r>
+              <w:rPr>
+                <w:rFonts w:ascii="Calibri" w:hAnsi="Calibri" w:cs="Calibri"/>
+                <w:color w:val="000000"/>
+                <w:highlight w:val="none"/>
+                <w:lang w:val="en-GB" w:bidi="en-GB"/>
+              </w:rPr>
+            </w:r>
+          </w:p>
+          <w:p>
+            <w:pPr>
+              <w:pBdr/>
+              <w:spacing w:after="40" w:before="40"/>
+              <w:ind/>
+              <w:rPr>
+                <w:rFonts w:ascii="Calibri" w:hAnsi="Calibri" w:cs="Calibri"/>
+                <w:color w:val="000000"/>
+                <w:highlight w:val="none"/>
+                <w:lang w:val="en-GB" w:bidi="en-GB"/>
+              </w:rPr>
+            </w:pPr>
+            <w:r>
+              <w:rPr>
+                <w:rFonts w:ascii="Calibri" w:hAnsi="Calibri" w:cs="Calibri"/>
+                <w:color w:val="000000"/>
+                <w:highlight w:val="none"/>
+                <w:lang w:val="en-GB" w:bidi="en-GB"/>
+              </w:rPr>
+            </w:r>
+            <w:r>
+              <w:rPr>
+                <w:rFonts w:ascii="Calibri" w:hAnsi="Calibri" w:cs="Calibri"/>
+                <w:color w:val="000000"/>
+                <w:highlight w:val="none"/>
+                <w:lang w:val="en-GB" w:bidi="en-GB"/>
+              </w:rPr>
+            </w:r>
+            <w:r>
+              <w:rPr>
+                <w:rFonts w:ascii="Calibri" w:hAnsi="Calibri" w:cs="Calibri"/>
+                <w:color w:val="000000"/>
+                <w:highlight w:val="none"/>
+                <w:lang w:val="en-GB" w:bidi="en-GB"/>
+              </w:rPr>
+            </w:r>
+          </w:p>
+          <w:p>
+            <w:pPr>
+              <w:pBdr/>
+              <w:spacing w:after="40" w:before="40"/>
+              <w:ind/>
+              <w:rPr>
+                <w:rFonts w:ascii="Calibri" w:hAnsi="Calibri" w:cs="Calibri"/>
+                <w:color w:val="000000"/>
+              </w:rPr>
+            </w:pPr>
+            <w:r>
+              <w:rPr>
+                <w:rFonts w:ascii="Calibri" w:hAnsi="Calibri" w:cs="Calibri"/>
+                <w:color w:val="000000"/>
+                <w:highlight w:val="none"/>
+                <w:lang w:val="en-GB"/>
+              </w:rPr>
+              <w:t xml:space="preserve">In consideration of these threats,</w:t>
+            </w:r>
+            <w:r>
+              <w:rPr>
+                <w:rFonts w:ascii="Calibri" w:hAnsi="Calibri" w:eastAsia="Calibri" w:cs="Calibri"/>
+                <w:color w:val="000000"/>
+                <w:highlight w:val="none"/>
+                <w:lang w:val="en-GB"/>
+              </w:rPr>
+              <w:t xml:space="preserve"> </w:t>
+            </w:r>
+            <w:r>
+              <w:rPr>
+                <w:rFonts w:ascii="Calibri" w:hAnsi="Calibri" w:eastAsia="Calibri" w:cs="Calibri"/>
+                <w:color w:val="000000"/>
+              </w:rPr>
+              <w:t xml:space="preserve">ISO/ IEC 27031</w:t>
+            </w:r>
+            <w:r>
+              <w:rPr>
+                <w:rFonts w:ascii="Calibri" w:hAnsi="Calibri" w:eastAsia="Calibri" w:cs="Calibri"/>
+                <w:lang w:val="en-GB"/>
+              </w:rPr>
+              <w:t xml:space="preserve"> provides guidance on continuity planning for when threats might cause disruption to systems, like cyberattacks or system failures. With regards to </w:t>
+            </w:r>
+            <w:r>
+              <w:rPr>
+                <w:rFonts w:ascii="Calibri" w:hAnsi="Calibri" w:cs="Calibri"/>
+                <w:color w:val="000000"/>
+              </w:rPr>
+              <w:t xml:space="preserve">ISO/ IEC 27031</w:t>
+            </w:r>
+            <w:r>
+              <w:rPr>
+                <w:rFonts w:ascii="Calibri" w:hAnsi="Calibri" w:eastAsia="Calibri" w:cs="Calibri"/>
+                <w:color w:val="000000"/>
+                <w:highlight w:val="none"/>
+                <w:lang w:val="en-GB"/>
+              </w:rPr>
+              <w:t xml:space="preserve">, a Disaster Recovery Plan (DRP) was created in consideration to a system failure (</w:t>
+            </w:r>
+            <w:r>
+              <w:rPr>
+                <w:rFonts w:ascii="Calibri" w:hAnsi="Calibri" w:eastAsia="Calibri" w:cs="Calibri"/>
+                <w:color w:val="000000"/>
+                <w:highlight w:val="none"/>
+                <w:lang w:val="en-GB"/>
+              </w:rPr>
+              <w:t xml:space="preserve">https://github.com/TortoiseLeaf/laurenk_personal_repository_2025/blob/main/UI_Enterprise_Transformation/DRP.docx</w:t>
+            </w:r>
+            <w:r>
+              <w:rPr>
+                <w:rFonts w:ascii="Calibri" w:hAnsi="Calibri" w:eastAsia="Calibri" w:cs="Calibri"/>
+                <w:color w:val="000000"/>
+                <w:highlight w:val="none"/>
+                <w:lang w:val="en-GB"/>
+              </w:rPr>
+              <w:t xml:space="preserve">).</w:t>
+            </w:r>
+            <w:r>
+              <w:rPr>
+                <w:rFonts w:ascii="Calibri" w:hAnsi="Calibri" w:cs="Calibri"/>
+                <w:color w:val="000000"/>
+              </w:rPr>
+            </w:r>
+          </w:p>
+          <w:p>
+            <w:pPr>
+              <w:pBdr/>
+              <w:spacing w:after="40" w:before="40"/>
+              <w:ind/>
+              <w:rPr>
+                <w:rFonts w:ascii="Calibri" w:hAnsi="Calibri" w:cs="Calibri"/>
+                <w:color w:val="000000"/>
+              </w:rPr>
+            </w:pPr>
+            <w:r>
+              <w:rPr>
+                <w:rFonts w:ascii="Calibri" w:hAnsi="Calibri" w:cs="Calibri"/>
+                <w:color w:val="000000"/>
+              </w:rPr>
+            </w:r>
+            <w:r>
+              <w:rPr>
+                <w:rFonts w:ascii="Calibri" w:hAnsi="Calibri" w:cs="Calibri"/>
+                <w:color w:val="000000"/>
+              </w:rPr>
+            </w:r>
+            <w:r>
+              <w:rPr>
+                <w:rFonts w:ascii="Calibri" w:hAnsi="Calibri" w:cs="Calibri"/>
+                <w:color w:val="000000"/>
+              </w:rPr>
+            </w:r>
+          </w:p>
+          <w:p>
+            <w:pPr>
+              <w:pBdr/>
+              <w:spacing w:after="40" w:before="40"/>
+              <w:ind/>
+              <w:rPr>
+                <w:rFonts w:ascii="Calibri" w:hAnsi="Calibri" w:cs="Calibri"/>
+                <w:color w:val="000000"/>
+              </w:rPr>
+            </w:pPr>
+            <w:r>
+              <w:rPr>
+                <w:rFonts w:ascii="Calibri" w:hAnsi="Calibri" w:cs="Calibri"/>
+                <w:color w:val="000000"/>
+                <w:highlight w:val="none"/>
+                <w:lang w:val="en-GB"/>
               </w:rPr>
             </w:r>
             <w:r>
@@ -1905,7 +3239,7 @@
               <w:bottom w:val="single" w:color="auto" w:sz="4" w:space="0"/>
               <w:right w:val="single" w:color="auto" w:sz="4" w:space="0"/>
             </w:tcBorders>
-            <w:tcW w:w="1033" w:type="dxa"/>
+            <w:tcW w:w="1031" w:type="dxa"/>
             <w:textDirection w:val="lrTb"/>
             <w:noWrap w:val="false"/>
           </w:tcPr>
@@ -1949,7 +3283,7 @@
               <w:bottom w:val="single" w:color="auto" w:sz="4" w:space="0"/>
               <w:right w:val="single" w:color="auto" w:sz="4" w:space="0"/>
             </w:tcBorders>
-            <w:tcW w:w="1369" w:type="dxa"/>
+            <w:tcW w:w="1137" w:type="dxa"/>
             <w:textDirection w:val="lrTb"/>
             <w:noWrap w:val="false"/>
           </w:tcPr>
@@ -1992,7 +3326,7 @@
               <w:bottom w:val="single" w:color="auto" w:sz="4" w:space="0"/>
               <w:right w:val="single" w:color="auto" w:sz="4" w:space="0"/>
             </w:tcBorders>
-            <w:tcW w:w="4681" w:type="dxa"/>
+            <w:tcW w:w="2911" w:type="dxa"/>
             <w:textDirection w:val="lrTb"/>
             <w:noWrap w:val="false"/>
           </w:tcPr>
@@ -2063,7 +3397,7 @@
               <w:bottom w:val="single" w:color="auto" w:sz="4" w:space="0"/>
               <w:right w:val="single" w:color="auto" w:sz="4" w:space="0"/>
             </w:tcBorders>
-            <w:tcW w:w="4394" w:type="dxa"/>
+            <w:tcW w:w="3260" w:type="dxa"/>
             <w:textDirection w:val="lrTb"/>
             <w:noWrap w:val="false"/>
           </w:tcPr>
@@ -2114,7 +3448,7 @@
               <w:bottom w:val="single" w:color="auto" w:sz="4" w:space="0"/>
               <w:right w:val="single" w:color="auto" w:sz="4" w:space="0"/>
             </w:tcBorders>
-            <w:tcW w:w="9497" w:type="dxa"/>
+            <w:tcW w:w="13793" w:type="dxa"/>
             <w:textDirection w:val="lrTb"/>
             <w:noWrap w:val="false"/>
           </w:tcPr>
@@ -2125,7 +3459,6 @@
               <w:ind/>
               <w:rPr>
                 <w:rFonts w:ascii="Calibri" w:hAnsi="Calibri" w:cs="Calibri"/>
-                <w:highlight w:val="none"/>
                 <w:lang w:val="en-GB"/>
               </w:rPr>
             </w:pPr>
@@ -2141,28 +3474,36 @@
                 <w:rFonts w:ascii="Calibri" w:hAnsi="Calibri" w:cs="Calibri"/>
                 <w:lang w:val="en-GB"/>
               </w:rPr>
-              <w:t xml:space="preserve"> a database service is injected into a file the team member identified that an interface for the database instead of direct injection would make the code more reusable (link to marta in meeting?), maintainable and testable. This would improve reliability (</w:t>
+              <w:t xml:space="preserve"> the code originally directly injected a database file. The team member identified that by using an interface instead of direct injection we could make the code more reusable, </w:t>
             </w:r>
             <w:r>
               <w:rPr>
                 <w:rFonts w:ascii="Calibri" w:hAnsi="Calibri" w:cs="Calibri"/>
                 <w:lang w:val="en-GB"/>
               </w:rPr>
-              <w:t xml:space="preserve">https://uhimoraydev.atlassian.net/browse/MAUIS-59?atlOrigin=eyJpIjoiYzQ1N2RkYWYwZWQzNDM0MWEzODZjNGEwMGJhMTAyOTciLCJwIjoiaiJ9</w:t>
+              <w:t xml:space="preserve">maintainable and testable</w:t>
+            </w:r>
+            <w:r/>
+            <w:r>
+              <w:rPr>
+                <w:rFonts w:ascii="Calibri" w:hAnsi="Calibri" w:cs="Calibri"/>
+                <w:lang w:val="en-GB"/>
+              </w:rPr>
+              <w:t xml:space="preserve"> (</w:t>
             </w:r>
             <w:r>
               <w:rPr>
                 <w:rFonts w:ascii="Calibri" w:hAnsi="Calibri" w:cs="Calibri"/>
                 <w:lang w:val="en-GB"/>
               </w:rPr>
-              <w:t xml:space="preserve">)</w:t>
+              <w:t xml:space="preserve">https://github.com/TortoiseLeaf/laurenk_personal_repository_2025/blob/main/notes/db-refactor.png</w:t>
             </w:r>
             <w:r>
               <w:rPr>
                 <w:rFonts w:ascii="Calibri" w:hAnsi="Calibri" w:cs="Calibri"/>
-                <w:highlight w:val="none"/>
                 <w:lang w:val="en-GB"/>
               </w:rPr>
+              <w:t xml:space="preserve">). </w:t>
             </w:r>
             <w:r>
               <w:rPr>
@@ -2186,10 +3527,23 @@
             <w:r>
               <w:rPr>
                 <w:rFonts w:ascii="Calibri" w:hAnsi="Calibri" w:cs="Calibri"/>
-                <w:highlight w:val="none"/>
                 <w:lang w:val="en-GB"/>
               </w:rPr>
-              <w:t xml:space="preserve">Can also post the code diff in the commit when it’s done.</w:t>
+              <w:t xml:space="preserve">This would improve reliability within the software and was added as a ticket to the sprint (</w:t>
+            </w:r>
+            <w:r>
+              <w:rPr>
+                <w:rFonts w:ascii="Calibri" w:hAnsi="Calibri" w:cs="Calibri"/>
+                <w:lang w:val="en-GB"/>
+              </w:rPr>
+              <w:t xml:space="preserve">https://uhimoraydev.atlassian.net/browse/MAUIS-59?atlOrigin=eyJpIjoiYzQ1N2RkYWYwZWQzNDM0MWEzODZjNGEwMGJhMTAyOTciLCJwIjoiaiJ9</w:t>
+            </w:r>
+            <w:r>
+              <w:rPr>
+                <w:rFonts w:ascii="Calibri" w:hAnsi="Calibri" w:cs="Calibri"/>
+                <w:lang w:val="en-GB"/>
+              </w:rPr>
+              <w:t xml:space="preserve">).</w:t>
             </w:r>
             <w:r>
               <w:rPr>
@@ -2197,6 +3551,43 @@
                 <w:highlight w:val="none"/>
                 <w:lang w:val="en-GB"/>
               </w:rPr>
+            </w:r>
+            <w:r/>
+          </w:p>
+          <w:p>
+            <w:pPr>
+              <w:pBdr/>
+              <w:spacing w:after="40" w:before="40"/>
+              <w:ind/>
+              <w:rPr>
+                <w:rFonts w:ascii="Calibri" w:hAnsi="Calibri" w:cs="Calibri"/>
+                <w:highlight w:val="none"/>
+                <w:lang w:val="en-GB"/>
+              </w:rPr>
+            </w:pPr>
+            <w:r>
+              <w:rPr>
+                <w:rFonts w:ascii="Calibri" w:hAnsi="Calibri" w:cs="Calibri"/>
+                <w:highlight w:val="none"/>
+                <w:lang w:val="en-GB"/>
+              </w:rPr>
+              <w:t xml:space="preserve">Here in the pull request for the code changes we can see the before and after of the code where the refactoring has been applied (</w:t>
+            </w:r>
+            <w:r>
+              <w:rPr>
+                <w:rFonts w:ascii="Calibri" w:hAnsi="Calibri" w:cs="Calibri"/>
+                <w:highlight w:val="none"/>
+                <w:lang w:val="en-GB"/>
+              </w:rPr>
+              <w:t xml:space="preserve">https://github.com/TortoiseLeaf/MauiScreenTime/pull/42/changes</w:t>
+            </w:r>
+            <w:r>
+              <w:rPr>
+                <w:rFonts w:ascii="Calibri" w:hAnsi="Calibri" w:cs="Calibri"/>
+                <w:highlight w:val="none"/>
+                <w:lang w:val="en-GB"/>
+              </w:rPr>
+              <w:t xml:space="preserve">).</w:t>
             </w:r>
             <w:r>
               <w:rPr>
@@ -2246,7 +3637,7 @@
                 <w:highlight w:val="none"/>
                 <w:lang w:val="en-GB"/>
               </w:rPr>
-              <w:t xml:space="preserve">Loosely coupling these software components makes the software more maintainable and scalable by allowing changes made to one component to be less likely to effect another. This keeps the code clean, testable and scalable because </w:t>
+              <w:t xml:space="preserve">Loosely coupling these software components makes the software more maintainable and scalable by allowing changes made to one component to be less likely to effect another. This keeps the code clean, testable and scalable because the code can be isolated for testing and allows it to be worked on in isolation from other areas of the project.</w:t>
             </w:r>
             <w:r>
               <w:rPr>

--- a/UI_Software_Project_Management_Lifecycles/UI110017_portfolio_Project_management_Lifecycles.docx
+++ b/UI_Software_Project_Management_Lifecycles/UI110017_portfolio_Project_management_Lifecycles.docx
@@ -38,14 +38,14 @@
               <w:spacing w:after="40" w:before="40"/>
               <w:ind/>
               <w:rPr>
-                <w:rFonts w:asciiTheme="minorHAnsi" w:hAnsiTheme="minorHAnsi" w:cstheme="minorHAnsi"/>
+                <w:rFonts w:ascii="Calibri" w:hAnsi="Calibri" w:cs="Calibri"/>
                 <w:b/>
                 <w:bCs/>
               </w:rPr>
             </w:pPr>
             <w:r>
               <w:rPr>
-                <w:rFonts w:asciiTheme="minorHAnsi" w:hAnsiTheme="minorHAnsi" w:cstheme="minorHAnsi"/>
+                <w:rFonts w:ascii="Calibri" w:hAnsi="Calibri" w:eastAsia="Calibri" w:cs="Calibri"/>
                 <w:b/>
                 <w:bCs/>
               </w:rPr>
@@ -53,14 +53,14 @@
             </w:r>
             <w:r>
               <w:rPr>
-                <w:rFonts w:asciiTheme="minorHAnsi" w:hAnsiTheme="minorHAnsi" w:cstheme="minorHAnsi"/>
+                <w:rFonts w:ascii="Calibri" w:hAnsi="Calibri" w:eastAsia="Calibri" w:cs="Calibri"/>
                 <w:b/>
                 <w:bCs/>
               </w:rPr>
             </w:r>
             <w:r>
               <w:rPr>
-                <w:rFonts w:asciiTheme="minorHAnsi" w:hAnsiTheme="minorHAnsi" w:cstheme="minorHAnsi"/>
+                <w:rFonts w:ascii="Calibri" w:hAnsi="Calibri" w:eastAsia="Calibri" w:cs="Calibri"/>
                 <w:b/>
                 <w:bCs/>
               </w:rPr>
@@ -85,14 +85,14 @@
               <w:spacing w:after="40" w:before="40"/>
               <w:ind/>
               <w:rPr>
-                <w:rFonts w:asciiTheme="minorHAnsi" w:hAnsiTheme="minorHAnsi" w:cstheme="minorHAnsi"/>
+                <w:rFonts w:ascii="Calibri" w:hAnsi="Calibri" w:cs="Calibri"/>
                 <w:b/>
                 <w:bCs/>
               </w:rPr>
             </w:pPr>
             <w:r>
               <w:rPr>
-                <w:rFonts w:asciiTheme="minorHAnsi" w:hAnsiTheme="minorHAnsi" w:cstheme="minorHAnsi"/>
+                <w:rFonts w:ascii="Calibri" w:hAnsi="Calibri" w:eastAsia="Calibri" w:cs="Calibri"/>
                 <w:b/>
                 <w:bCs/>
               </w:rPr>
@@ -100,14 +100,14 @@
             </w:r>
             <w:r>
               <w:rPr>
-                <w:rFonts w:asciiTheme="minorHAnsi" w:hAnsiTheme="minorHAnsi" w:cstheme="minorHAnsi"/>
+                <w:rFonts w:ascii="Calibri" w:hAnsi="Calibri" w:eastAsia="Calibri" w:cs="Calibri"/>
                 <w:b/>
                 <w:bCs/>
               </w:rPr>
             </w:r>
             <w:r>
               <w:rPr>
-                <w:rFonts w:asciiTheme="minorHAnsi" w:hAnsiTheme="minorHAnsi" w:cstheme="minorHAnsi"/>
+                <w:rFonts w:ascii="Calibri" w:hAnsi="Calibri" w:eastAsia="Calibri" w:cs="Calibri"/>
                 <w:b/>
                 <w:bCs/>
               </w:rPr>
@@ -132,14 +132,14 @@
               <w:spacing w:after="40" w:before="40"/>
               <w:ind/>
               <w:rPr>
-                <w:rFonts w:asciiTheme="minorHAnsi" w:hAnsiTheme="minorHAnsi" w:cstheme="minorHAnsi"/>
+                <w:rFonts w:ascii="Calibri" w:hAnsi="Calibri" w:cs="Calibri"/>
                 <w:b/>
                 <w:bCs/>
               </w:rPr>
             </w:pPr>
             <w:r>
               <w:rPr>
-                <w:rFonts w:asciiTheme="minorHAnsi" w:hAnsiTheme="minorHAnsi" w:cstheme="minorHAnsi"/>
+                <w:rFonts w:ascii="Calibri" w:hAnsi="Calibri" w:eastAsia="Calibri" w:cs="Calibri"/>
                 <w:b/>
                 <w:bCs/>
               </w:rPr>
@@ -147,14 +147,14 @@
             </w:r>
             <w:r>
               <w:rPr>
-                <w:rFonts w:asciiTheme="minorHAnsi" w:hAnsiTheme="minorHAnsi" w:cstheme="minorHAnsi"/>
+                <w:rFonts w:ascii="Calibri" w:hAnsi="Calibri" w:eastAsia="Calibri" w:cs="Calibri"/>
                 <w:b/>
                 <w:bCs/>
               </w:rPr>
             </w:r>
             <w:r>
               <w:rPr>
-                <w:rFonts w:asciiTheme="minorHAnsi" w:hAnsiTheme="minorHAnsi" w:cstheme="minorHAnsi"/>
+                <w:rFonts w:ascii="Calibri" w:hAnsi="Calibri" w:eastAsia="Calibri" w:cs="Calibri"/>
                 <w:b/>
                 <w:bCs/>
               </w:rPr>
@@ -179,14 +179,14 @@
               <w:spacing w:after="40" w:before="40"/>
               <w:ind/>
               <w:rPr>
-                <w:rFonts w:asciiTheme="minorHAnsi" w:hAnsiTheme="minorHAnsi" w:cstheme="minorHAnsi"/>
+                <w:rFonts w:ascii="Calibri" w:hAnsi="Calibri" w:cs="Calibri"/>
                 <w:b/>
                 <w:bCs/>
               </w:rPr>
             </w:pPr>
             <w:r>
               <w:rPr>
-                <w:rFonts w:asciiTheme="minorHAnsi" w:hAnsiTheme="minorHAnsi" w:cstheme="minorHAnsi"/>
+                <w:rFonts w:ascii="Calibri" w:hAnsi="Calibri" w:eastAsia="Calibri" w:cs="Calibri"/>
                 <w:b/>
                 <w:bCs/>
               </w:rPr>
@@ -194,14 +194,14 @@
             </w:r>
             <w:r>
               <w:rPr>
-                <w:rFonts w:asciiTheme="minorHAnsi" w:hAnsiTheme="minorHAnsi" w:cstheme="minorHAnsi"/>
+                <w:rFonts w:ascii="Calibri" w:hAnsi="Calibri" w:eastAsia="Calibri" w:cs="Calibri"/>
                 <w:b/>
                 <w:bCs/>
               </w:rPr>
             </w:r>
             <w:r>
               <w:rPr>
-                <w:rFonts w:asciiTheme="minorHAnsi" w:hAnsiTheme="minorHAnsi" w:cstheme="minorHAnsi"/>
+                <w:rFonts w:ascii="Calibri" w:hAnsi="Calibri" w:eastAsia="Calibri" w:cs="Calibri"/>
                 <w:b/>
                 <w:bCs/>
               </w:rPr>
@@ -226,14 +226,14 @@
               <w:spacing w:after="40" w:before="40"/>
               <w:ind/>
               <w:rPr>
-                <w:rFonts w:asciiTheme="minorHAnsi" w:hAnsiTheme="minorHAnsi" w:cstheme="minorHAnsi"/>
+                <w:rFonts w:ascii="Calibri" w:hAnsi="Calibri" w:cs="Calibri"/>
                 <w:b/>
                 <w:bCs/>
               </w:rPr>
             </w:pPr>
             <w:r>
               <w:rPr>
-                <w:rFonts w:asciiTheme="minorHAnsi" w:hAnsiTheme="minorHAnsi" w:cstheme="minorHAnsi"/>
+                <w:rFonts w:ascii="Calibri" w:hAnsi="Calibri" w:eastAsia="Calibri" w:cs="Calibri"/>
                 <w:b/>
                 <w:bCs/>
               </w:rPr>
@@ -241,7 +241,7 @@
             </w:r>
             <w:r>
               <w:rPr>
-                <w:rFonts w:asciiTheme="minorHAnsi" w:hAnsiTheme="minorHAnsi" w:cstheme="minorHAnsi"/>
+                <w:rFonts w:ascii="Calibri" w:hAnsi="Calibri" w:eastAsia="Calibri" w:cs="Calibri"/>
                 <w:b/>
                 <w:bCs/>
               </w:rPr>
@@ -249,7 +249,7 @@
             </w:r>
             <w:r>
               <w:rPr>
-                <w:rFonts w:asciiTheme="minorHAnsi" w:hAnsiTheme="minorHAnsi" w:cstheme="minorHAnsi"/>
+                <w:rFonts w:ascii="Calibri" w:hAnsi="Calibri" w:eastAsia="Calibri" w:cs="Calibri"/>
                 <w:b/>
                 <w:bCs/>
               </w:rPr>
@@ -257,14 +257,14 @@
             </w:r>
             <w:r>
               <w:rPr>
-                <w:rFonts w:asciiTheme="minorHAnsi" w:hAnsiTheme="minorHAnsi" w:cstheme="minorHAnsi"/>
+                <w:rFonts w:ascii="Calibri" w:hAnsi="Calibri" w:eastAsia="Calibri" w:cs="Calibri"/>
                 <w:b/>
                 <w:bCs/>
               </w:rPr>
             </w:r>
             <w:r>
               <w:rPr>
-                <w:rFonts w:asciiTheme="minorHAnsi" w:hAnsiTheme="minorHAnsi" w:cstheme="minorHAnsi"/>
+                <w:rFonts w:ascii="Calibri" w:hAnsi="Calibri" w:eastAsia="Calibri" w:cs="Calibri"/>
                 <w:b/>
                 <w:bCs/>
               </w:rPr>
@@ -293,26 +293,26 @@
               <w:ind/>
               <w:jc w:val="center"/>
               <w:rPr>
-                <w:rFonts w:asciiTheme="minorHAnsi" w:hAnsiTheme="minorHAnsi" w:cstheme="minorHAnsi"/>
+                <w:rFonts w:ascii="Calibri" w:hAnsi="Calibri" w:cs="Calibri"/>
                 <w:bCs/>
               </w:rPr>
             </w:pPr>
             <w:r>
               <w:rPr>
-                <w:rFonts w:asciiTheme="minorHAnsi" w:hAnsiTheme="minorHAnsi" w:cstheme="minorHAnsi"/>
+                <w:rFonts w:ascii="Calibri" w:hAnsi="Calibri" w:eastAsia="Calibri" w:cs="Calibri"/>
                 <w:bCs/>
               </w:rPr>
               <w:t xml:space="preserve">1</w:t>
             </w:r>
             <w:r>
               <w:rPr>
-                <w:rFonts w:asciiTheme="minorHAnsi" w:hAnsiTheme="minorHAnsi" w:cstheme="minorHAnsi"/>
+                <w:rFonts w:ascii="Calibri" w:hAnsi="Calibri" w:eastAsia="Calibri" w:cs="Calibri"/>
                 <w:bCs/>
               </w:rPr>
             </w:r>
             <w:r>
               <w:rPr>
-                <w:rFonts w:asciiTheme="minorHAnsi" w:hAnsiTheme="minorHAnsi" w:cstheme="minorHAnsi"/>
+                <w:rFonts w:ascii="Calibri" w:hAnsi="Calibri" w:eastAsia="Calibri" w:cs="Calibri"/>
                 <w:bCs/>
               </w:rPr>
             </w:r>
@@ -336,26 +336,26 @@
               <w:spacing w:after="40" w:before="40"/>
               <w:ind/>
               <w:rPr>
-                <w:rFonts w:asciiTheme="minorHAnsi" w:hAnsiTheme="minorHAnsi" w:cstheme="minorHAnsi"/>
+                <w:rFonts w:ascii="Calibri" w:hAnsi="Calibri" w:cs="Calibri"/>
                 <w:bCs/>
               </w:rPr>
             </w:pPr>
             <w:r>
               <w:rPr>
-                <w:rFonts w:asciiTheme="minorHAnsi" w:hAnsiTheme="minorHAnsi" w:cstheme="minorHAnsi"/>
+                <w:rFonts w:ascii="Calibri" w:hAnsi="Calibri" w:eastAsia="Calibri" w:cs="Calibri"/>
                 <w:bCs/>
               </w:rPr>
               <w:t xml:space="preserve">Agile</w:t>
             </w:r>
             <w:r>
               <w:rPr>
-                <w:rFonts w:asciiTheme="minorHAnsi" w:hAnsiTheme="minorHAnsi" w:cstheme="minorHAnsi"/>
+                <w:rFonts w:ascii="Calibri" w:hAnsi="Calibri" w:eastAsia="Calibri" w:cs="Calibri"/>
                 <w:bCs/>
               </w:rPr>
             </w:r>
             <w:r>
               <w:rPr>
-                <w:rFonts w:asciiTheme="minorHAnsi" w:hAnsiTheme="minorHAnsi" w:cstheme="minorHAnsi"/>
+                <w:rFonts w:ascii="Calibri" w:hAnsi="Calibri" w:eastAsia="Calibri" w:cs="Calibri"/>
                 <w:bCs/>
               </w:rPr>
             </w:r>
@@ -379,40 +379,40 @@
               <w:spacing w:after="40" w:before="40"/>
               <w:ind/>
               <w:rPr>
-                <w:rFonts w:asciiTheme="minorHAnsi" w:hAnsiTheme="minorHAnsi" w:cstheme="minorHAnsi"/>
+                <w:rFonts w:ascii="Calibri" w:hAnsi="Calibri" w:cs="Calibri"/>
                 <w:bCs/>
               </w:rPr>
             </w:pPr>
             <w:r>
               <w:rPr>
-                <w:rFonts w:ascii="Calibri" w:hAnsi="Calibri" w:cs="Calibri"/>
+                <w:rFonts w:ascii="Calibri" w:hAnsi="Calibri" w:eastAsia="Calibri" w:cs="Calibri"/>
                 <w:color w:val="000000"/>
               </w:rPr>
               <w:t xml:space="preserve">Explain the industry standards in software project management including </w:t>
             </w:r>
             <w:r>
               <w:rPr>
-                <w:rFonts w:ascii="Calibri" w:hAnsi="Calibri" w:cs="Calibri"/>
+                <w:rFonts w:ascii="Calibri" w:hAnsi="Calibri" w:eastAsia="Calibri" w:cs="Calibri"/>
                 <w:color w:val="000000"/>
               </w:rPr>
               <w:t xml:space="preserve">APM</w:t>
             </w:r>
             <w:r>
               <w:rPr>
-                <w:rFonts w:ascii="Calibri" w:hAnsi="Calibri" w:cs="Calibri"/>
+                <w:rFonts w:ascii="Calibri" w:hAnsi="Calibri" w:eastAsia="Calibri" w:cs="Calibri"/>
                 <w:color w:val="000000"/>
               </w:rPr>
               <w:t xml:space="preserve">, ISO 10006, ISO 12207 along with the SEI's CMMI methods.  Integrate relevant standards into a project.</w:t>
             </w:r>
             <w:r>
               <w:rPr>
-                <w:rFonts w:asciiTheme="minorHAnsi" w:hAnsiTheme="minorHAnsi" w:cstheme="minorHAnsi"/>
+                <w:rFonts w:ascii="Calibri" w:hAnsi="Calibri" w:eastAsia="Calibri" w:cs="Calibri"/>
                 <w:bCs/>
               </w:rPr>
             </w:r>
             <w:r>
               <w:rPr>
-                <w:rFonts w:asciiTheme="minorHAnsi" w:hAnsiTheme="minorHAnsi" w:cstheme="minorHAnsi"/>
+                <w:rFonts w:ascii="Calibri" w:hAnsi="Calibri" w:eastAsia="Calibri" w:cs="Calibri"/>
                 <w:bCs/>
               </w:rPr>
             </w:r>
@@ -442,27 +442,27 @@
             </w:pPr>
             <w:r>
               <w:rPr>
-                <w:rFonts w:ascii="Calibri" w:hAnsi="Calibri" w:cs="Calibri"/>
+                <w:rFonts w:ascii="Calibri" w:hAnsi="Calibri" w:eastAsia="Calibri" w:cs="Calibri"/>
                 <w:color w:val="000000"/>
               </w:rPr>
               <w:t xml:space="preserve">During your project/sprints you would have </w:t>
             </w:r>
             <w:r>
               <w:rPr>
-                <w:rFonts w:ascii="Calibri" w:hAnsi="Calibri" w:cs="Calibri"/>
+                <w:rFonts w:ascii="Calibri" w:hAnsi="Calibri" w:eastAsia="Calibri" w:cs="Calibri"/>
                 <w:color w:val="000000"/>
               </w:rPr>
               <w:t xml:space="preserve">had some form of RAG management (Triage). This could have been a ticket system or Spreadsheet of tasks/priorities etc. The IBM Badges are also linked to these outcomes. You can also research each of these standards and chose to apply a certain methodology.</w:t>
             </w:r>
             <w:r>
               <w:rPr>
-                <w:rFonts w:ascii="Calibri" w:hAnsi="Calibri" w:cs="Calibri"/>
+                <w:rFonts w:ascii="Calibri" w:hAnsi="Calibri" w:eastAsia="Calibri" w:cs="Calibri"/>
                 <w:color w:val="000000"/>
               </w:rPr>
             </w:r>
             <w:r>
               <w:rPr>
-                <w:rFonts w:ascii="Calibri" w:hAnsi="Calibri" w:cs="Calibri"/>
+                <w:rFonts w:ascii="Calibri" w:hAnsi="Calibri" w:eastAsia="Calibri" w:cs="Calibri"/>
                 <w:color w:val="000000"/>
               </w:rPr>
             </w:r>
@@ -486,22 +486,9 @@
               <w:spacing w:after="40" w:before="40"/>
               <w:ind/>
               <w:rPr>
-                <w:rFonts w:ascii="Calibri" w:hAnsi="Calibri" w:eastAsia="Calibri" w:cs="Calibri"/>
+                <w:rFonts w:ascii="Calibri" w:hAnsi="Calibri" w:cs="Calibri"/>
               </w:rPr>
             </w:pPr>
-            <w:r>
-              <w:rPr>
-                <w:rFonts w:ascii="Aptos" w:hAnsi="Aptos" w:eastAsia="Aptos" w:cs="Aptos"/>
-                <w:bCs w:val="0"/>
-                <w:i w:val="0"/>
-                <w:color w:val="000000"/>
-                <w:sz w:val="22"/>
-                <w:szCs w:val="22"/>
-                <w:highlight w:val="none"/>
-                <w:lang w:val="en-GB"/>
-              </w:rPr>
-              <w:t xml:space="preserve">Industry standards for software project management include</w:t>
-            </w:r>
             <w:r>
               <w:rPr>
                 <w:rFonts w:ascii="Calibri" w:hAnsi="Calibri" w:eastAsia="Calibri" w:cs="Calibri"/>
@@ -513,6 +500,19 @@
                 <w:highlight w:val="none"/>
                 <w:lang w:val="en-GB"/>
               </w:rPr>
+              <w:t xml:space="preserve">Industry standards for software project management include</w:t>
+            </w:r>
+            <w:r>
+              <w:rPr>
+                <w:rFonts w:ascii="Calibri" w:hAnsi="Calibri" w:eastAsia="Calibri" w:cs="Calibri"/>
+                <w:bCs w:val="0"/>
+                <w:i w:val="0"/>
+                <w:color w:val="000000"/>
+                <w:sz w:val="22"/>
+                <w:szCs w:val="22"/>
+                <w:highlight w:val="none"/>
+                <w:lang w:val="en-GB"/>
+              </w:rPr>
               <w:t xml:space="preserve"> </w:t>
             </w:r>
             <w:r>
@@ -568,6 +568,21 @@
               <w:t xml:space="preserve"> objectives meet quality requirements through planning, monitoring, and continuous improvement. </w:t>
             </w:r>
             <w:r>
+              <w:rPr>
+                <w:rFonts w:ascii="Calibri" w:hAnsi="Calibri" w:eastAsia="Calibri" w:cs="Calibri"/>
+              </w:rPr>
+            </w:r>
+            <w:r>
+              <w:rPr>
+                <w:rFonts w:ascii="Calibri" w:hAnsi="Calibri" w:eastAsia="Calibri" w:cs="Calibri"/>
+              </w:rPr>
+            </w:r>
+          </w:p>
+          <w:p>
+            <w:pPr>
+              <w:pBdr/>
+              <w:spacing w:after="40" w:before="40"/>
+              <w:ind/>
               <w:rPr>
                 <w:rFonts w:ascii="Calibri" w:hAnsi="Calibri" w:cs="Calibri"/>
                 <w:bCs w:val="0"/>
@@ -577,10 +592,33 @@
                 <w:szCs w:val="22"/>
                 <w:highlight w:val="none"/>
               </w:rPr>
+            </w:pPr>
+            <w:r>
+              <w:rPr>
+                <w:rFonts w:ascii="Calibri" w:hAnsi="Calibri" w:eastAsia="Calibri" w:cs="Calibri"/>
+                <w:highlight w:val="none"/>
+              </w:rPr>
             </w:r>
             <w:r>
               <w:rPr>
                 <w:rFonts w:ascii="Calibri" w:hAnsi="Calibri" w:eastAsia="Calibri" w:cs="Calibri"/>
+                <w:bCs w:val="0"/>
+                <w:i w:val="0"/>
+                <w:color w:val="000000"/>
+                <w:sz w:val="22"/>
+                <w:szCs w:val="22"/>
+                <w:highlight w:val="none"/>
+              </w:rPr>
+            </w:r>
+            <w:r>
+              <w:rPr>
+                <w:rFonts w:ascii="Calibri" w:hAnsi="Calibri" w:eastAsia="Calibri" w:cs="Calibri"/>
+                <w:bCs w:val="0"/>
+                <w:i w:val="0"/>
+                <w:color w:val="000000"/>
+                <w:sz w:val="22"/>
+                <w:szCs w:val="22"/>
+                <w:highlight w:val="none"/>
               </w:rPr>
             </w:r>
           </w:p>
@@ -591,14 +629,355 @@
               <w:ind/>
               <w:rPr>
                 <w:rFonts w:ascii="Calibri" w:hAnsi="Calibri" w:cs="Calibri"/>
+              </w:rPr>
+            </w:pPr>
+            <w:r>
+              <w:rPr>
+                <w:rFonts w:ascii="Calibri" w:hAnsi="Calibri" w:eastAsia="Calibri" w:cs="Calibri"/>
+              </w:rPr>
+              <w:t xml:space="preserve">ISO/IEC 12207:2017</w:t>
+            </w:r>
+            <w:r>
+              <w:rPr>
+                <w:rFonts w:ascii="Calibri" w:hAnsi="Calibri" w:eastAsia="Calibri" w:cs="Calibri"/>
+                <w:lang w:val="en-GB"/>
+              </w:rPr>
+              <w:t xml:space="preserve"> </w:t>
+            </w:r>
+            <w:r>
+              <w:rPr>
+                <w:rFonts w:ascii="Calibri" w:hAnsi="Calibri" w:eastAsia="Calibri" w:cs="Calibri"/>
+                <w:lang w:val="en-GB"/>
+              </w:rPr>
+              <w:t xml:space="preserve">provides</w:t>
+            </w:r>
+            <w:r>
+              <w:rPr>
+                <w:rFonts w:ascii="Calibri" w:hAnsi="Calibri" w:eastAsia="Calibri" w:cs="Calibri"/>
+              </w:rPr>
+              <w:t xml:space="preserve"> a comprehensive framework</w:t>
+            </w:r>
+            <w:r>
+              <w:rPr>
+                <w:rFonts w:ascii="Calibri" w:hAnsi="Calibri" w:eastAsia="Calibri" w:cs="Calibri"/>
+                <w:lang w:val="en-GB"/>
+              </w:rPr>
+              <w:t xml:space="preserve"> for software lifecycle processes</w:t>
+            </w:r>
+            <w:r>
+              <w:rPr>
+                <w:rFonts w:ascii="Calibri" w:hAnsi="Calibri" w:eastAsia="Calibri" w:cs="Calibri"/>
+              </w:rPr>
+              <w:t xml:space="preserve"> covering </w:t>
+            </w:r>
+            <w:r>
+              <w:rPr>
+                <w:rFonts w:ascii="Calibri" w:hAnsi="Calibri" w:eastAsia="Calibri" w:cs="Calibri"/>
+                <w:lang w:val="en-GB"/>
+              </w:rPr>
+              <w:t xml:space="preserve">the </w:t>
+            </w:r>
+            <w:r>
+              <w:rPr>
+                <w:rFonts w:ascii="Calibri" w:hAnsi="Calibri" w:eastAsia="Calibri" w:cs="Calibri"/>
+              </w:rPr>
+              <w:t xml:space="preserve">acquisition, supply, development, operation, and maintenance activities</w:t>
+            </w:r>
+            <w:r>
+              <w:rPr>
+                <w:rFonts w:ascii="Calibri" w:hAnsi="Calibri" w:eastAsia="Calibri" w:cs="Calibri"/>
+                <w:lang w:val="en-GB"/>
+              </w:rPr>
+              <w:t xml:space="preserve"> required throughout the cycle,</w:t>
+            </w:r>
+            <w:r>
+              <w:rPr>
+                <w:rFonts w:ascii="Calibri" w:hAnsi="Calibri" w:eastAsia="Calibri" w:cs="Calibri"/>
+              </w:rPr>
+              <w:t xml:space="preserve"> with </w:t>
+            </w:r>
+            <w:r>
+              <w:rPr>
+                <w:rFonts w:ascii="Calibri" w:hAnsi="Calibri" w:eastAsia="Calibri" w:cs="Calibri"/>
+                <w:lang w:val="en-GB"/>
+              </w:rPr>
+              <w:t xml:space="preserve">an </w:t>
+            </w:r>
+            <w:r>
+              <w:rPr>
+                <w:rFonts w:ascii="Calibri" w:hAnsi="Calibri" w:eastAsia="Calibri" w:cs="Calibri"/>
+              </w:rPr>
+              <w:t xml:space="preserve">emphasis on</w:t>
+            </w:r>
+            <w:r>
+              <w:rPr>
+                <w:rFonts w:ascii="Calibri" w:hAnsi="Calibri" w:eastAsia="Calibri" w:cs="Calibri"/>
+                <w:lang w:val="en-GB"/>
+              </w:rPr>
+              <w:t xml:space="preserve"> assessing and improving the processes within the cycle</w:t>
+            </w:r>
+            <w:r>
+              <w:rPr>
+                <w:rFonts w:ascii="Calibri" w:hAnsi="Calibri" w:eastAsia="Calibri" w:cs="Calibri"/>
+              </w:rPr>
+              <w:t xml:space="preserve">.</w:t>
+            </w:r>
+            <w:r>
+              <w:rPr>
+                <w:rFonts w:ascii="Calibri" w:hAnsi="Calibri" w:eastAsia="Calibri" w:cs="Calibri"/>
+                <w:lang w:val="en-GB"/>
+              </w:rPr>
+              <w:t xml:space="preserve"> Application of this is reflected in the iterative nature of Agile project management, with sprint retrospectives evaluating the process of development and feedback informing the improvement of future sprints (</w:t>
+            </w:r>
+            <w:r>
+              <w:rPr>
+                <w:rFonts w:ascii="Calibri" w:hAnsi="Calibri" w:eastAsia="Calibri" w:cs="Calibri"/>
+                <w:lang w:val="en-GB"/>
+              </w:rPr>
+              <w:t xml:space="preserve">https://github.com/TortoiseLeaf/laurenk_personal_repository_2025/blob/main/notes/sprint-review.png</w:t>
+            </w:r>
+            <w:r>
+              <w:rPr>
+                <w:rFonts w:ascii="Calibri" w:hAnsi="Calibri" w:eastAsia="Calibri" w:cs="Calibri"/>
+                <w:lang w:val="en-GB"/>
+              </w:rPr>
+              <w:t xml:space="preserve">).</w:t>
+            </w:r>
+            <w:r>
+              <w:rPr>
+                <w:rFonts w:ascii="Calibri" w:hAnsi="Calibri" w:eastAsia="Calibri" w:cs="Calibri"/>
+              </w:rPr>
+            </w:r>
+            <w:r>
+              <w:rPr>
+                <w:rFonts w:ascii="Calibri" w:hAnsi="Calibri" w:eastAsia="Calibri" w:cs="Calibri"/>
+              </w:rPr>
+            </w:r>
+          </w:p>
+          <w:p>
+            <w:pPr>
+              <w:pBdr/>
+              <w:spacing w:after="40" w:before="40"/>
+              <w:ind/>
+              <w:rPr>
+                <w:rFonts w:ascii="Calibri" w:hAnsi="Calibri" w:cs="Calibri"/>
+                <w:highlight w:val="none"/>
+              </w:rPr>
+            </w:pPr>
+            <w:r>
+              <w:rPr>
+                <w:rFonts w:ascii="Calibri" w:hAnsi="Calibri" w:eastAsia="Calibri" w:cs="Calibri"/>
+                <w:highlight w:val="none"/>
+              </w:rPr>
+            </w:r>
+            <w:r>
+              <w:rPr>
+                <w:rFonts w:ascii="Calibri" w:hAnsi="Calibri" w:eastAsia="Calibri" w:cs="Calibri"/>
+                <w:highlight w:val="none"/>
+              </w:rPr>
+            </w:r>
+            <w:r>
+              <w:rPr>
+                <w:rFonts w:ascii="Calibri" w:hAnsi="Calibri" w:eastAsia="Calibri" w:cs="Calibri"/>
+                <w:highlight w:val="none"/>
+              </w:rPr>
+            </w:r>
+          </w:p>
+          <w:p>
+            <w:pPr>
+              <w:pBdr/>
+              <w:spacing w:after="40" w:before="40"/>
+              <w:ind/>
+              <w:rPr>
+                <w:rFonts w:ascii="Calibri" w:hAnsi="Calibri" w:cs="Calibri"/>
+                <w:highlight w:val="none"/>
+              </w:rPr>
+            </w:pPr>
+            <w:r>
+              <w:rPr>
+                <w:rFonts w:ascii="Calibri" w:hAnsi="Calibri" w:eastAsia="Calibri" w:cs="Calibri"/>
+              </w:rPr>
+              <w:t xml:space="preserve">The SEI CMMI (Capability Maturity Model Integratio</w:t>
+            </w:r>
+            <w:r>
+              <w:rPr>
+                <w:rFonts w:ascii="Calibri" w:hAnsi="Calibri" w:eastAsia="Calibri" w:cs="Calibri"/>
+              </w:rPr>
+              <w:t xml:space="preserve">n) </w:t>
+            </w:r>
+            <w:r>
+              <w:rPr>
+                <w:rFonts w:ascii="Calibri" w:hAnsi="Calibri" w:eastAsia="Calibri" w:cs="Calibri"/>
+                <w:lang w:val="en-GB"/>
+              </w:rPr>
+              <w:t xml:space="preserve">is</w:t>
+            </w:r>
+            <w:r>
+              <w:rPr>
+                <w:rFonts w:ascii="Calibri" w:hAnsi="Calibri" w:eastAsia="Calibri" w:cs="Calibri"/>
+              </w:rPr>
+              <w:t xml:space="preserve"> a five-level maturity framework </w:t>
+            </w:r>
+            <w:r>
+              <w:rPr>
+                <w:rFonts w:ascii="Calibri" w:hAnsi="Calibri" w:eastAsia="Calibri" w:cs="Calibri"/>
+                <w:lang w:val="en-GB"/>
+              </w:rPr>
+              <w:t xml:space="preserve">ranging from </w:t>
+            </w:r>
+            <w:r>
+              <w:rPr>
+                <w:rFonts w:ascii="Calibri" w:hAnsi="Calibri" w:eastAsia="Calibri" w:cs="Calibri"/>
+              </w:rPr>
+              <w:t xml:space="preserve">Initial</w:t>
+            </w:r>
+            <w:r>
+              <w:rPr>
+                <w:rFonts w:ascii="Calibri" w:hAnsi="Calibri" w:eastAsia="Calibri" w:cs="Calibri"/>
+                <w:lang w:val="en-GB"/>
+              </w:rPr>
+              <w:t xml:space="preserve"> to</w:t>
+            </w:r>
+            <w:r>
+              <w:rPr>
+                <w:rFonts w:ascii="Calibri" w:hAnsi="Calibri" w:eastAsia="Calibri" w:cs="Calibri"/>
+              </w:rPr>
+              <w:t xml:space="preserve"> Managed, Defined, Quantitatively Managed</w:t>
+            </w:r>
+            <w:r>
+              <w:rPr>
+                <w:rFonts w:ascii="Calibri" w:hAnsi="Calibri" w:eastAsia="Calibri" w:cs="Calibri"/>
+                <w:lang w:val="en-GB"/>
+              </w:rPr>
+              <w:t xml:space="preserve"> and</w:t>
+            </w:r>
+            <w:r>
+              <w:rPr>
+                <w:rFonts w:ascii="Calibri" w:hAnsi="Calibri" w:eastAsia="Calibri" w:cs="Calibri"/>
+              </w:rPr>
+              <w:t xml:space="preserve"> Optimizing for process improvement</w:t>
+            </w:r>
+            <w:r>
+              <w:rPr>
+                <w:rFonts w:ascii="Calibri" w:hAnsi="Calibri" w:eastAsia="Calibri" w:cs="Calibri"/>
+                <w:lang w:val="en-GB"/>
+              </w:rPr>
+              <w:t xml:space="preserve"> in organisations</w:t>
+            </w:r>
+            <w:r>
+              <w:rPr>
+                <w:rFonts w:ascii="Calibri" w:hAnsi="Calibri" w:eastAsia="Calibri" w:cs="Calibri"/>
+                <w:lang w:val="en-GB"/>
+              </w:rPr>
+              <w:t xml:space="preserve">. It</w:t>
+            </w:r>
+            <w:r>
+              <w:rPr>
+                <w:rFonts w:ascii="Calibri" w:hAnsi="Calibri" w:eastAsia="Calibri" w:cs="Calibri"/>
+              </w:rPr>
+              <w:t xml:space="preserve"> en</w:t>
+            </w:r>
+            <w:r>
+              <w:rPr>
+                <w:rFonts w:ascii="Calibri" w:hAnsi="Calibri" w:eastAsia="Calibri" w:cs="Calibri"/>
+                <w:lang w:val="en-GB"/>
+              </w:rPr>
+              <w:t xml:space="preserve">courages</w:t>
+            </w:r>
+            <w:r>
+              <w:rPr>
+                <w:rFonts w:ascii="Calibri" w:hAnsi="Calibri" w:eastAsia="Calibri" w:cs="Calibri"/>
+              </w:rPr>
+              <w:t xml:space="preserve"> systematic evaluation and enhancement</w:t>
+            </w:r>
+            <w:r>
+              <w:rPr>
+                <w:rFonts w:ascii="Calibri" w:hAnsi="Calibri" w:eastAsia="Calibri" w:cs="Calibri"/>
+                <w:lang w:val="en-GB"/>
+              </w:rPr>
+              <w:t xml:space="preserve"> of organisational processes (</w:t>
+            </w:r>
+            <w:r>
+              <w:rPr>
+                <w:rFonts w:ascii="Calibri" w:hAnsi="Calibri" w:eastAsia="Calibri" w:cs="Calibri"/>
+                <w:b w:val="0"/>
                 <w:bCs w:val="0"/>
                 <w:i w:val="0"/>
+                <w:iCs w:val="0"/>
                 <w:color w:val="000000"/>
                 <w:sz w:val="22"/>
                 <w:szCs w:val="22"/>
-                <w:highlight w:val="none"/>
-              </w:rPr>
-            </w:pPr>
+              </w:rPr>
+              <w:t xml:space="preserve">Optimal Solutions Group</w:t>
+            </w:r>
+            <w:r>
+              <w:rPr>
+                <w:rFonts w:ascii="Calibri" w:hAnsi="Calibri" w:eastAsia="Calibri" w:cs="Calibri"/>
+                <w:b w:val="0"/>
+                <w:bCs w:val="0"/>
+                <w:i w:val="0"/>
+                <w:iCs w:val="0"/>
+                <w:color w:val="000000"/>
+                <w:sz w:val="22"/>
+                <w:szCs w:val="22"/>
+                <w:lang w:val="en-GB"/>
+              </w:rPr>
+              <w:t xml:space="preserve">, </w:t>
+            </w:r>
+            <w:r>
+              <w:rPr>
+                <w:rFonts w:ascii="Calibri" w:hAnsi="Calibri" w:eastAsia="Calibri" w:cs="Calibri"/>
+                <w:b w:val="0"/>
+                <w:bCs w:val="0"/>
+                <w:i w:val="0"/>
+                <w:iCs w:val="0"/>
+                <w:color w:val="000000"/>
+                <w:sz w:val="22"/>
+                <w:szCs w:val="22"/>
+              </w:rPr>
+              <w:t xml:space="preserve">2011</w:t>
+            </w:r>
+            <w:r>
+              <w:rPr>
+                <w:rFonts w:ascii="Calibri" w:hAnsi="Calibri" w:eastAsia="Calibri" w:cs="Calibri"/>
+                <w:lang w:val="en-GB"/>
+              </w:rPr>
+              <w:t xml:space="preserve">)</w:t>
+            </w:r>
+            <w:r>
+              <w:rPr>
+                <w:rFonts w:ascii="Calibri" w:hAnsi="Calibri" w:eastAsia="Calibri" w:cs="Calibri"/>
+              </w:rPr>
+              <w:t xml:space="preserve">.</w:t>
+            </w:r>
+            <w:r>
+              <w:rPr>
+                <w:rFonts w:ascii="Calibri" w:hAnsi="Calibri" w:eastAsia="Calibri" w:cs="Calibri"/>
+                <w:lang w:val="en-GB"/>
+              </w:rPr>
+              <w:t xml:space="preserve"> This can also be evidenced in the Agile management of the project in how as the project progresses, feedback from sprint retrospectives has been applied and progress can be gau</w:t>
+            </w:r>
+            <w:r>
+              <w:rPr>
+                <w:rFonts w:ascii="Calibri" w:hAnsi="Calibri" w:eastAsia="Calibri" w:cs="Calibri"/>
+                <w:lang w:val="en-GB"/>
+              </w:rPr>
+              <w:t xml:space="preserve">ged in management software like JIRA reports.  This project control chart shows project progress improving as feedback is applied to organisational processes, and dipping where major organisational changes are happening at the end of the project timeline (</w:t>
+            </w:r>
+            <w:r>
+              <w:rPr>
+                <w:rFonts w:ascii="Calibri" w:hAnsi="Calibri" w:eastAsia="Calibri" w:cs="Calibri"/>
+                <w:lang w:val="en-GB"/>
+              </w:rPr>
+              <w:t xml:space="preserve">https://github.com/TortoiseLeaf/laurenk_personal_repository_2025/blob/main/notes/jira-report.png</w:t>
+            </w:r>
+            <w:r>
+              <w:rPr>
+                <w:rFonts w:ascii="Calibri" w:hAnsi="Calibri" w:eastAsia="Calibri" w:cs="Calibri"/>
+                <w:lang w:val="en-GB"/>
+              </w:rPr>
+              <w:t xml:space="preserve">).</w:t>
+            </w:r>
             <w:r>
               <w:rPr>
                 <w:rFonts w:ascii="Calibri" w:hAnsi="Calibri" w:eastAsia="Calibri" w:cs="Calibri"/>
@@ -611,7 +990,12 @@
                 <w:highlight w:val="none"/>
               </w:rPr>
             </w:r>
-            <w:r>
+          </w:p>
+          <w:p>
+            <w:pPr>
+              <w:pBdr/>
+              <w:spacing w:after="40" w:before="40"/>
+              <w:ind/>
               <w:rPr>
                 <w:rFonts w:ascii="Calibri" w:hAnsi="Calibri" w:cs="Calibri"/>
                 <w:bCs w:val="0"/>
@@ -620,347 +1004,6 @@
                 <w:sz w:val="22"/>
                 <w:szCs w:val="22"/>
                 <w:highlight w:val="none"/>
-              </w:rPr>
-            </w:r>
-          </w:p>
-          <w:p>
-            <w:pPr>
-              <w:pBdr/>
-              <w:spacing w:after="40" w:before="40"/>
-              <w:ind/>
-              <w:rPr>
-                <w:rFonts w:ascii="Calibri" w:hAnsi="Calibri" w:eastAsia="Calibri" w:cs="Calibri"/>
-              </w:rPr>
-            </w:pPr>
-            <w:r>
-              <w:rPr>
-                <w:rFonts w:ascii="Calibri" w:hAnsi="Calibri" w:eastAsia="Calibri" w:cs="Calibri"/>
-              </w:rPr>
-              <w:t xml:space="preserve">ISO/IEC 12207:2017</w:t>
-            </w:r>
-            <w:r>
-              <w:rPr>
-                <w:rFonts w:ascii="Calibri" w:hAnsi="Calibri" w:eastAsia="Calibri" w:cs="Calibri"/>
-                <w:lang w:val="en-GB"/>
-              </w:rPr>
-              <w:t xml:space="preserve"> </w:t>
-            </w:r>
-            <w:r>
-              <w:rPr>
-                <w:rFonts w:ascii="Calibri" w:hAnsi="Calibri" w:eastAsia="Calibri" w:cs="Calibri"/>
-                <w:lang w:val="en-GB"/>
-              </w:rPr>
-              <w:t xml:space="preserve">provides</w:t>
-            </w:r>
-            <w:r>
-              <w:rPr>
-                <w:rFonts w:ascii="Calibri" w:hAnsi="Calibri" w:eastAsia="Calibri" w:cs="Calibri"/>
-              </w:rPr>
-              <w:t xml:space="preserve"> a comprehensive framework</w:t>
-            </w:r>
-            <w:r>
-              <w:rPr>
-                <w:rFonts w:ascii="Calibri" w:hAnsi="Calibri" w:eastAsia="Calibri" w:cs="Calibri"/>
-                <w:lang w:val="en-GB"/>
-              </w:rPr>
-              <w:t xml:space="preserve"> for software lifecycle processes</w:t>
-            </w:r>
-            <w:r>
-              <w:rPr>
-                <w:rFonts w:ascii="Calibri" w:hAnsi="Calibri" w:eastAsia="Calibri" w:cs="Calibri"/>
-              </w:rPr>
-              <w:t xml:space="preserve"> covering </w:t>
-            </w:r>
-            <w:r>
-              <w:rPr>
-                <w:rFonts w:ascii="Calibri" w:hAnsi="Calibri" w:eastAsia="Calibri" w:cs="Calibri"/>
-                <w:lang w:val="en-GB"/>
-              </w:rPr>
-              <w:t xml:space="preserve">the </w:t>
-            </w:r>
-            <w:r>
-              <w:rPr>
-                <w:rFonts w:ascii="Calibri" w:hAnsi="Calibri" w:eastAsia="Calibri" w:cs="Calibri"/>
-              </w:rPr>
-              <w:t xml:space="preserve">acquisition, supply, development, operation, and maintenance activities</w:t>
-            </w:r>
-            <w:r>
-              <w:rPr>
-                <w:rFonts w:ascii="Calibri" w:hAnsi="Calibri" w:eastAsia="Calibri" w:cs="Calibri"/>
-                <w:lang w:val="en-GB"/>
-              </w:rPr>
-              <w:t xml:space="preserve"> required throughout the cycle,</w:t>
-            </w:r>
-            <w:r>
-              <w:rPr>
-                <w:rFonts w:ascii="Calibri" w:hAnsi="Calibri" w:eastAsia="Calibri" w:cs="Calibri"/>
-              </w:rPr>
-              <w:t xml:space="preserve"> with </w:t>
-            </w:r>
-            <w:r>
-              <w:rPr>
-                <w:rFonts w:ascii="Calibri" w:hAnsi="Calibri" w:eastAsia="Calibri" w:cs="Calibri"/>
-                <w:lang w:val="en-GB"/>
-              </w:rPr>
-              <w:t xml:space="preserve">an </w:t>
-            </w:r>
-            <w:r>
-              <w:rPr>
-                <w:rFonts w:ascii="Calibri" w:hAnsi="Calibri" w:eastAsia="Calibri" w:cs="Calibri"/>
-              </w:rPr>
-              <w:t xml:space="preserve">emphasis on</w:t>
-            </w:r>
-            <w:r>
-              <w:rPr>
-                <w:rFonts w:ascii="Calibri" w:hAnsi="Calibri" w:eastAsia="Calibri" w:cs="Calibri"/>
-                <w:lang w:val="en-GB"/>
-              </w:rPr>
-              <w:t xml:space="preserve"> assessing and improving the processes within the cycle</w:t>
-            </w:r>
-            <w:r>
-              <w:rPr>
-                <w:rFonts w:ascii="Calibri" w:hAnsi="Calibri" w:eastAsia="Calibri" w:cs="Calibri"/>
-              </w:rPr>
-              <w:t xml:space="preserve">.</w:t>
-            </w:r>
-            <w:r>
-              <w:rPr>
-                <w:rFonts w:ascii="Calibri" w:hAnsi="Calibri" w:eastAsia="Calibri" w:cs="Calibri"/>
-                <w:lang w:val="en-GB"/>
-              </w:rPr>
-              <w:t xml:space="preserve"> Application of this is reflected in the iterative nature of Agile project management, with sprint retrospectives evaluating the process of development and feedback informing the improvement of future sprints (</w:t>
-            </w:r>
-            <w:r>
-              <w:rPr>
-                <w:rFonts w:ascii="Calibri" w:hAnsi="Calibri" w:eastAsia="Calibri" w:cs="Calibri"/>
-                <w:lang w:val="en-GB"/>
-              </w:rPr>
-              <w:t xml:space="preserve">https://github.com/TortoiseLeaf/laurenk_personal_repository_2025/blob/main/notes/sprint-review.png</w:t>
-            </w:r>
-            <w:r>
-              <w:rPr>
-                <w:rFonts w:ascii="Calibri" w:hAnsi="Calibri" w:eastAsia="Calibri" w:cs="Calibri"/>
-                <w:lang w:val="en-GB"/>
-              </w:rPr>
-              <w:t xml:space="preserve">).</w:t>
-            </w:r>
-            <w:r>
-              <w:rPr>
-                <w:rFonts w:ascii="Calibri" w:hAnsi="Calibri" w:eastAsia="Calibri" w:cs="Calibri"/>
-                <w:highlight w:val="none"/>
-              </w:rPr>
-            </w:r>
-            <w:r>
-              <w:rPr>
-                <w:rFonts w:ascii="Calibri" w:hAnsi="Calibri" w:eastAsia="Calibri" w:cs="Calibri"/>
-              </w:rPr>
-            </w:r>
-          </w:p>
-          <w:p>
-            <w:pPr>
-              <w:pBdr/>
-              <w:spacing w:after="40" w:before="40"/>
-              <w:ind/>
-              <w:rPr>
-                <w:rFonts w:ascii="Calibri" w:hAnsi="Calibri" w:eastAsia="Calibri" w:cs="Calibri"/>
-                <w:highlight w:val="none"/>
-              </w:rPr>
-            </w:pPr>
-            <w:r>
-              <w:rPr>
-                <w:rFonts w:ascii="Calibri" w:hAnsi="Calibri" w:eastAsia="Calibri" w:cs="Calibri"/>
-                <w:highlight w:val="none"/>
-              </w:rPr>
-            </w:r>
-            <w:r>
-              <w:rPr>
-                <w:rFonts w:ascii="Calibri" w:hAnsi="Calibri" w:eastAsia="Calibri" w:cs="Calibri"/>
-                <w:highlight w:val="none"/>
-              </w:rPr>
-            </w:r>
-            <w:r>
-              <w:rPr>
-                <w:rFonts w:ascii="Calibri" w:hAnsi="Calibri" w:eastAsia="Calibri" w:cs="Calibri"/>
-                <w:highlight w:val="none"/>
-              </w:rPr>
-            </w:r>
-          </w:p>
-          <w:p>
-            <w:pPr>
-              <w:pBdr/>
-              <w:spacing w:after="40" w:before="40"/>
-              <w:ind/>
-              <w:rPr>
-                <w:rFonts w:ascii="Calibri" w:hAnsi="Calibri" w:eastAsia="Calibri" w:cs="Calibri"/>
-                <w:highlight w:val="none"/>
-              </w:rPr>
-            </w:pPr>
-            <w:r>
-              <w:rPr>
-                <w:rFonts w:ascii="Calibri" w:hAnsi="Calibri" w:eastAsia="Calibri" w:cs="Calibri"/>
-              </w:rPr>
-              <w:t xml:space="preserve">The SEI CMMI (Capability Maturity Model Integratio</w:t>
-            </w:r>
-            <w:r>
-              <w:rPr>
-                <w:rFonts w:ascii="Calibri" w:hAnsi="Calibri" w:eastAsia="Calibri" w:cs="Calibri"/>
-              </w:rPr>
-              <w:t xml:space="preserve">n) </w:t>
-            </w:r>
-            <w:r>
-              <w:rPr>
-                <w:rFonts w:ascii="Calibri" w:hAnsi="Calibri" w:eastAsia="Calibri" w:cs="Calibri"/>
-                <w:lang w:val="en-GB"/>
-              </w:rPr>
-              <w:t xml:space="preserve">is</w:t>
-            </w:r>
-            <w:r>
-              <w:rPr>
-                <w:rFonts w:ascii="Calibri" w:hAnsi="Calibri" w:eastAsia="Calibri" w:cs="Calibri"/>
-              </w:rPr>
-              <w:t xml:space="preserve"> a five-level maturity framework </w:t>
-            </w:r>
-            <w:r>
-              <w:rPr>
-                <w:rFonts w:ascii="Calibri" w:hAnsi="Calibri" w:eastAsia="Calibri" w:cs="Calibri"/>
-                <w:lang w:val="en-GB"/>
-              </w:rPr>
-              <w:t xml:space="preserve">ranging from </w:t>
-            </w:r>
-            <w:r>
-              <w:rPr>
-                <w:rFonts w:ascii="Calibri" w:hAnsi="Calibri" w:eastAsia="Calibri" w:cs="Calibri"/>
-              </w:rPr>
-              <w:t xml:space="preserve">Initial</w:t>
-            </w:r>
-            <w:r>
-              <w:rPr>
-                <w:rFonts w:ascii="Calibri" w:hAnsi="Calibri" w:eastAsia="Calibri" w:cs="Calibri"/>
-                <w:lang w:val="en-GB"/>
-              </w:rPr>
-              <w:t xml:space="preserve"> to</w:t>
-            </w:r>
-            <w:r>
-              <w:rPr>
-                <w:rFonts w:ascii="Calibri" w:hAnsi="Calibri" w:eastAsia="Calibri" w:cs="Calibri"/>
-              </w:rPr>
-              <w:t xml:space="preserve"> Managed, Defined, Quantitatively Managed</w:t>
-            </w:r>
-            <w:r>
-              <w:rPr>
-                <w:rFonts w:ascii="Calibri" w:hAnsi="Calibri" w:eastAsia="Calibri" w:cs="Calibri"/>
-                <w:lang w:val="en-GB"/>
-              </w:rPr>
-              <w:t xml:space="preserve"> and</w:t>
-            </w:r>
-            <w:r>
-              <w:rPr>
-                <w:rFonts w:ascii="Calibri" w:hAnsi="Calibri" w:eastAsia="Calibri" w:cs="Calibri"/>
-              </w:rPr>
-              <w:t xml:space="preserve"> Optimizing for process improvement</w:t>
-            </w:r>
-            <w:r>
-              <w:rPr>
-                <w:rFonts w:ascii="Calibri" w:hAnsi="Calibri" w:eastAsia="Calibri" w:cs="Calibri"/>
-                <w:lang w:val="en-GB"/>
-              </w:rPr>
-              <w:t xml:space="preserve"> in organisations</w:t>
-            </w:r>
-            <w:r>
-              <w:rPr>
-                <w:rFonts w:ascii="Calibri" w:hAnsi="Calibri" w:eastAsia="Calibri" w:cs="Calibri"/>
-                <w:lang w:val="en-GB"/>
-              </w:rPr>
-              <w:t xml:space="preserve">. It</w:t>
-            </w:r>
-            <w:r>
-              <w:rPr>
-                <w:rFonts w:ascii="Calibri" w:hAnsi="Calibri" w:eastAsia="Calibri" w:cs="Calibri"/>
-              </w:rPr>
-              <w:t xml:space="preserve"> en</w:t>
-            </w:r>
-            <w:r>
-              <w:rPr>
-                <w:rFonts w:ascii="Calibri" w:hAnsi="Calibri" w:eastAsia="Calibri" w:cs="Calibri"/>
-                <w:lang w:val="en-GB"/>
-              </w:rPr>
-              <w:t xml:space="preserve">courages</w:t>
-            </w:r>
-            <w:r>
-              <w:rPr>
-                <w:rFonts w:ascii="Calibri" w:hAnsi="Calibri" w:eastAsia="Calibri" w:cs="Calibri"/>
-              </w:rPr>
-              <w:t xml:space="preserve"> systematic evaluation and enhancement</w:t>
-            </w:r>
-            <w:r>
-              <w:rPr>
-                <w:rFonts w:ascii="Calibri" w:hAnsi="Calibri" w:eastAsia="Calibri" w:cs="Calibri"/>
-                <w:lang w:val="en-GB"/>
-              </w:rPr>
-              <w:t xml:space="preserve"> of organisational processes (</w:t>
-            </w:r>
-            <w:r>
-              <w:rPr>
-                <w:rFonts w:ascii="Calibri" w:hAnsi="Calibri" w:eastAsia="Calibri" w:cs="Calibri"/>
-                <w:lang w:val="en-GB"/>
-              </w:rPr>
-              <w:t xml:space="preserve">https://optimalsolutionsgroup.com/2017/04/28/capability-maturity-model-integration-training-emphasizes-risk-management-and-best-practices/</w:t>
-            </w:r>
-            <w:r>
-              <w:rPr>
-                <w:rFonts w:ascii="Calibri" w:hAnsi="Calibri" w:eastAsia="Calibri" w:cs="Calibri"/>
-                <w:lang w:val="en-GB"/>
-              </w:rPr>
-              <w:t xml:space="preserve">)</w:t>
-            </w:r>
-            <w:r>
-              <w:rPr>
-                <w:rFonts w:ascii="Calibri" w:hAnsi="Calibri" w:eastAsia="Calibri" w:cs="Calibri"/>
-              </w:rPr>
-              <w:t xml:space="preserve">.</w:t>
-            </w:r>
-            <w:r>
-              <w:rPr>
-                <w:rFonts w:ascii="Calibri" w:hAnsi="Calibri" w:eastAsia="Calibri" w:cs="Calibri"/>
-                <w:lang w:val="en-GB"/>
-              </w:rPr>
-              <w:t xml:space="preserve"> This can also be evidenced in the Agile management of the project in how as the project progresses, feedback from sprint retrospectives has been applied and progress can be gauged in management software like JIRA reports.  This project control chart shows project progress improving as feedback is applied to organisational processes, and dipping where major organisational changes are happening at the end of the project timeline (</w:t>
-            </w:r>
-            <w:r>
-              <w:rPr>
-                <w:rFonts w:ascii="Calibri" w:hAnsi="Calibri" w:eastAsia="Calibri" w:cs="Calibri"/>
-                <w:lang w:val="en-GB"/>
-              </w:rPr>
-              <w:t xml:space="preserve">https://github.com/TortoiseLeaf/laurenk_personal_repository_2025/blob/main/notes/jira-report.png</w:t>
-            </w:r>
-            <w:r>
-              <w:rPr>
-                <w:rFonts w:ascii="Calibri" w:hAnsi="Calibri" w:eastAsia="Calibri" w:cs="Calibri"/>
-                <w:lang w:val="en-GB"/>
-              </w:rPr>
-              <w:t xml:space="preserve">).</w:t>
-            </w:r>
-            <w:r>
-              <w:rPr>
-                <w:rFonts w:ascii="Calibri" w:hAnsi="Calibri" w:eastAsia="Calibri" w:cs="Calibri"/>
-                <w:highlight w:val="none"/>
-              </w:rPr>
-            </w:r>
-          </w:p>
-          <w:p>
-            <w:pPr>
-              <w:pBdr/>
-              <w:spacing w:after="40" w:before="40"/>
-              <w:ind/>
-              <w:rPr>
-                <w:rFonts w:ascii="Aptos" w:hAnsi="Aptos" w:eastAsia="Aptos" w:cs="Aptos"/>
-                <w:bCs w:val="0"/>
-                <w:i w:val="0"/>
-                <w:color w:val="000000"/>
-                <w:sz w:val="22"/>
-                <w:szCs w:val="22"/>
-                <w:highlight w:val="none"/>
-                <w:lang w:val="en-GB"/>
               </w:rPr>
             </w:pPr>
             <w:r>
@@ -977,7 +1020,142 @@
             </w:r>
             <w:r>
               <w:rPr>
-                <w:rFonts w:ascii="Aptos" w:hAnsi="Aptos" w:eastAsia="Aptos" w:cs="Aptos"/>
+                <w:rFonts w:ascii="Calibri" w:hAnsi="Calibri" w:eastAsia="Calibri" w:cs="Calibri"/>
+                <w:bCs w:val="0"/>
+                <w:i w:val="0"/>
+                <w:color w:val="000000"/>
+                <w:sz w:val="22"/>
+                <w:szCs w:val="22"/>
+                <w:highlight w:val="none"/>
+                <w:lang w:val="en-GB"/>
+              </w:rPr>
+            </w:r>
+            <w:r>
+              <w:rPr>
+                <w:rFonts w:ascii="Calibri" w:hAnsi="Calibri" w:eastAsia="Calibri" w:cs="Calibri"/>
+                <w:bCs w:val="0"/>
+                <w:i w:val="0"/>
+                <w:color w:val="000000"/>
+                <w:sz w:val="22"/>
+                <w:szCs w:val="22"/>
+                <w:highlight w:val="none"/>
+                <w:lang w:val="en-GB"/>
+              </w:rPr>
+            </w:r>
+          </w:p>
+          <w:p>
+            <w:pPr>
+              <w:pBdr/>
+              <w:spacing w:after="40" w:before="40"/>
+              <w:ind/>
+              <w:rPr>
+                <w:rFonts w:ascii="Calibri" w:hAnsi="Calibri" w:cs="Calibri"/>
+                <w:bCs w:val="0"/>
+                <w:i w:val="0"/>
+                <w:color w:val="000000"/>
+                <w:sz w:val="22"/>
+                <w:szCs w:val="22"/>
+                <w:highlight w:val="none"/>
+              </w:rPr>
+            </w:pPr>
+            <w:r>
+              <w:rPr>
+                <w:rFonts w:ascii="Calibri" w:hAnsi="Calibri" w:eastAsia="Calibri" w:cs="Calibri"/>
+                <w:i w:val="0"/>
+                <w:iCs w:val="0"/>
+                <w:color w:val="000000"/>
+                <w:highlight w:val="none"/>
+                <w:lang w:val="en-GB"/>
+              </w:rPr>
+              <w:t xml:space="preserve">The team uses Agile Scrum Agile Project Management (APM) as evidenced in the JIRA backlog (</w:t>
+            </w:r>
+            <w:r>
+              <w:rPr>
+                <w:rFonts w:ascii="Calibri" w:hAnsi="Calibri" w:eastAsia="Calibri" w:cs="Calibri"/>
+                <w:i w:val="0"/>
+                <w:iCs w:val="0"/>
+                <w:color w:val="000000"/>
+                <w:highlight w:val="none"/>
+                <w:lang w:val="en-GB"/>
+              </w:rPr>
+              <w:t xml:space="preserve">https://uhimoraydev.atlassian.net/jira/software/c/projects/MAUIS/boards/4/backlog</w:t>
+            </w:r>
+            <w:r>
+              <w:rPr>
+                <w:rFonts w:ascii="Calibri" w:hAnsi="Calibri" w:eastAsia="Calibri" w:cs="Calibri"/>
+                <w:i w:val="0"/>
+                <w:iCs w:val="0"/>
+                <w:color w:val="000000"/>
+                <w:highlight w:val="none"/>
+                <w:lang w:val="en-GB"/>
+              </w:rPr>
+              <w:t xml:space="preserve">), where tasks are listed and organised into sprints in order to manage project development.</w:t>
+            </w:r>
+            <w:r>
+              <w:rPr>
+                <w:rFonts w:ascii="Calibri" w:hAnsi="Calibri" w:eastAsia="Calibri" w:cs="Calibri"/>
+                <w:i w:val="0"/>
+                <w:iCs w:val="0"/>
+                <w:color w:val="000000"/>
+                <w:highlight w:val="none"/>
+                <w:lang w:val="en-GB"/>
+              </w:rPr>
+              <w:t xml:space="preserve"> The backlog items are then org</w:t>
+            </w:r>
+            <w:r>
+              <w:rPr>
+                <w:rFonts w:ascii="Calibri" w:hAnsi="Calibri" w:eastAsia="Calibri" w:cs="Calibri"/>
+                <w:i w:val="0"/>
+                <w:iCs w:val="0"/>
+                <w:color w:val="000000"/>
+                <w:highlight w:val="none"/>
+                <w:lang w:val="en-GB"/>
+              </w:rPr>
+              <w:t xml:space="preserve">anised into “sprints” of two-week periods, where groups of tasks are assigned and completed in stages of project development. Stakeholder feedback is integrated into task organisation and prioritisation at the end of sprints, in accordance with ISO 10006 (</w:t>
+            </w:r>
+            <w:r>
+              <w:rPr>
+                <w:rFonts w:ascii="Calibri" w:hAnsi="Calibri" w:eastAsia="Calibri" w:cs="Calibri"/>
+                <w:b w:val="0"/>
+                <w:bCs w:val="0"/>
+                <w:i w:val="0"/>
+                <w:iCs w:val="0"/>
+                <w:color w:val="000000"/>
+                <w:sz w:val="22"/>
+                <w:szCs w:val="22"/>
+              </w:rPr>
+              <w:t xml:space="preserve">Pacificcert</w:t>
+            </w:r>
+            <w:r>
+              <w:rPr>
+                <w:rFonts w:ascii="Calibri" w:hAnsi="Calibri" w:eastAsia="Calibri" w:cs="Calibri"/>
+                <w:b w:val="0"/>
+                <w:bCs w:val="0"/>
+                <w:i w:val="0"/>
+                <w:iCs w:val="0"/>
+                <w:color w:val="000000"/>
+                <w:sz w:val="22"/>
+                <w:szCs w:val="22"/>
+                <w:lang w:val="en-GB"/>
+              </w:rPr>
+              <w:t xml:space="preserve">, </w:t>
+            </w:r>
+            <w:r>
+              <w:rPr>
+                <w:rFonts w:ascii="Calibri" w:hAnsi="Calibri" w:eastAsia="Calibri" w:cs="Calibri"/>
+                <w:b w:val="0"/>
+                <w:bCs w:val="0"/>
+                <w:i w:val="0"/>
+                <w:iCs w:val="0"/>
+                <w:color w:val="000000"/>
+                <w:sz w:val="22"/>
+                <w:szCs w:val="22"/>
+              </w:rPr>
+              <w:t xml:space="preserve">2026</w:t>
+            </w:r>
+            <w:r>
+              <w:rPr>
+                <w:rFonts w:ascii="Calibri" w:hAnsi="Calibri" w:eastAsia="Calibri" w:cs="Calibri"/>
                 <w:i w:val="0"/>
                 <w:iCs w:val="0"/>
                 <w:color w:val="000000"/>
@@ -986,10 +1164,11 @@
                 <w:highlight w:val="none"/>
                 <w:lang w:val="en-GB"/>
               </w:rPr>
+              <w:t xml:space="preserve">).</w:t>
             </w:r>
             <w:r>
               <w:rPr>
-                <w:rFonts w:ascii="Aptos" w:hAnsi="Aptos" w:eastAsia="Aptos" w:cs="Aptos"/>
+                <w:rFonts w:ascii="Calibri" w:hAnsi="Calibri" w:eastAsia="Calibri" w:cs="Calibri"/>
                 <w:bCs w:val="0"/>
                 <w:i w:val="0"/>
                 <w:color w:val="000000"/>
@@ -999,14 +1178,9 @@
                 <w:lang w:val="en-GB"/>
               </w:rPr>
             </w:r>
-          </w:p>
-          <w:p>
-            <w:pPr>
-              <w:pBdr/>
-              <w:spacing w:after="40" w:before="40"/>
-              <w:ind/>
-              <w:rPr>
-                <w:rFonts w:ascii="Aptos" w:hAnsi="Aptos" w:eastAsia="Aptos" w:cs="Aptos"/>
+            <w:r>
+              <w:rPr>
+                <w:rFonts w:ascii="Calibri" w:hAnsi="Calibri" w:eastAsia="Calibri" w:cs="Calibri"/>
                 <w:bCs w:val="0"/>
                 <w:i w:val="0"/>
                 <w:color w:val="000000"/>
@@ -1015,76 +1189,245 @@
                 <w:highlight w:val="none"/>
                 <w:lang w:val="en-GB"/>
               </w:rPr>
+            </w:r>
+          </w:p>
+          <w:p>
+            <w:pPr>
+              <w:pBdr/>
+              <w:spacing w:after="40" w:before="40"/>
+              <w:ind/>
+              <w:rPr>
+                <w:rFonts w:ascii="Calibri" w:hAnsi="Calibri" w:cs="Calibri"/>
+                <w:bCs w:val="0"/>
+                <w:i w:val="0"/>
+                <w:color w:val="000000"/>
+                <w:sz w:val="22"/>
+                <w:szCs w:val="22"/>
+                <w:highlight w:val="none"/>
+              </w:rPr>
             </w:pPr>
             <w:r>
               <w:rPr>
-                <w:rFonts w:ascii="Calibri" w:hAnsi="Calibri" w:cs="Calibri"/>
+                <w:rFonts w:ascii="Calibri" w:hAnsi="Calibri" w:eastAsia="Calibri" w:cs="Calibri"/>
                 <w:i w:val="0"/>
                 <w:iCs w:val="0"/>
                 <w:color w:val="000000"/>
+                <w:sz w:val="22"/>
+                <w:szCs w:val="22"/>
+                <w:highlight w:val="none"/>
+                <w:lang w:val="en-GB" w:bidi="en-GB"/>
+              </w:rPr>
+            </w:r>
+            <w:r>
+              <w:rPr>
+                <w:rFonts w:ascii="Calibri" w:hAnsi="Calibri" w:eastAsia="Calibri" w:cs="Calibri"/>
+                <w:bCs w:val="0"/>
+                <w:i w:val="0"/>
+                <w:color w:val="000000"/>
+                <w:sz w:val="22"/>
+                <w:szCs w:val="22"/>
                 <w:highlight w:val="none"/>
                 <w:lang w:val="en-GB"/>
               </w:rPr>
-              <w:t xml:space="preserve">The team uses Agile Scrum Agile Project Management (APM) as evidenced in the JIRA backlog (</w:t>
             </w:r>
             <w:r>
               <w:rPr>
+                <w:rFonts w:ascii="Calibri" w:hAnsi="Calibri" w:eastAsia="Calibri" w:cs="Calibri"/>
+                <w:bCs w:val="0"/>
+                <w:i w:val="0"/>
+                <w:color w:val="000000"/>
+                <w:sz w:val="22"/>
+                <w:szCs w:val="22"/>
+                <w:highlight w:val="none"/>
+                <w:lang w:val="en-GB"/>
+              </w:rPr>
+            </w:r>
+          </w:p>
+          <w:p>
+            <w:pPr>
+              <w:pBdr/>
+              <w:spacing w:after="40" w:before="40"/>
+              <w:ind/>
+              <w:rPr>
                 <w:rFonts w:ascii="Calibri" w:hAnsi="Calibri" w:cs="Calibri"/>
+                <w:bCs w:val="0"/>
+                <w:i w:val="0"/>
+                <w:color w:val="000000"/>
+                <w:sz w:val="22"/>
+                <w:szCs w:val="22"/>
+                <w:highlight w:val="none"/>
+              </w:rPr>
+            </w:pPr>
+            <w:r>
+              <w:rPr>
+                <w:rFonts w:ascii="Calibri" w:hAnsi="Calibri" w:eastAsia="Calibri" w:cs="Calibri"/>
                 <w:i w:val="0"/>
                 <w:iCs w:val="0"/>
                 <w:color w:val="000000"/>
+                <w:sz w:val="22"/>
+                <w:szCs w:val="22"/>
                 <w:highlight w:val="none"/>
-                <w:lang w:val="en-GB"/>
-              </w:rPr>
-              <w:t xml:space="preserve">https://uhimoraydev.atlassian.net/jira/software/c/projects/MAUIS/boards/4/backlog</w:t>
+                <w:lang w:val="en-GB" w:bidi="en-GB"/>
+              </w:rPr>
+              <w:t xml:space="preserve">The same proje</w:t>
             </w:r>
             <w:r>
               <w:rPr>
-                <w:rFonts w:ascii="Calibri" w:hAnsi="Calibri" w:cs="Calibri"/>
+                <w:rFonts w:ascii="Calibri" w:hAnsi="Calibri" w:eastAsia="Calibri" w:cs="Calibri"/>
                 <w:i w:val="0"/>
                 <w:iCs w:val="0"/>
                 <w:color w:val="000000"/>
+                <w:sz w:val="22"/>
+                <w:szCs w:val="22"/>
                 <w:highlight w:val="none"/>
-                <w:lang w:val="en-GB"/>
-              </w:rPr>
-              <w:t xml:space="preserve">), where tasks are listed and organised into sprints in order to manage project development.</w:t>
+                <w:lang w:val="en-GB" w:bidi="en-GB"/>
+              </w:rPr>
+              <w:t xml:space="preserve">ct management system is used to report bugs, where tickets are assigned with descriptions of the bug and how to reproduce it. Bug tickets are also assigned priority by numbering their severity from 1-5 to explain their risk, or if negligible they are sorte</w:t>
             </w:r>
             <w:r>
               <w:rPr>
-                <w:rFonts w:ascii="Calibri" w:hAnsi="Calibri" w:cs="Calibri"/>
+                <w:rFonts w:ascii="Calibri" w:hAnsi="Calibri" w:eastAsia="Calibri" w:cs="Calibri"/>
                 <w:i w:val="0"/>
                 <w:iCs w:val="0"/>
                 <w:color w:val="000000"/>
+                <w:sz w:val="22"/>
+                <w:szCs w:val="22"/>
                 <w:highlight w:val="none"/>
-                <w:lang w:val="en-GB"/>
-              </w:rPr>
-              <w:t xml:space="preserve"> The backlog items are then org</w:t>
+                <w:lang w:val="en-GB" w:bidi="en-GB"/>
+              </w:rPr>
+              <w:t xml:space="preserve">d</w:t>
             </w:r>
             <w:r>
               <w:rPr>
-                <w:rFonts w:ascii="Calibri" w:hAnsi="Calibri" w:cs="Calibri"/>
+                <w:rFonts w:ascii="Calibri" w:hAnsi="Calibri" w:eastAsia="Calibri" w:cs="Calibri"/>
                 <w:i w:val="0"/>
                 <w:iCs w:val="0"/>
                 <w:color w:val="000000"/>
+                <w:sz w:val="22"/>
+                <w:szCs w:val="22"/>
                 <w:highlight w:val="none"/>
-                <w:lang w:val="en-GB"/>
-              </w:rPr>
-              <w:t xml:space="preserve">anised into “sprints” of two-week periods, where groups of tasks are assigned and completed in stages of project development. Stakeholder feedback is integrated into task organisation and prioritisation at the end of sprints, in accordance with ISO 10006 (</w:t>
+                <w:lang w:val="en-GB" w:bidi="en-GB"/>
+              </w:rPr>
+              <w:t xml:space="preserve"> into the backlog where they can be picked up into a later sprint. Reported bug tickets exist in their own ticket category and they are tracked along the Kanban board similarly to regular tickets, with reviews and ticket closures to mark their resolution (</w:t>
             </w:r>
             <w:r>
               <w:rPr>
-                <w:rFonts w:ascii="Calibri" w:hAnsi="Calibri" w:cs="Calibri"/>
+                <w:rFonts w:ascii="Calibri" w:hAnsi="Calibri" w:eastAsia="Calibri" w:cs="Calibri"/>
                 <w:i w:val="0"/>
                 <w:iCs w:val="0"/>
                 <w:color w:val="000000"/>
+                <w:sz w:val="22"/>
+                <w:szCs w:val="22"/>
+                <w:highlight w:val="none"/>
+                <w:lang w:val="en-GB" w:bidi="en-GB"/>
+              </w:rPr>
+              <w:t xml:space="preserve">https://github.com/TortoiseLeaf/laurenk_personal_repository_2025/blob/main/notes/bug-traige-jira.png</w:t>
+            </w:r>
+            <w:r>
+              <w:rPr>
+                <w:rFonts w:ascii="Calibri" w:hAnsi="Calibri" w:eastAsia="Calibri" w:cs="Calibri"/>
+                <w:i w:val="0"/>
+                <w:iCs w:val="0"/>
+                <w:color w:val="000000"/>
+                <w:sz w:val="22"/>
+                <w:szCs w:val="22"/>
+                <w:highlight w:val="none"/>
+                <w:lang w:val="en-GB" w:bidi="en-GB"/>
+              </w:rPr>
+              <w:t xml:space="preserve">).</w:t>
+            </w:r>
+            <w:r>
+              <w:rPr>
+                <w:rFonts w:ascii="Calibri" w:hAnsi="Calibri" w:eastAsia="Calibri" w:cs="Calibri"/>
+                <w:bCs w:val="0"/>
+                <w:i w:val="0"/>
+                <w:color w:val="000000"/>
+                <w:sz w:val="22"/>
+                <w:szCs w:val="22"/>
+                <w:highlight w:val="none"/>
+                <w:lang w:val="en-GB" w:bidi="en-GB"/>
+              </w:rPr>
+            </w:r>
+            <w:r>
+              <w:rPr>
+                <w:rFonts w:ascii="Calibri" w:hAnsi="Calibri" w:eastAsia="Calibri" w:cs="Calibri"/>
+                <w:bCs w:val="0"/>
+                <w:i w:val="0"/>
+                <w:color w:val="000000"/>
+                <w:sz w:val="22"/>
+                <w:szCs w:val="22"/>
+                <w:highlight w:val="none"/>
+                <w:lang w:val="en-GB" w:bidi="en-GB"/>
+              </w:rPr>
+            </w:r>
+          </w:p>
+          <w:p>
+            <w:pPr>
+              <w:pBdr/>
+              <w:spacing w:after="40" w:before="40"/>
+              <w:ind/>
+              <w:rPr>
+                <w:rFonts w:ascii="Calibri" w:hAnsi="Calibri" w:cs="Calibri"/>
+                <w:bCs w:val="0"/>
+                <w:i w:val="0"/>
+                <w:color w:val="000000"/>
+                <w:sz w:val="22"/>
+                <w:szCs w:val="22"/>
+                <w:highlight w:val="none"/>
+              </w:rPr>
+            </w:pPr>
+            <w:r>
+              <w:rPr>
+                <w:rFonts w:ascii="Calibri" w:hAnsi="Calibri" w:eastAsia="Calibri" w:cs="Calibri"/>
+                <w:i w:val="0"/>
+                <w:iCs w:val="0"/>
+                <w:color w:val="000000"/>
+                <w:sz w:val="22"/>
+                <w:szCs w:val="22"/>
+                <w:highlight w:val="none"/>
+                <w:lang w:val="en-GB" w:bidi="en-GB"/>
+              </w:rPr>
+            </w:r>
+            <w:r>
+              <w:rPr>
+                <w:rFonts w:ascii="Calibri" w:hAnsi="Calibri" w:eastAsia="Calibri" w:cs="Calibri"/>
+                <w:bCs w:val="0"/>
+                <w:i w:val="0"/>
+                <w:color w:val="000000"/>
+                <w:sz w:val="22"/>
+                <w:szCs w:val="22"/>
                 <w:highlight w:val="none"/>
                 <w:lang w:val="en-GB"/>
               </w:rPr>
-              <w:t xml:space="preserve">https://pacificcert.com/iso-10006-2017-quality-management-in-projects/</w:t>
             </w:r>
             <w:r>
               <w:rPr>
-                <w:rFonts w:ascii="Aptos" w:hAnsi="Aptos" w:eastAsia="Aptos" w:cs="Aptos"/>
+                <w:rFonts w:ascii="Calibri" w:hAnsi="Calibri" w:eastAsia="Calibri" w:cs="Calibri"/>
+                <w:bCs w:val="0"/>
+                <w:i w:val="0"/>
+                <w:color w:val="000000"/>
+                <w:sz w:val="22"/>
+                <w:szCs w:val="22"/>
+                <w:highlight w:val="none"/>
+                <w:lang w:val="en-GB"/>
+              </w:rPr>
+            </w:r>
+          </w:p>
+          <w:p>
+            <w:pPr>
+              <w:pBdr/>
+              <w:spacing w:after="40" w:before="40"/>
+              <w:ind/>
+              <w:rPr>
+                <w:rFonts w:ascii="Calibri" w:hAnsi="Calibri" w:cs="Calibri"/>
+                <w:bCs w:val="0"/>
+                <w:i w:val="0"/>
+                <w:color w:val="000000"/>
+              </w:rPr>
+            </w:pPr>
+            <w:r>
+              <w:rPr>
+                <w:rFonts w:ascii="Calibri" w:hAnsi="Calibri" w:eastAsia="Calibri" w:cs="Calibri"/>
                 <w:i w:val="0"/>
                 <w:iCs w:val="0"/>
                 <w:color w:val="000000"/>
@@ -1093,64 +1436,19 @@
                 <w:highlight w:val="none"/>
                 <w:lang w:val="en-GB"/>
               </w:rPr>
-              <w:t xml:space="preserve">).</w:t>
+              <w:t xml:space="preserve">The full spectrum of requirements is considered and catalogued in a Software requirements document (</w:t>
             </w:r>
             <w:r>
               <w:rPr>
-                <w:rFonts w:ascii="Aptos" w:hAnsi="Aptos" w:eastAsia="Aptos" w:cs="Aptos"/>
-                <w:bCs w:val="0"/>
-                <w:i w:val="0"/>
+                <w:rFonts w:ascii="Calibri" w:hAnsi="Calibri" w:eastAsia="Calibri" w:cs="Calibri"/>
                 <w:color w:val="000000"/>
-                <w:sz w:val="22"/>
-                <w:szCs w:val="22"/>
-                <w:highlight w:val="none"/>
                 <w:lang w:val="en-GB"/>
               </w:rPr>
+              <w:t xml:space="preserve">https://github.com/TortoiseLeaf/laurenk_personal_repository_2025/blob/main/UI_Software_Project_Initiation_and_Planning/SRS_MAUI.md</w:t>
             </w:r>
             <w:r>
               <w:rPr>
-                <w:rFonts w:ascii="Aptos" w:hAnsi="Aptos" w:eastAsia="Aptos" w:cs="Aptos"/>
-                <w:bCs w:val="0"/>
-                <w:i w:val="0"/>
-                <w:color w:val="000000"/>
-                <w:sz w:val="22"/>
-                <w:szCs w:val="22"/>
-                <w:highlight w:val="none"/>
-                <w:lang w:val="en-GB"/>
-              </w:rPr>
-            </w:r>
-          </w:p>
-          <w:p>
-            <w:pPr>
-              <w:pBdr/>
-              <w:spacing w:after="40" w:before="40"/>
-              <w:ind/>
-              <w:rPr>
-                <w:rFonts w:ascii="Aptos" w:hAnsi="Aptos" w:eastAsia="Aptos" w:cs="Aptos"/>
-                <w:bCs w:val="0"/>
-                <w:i w:val="0"/>
-                <w:color w:val="000000"/>
-                <w:sz w:val="22"/>
-                <w:szCs w:val="22"/>
-                <w:highlight w:val="none"/>
-                <w:lang w:val="en-GB"/>
-              </w:rPr>
-            </w:pPr>
-            <w:r>
-              <w:rPr>
-                <w:rFonts w:ascii="Aptos" w:hAnsi="Aptos" w:eastAsia="Aptos" w:cs="Aptos"/>
-                <w:i w:val="0"/>
-                <w:iCs w:val="0"/>
-                <w:color w:val="000000"/>
-                <w:sz w:val="22"/>
-                <w:szCs w:val="22"/>
-                <w:highlight w:val="none"/>
-                <w:lang w:val="en-GB" w:bidi="en-GB"/>
-              </w:rPr>
-            </w:r>
-            <w:r>
-              <w:rPr>
-                <w:rFonts w:ascii="Aptos" w:hAnsi="Aptos" w:eastAsia="Aptos" w:cs="Aptos"/>
+                <w:rFonts w:ascii="Calibri" w:hAnsi="Calibri" w:eastAsia="Calibri" w:cs="Calibri"/>
                 <w:i w:val="0"/>
                 <w:iCs w:val="0"/>
                 <w:color w:val="000000"/>
@@ -1159,207 +1457,65 @@
                 <w:highlight w:val="none"/>
                 <w:lang w:val="en-GB"/>
               </w:rPr>
+              <w:t xml:space="preserve">) from product purpose to technical, non-technical and system requirements, and processes are developed to answer these requirements per ISO 12207 5.2.1 (</w:t>
             </w:r>
             <w:r>
               <w:rPr>
-                <w:rFonts w:ascii="Aptos" w:hAnsi="Aptos" w:eastAsia="Aptos" w:cs="Aptos"/>
+                <w:rFonts w:ascii="Calibri" w:hAnsi="Calibri" w:eastAsia="Calibri" w:cs="Calibri"/>
+                <w:b w:val="0"/>
                 <w:bCs w:val="0"/>
-                <w:i w:val="0"/>
-                <w:color w:val="000000"/>
-                <w:sz w:val="22"/>
-                <w:szCs w:val="22"/>
-                <w:highlight w:val="none"/>
-                <w:lang w:val="en-GB"/>
-              </w:rPr>
-            </w:r>
-          </w:p>
-          <w:p>
-            <w:pPr>
-              <w:pBdr/>
-              <w:spacing w:after="40" w:before="40"/>
-              <w:ind/>
-              <w:rPr>
-                <w:rFonts w:ascii="Aptos" w:hAnsi="Aptos" w:eastAsia="Aptos" w:cs="Aptos"/>
-                <w:bCs w:val="0"/>
-                <w:i w:val="0"/>
-                <w:color w:val="000000"/>
-                <w:sz w:val="22"/>
-                <w:szCs w:val="22"/>
-                <w:highlight w:val="none"/>
-                <w:lang w:val="en-GB" w:bidi="en-GB"/>
-              </w:rPr>
-            </w:pPr>
-            <w:r>
-              <w:rPr>
-                <w:rFonts w:ascii="Aptos" w:hAnsi="Aptos" w:eastAsia="Aptos" w:cs="Aptos"/>
                 <w:i w:val="0"/>
                 <w:iCs w:val="0"/>
                 <w:color w:val="000000"/>
                 <w:sz w:val="22"/>
                 <w:szCs w:val="22"/>
-                <w:highlight w:val="none"/>
-                <w:lang w:val="en-GB" w:bidi="en-GB"/>
-              </w:rPr>
-              <w:t xml:space="preserve">The same proje</w:t>
+              </w:rPr>
+              <w:t xml:space="preserve">ISO/IEC</w:t>
             </w:r>
             <w:r>
               <w:rPr>
-                <w:rFonts w:ascii="Aptos" w:hAnsi="Aptos" w:eastAsia="Aptos" w:cs="Aptos"/>
+                <w:rFonts w:ascii="Calibri" w:hAnsi="Calibri" w:eastAsia="Calibri" w:cs="Calibri"/>
+                <w:b w:val="0"/>
+                <w:bCs w:val="0"/>
                 <w:i w:val="0"/>
                 <w:iCs w:val="0"/>
                 <w:color w:val="000000"/>
                 <w:sz w:val="22"/>
                 <w:szCs w:val="22"/>
-                <w:highlight w:val="none"/>
-                <w:lang w:val="en-GB" w:bidi="en-GB"/>
-              </w:rPr>
-              <w:t xml:space="preserve">ct management system is used to report bugs, where tickets are assigned with descriptions of the bug and how to reproduce it. Bug tickets are also assigned priority by numbering their severity from 1-5 to explain their risk, or if negligible they are sorte</w:t>
+                <w:lang w:val="en-GB"/>
+              </w:rPr>
+              <w:t xml:space="preserve">, </w:t>
             </w:r>
             <w:r>
               <w:rPr>
-                <w:rFonts w:ascii="Aptos" w:hAnsi="Aptos" w:eastAsia="Aptos" w:cs="Aptos"/>
+                <w:rFonts w:ascii="Calibri" w:hAnsi="Calibri" w:eastAsia="Calibri" w:cs="Calibri"/>
+                <w:b w:val="0"/>
+                <w:bCs w:val="0"/>
                 <w:i w:val="0"/>
                 <w:iCs w:val="0"/>
                 <w:color w:val="000000"/>
                 <w:sz w:val="22"/>
                 <w:szCs w:val="22"/>
-                <w:highlight w:val="none"/>
-                <w:lang w:val="en-GB" w:bidi="en-GB"/>
-              </w:rPr>
-              <w:t xml:space="preserve">d</w:t>
+              </w:rPr>
+              <w:t xml:space="preserve">200</w:t>
             </w:r>
             <w:r>
               <w:rPr>
-                <w:rFonts w:ascii="Aptos" w:hAnsi="Aptos" w:eastAsia="Aptos" w:cs="Aptos"/>
+                <w:rFonts w:ascii="Calibri" w:hAnsi="Calibri" w:eastAsia="Calibri" w:cs="Calibri"/>
+                <w:b w:val="0"/>
+                <w:bCs w:val="0"/>
                 <w:i w:val="0"/>
                 <w:iCs w:val="0"/>
                 <w:color w:val="000000"/>
                 <w:sz w:val="22"/>
                 <w:szCs w:val="22"/>
-                <w:highlight w:val="none"/>
-                <w:lang w:val="en-GB" w:bidi="en-GB"/>
-              </w:rPr>
-              <w:t xml:space="preserve"> into the backlog where they can be picked up into a later sprint. Reported bug tickets exist in their own ticket category and they are tracked along the Kanban board similarly to regular tickets, with reviews and ticket closures to mark their resolution (</w:t>
+                <w:lang w:val="en-GB"/>
+              </w:rPr>
+              <w:t xml:space="preserve">8</w:t>
             </w:r>
             <w:r>
               <w:rPr>
-                <w:rFonts w:ascii="Aptos" w:hAnsi="Aptos" w:eastAsia="Aptos" w:cs="Aptos"/>
-                <w:i w:val="0"/>
-                <w:iCs w:val="0"/>
-                <w:color w:val="000000"/>
-                <w:sz w:val="22"/>
-                <w:szCs w:val="22"/>
-                <w:highlight w:val="none"/>
-                <w:lang w:val="en-GB" w:bidi="en-GB"/>
-              </w:rPr>
-              <w:t xml:space="preserve">https://github.com/TortoiseLeaf/laurenk_personal_repository_2025/blob/main/notes/bug-traige-jira.png</w:t>
-            </w:r>
-            <w:r>
-              <w:rPr>
-                <w:rFonts w:ascii="Aptos" w:hAnsi="Aptos" w:eastAsia="Aptos" w:cs="Aptos"/>
-                <w:i w:val="0"/>
-                <w:iCs w:val="0"/>
-                <w:color w:val="000000"/>
-                <w:sz w:val="22"/>
-                <w:szCs w:val="22"/>
-                <w:highlight w:val="none"/>
-                <w:lang w:val="en-GB" w:bidi="en-GB"/>
-              </w:rPr>
-              <w:t xml:space="preserve">).</w:t>
-            </w:r>
-            <w:r>
-              <w:rPr>
-                <w:rFonts w:ascii="Aptos" w:hAnsi="Aptos" w:eastAsia="Aptos" w:cs="Aptos"/>
-                <w:bCs w:val="0"/>
-                <w:i w:val="0"/>
-                <w:color w:val="000000"/>
-                <w:sz w:val="22"/>
-                <w:szCs w:val="22"/>
-                <w:highlight w:val="none"/>
-                <w:lang w:val="en-GB" w:bidi="en-GB"/>
-              </w:rPr>
-            </w:r>
-            <w:r>
-              <w:rPr>
-                <w:rFonts w:ascii="Aptos" w:hAnsi="Aptos" w:eastAsia="Aptos" w:cs="Aptos"/>
-                <w:bCs w:val="0"/>
-                <w:i w:val="0"/>
-                <w:color w:val="000000"/>
-                <w:sz w:val="22"/>
-                <w:szCs w:val="22"/>
-                <w:highlight w:val="none"/>
-                <w:lang w:val="en-GB" w:bidi="en-GB"/>
-              </w:rPr>
-            </w:r>
-          </w:p>
-          <w:p>
-            <w:pPr>
-              <w:pBdr/>
-              <w:spacing w:after="40" w:before="40"/>
-              <w:ind/>
-              <w:rPr>
-                <w:rFonts w:ascii="Aptos" w:hAnsi="Aptos" w:eastAsia="Aptos" w:cs="Aptos"/>
-                <w:bCs w:val="0"/>
-                <w:i w:val="0"/>
-                <w:color w:val="000000"/>
-                <w:sz w:val="22"/>
-                <w:szCs w:val="22"/>
-                <w:highlight w:val="none"/>
-                <w:lang w:val="en-GB"/>
-              </w:rPr>
-            </w:pPr>
-            <w:r>
-              <w:rPr>
-                <w:rFonts w:ascii="Aptos" w:hAnsi="Aptos" w:eastAsia="Aptos" w:cs="Aptos"/>
-                <w:i w:val="0"/>
-                <w:iCs w:val="0"/>
-                <w:color w:val="000000"/>
-                <w:sz w:val="22"/>
-                <w:szCs w:val="22"/>
-                <w:highlight w:val="none"/>
-                <w:lang w:val="en-GB" w:bidi="en-GB"/>
-              </w:rPr>
-            </w:r>
-            <w:r>
-              <w:rPr>
-                <w:rFonts w:ascii="Aptos" w:hAnsi="Aptos" w:eastAsia="Aptos" w:cs="Aptos"/>
-                <w:bCs w:val="0"/>
-                <w:i w:val="0"/>
-                <w:color w:val="000000"/>
-                <w:sz w:val="22"/>
-                <w:szCs w:val="22"/>
-                <w:highlight w:val="none"/>
-                <w:lang w:val="en-GB"/>
-              </w:rPr>
-            </w:r>
-            <w:r>
-              <w:rPr>
-                <w:rFonts w:ascii="Aptos" w:hAnsi="Aptos" w:eastAsia="Aptos" w:cs="Aptos"/>
-                <w:bCs w:val="0"/>
-                <w:i w:val="0"/>
-                <w:color w:val="000000"/>
-                <w:sz w:val="22"/>
-                <w:szCs w:val="22"/>
-                <w:highlight w:val="none"/>
-                <w:lang w:val="en-GB"/>
-              </w:rPr>
-            </w:r>
-          </w:p>
-          <w:p>
-            <w:pPr>
-              <w:pBdr/>
-              <w:spacing w:after="40" w:before="40"/>
-              <w:ind/>
-              <w:rPr>
-                <w:rFonts w:ascii="Calibri" w:hAnsi="Calibri" w:cs="Calibri"/>
-                <w:bCs w:val="0"/>
-                <w:i w:val="0"/>
-                <w:color w:val="000000"/>
-              </w:rPr>
-            </w:pPr>
-            <w:r>
-              <w:rPr>
-                <w:rFonts w:ascii="Aptos" w:hAnsi="Aptos" w:eastAsia="Aptos" w:cs="Aptos"/>
+                <w:rFonts w:ascii="Calibri" w:hAnsi="Calibri" w:eastAsia="Calibri" w:cs="Calibri"/>
                 <w:i w:val="0"/>
                 <w:iCs w:val="0"/>
                 <w:color w:val="000000"/>
@@ -1368,58 +1524,11 @@
                 <w:highlight w:val="none"/>
                 <w:lang w:val="en-GB"/>
               </w:rPr>
-              <w:t xml:space="preserve">The full spectrum of requirements is considered and catalogued in a Software requirements document (</w:t>
-            </w:r>
-            <w:r>
-              <w:rPr>
-                <w:rFonts w:cs="Calibri" w:asciiTheme="minorHAnsi" w:hAnsiTheme="minorHAnsi"/>
-                <w:color w:val="000000"/>
-                <w:lang w:val="en-GB"/>
-              </w:rPr>
-              <w:t xml:space="preserve">https://github.com/TortoiseLeaf/laurenk_personal_repository_2025/blob/main/UI_Software_Project_Initiation_and_Planning/SRS_MAUI.md</w:t>
-            </w:r>
-            <w:r>
-              <w:rPr>
-                <w:rFonts w:ascii="Aptos" w:hAnsi="Aptos" w:eastAsia="Aptos" w:cs="Aptos"/>
-                <w:i w:val="0"/>
-                <w:iCs w:val="0"/>
-                <w:color w:val="000000"/>
-                <w:sz w:val="22"/>
-                <w:szCs w:val="22"/>
-                <w:highlight w:val="none"/>
-                <w:lang w:val="en-GB"/>
-              </w:rPr>
-              <w:t xml:space="preserve">) from product purpose to technical, non-technical and system requirements, and processes are developed to answer these requirements per ISO 12207 5.2.1 (</w:t>
-            </w:r>
-            <w:r>
-              <w:rPr>
-                <w:rFonts w:ascii="Aptos" w:hAnsi="Aptos" w:eastAsia="Aptos" w:cs="Aptos"/>
-                <w:i w:val="0"/>
-                <w:iCs w:val="0"/>
-                <w:color w:val="000000"/>
-                <w:sz w:val="22"/>
-                <w:szCs w:val="22"/>
-                <w:highlight w:val="none"/>
-                <w:lang w:val="en-GB"/>
-              </w:rPr>
-              <w:t xml:space="preserve">https://wildart.github.io/MISG5020/standards/IEEE-12207-2008.pdf</w:t>
-            </w:r>
-            <w:r>
-              <w:rPr>
-                <w:rFonts w:ascii="Aptos" w:hAnsi="Aptos" w:eastAsia="Aptos" w:cs="Aptos"/>
-                <w:i w:val="0"/>
-                <w:iCs w:val="0"/>
-                <w:color w:val="000000"/>
-                <w:sz w:val="22"/>
-                <w:szCs w:val="22"/>
-                <w:highlight w:val="none"/>
-                <w:lang w:val="en-GB"/>
-              </w:rPr>
               <w:t xml:space="preserve">).</w:t>
             </w:r>
             <w:r>
               <w:rPr>
-                <w:rFonts w:ascii="Calibri" w:hAnsi="Calibri" w:cs="Calibri"/>
+                <w:rFonts w:ascii="Calibri" w:hAnsi="Calibri" w:eastAsia="Calibri" w:cs="Calibri"/>
                 <w:bCs w:val="0"/>
                 <w:i w:val="0"/>
                 <w:color w:val="000000"/>
@@ -1427,7 +1536,7 @@
             </w:r>
             <w:r>
               <w:rPr>
-                <w:rFonts w:ascii="Calibri" w:hAnsi="Calibri" w:cs="Calibri"/>
+                <w:rFonts w:ascii="Calibri" w:hAnsi="Calibri" w:eastAsia="Calibri" w:cs="Calibri"/>
                 <w:bCs w:val="0"/>
                 <w:i w:val="0"/>
                 <w:color w:val="000000"/>
@@ -1457,26 +1566,26 @@
               <w:ind w:hanging="680"/>
               <w:jc w:val="center"/>
               <w:rPr>
-                <w:rFonts w:asciiTheme="minorHAnsi" w:hAnsiTheme="minorHAnsi" w:cstheme="minorHAnsi"/>
+                <w:rFonts w:ascii="Calibri" w:hAnsi="Calibri" w:cs="Calibri"/>
                 <w:bCs/>
               </w:rPr>
             </w:pPr>
             <w:r>
               <w:rPr>
-                <w:rFonts w:asciiTheme="minorHAnsi" w:hAnsiTheme="minorHAnsi" w:cstheme="minorHAnsi"/>
+                <w:rFonts w:ascii="Calibri" w:hAnsi="Calibri" w:eastAsia="Calibri" w:cs="Calibri"/>
                 <w:bCs/>
               </w:rPr>
               <w:t xml:space="preserve">2</w:t>
             </w:r>
             <w:r>
               <w:rPr>
-                <w:rFonts w:asciiTheme="minorHAnsi" w:hAnsiTheme="minorHAnsi" w:cstheme="minorHAnsi"/>
+                <w:rFonts w:ascii="Calibri" w:hAnsi="Calibri" w:eastAsia="Calibri" w:cs="Calibri"/>
                 <w:bCs/>
               </w:rPr>
             </w:r>
             <w:r>
               <w:rPr>
-                <w:rFonts w:asciiTheme="minorHAnsi" w:hAnsiTheme="minorHAnsi" w:cstheme="minorHAnsi"/>
+                <w:rFonts w:ascii="Calibri" w:hAnsi="Calibri" w:eastAsia="Calibri" w:cs="Calibri"/>
                 <w:bCs/>
               </w:rPr>
             </w:r>
@@ -1500,26 +1609,26 @@
               <w:spacing w:after="40" w:before="40"/>
               <w:ind/>
               <w:rPr>
-                <w:rFonts w:asciiTheme="minorHAnsi" w:hAnsiTheme="minorHAnsi" w:cstheme="minorHAnsi"/>
+                <w:rFonts w:ascii="Calibri" w:hAnsi="Calibri" w:cs="Calibri"/>
                 <w:bCs/>
               </w:rPr>
             </w:pPr>
             <w:r>
               <w:rPr>
-                <w:rFonts w:asciiTheme="minorHAnsi" w:hAnsiTheme="minorHAnsi" w:cstheme="minorHAnsi"/>
+                <w:rFonts w:ascii="Calibri" w:hAnsi="Calibri" w:eastAsia="Calibri" w:cs="Calibri"/>
                 <w:bCs/>
               </w:rPr>
               <w:t xml:space="preserve">Business</w:t>
             </w:r>
             <w:r>
               <w:rPr>
-                <w:rFonts w:asciiTheme="minorHAnsi" w:hAnsiTheme="minorHAnsi" w:cstheme="minorHAnsi"/>
+                <w:rFonts w:ascii="Calibri" w:hAnsi="Calibri" w:eastAsia="Calibri" w:cs="Calibri"/>
                 <w:bCs/>
               </w:rPr>
             </w:r>
             <w:r>
               <w:rPr>
-                <w:rFonts w:asciiTheme="minorHAnsi" w:hAnsiTheme="minorHAnsi" w:cstheme="minorHAnsi"/>
+                <w:rFonts w:ascii="Calibri" w:hAnsi="Calibri" w:eastAsia="Calibri" w:cs="Calibri"/>
                 <w:bCs/>
               </w:rPr>
             </w:r>
@@ -1543,26 +1652,26 @@
               <w:spacing w:after="40" w:before="40"/>
               <w:ind/>
               <w:rPr>
-                <w:rFonts w:asciiTheme="minorHAnsi" w:hAnsiTheme="minorHAnsi" w:cstheme="minorHAnsi"/>
+                <w:rFonts w:ascii="Calibri" w:hAnsi="Calibri" w:cs="Calibri"/>
                 <w:bCs/>
               </w:rPr>
             </w:pPr>
             <w:r>
               <w:rPr>
-                <w:rFonts w:ascii="Calibri" w:hAnsi="Calibri" w:cs="Calibri"/>
+                <w:rFonts w:ascii="Calibri" w:hAnsi="Calibri" w:eastAsia="Calibri" w:cs="Calibri"/>
                 <w:color w:val="000000"/>
               </w:rPr>
               <w:t xml:space="preserve">Use the principles of business transformation to create a recommendations report by being able to decompose and abstract a non-obvious business problem, structure it, collect relevant information, consider options and make recommendations.</w:t>
             </w:r>
             <w:r>
               <w:rPr>
-                <w:rFonts w:asciiTheme="minorHAnsi" w:hAnsiTheme="minorHAnsi" w:cstheme="minorHAnsi"/>
+                <w:rFonts w:ascii="Calibri" w:hAnsi="Calibri" w:eastAsia="Calibri" w:cs="Calibri"/>
                 <w:bCs/>
               </w:rPr>
             </w:r>
             <w:r>
               <w:rPr>
-                <w:rFonts w:asciiTheme="minorHAnsi" w:hAnsiTheme="minorHAnsi" w:cstheme="minorHAnsi"/>
+                <w:rFonts w:ascii="Calibri" w:hAnsi="Calibri" w:eastAsia="Calibri" w:cs="Calibri"/>
                 <w:bCs/>
               </w:rPr>
             </w:r>
@@ -1592,27 +1701,27 @@
             </w:pPr>
             <w:r>
               <w:rPr>
-                <w:rFonts w:ascii="Calibri" w:hAnsi="Calibri" w:cs="Calibri"/>
+                <w:rFonts w:ascii="Calibri" w:hAnsi="Calibri" w:eastAsia="Calibri" w:cs="Calibri"/>
                 <w:color w:val="000000"/>
               </w:rPr>
               <w:t xml:space="preserve">You will be creating </w:t>
             </w:r>
             <w:r>
               <w:rPr>
-                <w:rFonts w:ascii="Calibri" w:hAnsi="Calibri" w:cs="Calibri"/>
+                <w:rFonts w:ascii="Calibri" w:hAnsi="Calibri" w:eastAsia="Calibri" w:cs="Calibri"/>
                 <w:color w:val="000000"/>
               </w:rPr>
               <w:t xml:space="preserve">a strategic business plan as part of this module this will evidence this outcome, you may have also conducted some market research, or competitor analysis, or you may have looked at a company’s vision/mission before accepting a developer role on a project?</w:t>
             </w:r>
             <w:r>
               <w:rPr>
-                <w:rFonts w:ascii="Calibri" w:hAnsi="Calibri" w:cs="Calibri"/>
+                <w:rFonts w:ascii="Calibri" w:hAnsi="Calibri" w:eastAsia="Calibri" w:cs="Calibri"/>
                 <w:color w:val="000000"/>
               </w:rPr>
             </w:r>
             <w:r>
               <w:rPr>
-                <w:rFonts w:ascii="Calibri" w:hAnsi="Calibri" w:cs="Calibri"/>
+                <w:rFonts w:ascii="Calibri" w:hAnsi="Calibri" w:eastAsia="Calibri" w:cs="Calibri"/>
                 <w:color w:val="000000"/>
               </w:rPr>
             </w:r>
@@ -1639,12 +1748,11 @@
                 <w:rFonts w:ascii="Calibri" w:hAnsi="Calibri" w:cs="Calibri"/>
                 <w:color w:val="000000"/>
                 <w:highlight w:val="none"/>
-                <w:lang w:val="en-GB"/>
               </w:rPr>
             </w:pPr>
             <w:r>
               <w:rPr>
-                <w:rFonts w:ascii="Calibri" w:hAnsi="Calibri" w:cs="Calibri"/>
+                <w:rFonts w:ascii="Calibri" w:hAnsi="Calibri" w:eastAsia="Calibri" w:cs="Calibri"/>
                 <w:color w:val="000000"/>
                 <w:lang w:val="en-GB"/>
               </w:rPr>
@@ -1652,7 +1760,7 @@
             </w:r>
             <w:r>
               <w:rPr>
-                <w:rFonts w:ascii="Calibri" w:hAnsi="Calibri" w:cs="Calibri"/>
+                <w:rFonts w:ascii="Calibri" w:hAnsi="Calibri" w:eastAsia="Calibri" w:cs="Calibri"/>
                 <w:color w:val="000000"/>
                 <w:lang w:val="en-GB"/>
               </w:rPr>
@@ -1660,7 +1768,7 @@
             </w:r>
             <w:r>
               <w:rPr>
-                <w:rFonts w:ascii="Calibri" w:hAnsi="Calibri" w:cs="Calibri"/>
+                <w:rFonts w:ascii="Calibri" w:hAnsi="Calibri" w:eastAsia="Calibri" w:cs="Calibri"/>
                 <w:color w:val="000000"/>
                 <w:lang w:val="en-GB"/>
               </w:rPr>
@@ -1668,13 +1776,15 @@
             </w:r>
             <w:r>
               <w:rPr>
-                <w:rFonts w:ascii="Calibri" w:hAnsi="Calibri" w:cs="Calibri"/>
+                <w:rFonts w:ascii="Calibri" w:hAnsi="Calibri" w:eastAsia="Calibri" w:cs="Calibri"/>
                 <w:color w:val="000000"/>
+                <w:highlight w:val="none"/>
+                <w:lang w:val="en-GB"/>
               </w:rPr>
             </w:r>
             <w:r>
               <w:rPr>
-                <w:rFonts w:ascii="Calibri" w:hAnsi="Calibri" w:cs="Calibri"/>
+                <w:rFonts w:ascii="Calibri" w:hAnsi="Calibri" w:eastAsia="Calibri" w:cs="Calibri"/>
                 <w:color w:val="000000"/>
                 <w:highlight w:val="none"/>
                 <w:lang w:val="en-GB"/>
@@ -1693,19 +1803,19 @@
             </w:pPr>
             <w:r>
               <w:rPr>
-                <w:rFonts w:ascii="Calibri" w:hAnsi="Calibri" w:cs="Calibri"/>
+                <w:rFonts w:ascii="Calibri" w:hAnsi="Calibri" w:eastAsia="Calibri" w:cs="Calibri"/>
                 <w:color w:val="000000"/>
               </w:rPr>
             </w:r>
             <w:r>
               <w:rPr>
-                <w:rFonts w:ascii="Calibri" w:hAnsi="Calibri" w:cs="Calibri"/>
+                <w:rFonts w:ascii="Calibri" w:hAnsi="Calibri" w:eastAsia="Calibri" w:cs="Calibri"/>
                 <w:color w:val="000000"/>
               </w:rPr>
             </w:r>
             <w:r>
               <w:rPr>
-                <w:rFonts w:ascii="Calibri" w:hAnsi="Calibri" w:cs="Calibri"/>
+                <w:rFonts w:ascii="Calibri" w:hAnsi="Calibri" w:eastAsia="Calibri" w:cs="Calibri"/>
                 <w:color w:val="000000"/>
               </w:rPr>
             </w:r>
@@ -1719,12 +1829,11 @@
                 <w:rFonts w:ascii="Calibri" w:hAnsi="Calibri" w:cs="Calibri"/>
                 <w:color w:val="000000"/>
                 <w:highlight w:val="none"/>
-                <w:lang w:val="en-GB"/>
               </w:rPr>
             </w:pPr>
             <w:r>
               <w:rPr>
-                <w:rFonts w:ascii="Calibri" w:hAnsi="Calibri" w:cs="Calibri"/>
+                <w:rFonts w:ascii="Calibri" w:hAnsi="Calibri" w:eastAsia="Calibri" w:cs="Calibri"/>
                 <w:color w:val="000000"/>
                 <w:highlight w:val="none"/>
                 <w:lang w:val="en-GB"/>
@@ -1733,7 +1842,7 @@
             </w:r>
             <w:r>
               <w:rPr>
-                <w:rFonts w:ascii="Calibri" w:hAnsi="Calibri" w:cs="Calibri"/>
+                <w:rFonts w:ascii="Calibri" w:hAnsi="Calibri" w:eastAsia="Calibri" w:cs="Calibri"/>
                 <w:color w:val="000000"/>
                 <w:highlight w:val="none"/>
                 <w:lang w:val="en-GB"/>
@@ -1742,13 +1851,15 @@
             </w:r>
             <w:r>
               <w:rPr>
-                <w:rFonts w:ascii="Calibri" w:hAnsi="Calibri" w:cs="Calibri"/>
+                <w:rFonts w:ascii="Calibri" w:hAnsi="Calibri" w:eastAsia="Calibri" w:cs="Calibri"/>
                 <w:color w:val="000000"/>
+                <w:highlight w:val="none"/>
+                <w:lang w:val="en-GB"/>
               </w:rPr>
             </w:r>
             <w:r>
               <w:rPr>
-                <w:rFonts w:ascii="Calibri" w:hAnsi="Calibri" w:cs="Calibri"/>
+                <w:rFonts w:ascii="Calibri" w:hAnsi="Calibri" w:eastAsia="Calibri" w:cs="Calibri"/>
                 <w:color w:val="000000"/>
                 <w:highlight w:val="none"/>
                 <w:lang w:val="en-GB"/>
@@ -1767,19 +1878,19 @@
             </w:pPr>
             <w:r>
               <w:rPr>
-                <w:rFonts w:ascii="Calibri" w:hAnsi="Calibri" w:cs="Calibri"/>
+                <w:rFonts w:ascii="Calibri" w:hAnsi="Calibri" w:eastAsia="Calibri" w:cs="Calibri"/>
                 <w:color w:val="000000"/>
               </w:rPr>
             </w:r>
             <w:r>
               <w:rPr>
-                <w:rFonts w:ascii="Calibri" w:hAnsi="Calibri" w:cs="Calibri"/>
+                <w:rFonts w:ascii="Calibri" w:hAnsi="Calibri" w:eastAsia="Calibri" w:cs="Calibri"/>
                 <w:color w:val="000000"/>
               </w:rPr>
             </w:r>
             <w:r>
               <w:rPr>
-                <w:rFonts w:ascii="Calibri" w:hAnsi="Calibri" w:cs="Calibri"/>
+                <w:rFonts w:ascii="Calibri" w:hAnsi="Calibri" w:eastAsia="Calibri" w:cs="Calibri"/>
                 <w:color w:val="000000"/>
               </w:rPr>
             </w:r>
@@ -1793,12 +1904,11 @@
                 <w:rFonts w:ascii="Calibri" w:hAnsi="Calibri" w:cs="Calibri"/>
                 <w:color w:val="000000"/>
                 <w:highlight w:val="none"/>
-                <w:lang w:val="en-GB"/>
               </w:rPr>
             </w:pPr>
             <w:r>
               <w:rPr>
-                <w:rFonts w:ascii="Calibri" w:hAnsi="Calibri" w:cs="Calibri"/>
+                <w:rFonts w:ascii="Calibri" w:hAnsi="Calibri" w:eastAsia="Calibri" w:cs="Calibri"/>
                 <w:color w:val="000000"/>
                 <w:highlight w:val="none"/>
                 <w:lang w:val="en-GB"/>
@@ -1807,13 +1917,15 @@
             </w:r>
             <w:r>
               <w:rPr>
-                <w:rFonts w:ascii="Calibri" w:hAnsi="Calibri" w:cs="Calibri"/>
+                <w:rFonts w:ascii="Calibri" w:hAnsi="Calibri" w:eastAsia="Calibri" w:cs="Calibri"/>
                 <w:color w:val="000000"/>
+                <w:highlight w:val="none"/>
+                <w:lang w:val="en-GB"/>
               </w:rPr>
             </w:r>
             <w:r>
               <w:rPr>
-                <w:rFonts w:ascii="Calibri" w:hAnsi="Calibri" w:cs="Calibri"/>
+                <w:rFonts w:ascii="Calibri" w:hAnsi="Calibri" w:eastAsia="Calibri" w:cs="Calibri"/>
                 <w:color w:val="000000"/>
                 <w:highlight w:val="none"/>
                 <w:lang w:val="en-GB"/>
@@ -1829,12 +1941,11 @@
                 <w:rFonts w:ascii="Calibri" w:hAnsi="Calibri" w:cs="Calibri"/>
                 <w:color w:val="000000"/>
                 <w:highlight w:val="none"/>
-                <w:lang w:val="en-GB"/>
               </w:rPr>
             </w:pPr>
             <w:r>
               <w:rPr>
-                <w:rFonts w:ascii="Calibri" w:hAnsi="Calibri" w:cs="Calibri"/>
+                <w:rFonts w:ascii="Calibri" w:hAnsi="Calibri" w:eastAsia="Calibri" w:cs="Calibri"/>
                 <w:color w:val="000000"/>
                 <w:highlight w:val="none"/>
                 <w:lang w:val="en-GB"/>
@@ -1843,7 +1954,7 @@
             </w:r>
             <w:r>
               <w:rPr>
-                <w:rFonts w:ascii="Calibri" w:hAnsi="Calibri" w:cs="Calibri"/>
+                <w:rFonts w:ascii="Calibri" w:hAnsi="Calibri" w:eastAsia="Calibri" w:cs="Calibri"/>
                 <w:color w:val="000000"/>
                 <w:highlight w:val="none"/>
                 <w:lang w:val="en-GB"/>
@@ -1852,7 +1963,7 @@
             </w:r>
             <w:r>
               <w:rPr>
-                <w:rFonts w:ascii="Calibri" w:hAnsi="Calibri" w:cs="Calibri"/>
+                <w:rFonts w:ascii="Calibri" w:hAnsi="Calibri" w:eastAsia="Calibri" w:cs="Calibri"/>
                 <w:color w:val="000000"/>
                 <w:highlight w:val="none"/>
                 <w:lang w:val="en-GB"/>
@@ -1861,13 +1972,15 @@
             </w:r>
             <w:r>
               <w:rPr>
-                <w:rFonts w:ascii="Calibri" w:hAnsi="Calibri" w:cs="Calibri"/>
+                <w:rFonts w:ascii="Calibri" w:hAnsi="Calibri" w:eastAsia="Calibri" w:cs="Calibri"/>
                 <w:color w:val="000000"/>
+                <w:highlight w:val="none"/>
+                <w:lang w:val="en-GB"/>
               </w:rPr>
             </w:r>
             <w:r>
               <w:rPr>
-                <w:rFonts w:ascii="Calibri" w:hAnsi="Calibri" w:cs="Calibri"/>
+                <w:rFonts w:ascii="Calibri" w:hAnsi="Calibri" w:eastAsia="Calibri" w:cs="Calibri"/>
                 <w:color w:val="000000"/>
                 <w:highlight w:val="none"/>
                 <w:lang w:val="en-GB"/>
@@ -1886,19 +1999,19 @@
             </w:pPr>
             <w:r>
               <w:rPr>
-                <w:rFonts w:ascii="Calibri" w:hAnsi="Calibri" w:cs="Calibri"/>
+                <w:rFonts w:ascii="Calibri" w:hAnsi="Calibri" w:eastAsia="Calibri" w:cs="Calibri"/>
                 <w:color w:val="000000"/>
               </w:rPr>
             </w:r>
             <w:r>
               <w:rPr>
-                <w:rFonts w:ascii="Calibri" w:hAnsi="Calibri" w:cs="Calibri"/>
+                <w:rFonts w:ascii="Calibri" w:hAnsi="Calibri" w:eastAsia="Calibri" w:cs="Calibri"/>
                 <w:color w:val="000000"/>
               </w:rPr>
             </w:r>
             <w:r>
               <w:rPr>
-                <w:rFonts w:ascii="Calibri" w:hAnsi="Calibri" w:cs="Calibri"/>
+                <w:rFonts w:ascii="Calibri" w:hAnsi="Calibri" w:eastAsia="Calibri" w:cs="Calibri"/>
                 <w:color w:val="000000"/>
               </w:rPr>
             </w:r>
@@ -1915,7 +2028,7 @@
             </w:pPr>
             <w:r>
               <w:rPr>
-                <w:rFonts w:ascii="Calibri" w:hAnsi="Calibri" w:cs="Calibri"/>
+                <w:rFonts w:ascii="Calibri" w:hAnsi="Calibri" w:eastAsia="Calibri" w:cs="Calibri"/>
                 <w:color w:val="000000"/>
                 <w:highlight w:val="none"/>
                 <w:lang w:val="en-GB"/>
@@ -1924,7 +2037,7 @@
             </w:r>
             <w:r>
               <w:rPr>
-                <w:rFonts w:ascii="Calibri" w:hAnsi="Calibri" w:cs="Calibri"/>
+                <w:rFonts w:ascii="Calibri" w:hAnsi="Calibri" w:eastAsia="Calibri" w:cs="Calibri"/>
                 <w:color w:val="000000"/>
                 <w:highlight w:val="none"/>
                 <w:lang w:val="en-GB"/>
@@ -1933,7 +2046,7 @@
             </w:r>
             <w:r>
               <w:rPr>
-                <w:rFonts w:ascii="Calibri" w:hAnsi="Calibri" w:cs="Calibri"/>
+                <w:rFonts w:ascii="Calibri" w:hAnsi="Calibri" w:eastAsia="Calibri" w:cs="Calibri"/>
                 <w:color w:val="000000"/>
                 <w:highlight w:val="none"/>
                 <w:lang w:val="en-GB"/>
@@ -1942,15 +2055,13 @@
             </w:r>
             <w:r>
               <w:rPr>
-                <w:rFonts w:ascii="Calibri" w:hAnsi="Calibri" w:cs="Calibri"/>
+                <w:rFonts w:ascii="Calibri" w:hAnsi="Calibri" w:eastAsia="Calibri" w:cs="Calibri"/>
                 <w:color w:val="000000"/>
-                <w:highlight w:val="none"/>
-                <w:lang w:val="en-GB"/>
               </w:rPr>
             </w:r>
             <w:r>
               <w:rPr>
-                <w:rFonts w:ascii="Calibri" w:hAnsi="Calibri" w:cs="Calibri"/>
+                <w:rFonts w:ascii="Calibri" w:hAnsi="Calibri" w:eastAsia="Calibri" w:cs="Calibri"/>
                 <w:color w:val="000000"/>
               </w:rPr>
             </w:r>
@@ -1978,26 +2089,26 @@
               <w:ind/>
               <w:jc w:val="center"/>
               <w:rPr>
-                <w:rFonts w:asciiTheme="minorHAnsi" w:hAnsiTheme="minorHAnsi" w:cstheme="minorHAnsi"/>
+                <w:rFonts w:ascii="Calibri" w:hAnsi="Calibri" w:cs="Calibri"/>
                 <w:bCs/>
               </w:rPr>
             </w:pPr>
             <w:r>
               <w:rPr>
-                <w:rFonts w:asciiTheme="minorHAnsi" w:hAnsiTheme="minorHAnsi" w:cstheme="minorHAnsi"/>
+                <w:rFonts w:ascii="Calibri" w:hAnsi="Calibri" w:eastAsia="Calibri" w:cs="Calibri"/>
                 <w:bCs/>
               </w:rPr>
               <w:t xml:space="preserve">3</w:t>
             </w:r>
             <w:r>
               <w:rPr>
-                <w:rFonts w:asciiTheme="minorHAnsi" w:hAnsiTheme="minorHAnsi" w:cstheme="minorHAnsi"/>
+                <w:rFonts w:ascii="Calibri" w:hAnsi="Calibri" w:eastAsia="Calibri" w:cs="Calibri"/>
                 <w:bCs/>
               </w:rPr>
             </w:r>
             <w:r>
               <w:rPr>
-                <w:rFonts w:asciiTheme="minorHAnsi" w:hAnsiTheme="minorHAnsi" w:cstheme="minorHAnsi"/>
+                <w:rFonts w:ascii="Calibri" w:hAnsi="Calibri" w:eastAsia="Calibri" w:cs="Calibri"/>
                 <w:bCs/>
               </w:rPr>
             </w:r>
@@ -2021,26 +2132,26 @@
               <w:spacing w:after="40" w:before="40"/>
               <w:ind/>
               <w:rPr>
-                <w:rFonts w:asciiTheme="minorHAnsi" w:hAnsiTheme="minorHAnsi" w:cstheme="minorHAnsi"/>
+                <w:rFonts w:ascii="Calibri" w:hAnsi="Calibri" w:cs="Calibri"/>
                 <w:bCs/>
               </w:rPr>
             </w:pPr>
             <w:r>
               <w:rPr>
-                <w:rFonts w:asciiTheme="minorHAnsi" w:hAnsiTheme="minorHAnsi" w:cstheme="minorHAnsi"/>
+                <w:rFonts w:ascii="Calibri" w:hAnsi="Calibri" w:eastAsia="Calibri" w:cs="Calibri"/>
                 <w:bCs/>
               </w:rPr>
               <w:t xml:space="preserve">Meta-skills**</w:t>
             </w:r>
             <w:r>
               <w:rPr>
-                <w:rFonts w:asciiTheme="minorHAnsi" w:hAnsiTheme="minorHAnsi" w:cstheme="minorHAnsi"/>
+                <w:rFonts w:ascii="Calibri" w:hAnsi="Calibri" w:eastAsia="Calibri" w:cs="Calibri"/>
                 <w:bCs/>
               </w:rPr>
             </w:r>
             <w:r>
               <w:rPr>
-                <w:rFonts w:asciiTheme="minorHAnsi" w:hAnsiTheme="minorHAnsi" w:cstheme="minorHAnsi"/>
+                <w:rFonts w:ascii="Calibri" w:hAnsi="Calibri" w:eastAsia="Calibri" w:cs="Calibri"/>
                 <w:bCs/>
               </w:rPr>
             </w:r>
@@ -2064,13 +2175,13 @@
               <w:spacing w:after="40" w:before="40"/>
               <w:ind/>
               <w:rPr>
-                <w:rFonts w:asciiTheme="minorHAnsi" w:hAnsiTheme="minorHAnsi" w:cstheme="minorHAnsi"/>
+                <w:rFonts w:ascii="Calibri" w:hAnsi="Calibri" w:cs="Calibri"/>
                 <w:bCs/>
               </w:rPr>
             </w:pPr>
             <w:r>
               <w:rPr>
-                <w:rFonts w:ascii="Calibri" w:hAnsi="Calibri" w:cs="Calibri"/>
+                <w:rFonts w:ascii="Calibri" w:hAnsi="Calibri" w:eastAsia="Calibri" w:cs="Calibri"/>
                 <w:color w:val="000000"/>
                 <w:lang w:val="en-GB"/>
               </w:rPr>
@@ -2078,27 +2189,27 @@
             </w:r>
             <w:r>
               <w:rPr>
-                <w:rFonts w:ascii="Calibri" w:hAnsi="Calibri" w:cs="Calibri"/>
+                <w:rFonts w:ascii="Calibri" w:hAnsi="Calibri" w:eastAsia="Calibri" w:cs="Calibri"/>
                 <w:color w:val="000000"/>
               </w:rPr>
               <w:t xml:space="preserve">personal profiling tools predict team performance in a non-trivial project.</w:t>
             </w:r>
             <w:r>
               <w:rPr>
-                <w:rFonts w:ascii="Calibri" w:hAnsi="Calibri" w:cs="Calibri"/>
+                <w:rFonts w:ascii="Calibri" w:hAnsi="Calibri" w:eastAsia="Calibri" w:cs="Calibri"/>
                 <w:color w:val="000000"/>
               </w:rPr>
               <w:t xml:space="preserve"> Evaluate you own meta-skills in terms of strengths and weaknesses and reflect on their development across a project.</w:t>
             </w:r>
             <w:r>
               <w:rPr>
-                <w:rFonts w:asciiTheme="minorHAnsi" w:hAnsiTheme="minorHAnsi" w:cstheme="minorHAnsi"/>
+                <w:rFonts w:ascii="Calibri" w:hAnsi="Calibri" w:eastAsia="Calibri" w:cs="Calibri"/>
                 <w:bCs/>
               </w:rPr>
             </w:r>
             <w:r>
               <w:rPr>
-                <w:rFonts w:asciiTheme="minorHAnsi" w:hAnsiTheme="minorHAnsi" w:cstheme="minorHAnsi"/>
+                <w:rFonts w:ascii="Calibri" w:hAnsi="Calibri" w:eastAsia="Calibri" w:cs="Calibri"/>
                 <w:bCs/>
               </w:rPr>
             </w:r>
@@ -2128,27 +2239,27 @@
             </w:pPr>
             <w:r>
               <w:rPr>
-                <w:rFonts w:ascii="Calibri" w:hAnsi="Calibri" w:cs="Calibri"/>
+                <w:rFonts w:ascii="Calibri" w:hAnsi="Calibri" w:eastAsia="Calibri" w:cs="Calibri"/>
                 <w:color w:val="000000"/>
               </w:rPr>
               <w:t xml:space="preserve">The two profiling tools on Meta skills and a reflection of this in your business plan/project will evidence this outcome.</w:t>
             </w:r>
             <w:r>
               <w:rPr>
-                <w:rFonts w:ascii="Calibri" w:hAnsi="Calibri" w:cs="Calibri"/>
+                <w:rFonts w:ascii="Calibri" w:hAnsi="Calibri" w:eastAsia="Calibri" w:cs="Calibri"/>
                 <w:color w:val="000000"/>
               </w:rPr>
               <w:t xml:space="preserve"> You can also reflect on how you have developed these skills in other project outcomes.</w:t>
             </w:r>
             <w:r>
               <w:rPr>
-                <w:rFonts w:ascii="Calibri" w:hAnsi="Calibri" w:cs="Calibri"/>
+                <w:rFonts w:ascii="Calibri" w:hAnsi="Calibri" w:eastAsia="Calibri" w:cs="Calibri"/>
                 <w:color w:val="000000"/>
               </w:rPr>
             </w:r>
             <w:r>
               <w:rPr>
-                <w:rFonts w:ascii="Calibri" w:hAnsi="Calibri" w:cs="Calibri"/>
+                <w:rFonts w:ascii="Calibri" w:hAnsi="Calibri" w:eastAsia="Calibri" w:cs="Calibri"/>
                 <w:color w:val="000000"/>
               </w:rPr>
             </w:r>
@@ -2175,12 +2286,11 @@
                 <w:rFonts w:ascii="Calibri" w:hAnsi="Calibri" w:cs="Calibri"/>
                 <w:color w:val="000000"/>
                 <w:highlight w:val="none"/>
-                <w:lang w:val="en-GB"/>
               </w:rPr>
             </w:pPr>
             <w:r>
               <w:rPr>
-                <w:rFonts w:ascii="Calibri" w:hAnsi="Calibri" w:cs="Calibri"/>
+                <w:rFonts w:ascii="Calibri" w:hAnsi="Calibri" w:eastAsia="Calibri" w:cs="Calibri"/>
                 <w:color w:val="000000"/>
                 <w:highlight w:val="none"/>
                 <w:lang w:val="en-GB"/>
@@ -2189,7 +2299,7 @@
             </w:r>
             <w:r>
               <w:rPr>
-                <w:rFonts w:ascii="Calibri" w:hAnsi="Calibri" w:cs="Calibri"/>
+                <w:rFonts w:ascii="Calibri" w:hAnsi="Calibri" w:eastAsia="Calibri" w:cs="Calibri"/>
                 <w:color w:val="000000"/>
                 <w:highlight w:val="none"/>
                 <w:lang w:val="en-GB"/>
@@ -2198,7 +2308,7 @@
             </w:r>
             <w:r>
               <w:rPr>
-                <w:rFonts w:ascii="Calibri" w:hAnsi="Calibri" w:cs="Calibri"/>
+                <w:rFonts w:ascii="Calibri" w:hAnsi="Calibri" w:eastAsia="Calibri" w:cs="Calibri"/>
                 <w:color w:val="000000"/>
                 <w:highlight w:val="none"/>
                 <w:lang w:val="en-GB"/>
@@ -2207,7 +2317,7 @@
             </w:r>
             <w:r>
               <w:rPr>
-                <w:rFonts w:ascii="Calibri" w:hAnsi="Calibri" w:cs="Calibri"/>
+                <w:rFonts w:ascii="Calibri" w:hAnsi="Calibri" w:eastAsia="Calibri" w:cs="Calibri"/>
                 <w:color w:val="000000"/>
                 <w:highlight w:val="none"/>
                 <w:lang w:val="en-GB"/>
@@ -2215,7 +2325,7 @@
             </w:r>
             <w:r>
               <w:rPr>
-                <w:rFonts w:ascii="Calibri" w:hAnsi="Calibri" w:cs="Calibri"/>
+                <w:rFonts w:ascii="Calibri" w:hAnsi="Calibri" w:eastAsia="Calibri" w:cs="Calibri"/>
                 <w:color w:val="000000"/>
                 <w:highlight w:val="none"/>
                 <w:lang w:val="en-GB"/>
@@ -2231,12 +2341,11 @@
                 <w:rFonts w:ascii="Calibri" w:hAnsi="Calibri" w:cs="Calibri"/>
                 <w:color w:val="000000"/>
                 <w:highlight w:val="none"/>
-                <w:lang w:val="en-GB"/>
               </w:rPr>
             </w:pPr>
             <w:r>
               <w:rPr>
-                <w:rFonts w:ascii="Calibri" w:hAnsi="Calibri" w:cs="Calibri"/>
+                <w:rFonts w:ascii="Calibri" w:hAnsi="Calibri" w:eastAsia="Calibri" w:cs="Calibri"/>
                 <w:color w:val="000000"/>
                 <w:highlight w:val="none"/>
                 <w:lang w:val="en-GB"/>
@@ -2245,7 +2354,7 @@
             </w:r>
             <w:r>
               <w:rPr>
-                <w:rFonts w:ascii="Calibri" w:hAnsi="Calibri" w:cs="Calibri"/>
+                <w:rFonts w:ascii="Calibri" w:hAnsi="Calibri" w:eastAsia="Calibri" w:cs="Calibri"/>
                 <w:color w:val="000000"/>
                 <w:highlight w:val="none"/>
                 <w:lang w:val="en-GB"/>
@@ -2254,7 +2363,7 @@
             </w:r>
             <w:r>
               <w:rPr>
-                <w:rFonts w:ascii="Calibri" w:hAnsi="Calibri" w:cs="Calibri"/>
+                <w:rFonts w:ascii="Calibri" w:hAnsi="Calibri" w:eastAsia="Calibri" w:cs="Calibri"/>
                 <w:color w:val="000000"/>
                 <w:highlight w:val="none"/>
                 <w:lang w:val="en-GB"/>
@@ -2263,7 +2372,7 @@
             </w:r>
             <w:r>
               <w:rPr>
-                <w:rFonts w:ascii="Calibri" w:hAnsi="Calibri" w:cs="Calibri"/>
+                <w:rFonts w:ascii="Calibri" w:hAnsi="Calibri" w:eastAsia="Calibri" w:cs="Calibri"/>
                 <w:color w:val="000000"/>
                 <w:highlight w:val="none"/>
                 <w:lang w:val="en-GB"/>
@@ -2271,7 +2380,7 @@
             </w:r>
             <w:r>
               <w:rPr>
-                <w:rFonts w:ascii="Calibri" w:hAnsi="Calibri" w:cs="Calibri"/>
+                <w:rFonts w:ascii="Calibri" w:hAnsi="Calibri" w:eastAsia="Calibri" w:cs="Calibri"/>
                 <w:color w:val="000000"/>
                 <w:highlight w:val="none"/>
                 <w:lang w:val="en-GB"/>
@@ -2290,19 +2399,19 @@
             </w:pPr>
             <w:r>
               <w:rPr>
-                <w:rFonts w:ascii="Calibri" w:hAnsi="Calibri" w:cs="Calibri"/>
+                <w:rFonts w:ascii="Calibri" w:hAnsi="Calibri" w:eastAsia="Calibri" w:cs="Calibri"/>
                 <w:color w:val="000000"/>
               </w:rPr>
             </w:r>
             <w:r>
               <w:rPr>
-                <w:rFonts w:ascii="Calibri" w:hAnsi="Calibri" w:cs="Calibri"/>
+                <w:rFonts w:ascii="Calibri" w:hAnsi="Calibri" w:eastAsia="Calibri" w:cs="Calibri"/>
                 <w:color w:val="000000"/>
               </w:rPr>
             </w:r>
             <w:r>
               <w:rPr>
-                <w:rFonts w:ascii="Calibri" w:hAnsi="Calibri" w:cs="Calibri"/>
+                <w:rFonts w:ascii="Calibri" w:hAnsi="Calibri" w:eastAsia="Calibri" w:cs="Calibri"/>
                 <w:color w:val="000000"/>
               </w:rPr>
             </w:r>
@@ -2319,7 +2428,7 @@
             </w:pPr>
             <w:r>
               <w:rPr>
-                <w:rFonts w:ascii="Calibri" w:hAnsi="Calibri" w:cs="Calibri"/>
+                <w:rFonts w:ascii="Calibri" w:hAnsi="Calibri" w:eastAsia="Calibri" w:cs="Calibri"/>
                 <w:color w:val="000000"/>
                 <w:highlight w:val="none"/>
                 <w:lang w:val="en-GB"/>
@@ -2328,7 +2437,7 @@
             </w:r>
             <w:r>
               <w:rPr>
-                <w:rFonts w:ascii="Calibri" w:hAnsi="Calibri" w:cs="Calibri"/>
+                <w:rFonts w:ascii="Calibri" w:hAnsi="Calibri" w:eastAsia="Calibri" w:cs="Calibri"/>
                 <w:color w:val="000000"/>
                 <w:highlight w:val="none"/>
                 <w:lang w:val="en-GB"/>
@@ -2337,7 +2446,7 @@
             </w:r>
             <w:r>
               <w:rPr>
-                <w:rFonts w:ascii="Calibri" w:hAnsi="Calibri" w:cs="Calibri"/>
+                <w:rFonts w:ascii="Calibri" w:hAnsi="Calibri" w:eastAsia="Calibri" w:cs="Calibri"/>
                 <w:color w:val="000000"/>
                 <w:highlight w:val="none"/>
                 <w:lang w:val="en-GB"/>
@@ -2346,7 +2455,7 @@
             </w:r>
             <w:r>
               <w:rPr>
-                <w:rFonts w:ascii="Calibri" w:hAnsi="Calibri" w:cs="Calibri"/>
+                <w:rFonts w:ascii="Calibri" w:hAnsi="Calibri" w:eastAsia="Calibri" w:cs="Calibri"/>
                 <w:color w:val="000000"/>
                 <w:highlight w:val="none"/>
                 <w:lang w:val="en-GB"/>
@@ -2355,7 +2464,7 @@
             </w:r>
             <w:r>
               <w:rPr>
-                <w:rFonts w:ascii="Calibri" w:hAnsi="Calibri" w:cs="Calibri"/>
+                <w:rFonts w:ascii="Calibri" w:hAnsi="Calibri" w:eastAsia="Calibri" w:cs="Calibri"/>
                 <w:color w:val="000000"/>
                 <w:highlight w:val="none"/>
                 <w:lang w:val="en-GB"/>
@@ -2364,7 +2473,7 @@
             </w:r>
             <w:r>
               <w:rPr>
-                <w:rFonts w:ascii="Calibri" w:hAnsi="Calibri" w:cs="Calibri"/>
+                <w:rFonts w:ascii="Calibri" w:hAnsi="Calibri" w:eastAsia="Calibri" w:cs="Calibri"/>
                 <w:color w:val="000000"/>
                 <w:highlight w:val="none"/>
                 <w:lang w:val="en-GB"/>
@@ -2373,13 +2482,13 @@
             </w:r>
             <w:r>
               <w:rPr>
-                <w:rFonts w:ascii="Calibri" w:hAnsi="Calibri" w:cs="Calibri"/>
+                <w:rFonts w:ascii="Calibri" w:hAnsi="Calibri" w:eastAsia="Calibri" w:cs="Calibri"/>
                 <w:color w:val="000000"/>
               </w:rPr>
             </w:r>
             <w:r>
               <w:rPr>
-                <w:rFonts w:ascii="Calibri" w:hAnsi="Calibri" w:cs="Calibri"/>
+                <w:rFonts w:ascii="Calibri" w:hAnsi="Calibri" w:eastAsia="Calibri" w:cs="Calibri"/>
                 <w:color w:val="000000"/>
               </w:rPr>
             </w:r>
@@ -2407,26 +2516,26 @@
               <w:ind/>
               <w:jc w:val="center"/>
               <w:rPr>
-                <w:rFonts w:asciiTheme="minorHAnsi" w:hAnsiTheme="minorHAnsi" w:cstheme="minorHAnsi"/>
+                <w:rFonts w:ascii="Calibri" w:hAnsi="Calibri" w:cs="Calibri"/>
                 <w:bCs/>
               </w:rPr>
             </w:pPr>
             <w:r>
               <w:rPr>
-                <w:rFonts w:asciiTheme="minorHAnsi" w:hAnsiTheme="minorHAnsi" w:cstheme="minorHAnsi"/>
+                <w:rFonts w:ascii="Calibri" w:hAnsi="Calibri" w:eastAsia="Calibri" w:cs="Calibri"/>
                 <w:bCs/>
               </w:rPr>
               <w:t xml:space="preserve">4</w:t>
             </w:r>
             <w:r>
               <w:rPr>
-                <w:rFonts w:asciiTheme="minorHAnsi" w:hAnsiTheme="minorHAnsi" w:cstheme="minorHAnsi"/>
+                <w:rFonts w:ascii="Calibri" w:hAnsi="Calibri" w:eastAsia="Calibri" w:cs="Calibri"/>
                 <w:bCs/>
               </w:rPr>
             </w:r>
             <w:r>
               <w:rPr>
-                <w:rFonts w:asciiTheme="minorHAnsi" w:hAnsiTheme="minorHAnsi" w:cstheme="minorHAnsi"/>
+                <w:rFonts w:ascii="Calibri" w:hAnsi="Calibri" w:eastAsia="Calibri" w:cs="Calibri"/>
                 <w:bCs/>
               </w:rPr>
             </w:r>
@@ -2450,26 +2559,26 @@
               <w:spacing w:after="40" w:before="40"/>
               <w:ind/>
               <w:rPr>
-                <w:rFonts w:asciiTheme="minorHAnsi" w:hAnsiTheme="minorHAnsi" w:cstheme="minorHAnsi"/>
+                <w:rFonts w:ascii="Calibri" w:hAnsi="Calibri" w:cs="Calibri"/>
                 <w:bCs/>
               </w:rPr>
             </w:pPr>
             <w:r>
               <w:rPr>
-                <w:rFonts w:asciiTheme="minorHAnsi" w:hAnsiTheme="minorHAnsi" w:cstheme="minorHAnsi"/>
+                <w:rFonts w:ascii="Calibri" w:hAnsi="Calibri" w:eastAsia="Calibri" w:cs="Calibri"/>
                 <w:bCs/>
               </w:rPr>
               <w:t xml:space="preserve">Security</w:t>
             </w:r>
             <w:r>
               <w:rPr>
-                <w:rFonts w:asciiTheme="minorHAnsi" w:hAnsiTheme="minorHAnsi" w:cstheme="minorHAnsi"/>
+                <w:rFonts w:ascii="Calibri" w:hAnsi="Calibri" w:eastAsia="Calibri" w:cs="Calibri"/>
                 <w:bCs/>
               </w:rPr>
             </w:r>
             <w:r>
               <w:rPr>
-                <w:rFonts w:asciiTheme="minorHAnsi" w:hAnsiTheme="minorHAnsi" w:cstheme="minorHAnsi"/>
+                <w:rFonts w:ascii="Calibri" w:hAnsi="Calibri" w:eastAsia="Calibri" w:cs="Calibri"/>
                 <w:bCs/>
               </w:rPr>
             </w:r>
@@ -2493,25 +2602,25 @@
               <w:spacing w:after="40" w:before="40"/>
               <w:ind/>
               <w:rPr>
-                <w:rFonts w:asciiTheme="minorHAnsi" w:hAnsiTheme="minorHAnsi" w:cstheme="minorHAnsi"/>
+                <w:rFonts w:ascii="Calibri" w:hAnsi="Calibri" w:cs="Calibri"/>
                 <w:bCs/>
               </w:rPr>
             </w:pPr>
             <w:r>
               <w:rPr>
-                <w:rFonts w:ascii="Calibri" w:hAnsi="Calibri" w:cs="Calibri"/>
+                <w:rFonts w:ascii="Calibri" w:hAnsi="Calibri" w:eastAsia="Calibri" w:cs="Calibri"/>
               </w:rPr>
               <w:t xml:space="preserve">Research and evaluate the current threat landscape, trends and their significance.</w:t>
             </w:r>
             <w:r>
               <w:rPr>
-                <w:rFonts w:asciiTheme="minorHAnsi" w:hAnsiTheme="minorHAnsi" w:cstheme="minorHAnsi"/>
+                <w:rFonts w:ascii="Calibri" w:hAnsi="Calibri" w:eastAsia="Calibri" w:cs="Calibri"/>
                 <w:bCs/>
               </w:rPr>
             </w:r>
             <w:r>
               <w:rPr>
-                <w:rFonts w:asciiTheme="minorHAnsi" w:hAnsiTheme="minorHAnsi" w:cstheme="minorHAnsi"/>
+                <w:rFonts w:ascii="Calibri" w:hAnsi="Calibri" w:eastAsia="Calibri" w:cs="Calibri"/>
                 <w:bCs/>
               </w:rPr>
             </w:r>
@@ -2541,34 +2650,34 @@
             </w:pPr>
             <w:r>
               <w:rPr>
-                <w:rFonts w:ascii="Calibri" w:hAnsi="Calibri" w:cs="Calibri"/>
+                <w:rFonts w:ascii="Calibri" w:hAnsi="Calibri" w:eastAsia="Calibri" w:cs="Calibri"/>
                 <w:color w:val="000000"/>
               </w:rPr>
               <w:t xml:space="preserve">You may have investigated this as part of your own projects if so, please provide a description of what you did and how you did it. If not, please provide some evidence of your understanding of </w:t>
             </w:r>
             <w:r>
               <w:rPr>
-                <w:rFonts w:ascii="Calibri" w:hAnsi="Calibri" w:cs="Calibri"/>
+                <w:rFonts w:ascii="Calibri" w:hAnsi="Calibri" w:eastAsia="Calibri" w:cs="Calibri"/>
                 <w:color w:val="000000"/>
               </w:rPr>
               <w:t xml:space="preserve"> ISO/ IEC 27031</w:t>
             </w:r>
             <w:r>
               <w:rPr>
-                <w:rFonts w:ascii="Calibri" w:hAnsi="Calibri" w:cs="Calibri"/>
+                <w:rFonts w:ascii="Calibri" w:hAnsi="Calibri" w:eastAsia="Calibri" w:cs="Calibri"/>
                 <w:color w:val="000000"/>
               </w:rPr>
               <w:t xml:space="preserve">.</w:t>
             </w:r>
             <w:r>
               <w:rPr>
-                <w:rFonts w:ascii="Calibri" w:hAnsi="Calibri" w:cs="Calibri"/>
+                <w:rFonts w:ascii="Calibri" w:hAnsi="Calibri" w:eastAsia="Calibri" w:cs="Calibri"/>
                 <w:color w:val="000000"/>
               </w:rPr>
             </w:r>
             <w:r>
               <w:rPr>
-                <w:rFonts w:ascii="Calibri" w:hAnsi="Calibri" w:cs="Calibri"/>
+                <w:rFonts w:ascii="Calibri" w:hAnsi="Calibri" w:eastAsia="Calibri" w:cs="Calibri"/>
                 <w:color w:val="000000"/>
               </w:rPr>
             </w:r>
@@ -2599,84 +2708,58 @@
             </w:pPr>
             <w:r>
               <w:rPr>
-                <w:rFonts w:ascii="Calibri" w:hAnsi="Calibri" w:cs="Calibri"/>
+                <w:rFonts w:ascii="Calibri" w:hAnsi="Calibri" w:eastAsia="Calibri" w:cs="Calibri"/>
                 <w:color w:val="000000"/>
-              </w:rPr>
+                <w:lang w:val="en-GB"/>
+              </w:rPr>
+              <w:t xml:space="preserve">The current threat landscape for screen time management software revolves around using vulnerable third-party SDKs, privacy and data exposure and malicious stalkerware. The threat of using third-party software lies in the </w:t>
             </w:r>
             <w:r>
               <w:rPr>
-                <w:rFonts w:ascii="Calibri" w:hAnsi="Calibri" w:cs="Calibri"/>
+                <w:rFonts w:ascii="Calibri" w:hAnsi="Calibri" w:eastAsia="Calibri" w:cs="Calibri"/>
                 <w:color w:val="000000"/>
-              </w:rPr>
+                <w:lang w:val="en-GB"/>
+              </w:rPr>
+              <w:t xml:space="preserve">“black-box” nature of the software, where an implicit trust in third-party implementations can be exploited by the proliferation of malicious code or security vulnerabilities inherent to the third-party products used. This was brought up for consideration </w:t>
             </w:r>
-            <w:hyperlink r:id="rId8" w:tooltip="https://www.fortinet.com/resources/reports/threat-landscape-report" w:history="1">
-              <w:r>
-                <w:rPr>
-                  <w:rStyle w:val="843"/>
-                  <w:rFonts w:ascii="Calibri" w:hAnsi="Calibri" w:cs="Calibri"/>
-                </w:rPr>
-                <w:t xml:space="preserve">https://www.fortinet.com/resources/reports/threat-landscape-report</w:t>
-              </w:r>
-              <w:r>
-                <w:rPr>
-                  <w:rStyle w:val="843"/>
-                  <w:rFonts w:ascii="Calibri" w:hAnsi="Calibri" w:cs="Calibri"/>
-                </w:rPr>
-              </w:r>
-            </w:hyperlink>
             <w:r>
               <w:rPr>
-                <w:rFonts w:ascii="Calibri" w:hAnsi="Calibri" w:cs="Calibri"/>
+                <w:rFonts w:ascii="Calibri" w:hAnsi="Calibri" w:eastAsia="Calibri" w:cs="Calibri"/>
+                <w:color w:val="000000"/>
+                <w:lang w:val="en-GB"/>
+              </w:rPr>
+              <w:t xml:space="preserve">in the Software Supply Chain vulnerabilities as evidenced here (</w:t>
+            </w:r>
+            <w:r>
+              <w:rPr>
+                <w:rFonts w:ascii="Calibri" w:hAnsi="Calibri" w:eastAsia="Calibri" w:cs="Calibri"/>
+                <w:color w:val="000000"/>
+                <w:lang w:val="en-GB"/>
+              </w:rPr>
+              <w:t xml:space="preserve">https://vimeo.com/1180811172?share=copy&amp;fl=sv&amp;fe=ci</w:t>
+            </w:r>
+            <w:r>
+              <w:rPr>
+                <w:rFonts w:ascii="Calibri" w:hAnsi="Calibri" w:eastAsia="Calibri" w:cs="Calibri"/>
+                <w:color w:val="000000"/>
+                <w:lang w:val="en-GB"/>
+              </w:rPr>
+              <w:t xml:space="preserve">).</w:t>
+            </w:r>
+            <w:r>
+              <w:rPr>
+                <w:rFonts w:ascii="Calibri" w:hAnsi="Calibri" w:eastAsia="Calibri" w:cs="Calibri"/>
                 <w:color w:val="000000"/>
                 <w:highlight w:val="none"/>
+                <w:lang w:val="en-GB"/>
               </w:rPr>
             </w:r>
             <w:r>
               <w:rPr>
-                <w:rFonts w:ascii="Calibri" w:hAnsi="Calibri" w:cs="Calibri"/>
+                <w:rFonts w:ascii="Calibri" w:hAnsi="Calibri" w:eastAsia="Calibri" w:cs="Calibri"/>
                 <w:color w:val="000000"/>
                 <w:highlight w:val="none"/>
-              </w:rPr>
-            </w:r>
-          </w:p>
-          <w:p>
-            <w:pPr>
-              <w:pBdr/>
-              <w:tabs>
-                <w:tab w:val="left" w:leader="none" w:pos="1754"/>
-              </w:tabs>
-              <w:spacing w:after="40" w:before="40"/>
-              <w:ind/>
-              <w:rPr>
-                <w:rFonts w:ascii="Calibri" w:hAnsi="Calibri" w:cs="Calibri"/>
-                <w:color w:val="000000"/>
-                <w:highlight w:val="none"/>
-              </w:rPr>
-            </w:pPr>
-            <w:r>
-              <w:rPr>
-                <w:rFonts w:ascii="Calibri" w:hAnsi="Calibri" w:cs="Calibri"/>
-                <w:color w:val="000000"/>
                 <w:lang w:val="en-GB"/>
-              </w:rPr>
-            </w:r>
-            <w:r>
-              <w:rPr>
-                <w:rFonts w:ascii="Calibri" w:hAnsi="Calibri" w:cs="Calibri"/>
-                <w:color w:val="000000"/>
-              </w:rPr>
-              <w:tab/>
-            </w:r>
-            <w:r>
-              <w:rPr>
-                <w:rFonts w:ascii="Calibri" w:hAnsi="Calibri" w:cs="Calibri"/>
-                <w:color w:val="000000"/>
-              </w:rPr>
-            </w:r>
-            <w:r>
-              <w:rPr>
-                <w:rFonts w:ascii="Calibri" w:hAnsi="Calibri" w:cs="Calibri"/>
-                <w:color w:val="000000"/>
               </w:rPr>
             </w:r>
           </w:p>
@@ -2689,52 +2772,27 @@
                 <w:rFonts w:ascii="Calibri" w:hAnsi="Calibri" w:cs="Calibri"/>
                 <w:color w:val="000000"/>
                 <w:highlight w:val="none"/>
-                <w:lang w:val="en-GB"/>
               </w:rPr>
             </w:pPr>
             <w:r>
               <w:rPr>
-                <w:rFonts w:ascii="Calibri" w:hAnsi="Calibri" w:cs="Calibri"/>
+                <w:rFonts w:ascii="Calibri" w:hAnsi="Calibri" w:eastAsia="Calibri" w:cs="Calibri"/>
                 <w:color w:val="000000"/>
-                <w:lang w:val="en-GB"/>
-              </w:rPr>
-              <w:t xml:space="preserve">The current threat landscape for screen time management software revolves around using vulnerable third-party SDKs, privacy and data exposure and malicious stalkerware. The threat of using third-party software lies in the “black-box” nature of the software, where an implicit trust in third-party implementations can be exploited by the proliferation of malicious code or security vulnerabilities inherent to the third-party products used. This was brought up for consideration </w:t>
+                <w:highlight w:val="none"/>
+                <w:lang w:val="en-GB" w:bidi="en-GB"/>
+              </w:rPr>
             </w:r>
             <w:r>
               <w:rPr>
-                <w:rFonts w:ascii="Calibri" w:hAnsi="Calibri" w:cs="Calibri"/>
+                <w:rFonts w:ascii="Calibri" w:hAnsi="Calibri" w:eastAsia="Calibri" w:cs="Calibri"/>
                 <w:color w:val="000000"/>
-                <w:lang w:val="en-GB"/>
-              </w:rPr>
-              <w:t xml:space="preserve">in the Software Supply Chain vulnerabilities as evidenced here (</w:t>
-            </w:r>
-            <w:r/>
-            <w:r>
-              <w:rPr>
-                <w:rFonts w:ascii="Calibri" w:hAnsi="Calibri" w:cs="Calibri"/>
-                <w:color w:val="000000"/>
+                <w:highlight w:val="none"/>
                 <w:lang w:val="en-GB"/>
               </w:rPr>
             </w:r>
             <w:r>
               <w:rPr>
-                <w:rFonts w:ascii="Calibri" w:hAnsi="Calibri" w:cs="Calibri"/>
-                <w:color w:val="000000"/>
-                <w:lang w:val="en-GB"/>
-              </w:rPr>
-              <w:t xml:space="preserve">https://vimeo.com/1180811172?share=copy&amp;fl=sv&amp;fe=ci</w:t>
-            </w:r>
-            <w:r>
-              <w:rPr>
-                <w:rFonts w:ascii="Calibri" w:hAnsi="Calibri" w:cs="Calibri"/>
-                <w:color w:val="000000"/>
-                <w:lang w:val="en-GB"/>
-              </w:rPr>
-              <w:t xml:space="preserve">).</w:t>
-            </w:r>
-            <w:r>
-              <w:rPr>
-                <w:rFonts w:ascii="Calibri" w:hAnsi="Calibri" w:cs="Calibri"/>
+                <w:rFonts w:ascii="Calibri" w:hAnsi="Calibri" w:eastAsia="Calibri" w:cs="Calibri"/>
                 <w:color w:val="000000"/>
                 <w:highlight w:val="none"/>
                 <w:lang w:val="en-GB"/>
@@ -2750,31 +2808,58 @@
                 <w:rFonts w:ascii="Calibri" w:hAnsi="Calibri" w:cs="Calibri"/>
                 <w:color w:val="000000"/>
                 <w:highlight w:val="none"/>
-                <w:lang w:val="en-GB"/>
               </w:rPr>
             </w:pPr>
             <w:r>
               <w:rPr>
-                <w:rFonts w:ascii="Calibri" w:hAnsi="Calibri" w:cs="Calibri"/>
+                <w:rFonts w:ascii="Calibri" w:hAnsi="Calibri" w:eastAsia="Calibri" w:cs="Calibri"/>
                 <w:color w:val="000000"/>
                 <w:highlight w:val="none"/>
                 <w:lang w:val="en-GB" w:bidi="en-GB"/>
               </w:rPr>
+              <w:t xml:space="preserve">Privacy and data exposure are among the highest levels of threat with data being a top commodity and ransomware attacks becoming among the most prolific in the threat landscape. This was an especially pertinen</w:t>
             </w:r>
             <w:r>
               <w:rPr>
-                <w:rFonts w:ascii="Calibri" w:hAnsi="Calibri" w:cs="Calibri"/>
+                <w:rFonts w:ascii="Calibri" w:hAnsi="Calibri" w:eastAsia="Calibri" w:cs="Calibri"/>
                 <w:color w:val="000000"/>
                 <w:highlight w:val="none"/>
                 <w:lang w:val="en-GB" w:bidi="en-GB"/>
               </w:rPr>
+              <w:t xml:space="preserve">t security consideration when designing the application, and mitigating this was baked into the project design from the beginning of development, as evidenced in Section 3.2 Non-Functional Requirements under Security in the software requirements document (</w:t>
             </w:r>
             <w:r>
               <w:rPr>
-                <w:rFonts w:ascii="Calibri" w:hAnsi="Calibri" w:cs="Calibri"/>
+                <w:rFonts w:ascii="Calibri" w:hAnsi="Calibri" w:eastAsia="Calibri" w:cs="Calibri"/>
                 <w:color w:val="000000"/>
                 <w:highlight w:val="none"/>
-                <w:lang w:val="en-GB"/>
+                <w:lang w:val="en-GB" w:bidi="en-GB"/>
+              </w:rPr>
+              <w:t xml:space="preserve">https://github.com/TortoiseLeaf/laurenk_personal_repository_2025/blob/main/UI_Software_Project_Initiation_and_Planning/SRS_Maui.docx</w:t>
+            </w:r>
+            <w:r>
+              <w:rPr>
+                <w:rFonts w:ascii="Calibri" w:hAnsi="Calibri" w:eastAsia="Calibri" w:cs="Calibri"/>
+                <w:color w:val="000000"/>
+                <w:highlight w:val="none"/>
+                <w:lang w:val="en-GB" w:bidi="en-GB"/>
+              </w:rPr>
+              <w:t xml:space="preserve">).</w:t>
+            </w:r>
+            <w:r>
+              <w:rPr>
+                <w:rFonts w:ascii="Calibri" w:hAnsi="Calibri" w:eastAsia="Calibri" w:cs="Calibri"/>
+                <w:color w:val="000000"/>
+                <w:highlight w:val="none"/>
+                <w:lang w:val="en-GB" w:bidi="en-GB"/>
+              </w:rPr>
+            </w:r>
+            <w:r>
+              <w:rPr>
+                <w:rFonts w:ascii="Calibri" w:hAnsi="Calibri" w:eastAsia="Calibri" w:cs="Calibri"/>
+                <w:color w:val="000000"/>
+                <w:highlight w:val="none"/>
+                <w:lang w:val="en-GB" w:bidi="en-GB"/>
               </w:rPr>
             </w:r>
           </w:p>
@@ -2787,42 +2872,47 @@
                 <w:rFonts w:ascii="Calibri" w:hAnsi="Calibri" w:cs="Calibri"/>
                 <w:color w:val="000000"/>
                 <w:highlight w:val="none"/>
-                <w:lang w:val="en-GB" w:bidi="en-GB"/>
               </w:rPr>
             </w:pPr>
             <w:r>
               <w:rPr>
-                <w:rFonts w:ascii="Calibri" w:hAnsi="Calibri" w:cs="Calibri"/>
+                <w:rFonts w:ascii="Calibri" w:hAnsi="Calibri" w:eastAsia="Calibri" w:cs="Calibri"/>
                 <w:color w:val="000000"/>
                 <w:highlight w:val="none"/>
                 <w:lang w:val="en-GB" w:bidi="en-GB"/>
               </w:rPr>
-              <w:t xml:space="preserve">Privacy and data exposure are among the highest levels of threat with data being a top commodity and ransomware attacks becoming among the most prolific in the threat landscape. This was an especially pertinent security consideration when designing the application, and mitigating this was baked into the project design from the beginning of development, as evidenced in Section 3.2 Non-Functional Requirements under Security in the software requirements document (</w:t>
+              <w:t xml:space="preserve">Further explanation of this design decision around this threat is evidenced from 00:09 to 00:24 of the instructional video for the software here (</w:t>
             </w:r>
             <w:r>
               <w:rPr>
-                <w:rFonts w:ascii="Calibri" w:hAnsi="Calibri" w:cs="Calibri"/>
+                <w:rFonts w:ascii="Calibri" w:hAnsi="Calibri" w:eastAsia="Calibri" w:cs="Calibri"/>
                 <w:color w:val="000000"/>
-                <w:highlight w:val="none"/>
-                <w:lang w:val="en-GB" w:bidi="en-GB"/>
-              </w:rPr>
-              <w:t xml:space="preserve">https://github.com/TortoiseLeaf/laurenk_personal_repository_2025/blob/main/UI_Software_Project_Initiation_and_Planning/SRS_Maui.docx</w:t>
+                <w:lang w:val="en-GB"/>
+              </w:rPr>
+              <w:t xml:space="preserve">https://vimeo.com/1175150157?share=copy&amp;fl=sv&amp;fe=ci</w:t>
             </w:r>
             <w:r>
               <w:rPr>
-                <w:rFonts w:ascii="Calibri" w:hAnsi="Calibri" w:cs="Calibri"/>
+                <w:rFonts w:ascii="Calibri" w:hAnsi="Calibri" w:eastAsia="Calibri" w:cs="Calibri"/>
                 <w:color w:val="000000"/>
-                <w:highlight w:val="none"/>
-                <w:lang w:val="en-GB" w:bidi="en-GB"/>
+                <w:lang w:val="en-GB"/>
               </w:rPr>
               <w:t xml:space="preserve">).</w:t>
             </w:r>
             <w:r>
               <w:rPr>
-                <w:rFonts w:ascii="Calibri" w:hAnsi="Calibri" w:cs="Calibri"/>
+                <w:rFonts w:ascii="Calibri" w:hAnsi="Calibri" w:eastAsia="Calibri" w:cs="Calibri"/>
                 <w:color w:val="000000"/>
                 <w:highlight w:val="none"/>
-                <w:lang w:val="en-GB" w:bidi="en-GB"/>
+                <w:lang w:val="en-GB"/>
+              </w:rPr>
+            </w:r>
+            <w:r>
+              <w:rPr>
+                <w:rFonts w:ascii="Calibri" w:hAnsi="Calibri" w:eastAsia="Calibri" w:cs="Calibri"/>
+                <w:color w:val="000000"/>
+                <w:highlight w:val="none"/>
+                <w:lang w:val="en-GB"/>
               </w:rPr>
             </w:r>
           </w:p>
@@ -2832,40 +2922,86 @@
               <w:spacing w:after="40" w:before="40"/>
               <w:ind/>
               <w:rPr>
-                <w:rFonts w:cs="Calibri" w:asciiTheme="minorHAnsi" w:hAnsiTheme="minorHAnsi"/>
+                <w:rFonts w:ascii="Calibri" w:hAnsi="Calibri" w:cs="Calibri"/>
+                <w:color w:val="000000"/>
+                <w:highlight w:val="none"/>
+              </w:rPr>
+            </w:pPr>
+            <w:r>
+              <w:rPr>
+                <w:rFonts w:ascii="Calibri" w:hAnsi="Calibri" w:eastAsia="Calibri" w:cs="Calibri"/>
+                <w:color w:val="000000"/>
+                <w:lang w:val="en-GB"/>
+              </w:rPr>
+              <w:t xml:space="preserve">Th</w:t>
+            </w:r>
+            <w:r>
+              <w:rPr>
+                <w:rFonts w:ascii="Calibri" w:hAnsi="Calibri" w:eastAsia="Calibri" w:cs="Calibri"/>
+                <w:color w:val="000000"/>
+                <w:lang w:val="en-GB"/>
+              </w:rPr>
+              <w:t xml:space="preserve">e Mobile threat landscape also includes malicious code being executed through chrome through malicious links, and this was also taken into consideration at the start of the project planning when deciding to exclude or sanitise connections to the internet (</w:t>
+            </w:r>
+            <w:r>
+              <w:rPr>
+                <w:rFonts w:ascii="Calibri" w:hAnsi="Calibri" w:eastAsia="Calibri" w:cs="Calibri"/>
+                <w:b w:val="0"/>
+                <w:bCs w:val="0"/>
+                <w:i w:val="0"/>
+                <w:iCs w:val="0"/>
+                <w:color w:val="000000"/>
+                <w:sz w:val="22"/>
+                <w:szCs w:val="22"/>
+              </w:rPr>
+              <w:t xml:space="preserve">Lookout</w:t>
+            </w:r>
+            <w:r>
+              <w:rPr>
+                <w:rFonts w:ascii="Calibri" w:hAnsi="Calibri" w:eastAsia="Calibri" w:cs="Calibri"/>
+                <w:b w:val="0"/>
+                <w:bCs w:val="0"/>
+                <w:i w:val="0"/>
+                <w:iCs w:val="0"/>
+                <w:color w:val="000000"/>
+                <w:sz w:val="22"/>
+                <w:szCs w:val="22"/>
+                <w:lang w:val="en-GB"/>
+              </w:rPr>
+              <w:t xml:space="preserve">,</w:t>
+            </w:r>
+            <w:r>
+              <w:rPr>
+                <w:rFonts w:ascii="Calibri" w:hAnsi="Calibri" w:eastAsia="Calibri" w:cs="Calibri"/>
+                <w:b w:val="0"/>
+                <w:bCs w:val="0"/>
+                <w:i w:val="0"/>
+                <w:iCs w:val="0"/>
+                <w:color w:val="000000"/>
+                <w:sz w:val="22"/>
+                <w:szCs w:val="22"/>
+              </w:rPr>
+              <w:t xml:space="preserve"> 2026</w:t>
+            </w:r>
+            <w:r>
+              <w:rPr>
+                <w:rFonts w:ascii="Calibri" w:hAnsi="Calibri" w:eastAsia="Calibri" w:cs="Calibri"/>
+                <w:color w:val="000000"/>
+                <w:lang w:val="en-GB"/>
+              </w:rPr>
+              <w:t xml:space="preserve">). Minimising the codebase by keeping features concise was also a design decision made after assessing the threat landscape, in keeping with Attack-surface management to reduce any area within the project potentially vulnerable to threat actors.</w:t>
+            </w:r>
+            <w:r>
+              <w:rPr>
+                <w:rFonts w:ascii="Calibri" w:hAnsi="Calibri" w:eastAsia="Calibri" w:cs="Calibri"/>
                 <w:color w:val="000000"/>
                 <w:highlight w:val="none"/>
                 <w:lang w:val="en-GB"/>
               </w:rPr>
-            </w:pPr>
-            <w:r>
-              <w:rPr>
-                <w:rFonts w:ascii="Calibri" w:hAnsi="Calibri" w:cs="Calibri"/>
-                <w:color w:val="000000"/>
-                <w:highlight w:val="none"/>
-                <w:lang w:val="en-GB" w:bidi="en-GB"/>
-              </w:rPr>
-              <w:t xml:space="preserve">Further explanation of this design decision around this threat is evidenced from 00:09 to 00:24 of the instructional video for the software here (</w:t>
             </w:r>
             <w:r>
               <w:rPr>
-                <w:rFonts w:cs="Calibri" w:asciiTheme="minorHAnsi" w:hAnsiTheme="minorHAnsi"/>
-                <w:color w:val="000000"/>
-                <w:lang w:val="en-GB"/>
-              </w:rPr>
-              <w:t xml:space="preserve">https://vimeo.com/1175150157?share=copy&amp;fl=sv&amp;fe=ci</w:t>
-            </w:r>
-            <w:r>
-              <w:rPr>
-                <w:rFonts w:cs="Calibri" w:asciiTheme="minorHAnsi" w:hAnsiTheme="minorHAnsi"/>
-                <w:color w:val="000000"/>
-                <w:lang w:val="en-GB"/>
-              </w:rPr>
-              <w:t xml:space="preserve">).</w:t>
-            </w:r>
-            <w:r>
-              <w:rPr>
-                <w:rFonts w:cs="Calibri" w:asciiTheme="minorHAnsi" w:hAnsiTheme="minorHAnsi"/>
+                <w:rFonts w:ascii="Calibri" w:hAnsi="Calibri" w:eastAsia="Calibri" w:cs="Calibri"/>
                 <w:color w:val="000000"/>
                 <w:highlight w:val="none"/>
                 <w:lang w:val="en-GB"/>
@@ -2881,72 +3017,30 @@
                 <w:rFonts w:ascii="Calibri" w:hAnsi="Calibri" w:cs="Calibri"/>
                 <w:color w:val="000000"/>
                 <w:highlight w:val="none"/>
-                <w:lang w:val="en-GB"/>
               </w:rPr>
             </w:pPr>
             <w:r>
               <w:rPr>
-                <w:rFonts w:ascii="Calibri" w:hAnsi="Calibri" w:cs="Calibri"/>
+                <w:rFonts w:ascii="Calibri" w:hAnsi="Calibri" w:eastAsia="Calibri" w:cs="Calibri"/>
                 <w:color w:val="000000"/>
-                <w:lang w:val="en-GB"/>
-              </w:rPr>
-              <w:t xml:space="preserve">Th</w:t>
+                <w:highlight w:val="none"/>
+                <w:lang w:val="en-GB" w:bidi="en-GB"/>
+              </w:rPr>
             </w:r>
             <w:r>
               <w:rPr>
-                <w:rFonts w:ascii="Calibri" w:hAnsi="Calibri" w:cs="Calibri"/>
+                <w:rFonts w:ascii="Calibri" w:hAnsi="Calibri" w:eastAsia="Calibri" w:cs="Calibri"/>
                 <w:color w:val="000000"/>
-                <w:lang w:val="en-GB"/>
-              </w:rPr>
-              <w:t xml:space="preserve">e Mobile threat landscape also includes malicious code being executed through chrome through malicious links, and this was also taken into consideration at the start of the project planning when deciding to exclude or sanitise connections to the internet (</w:t>
+                <w:highlight w:val="none"/>
+                <w:lang w:val="en-GB" w:bidi="en-GB"/>
+              </w:rPr>
             </w:r>
             <w:r>
               <w:rPr>
-                <w:rFonts w:ascii="Calibri" w:hAnsi="Calibri" w:cs="Calibri"/>
+                <w:rFonts w:ascii="Calibri" w:hAnsi="Calibri" w:eastAsia="Calibri" w:cs="Calibri"/>
                 <w:color w:val="000000"/>
                 <w:highlight w:val="none"/>
-                <w:lang w:val="en-GB"/>
-              </w:rPr>
-            </w:r>
-            <w:hyperlink r:id="rId9" w:tooltip="https://www.lookout.com/threat-intelligence/report/q2-2024-mobile-landscape-threat-report" w:history="1">
-              <w:r>
-                <w:rPr>
-                  <w:rStyle w:val="843"/>
-                  <w:rFonts w:ascii="Calibri" w:hAnsi="Calibri" w:cs="Calibri"/>
-                  <w:highlight w:val="none"/>
-                  <w:lang w:val="en-GB"/>
-                </w:rPr>
-                <w:t xml:space="preserve">https://www.lookout.com/threat-intelligence/report/q2-2024-mobile-landscape-threat-report</w:t>
-              </w:r>
-              <w:r>
-                <w:rPr>
-                  <w:rStyle w:val="843"/>
-                  <w:rFonts w:ascii="Calibri" w:hAnsi="Calibri" w:cs="Calibri"/>
-                </w:rPr>
-              </w:r>
-            </w:hyperlink>
-            <w:r>
-              <w:rPr>
-                <w:rFonts w:ascii="Calibri" w:hAnsi="Calibri" w:cs="Calibri"/>
-                <w:color w:val="000000"/>
-                <w:lang w:val="en-GB"/>
-              </w:rPr>
-              <w:t xml:space="preserve">). Minimising the codebase by keeping features concise was also a design decision made after assessing the threat landscape, in keeping with Attack-surface management to reduce any area within the project potentially vulnerable to threat actors.</w:t>
-            </w:r>
-            <w:r>
-              <w:rPr>
-                <w:rFonts w:ascii="Calibri" w:hAnsi="Calibri" w:cs="Calibri"/>
-                <w:color w:val="000000"/>
-                <w:highlight w:val="none"/>
-                <w:lang w:val="en-GB"/>
-              </w:rPr>
-            </w:r>
-            <w:r>
-              <w:rPr>
-                <w:rFonts w:ascii="Calibri" w:hAnsi="Calibri" w:cs="Calibri"/>
-                <w:color w:val="000000"/>
-                <w:highlight w:val="none"/>
-                <w:lang w:val="en-GB"/>
+                <w:lang w:val="en-GB" w:bidi="en-GB"/>
               </w:rPr>
             </w:r>
           </w:p>
@@ -2959,28 +3053,99 @@
                 <w:rFonts w:ascii="Calibri" w:hAnsi="Calibri" w:cs="Calibri"/>
                 <w:color w:val="000000"/>
                 <w:highlight w:val="none"/>
-                <w:lang w:val="en-GB" w:bidi="en-GB"/>
               </w:rPr>
             </w:pPr>
             <w:r>
               <w:rPr>
-                <w:rFonts w:ascii="Calibri" w:hAnsi="Calibri" w:cs="Calibri"/>
+                <w:rFonts w:ascii="Calibri" w:hAnsi="Calibri" w:eastAsia="Calibri" w:cs="Calibri"/>
                 <w:color w:val="000000"/>
                 <w:highlight w:val="none"/>
                 <w:lang w:val="en-GB" w:bidi="en-GB"/>
               </w:rPr>
+              <w:t xml:space="preserve">Trends affecting the landscape between 2025-2026 are AI-Accelerated Threats, where threat actors are using AI to automate the detection of vulnerabilities in mobile apps (</w:t>
             </w:r>
             <w:r>
               <w:rPr>
-                <w:rFonts w:ascii="Calibri" w:hAnsi="Calibri" w:cs="Calibri"/>
+                <w:rFonts w:ascii="Calibri" w:hAnsi="Calibri" w:eastAsia="Calibri" w:cs="Calibri"/>
+                <w:b w:val="0"/>
+                <w:bCs w:val="0"/>
+                <w:i w:val="0"/>
+                <w:iCs w:val="0"/>
+                <w:color w:val="000000"/>
+                <w:sz w:val="22"/>
+                <w:szCs w:val="22"/>
+              </w:rPr>
+              <w:t xml:space="preserve">Simon, N. 2026</w:t>
+            </w:r>
+            <w:r>
+              <w:rPr>
+                <w:rFonts w:ascii="Calibri" w:hAnsi="Calibri" w:eastAsia="Calibri" w:cs="Calibri"/>
                 <w:color w:val="000000"/>
                 <w:highlight w:val="none"/>
                 <w:lang w:val="en-GB" w:bidi="en-GB"/>
               </w:rPr>
+              <w:t xml:space="preserve">), AI-driven scams  have also surged by 1,200% in 2025 (</w:t>
             </w:r>
             <w:r>
               <w:rPr>
-                <w:rFonts w:ascii="Calibri" w:hAnsi="Calibri" w:cs="Calibri"/>
+                <w:rFonts w:ascii="Calibri" w:hAnsi="Calibri" w:eastAsia="Calibri" w:cs="Calibri"/>
+                <w:b w:val="0"/>
+                <w:bCs w:val="0"/>
+                <w:i w:val="0"/>
+                <w:iCs w:val="0"/>
+                <w:color w:val="000000"/>
+                <w:sz w:val="22"/>
+                <w:szCs w:val="22"/>
+              </w:rPr>
+              <w:t xml:space="preserve">Drlogic</w:t>
+            </w:r>
+            <w:r>
+              <w:rPr>
+                <w:rFonts w:ascii="Calibri" w:hAnsi="Calibri" w:eastAsia="Calibri" w:cs="Calibri"/>
+                <w:b w:val="0"/>
+                <w:bCs w:val="0"/>
+                <w:i w:val="0"/>
+                <w:iCs w:val="0"/>
+                <w:color w:val="000000"/>
+                <w:sz w:val="22"/>
+                <w:szCs w:val="22"/>
+                <w:lang w:val="en-GB"/>
+              </w:rPr>
+              <w:t xml:space="preserve">, </w:t>
+            </w:r>
+            <w:r>
+              <w:rPr>
+                <w:rFonts w:ascii="Calibri" w:hAnsi="Calibri" w:eastAsia="Calibri" w:cs="Calibri"/>
+                <w:b w:val="0"/>
+                <w:bCs w:val="0"/>
+                <w:i w:val="0"/>
+                <w:iCs w:val="0"/>
+                <w:color w:val="000000"/>
+                <w:sz w:val="22"/>
+                <w:szCs w:val="22"/>
+              </w:rPr>
+              <w:t xml:space="preserve">2026</w:t>
+            </w:r>
+            <w:r>
+              <w:rPr>
+                <w:rFonts w:ascii="Calibri" w:hAnsi="Calibri" w:eastAsia="Calibri" w:cs="Calibri"/>
+                <w:color w:val="000000"/>
+                <w:highlight w:val="none"/>
+                <w:lang w:val="en-GB" w:bidi="en-GB"/>
+              </w:rPr>
+              <w:t xml:space="preserve">) making social engineering attacks much more significant in the evolving threat landscape.</w:t>
+            </w:r>
+            <w:r>
+              <w:rPr>
+                <w:rFonts w:ascii="Calibri" w:hAnsi="Calibri" w:eastAsia="Calibri" w:cs="Calibri"/>
+                <w:color w:val="000000"/>
+                <w:highlight w:val="none"/>
+                <w:lang w:val="en-GB" w:bidi="en-GB"/>
+              </w:rPr>
+            </w:r>
+            <w:r>
+              <w:rPr>
+                <w:rFonts w:ascii="Calibri" w:hAnsi="Calibri" w:eastAsia="Calibri" w:cs="Calibri"/>
                 <w:color w:val="000000"/>
                 <w:highlight w:val="none"/>
                 <w:lang w:val="en-GB" w:bidi="en-GB"/>
@@ -2996,57 +3161,27 @@
                 <w:rFonts w:ascii="Calibri" w:hAnsi="Calibri" w:cs="Calibri"/>
                 <w:color w:val="000000"/>
                 <w:highlight w:val="none"/>
-                <w:lang w:val="en-GB" w:bidi="en-GB"/>
               </w:rPr>
             </w:pPr>
             <w:r>
               <w:rPr>
-                <w:rFonts w:ascii="Calibri" w:hAnsi="Calibri" w:cs="Calibri"/>
+                <w:rFonts w:ascii="Calibri" w:hAnsi="Calibri" w:eastAsia="Calibri" w:cs="Calibri"/>
                 <w:color w:val="000000"/>
                 <w:highlight w:val="none"/>
                 <w:lang w:val="en-GB" w:bidi="en-GB"/>
               </w:rPr>
-              <w:t xml:space="preserve">Trends affecting the landscape between 2025-2026 are AI-Accelerated Threats, where threat actors are using AI to automate the detection of vulnerabilities in mobile apps (</w:t>
             </w:r>
             <w:r>
               <w:rPr>
-                <w:rFonts w:ascii="Calibri" w:hAnsi="Calibri" w:cs="Calibri"/>
+                <w:rFonts w:ascii="Calibri" w:hAnsi="Calibri" w:eastAsia="Calibri" w:cs="Calibri"/>
                 <w:color w:val="000000"/>
                 <w:highlight w:val="none"/>
                 <w:lang w:val="en-GB" w:bidi="en-GB"/>
               </w:rPr>
-              <w:t xml:space="preserve">https://www.oligo.security/academy/ai-threat-detection-how-it-works-6-real-world-applications</w:t>
             </w:r>
             <w:r>
               <w:rPr>
-                <w:rFonts w:ascii="Calibri" w:hAnsi="Calibri" w:cs="Calibri"/>
-                <w:color w:val="000000"/>
-                <w:highlight w:val="none"/>
-                <w:lang w:val="en-GB" w:bidi="en-GB"/>
-              </w:rPr>
-              <w:t xml:space="preserve">), AI-driven scams  have also surged by 1,200% in 2025 (</w:t>
-            </w:r>
-            <w:r>
-              <w:rPr>
-                <w:rFonts w:ascii="Calibri" w:hAnsi="Calibri" w:cs="Calibri"/>
-                <w:color w:val="000000"/>
-                <w:highlight w:val="none"/>
-                <w:lang w:val="en-GB" w:bidi="en-GB"/>
-              </w:rPr>
-              <w:t xml:space="preserve">https://drlogic.com/article/ai-has-changed-the-cyber-threat-landscape-heres-what-businesses-need-to-know/</w:t>
-            </w:r>
-            <w:r>
-              <w:rPr>
-                <w:rFonts w:ascii="Calibri" w:hAnsi="Calibri" w:cs="Calibri"/>
-                <w:color w:val="000000"/>
-                <w:highlight w:val="none"/>
-                <w:lang w:val="en-GB" w:bidi="en-GB"/>
-              </w:rPr>
-              <w:t xml:space="preserve">) making social engineering attacks much more significant in the evolving threat landscape.</w:t>
-            </w:r>
-            <w:r>
-              <w:rPr>
-                <w:rFonts w:ascii="Calibri" w:hAnsi="Calibri" w:cs="Calibri"/>
+                <w:rFonts w:ascii="Calibri" w:hAnsi="Calibri" w:eastAsia="Calibri" w:cs="Calibri"/>
                 <w:color w:val="000000"/>
                 <w:highlight w:val="none"/>
                 <w:lang w:val="en-GB" w:bidi="en-GB"/>
@@ -3061,32 +3196,84 @@
               <w:rPr>
                 <w:rFonts w:ascii="Calibri" w:hAnsi="Calibri" w:cs="Calibri"/>
                 <w:color w:val="000000"/>
-                <w:highlight w:val="none"/>
-                <w:lang w:val="en-GB" w:bidi="en-GB"/>
               </w:rPr>
             </w:pPr>
             <w:r>
               <w:rPr>
-                <w:rFonts w:ascii="Calibri" w:hAnsi="Calibri" w:cs="Calibri"/>
+                <w:rFonts w:ascii="Calibri" w:hAnsi="Calibri" w:eastAsia="Calibri" w:cs="Calibri"/>
                 <w:color w:val="000000"/>
                 <w:highlight w:val="none"/>
-                <w:lang w:val="en-GB" w:bidi="en-GB"/>
-              </w:rPr>
+                <w:lang w:val="en-GB"/>
+              </w:rPr>
+              <w:t xml:space="preserve">In consideration of these threats,</w:t>
             </w:r>
             <w:r>
               <w:rPr>
-                <w:rFonts w:ascii="Calibri" w:hAnsi="Calibri" w:cs="Calibri"/>
+                <w:rFonts w:ascii="Calibri" w:hAnsi="Calibri" w:eastAsia="Calibri" w:cs="Calibri"/>
                 <w:color w:val="000000"/>
                 <w:highlight w:val="none"/>
-                <w:lang w:val="en-GB" w:bidi="en-GB"/>
-              </w:rPr>
+                <w:lang w:val="en-GB"/>
+              </w:rPr>
+              <w:t xml:space="preserve"> </w:t>
             </w:r>
             <w:r>
               <w:rPr>
-                <w:rFonts w:ascii="Calibri" w:hAnsi="Calibri" w:cs="Calibri"/>
+                <w:rFonts w:ascii="Calibri" w:hAnsi="Calibri" w:eastAsia="Calibri" w:cs="Calibri"/>
+                <w:color w:val="000000"/>
+              </w:rPr>
+              <w:t xml:space="preserve">ISO/ IEC 27031</w:t>
+            </w:r>
+            <w:r>
+              <w:rPr>
+                <w:rFonts w:ascii="Calibri" w:hAnsi="Calibri" w:eastAsia="Calibri" w:cs="Calibri"/>
+                <w:lang w:val="en-GB"/>
+              </w:rPr>
+              <w:t xml:space="preserve"> provides guidance on continuity planning for when threats might cause disruption to systems, like cyberattacks or system failures. With regards to </w:t>
+            </w:r>
+            <w:r>
+              <w:rPr>
+                <w:rFonts w:ascii="Calibri" w:hAnsi="Calibri" w:eastAsia="Calibri" w:cs="Calibri"/>
+                <w:color w:val="000000"/>
+              </w:rPr>
+              <w:t xml:space="preserve">ISO/ IEC 27031</w:t>
+            </w:r>
+            <w:r>
+              <w:rPr>
+                <w:rFonts w:ascii="Calibri" w:hAnsi="Calibri" w:eastAsia="Calibri" w:cs="Calibri"/>
                 <w:color w:val="000000"/>
                 <w:highlight w:val="none"/>
-                <w:lang w:val="en-GB" w:bidi="en-GB"/>
+                <w:lang w:val="en-GB"/>
+              </w:rPr>
+              <w:t xml:space="preserve">, a Disaster Recovery Plan (DRP) was created in consideration to a system failure (</w:t>
+            </w:r>
+            <w:r>
+              <w:rPr>
+                <w:rFonts w:ascii="Calibri" w:hAnsi="Calibri" w:eastAsia="Calibri" w:cs="Calibri"/>
+                <w:color w:val="000000"/>
+                <w:highlight w:val="none"/>
+                <w:lang w:val="en-GB"/>
+              </w:rPr>
+              <w:t xml:space="preserve">https://github.com/TortoiseLeaf/laurenk_personal_repository_2025/blob/main/UI_Enterprise_Transformation/DRP.docx</w:t>
+            </w:r>
+            <w:r>
+              <w:rPr>
+                <w:rFonts w:ascii="Calibri" w:hAnsi="Calibri" w:eastAsia="Calibri" w:cs="Calibri"/>
+                <w:color w:val="000000"/>
+                <w:highlight w:val="none"/>
+                <w:lang w:val="en-GB"/>
+              </w:rPr>
+              <w:t xml:space="preserve">).</w:t>
+            </w:r>
+            <w:r>
+              <w:rPr>
+                <w:rFonts w:ascii="Calibri" w:hAnsi="Calibri" w:eastAsia="Calibri" w:cs="Calibri"/>
+                <w:color w:val="000000"/>
+              </w:rPr>
+            </w:r>
+            <w:r>
+              <w:rPr>
+                <w:rFonts w:ascii="Calibri" w:hAnsi="Calibri" w:eastAsia="Calibri" w:cs="Calibri"/>
+                <w:color w:val="000000"/>
               </w:rPr>
             </w:r>
           </w:p>
@@ -3102,73 +3289,19 @@
             </w:pPr>
             <w:r>
               <w:rPr>
-                <w:rFonts w:ascii="Calibri" w:hAnsi="Calibri" w:cs="Calibri"/>
+                <w:rFonts w:ascii="Calibri" w:hAnsi="Calibri" w:eastAsia="Calibri" w:cs="Calibri"/>
                 <w:color w:val="000000"/>
-                <w:highlight w:val="none"/>
-                <w:lang w:val="en-GB"/>
-              </w:rPr>
-              <w:t xml:space="preserve">In consideration of these threats,</w:t>
+              </w:rPr>
             </w:r>
             <w:r>
               <w:rPr>
                 <w:rFonts w:ascii="Calibri" w:hAnsi="Calibri" w:eastAsia="Calibri" w:cs="Calibri"/>
                 <w:color w:val="000000"/>
-                <w:highlight w:val="none"/>
-                <w:lang w:val="en-GB"/>
-              </w:rPr>
-              <w:t xml:space="preserve"> </w:t>
+              </w:rPr>
             </w:r>
             <w:r>
               <w:rPr>
                 <w:rFonts w:ascii="Calibri" w:hAnsi="Calibri" w:eastAsia="Calibri" w:cs="Calibri"/>
-                <w:color w:val="000000"/>
-              </w:rPr>
-              <w:t xml:space="preserve">ISO/ IEC 27031</w:t>
-            </w:r>
-            <w:r>
-              <w:rPr>
-                <w:rFonts w:ascii="Calibri" w:hAnsi="Calibri" w:eastAsia="Calibri" w:cs="Calibri"/>
-                <w:lang w:val="en-GB"/>
-              </w:rPr>
-              <w:t xml:space="preserve"> provides guidance on continuity planning for when threats might cause disruption to systems, like cyberattacks or system failures. With regards to </w:t>
-            </w:r>
-            <w:r>
-              <w:rPr>
-                <w:rFonts w:ascii="Calibri" w:hAnsi="Calibri" w:cs="Calibri"/>
-                <w:color w:val="000000"/>
-              </w:rPr>
-              <w:t xml:space="preserve">ISO/ IEC 27031</w:t>
-            </w:r>
-            <w:r>
-              <w:rPr>
-                <w:rFonts w:ascii="Calibri" w:hAnsi="Calibri" w:eastAsia="Calibri" w:cs="Calibri"/>
-                <w:color w:val="000000"/>
-                <w:highlight w:val="none"/>
-                <w:lang w:val="en-GB"/>
-              </w:rPr>
-              <w:t xml:space="preserve">, a Disaster Recovery Plan (DRP) was created in consideration to a system failure (</w:t>
-            </w:r>
-            <w:r>
-              <w:rPr>
-                <w:rFonts w:ascii="Calibri" w:hAnsi="Calibri" w:eastAsia="Calibri" w:cs="Calibri"/>
-                <w:color w:val="000000"/>
-                <w:highlight w:val="none"/>
-                <w:lang w:val="en-GB"/>
-              </w:rPr>
-              <w:t xml:space="preserve">https://github.com/TortoiseLeaf/laurenk_personal_repository_2025/blob/main/UI_Enterprise_Transformation/DRP.docx</w:t>
-            </w:r>
-            <w:r>
-              <w:rPr>
-                <w:rFonts w:ascii="Calibri" w:hAnsi="Calibri" w:eastAsia="Calibri" w:cs="Calibri"/>
-                <w:color w:val="000000"/>
-                <w:highlight w:val="none"/>
-                <w:lang w:val="en-GB"/>
-              </w:rPr>
-              <w:t xml:space="preserve">).</w:t>
-            </w:r>
-            <w:r>
-              <w:rPr>
-                <w:rFonts w:ascii="Calibri" w:hAnsi="Calibri" w:cs="Calibri"/>
                 <w:color w:val="000000"/>
               </w:rPr>
             </w:r>
@@ -3185,36 +3318,7 @@
             </w:pPr>
             <w:r>
               <w:rPr>
-                <w:rFonts w:ascii="Calibri" w:hAnsi="Calibri" w:cs="Calibri"/>
-                <w:color w:val="000000"/>
-              </w:rPr>
-            </w:r>
-            <w:r>
-              <w:rPr>
-                <w:rFonts w:ascii="Calibri" w:hAnsi="Calibri" w:cs="Calibri"/>
-                <w:color w:val="000000"/>
-              </w:rPr>
-            </w:r>
-            <w:r>
-              <w:rPr>
-                <w:rFonts w:ascii="Calibri" w:hAnsi="Calibri" w:cs="Calibri"/>
-                <w:color w:val="000000"/>
-              </w:rPr>
-            </w:r>
-          </w:p>
-          <w:p>
-            <w:pPr>
-              <w:pBdr/>
-              <w:spacing w:after="40" w:before="40"/>
-              <w:ind/>
-              <w:rPr>
-                <w:rFonts w:ascii="Calibri" w:hAnsi="Calibri" w:cs="Calibri"/>
-                <w:color w:val="000000"/>
-              </w:rPr>
-            </w:pPr>
-            <w:r>
-              <w:rPr>
-                <w:rFonts w:ascii="Calibri" w:hAnsi="Calibri" w:cs="Calibri"/>
+                <w:rFonts w:ascii="Calibri" w:hAnsi="Calibri" w:eastAsia="Calibri" w:cs="Calibri"/>
                 <w:color w:val="000000"/>
                 <w:highlight w:val="none"/>
                 <w:lang w:val="en-GB"/>
@@ -3222,7 +3326,13 @@
             </w:r>
             <w:r>
               <w:rPr>
-                <w:rFonts w:ascii="Calibri" w:hAnsi="Calibri" w:cs="Calibri"/>
+                <w:rFonts w:ascii="Calibri" w:hAnsi="Calibri" w:eastAsia="Calibri" w:cs="Calibri"/>
+                <w:color w:val="000000"/>
+              </w:rPr>
+            </w:r>
+            <w:r>
+              <w:rPr>
+                <w:rFonts w:ascii="Calibri" w:hAnsi="Calibri" w:eastAsia="Calibri" w:cs="Calibri"/>
                 <w:color w:val="000000"/>
               </w:rPr>
             </w:r>
@@ -3250,26 +3360,26 @@
               <w:ind/>
               <w:jc w:val="center"/>
               <w:rPr>
-                <w:rFonts w:asciiTheme="minorHAnsi" w:hAnsiTheme="minorHAnsi" w:cstheme="minorHAnsi"/>
+                <w:rFonts w:ascii="Calibri" w:hAnsi="Calibri" w:cs="Calibri"/>
                 <w:bCs/>
               </w:rPr>
             </w:pPr>
             <w:r>
               <w:rPr>
-                <w:rFonts w:asciiTheme="minorHAnsi" w:hAnsiTheme="minorHAnsi" w:cstheme="minorHAnsi"/>
+                <w:rFonts w:ascii="Calibri" w:hAnsi="Calibri" w:eastAsia="Calibri" w:cs="Calibri"/>
                 <w:bCs/>
               </w:rPr>
               <w:t xml:space="preserve">5</w:t>
             </w:r>
             <w:r>
               <w:rPr>
-                <w:rFonts w:asciiTheme="minorHAnsi" w:hAnsiTheme="minorHAnsi" w:cstheme="minorHAnsi"/>
+                <w:rFonts w:ascii="Calibri" w:hAnsi="Calibri" w:eastAsia="Calibri" w:cs="Calibri"/>
                 <w:bCs/>
               </w:rPr>
             </w:r>
             <w:r>
               <w:rPr>
-                <w:rFonts w:asciiTheme="minorHAnsi" w:hAnsiTheme="minorHAnsi" w:cstheme="minorHAnsi"/>
+                <w:rFonts w:ascii="Calibri" w:hAnsi="Calibri" w:eastAsia="Calibri" w:cs="Calibri"/>
                 <w:bCs/>
               </w:rPr>
             </w:r>
@@ -3293,26 +3403,26 @@
               <w:spacing w:after="40" w:before="40"/>
               <w:ind/>
               <w:rPr>
-                <w:rFonts w:asciiTheme="minorHAnsi" w:hAnsiTheme="minorHAnsi" w:cstheme="minorHAnsi"/>
+                <w:rFonts w:ascii="Calibri" w:hAnsi="Calibri" w:cs="Calibri"/>
                 <w:bCs/>
               </w:rPr>
             </w:pPr>
             <w:r>
               <w:rPr>
-                <w:rFonts w:asciiTheme="minorHAnsi" w:hAnsiTheme="minorHAnsi" w:cstheme="minorHAnsi"/>
+                <w:rFonts w:ascii="Calibri" w:hAnsi="Calibri" w:eastAsia="Calibri" w:cs="Calibri"/>
                 <w:bCs/>
               </w:rPr>
               <w:t xml:space="preserve">Technical</w:t>
             </w:r>
             <w:r>
               <w:rPr>
-                <w:rFonts w:asciiTheme="minorHAnsi" w:hAnsiTheme="minorHAnsi" w:cstheme="minorHAnsi"/>
+                <w:rFonts w:ascii="Calibri" w:hAnsi="Calibri" w:eastAsia="Calibri" w:cs="Calibri"/>
                 <w:bCs/>
               </w:rPr>
             </w:r>
             <w:r>
               <w:rPr>
-                <w:rFonts w:asciiTheme="minorHAnsi" w:hAnsiTheme="minorHAnsi" w:cstheme="minorHAnsi"/>
+                <w:rFonts w:ascii="Calibri" w:hAnsi="Calibri" w:eastAsia="Calibri" w:cs="Calibri"/>
                 <w:bCs/>
               </w:rPr>
             </w:r>
@@ -3337,24 +3447,23 @@
               <w:ind/>
               <w:rPr>
                 <w:rFonts w:ascii="Calibri" w:hAnsi="Calibri" w:cs="Calibri"/>
-                <w:lang w:val="en-GB"/>
               </w:rPr>
             </w:pPr>
             <w:r>
               <w:rPr>
-                <w:rFonts w:ascii="Calibri" w:hAnsi="Calibri" w:cs="Calibri"/>
+                <w:rFonts w:ascii="Calibri" w:hAnsi="Calibri" w:eastAsia="Calibri" w:cs="Calibri"/>
               </w:rPr>
               <w:t xml:space="preserve">Profile the performance of existing code and be able to refactor where appropriate, considering improvements to efficiency, scalability, maintainability and extensibility.</w:t>
             </w:r>
             <w:r>
               <w:rPr>
-                <w:rFonts w:ascii="Calibri" w:hAnsi="Calibri" w:cs="Calibri"/>
+                <w:rFonts w:ascii="Calibri" w:hAnsi="Calibri" w:eastAsia="Calibri" w:cs="Calibri"/>
                 <w:lang w:val="en-GB"/>
               </w:rPr>
             </w:r>
             <w:r>
               <w:rPr>
-                <w:rFonts w:ascii="Calibri" w:hAnsi="Calibri" w:cs="Calibri"/>
+                <w:rFonts w:ascii="Calibri" w:hAnsi="Calibri" w:eastAsia="Calibri" w:cs="Calibri"/>
                 <w:lang w:val="en-GB"/>
               </w:rPr>
             </w:r>
@@ -3365,25 +3474,25 @@
               <w:spacing w:after="40" w:before="40"/>
               <w:ind/>
               <w:rPr>
-                <w:rFonts w:asciiTheme="minorHAnsi" w:hAnsiTheme="minorHAnsi" w:cstheme="minorHAnsi"/>
+                <w:rFonts w:ascii="Calibri" w:hAnsi="Calibri" w:cs="Calibri"/>
                 <w:bCs/>
               </w:rPr>
             </w:pPr>
             <w:r>
               <w:rPr>
-                <w:rFonts w:asciiTheme="minorHAnsi" w:hAnsiTheme="minorHAnsi" w:cstheme="minorHAnsi"/>
+                <w:rFonts w:ascii="Calibri" w:hAnsi="Calibri" w:eastAsia="Calibri" w:cs="Calibri"/>
                 <w:bCs/>
               </w:rPr>
             </w:r>
             <w:r>
               <w:rPr>
-                <w:rFonts w:asciiTheme="minorHAnsi" w:hAnsiTheme="minorHAnsi" w:cstheme="minorHAnsi"/>
+                <w:rFonts w:ascii="Calibri" w:hAnsi="Calibri" w:eastAsia="Calibri" w:cs="Calibri"/>
                 <w:bCs/>
               </w:rPr>
             </w:r>
             <w:r>
               <w:rPr>
-                <w:rFonts w:asciiTheme="minorHAnsi" w:hAnsiTheme="minorHAnsi" w:cstheme="minorHAnsi"/>
+                <w:rFonts w:ascii="Calibri" w:hAnsi="Calibri" w:eastAsia="Calibri" w:cs="Calibri"/>
                 <w:bCs/>
               </w:rPr>
             </w:r>
@@ -3412,30 +3521,30 @@
             </w:pPr>
             <w:r>
               <w:rPr>
-                <w:rFonts w:ascii="Calibri" w:hAnsi="Calibri" w:cs="Calibri"/>
+                <w:rFonts w:ascii="Calibri" w:hAnsi="Calibri" w:eastAsia="Calibri" w:cs="Calibri"/>
               </w:rPr>
               <w:t xml:space="preserve">This can be evidenced through project work – you may have taken part in a project that utilizes legacy software if so,</w:t>
             </w:r>
             <w:r>
               <w:rPr>
-                <w:rFonts w:ascii="Calibri" w:hAnsi="Calibri" w:cs="Calibri"/>
+                <w:rFonts w:ascii="Calibri" w:hAnsi="Calibri" w:eastAsia="Calibri" w:cs="Calibri"/>
               </w:rPr>
               <w:t xml:space="preserve"> most projects should involve refactoring,</w:t>
             </w:r>
             <w:r>
               <w:rPr>
-                <w:rFonts w:ascii="Calibri" w:hAnsi="Calibri" w:cs="Calibri"/>
+                <w:rFonts w:ascii="Calibri" w:hAnsi="Calibri" w:eastAsia="Calibri" w:cs="Calibri"/>
               </w:rPr>
               <w:t xml:space="preserve"> please provide evidence. If not, you can refer to prior work experience or provide a written piece explaining what these terms mean.</w:t>
             </w:r>
             <w:r>
               <w:rPr>
-                <w:rFonts w:ascii="Calibri" w:hAnsi="Calibri" w:cs="Calibri"/>
+                <w:rFonts w:ascii="Calibri" w:hAnsi="Calibri" w:eastAsia="Calibri" w:cs="Calibri"/>
               </w:rPr>
             </w:r>
             <w:r>
               <w:rPr>
-                <w:rFonts w:ascii="Calibri" w:hAnsi="Calibri" w:cs="Calibri"/>
+                <w:rFonts w:ascii="Calibri" w:hAnsi="Calibri" w:eastAsia="Calibri" w:cs="Calibri"/>
               </w:rPr>
             </w:r>
           </w:p>
@@ -3459,56 +3568,60 @@
               <w:ind/>
               <w:rPr>
                 <w:rFonts w:ascii="Calibri" w:hAnsi="Calibri" w:cs="Calibri"/>
-                <w:lang w:val="en-GB"/>
               </w:rPr>
             </w:pPr>
             <w:r>
               <w:rPr>
-                <w:rFonts w:ascii="Calibri" w:hAnsi="Calibri" w:cs="Calibri"/>
+                <w:rFonts w:ascii="Calibri" w:hAnsi="Calibri" w:eastAsia="Calibri" w:cs="Calibri"/>
                 <w:lang w:val="en-GB"/>
               </w:rPr>
               <w:t xml:space="preserve">A team member identified an opportunity in the code to refactor, where</w:t>
             </w:r>
             <w:r>
               <w:rPr>
-                <w:rFonts w:ascii="Calibri" w:hAnsi="Calibri" w:cs="Calibri"/>
+                <w:rFonts w:ascii="Calibri" w:hAnsi="Calibri" w:eastAsia="Calibri" w:cs="Calibri"/>
                 <w:lang w:val="en-GB"/>
               </w:rPr>
               <w:t xml:space="preserve"> the code originally directly injected a database file. The team member identified that by using an interface instead of direct injection we could make the code more reusable, </w:t>
             </w:r>
             <w:r>
               <w:rPr>
-                <w:rFonts w:ascii="Calibri" w:hAnsi="Calibri" w:cs="Calibri"/>
+                <w:rFonts w:ascii="Calibri" w:hAnsi="Calibri" w:eastAsia="Calibri" w:cs="Calibri"/>
                 <w:lang w:val="en-GB"/>
               </w:rPr>
               <w:t xml:space="preserve">maintainable and testable</w:t>
             </w:r>
-            <w:r/>
             <w:r>
               <w:rPr>
-                <w:rFonts w:ascii="Calibri" w:hAnsi="Calibri" w:cs="Calibri"/>
+                <w:rFonts w:ascii="Calibri" w:hAnsi="Calibri" w:eastAsia="Calibri" w:cs="Calibri"/>
                 <w:lang w:val="en-GB"/>
               </w:rPr>
               <w:t xml:space="preserve"> (</w:t>
             </w:r>
             <w:r>
               <w:rPr>
-                <w:rFonts w:ascii="Calibri" w:hAnsi="Calibri" w:cs="Calibri"/>
+                <w:rFonts w:ascii="Calibri" w:hAnsi="Calibri" w:eastAsia="Calibri" w:cs="Calibri"/>
                 <w:lang w:val="en-GB"/>
               </w:rPr>
               <w:t xml:space="preserve">https://github.com/TortoiseLeaf/laurenk_personal_repository_2025/blob/main/notes/db-refactor.png</w:t>
             </w:r>
             <w:r>
               <w:rPr>
-                <w:rFonts w:ascii="Calibri" w:hAnsi="Calibri" w:cs="Calibri"/>
+                <w:rFonts w:ascii="Calibri" w:hAnsi="Calibri" w:eastAsia="Calibri" w:cs="Calibri"/>
                 <w:lang w:val="en-GB"/>
               </w:rPr>
               <w:t xml:space="preserve">). </w:t>
             </w:r>
             <w:r>
               <w:rPr>
-                <w:rFonts w:ascii="Calibri" w:hAnsi="Calibri" w:cs="Calibri"/>
+                <w:rFonts w:ascii="Calibri" w:hAnsi="Calibri" w:eastAsia="Calibri" w:cs="Calibri"/>
                 <w:highlight w:val="none"/>
+                <w:lang w:val="en-GB"/>
+              </w:rPr>
+            </w:r>
+            <w:r>
+              <w:rPr>
+                <w:rFonts w:ascii="Calibri" w:hAnsi="Calibri" w:eastAsia="Calibri" w:cs="Calibri"/>
                 <w:lang w:val="en-GB"/>
               </w:rPr>
             </w:r>
@@ -3521,77 +3634,39 @@
               <w:rPr>
                 <w:rFonts w:ascii="Calibri" w:hAnsi="Calibri" w:cs="Calibri"/>
                 <w:highlight w:val="none"/>
-                <w:lang w:val="en-GB"/>
               </w:rPr>
             </w:pPr>
             <w:r>
               <w:rPr>
-                <w:rFonts w:ascii="Calibri" w:hAnsi="Calibri" w:cs="Calibri"/>
+                <w:rFonts w:ascii="Calibri" w:hAnsi="Calibri" w:eastAsia="Calibri" w:cs="Calibri"/>
                 <w:lang w:val="en-GB"/>
               </w:rPr>
               <w:t xml:space="preserve">This would improve reliability within the software and was added as a ticket to the sprint (</w:t>
             </w:r>
             <w:r>
               <w:rPr>
-                <w:rFonts w:ascii="Calibri" w:hAnsi="Calibri" w:cs="Calibri"/>
+                <w:rFonts w:ascii="Calibri" w:hAnsi="Calibri" w:eastAsia="Calibri" w:cs="Calibri"/>
                 <w:lang w:val="en-GB"/>
               </w:rPr>
               <w:t xml:space="preserve">https://uhimoraydev.atlassian.net/browse/MAUIS-59?atlOrigin=eyJpIjoiYzQ1N2RkYWYwZWQzNDM0MWEzODZjNGEwMGJhMTAyOTciLCJwIjoiaiJ9</w:t>
             </w:r>
             <w:r>
               <w:rPr>
-                <w:rFonts w:ascii="Calibri" w:hAnsi="Calibri" w:cs="Calibri"/>
+                <w:rFonts w:ascii="Calibri" w:hAnsi="Calibri" w:eastAsia="Calibri" w:cs="Calibri"/>
                 <w:lang w:val="en-GB"/>
               </w:rPr>
               <w:t xml:space="preserve">).</w:t>
             </w:r>
             <w:r>
               <w:rPr>
-                <w:rFonts w:ascii="Calibri" w:hAnsi="Calibri" w:cs="Calibri"/>
+                <w:rFonts w:ascii="Calibri" w:hAnsi="Calibri" w:eastAsia="Calibri" w:cs="Calibri"/>
                 <w:highlight w:val="none"/>
                 <w:lang w:val="en-GB"/>
               </w:rPr>
             </w:r>
-            <w:r/>
-          </w:p>
-          <w:p>
-            <w:pPr>
-              <w:pBdr/>
-              <w:spacing w:after="40" w:before="40"/>
-              <w:ind/>
-              <w:rPr>
-                <w:rFonts w:ascii="Calibri" w:hAnsi="Calibri" w:cs="Calibri"/>
-                <w:highlight w:val="none"/>
-                <w:lang w:val="en-GB"/>
-              </w:rPr>
-            </w:pPr>
             <w:r>
               <w:rPr>
-                <w:rFonts w:ascii="Calibri" w:hAnsi="Calibri" w:cs="Calibri"/>
-                <w:highlight w:val="none"/>
-                <w:lang w:val="en-GB"/>
-              </w:rPr>
-              <w:t xml:space="preserve">Here in the pull request for the code changes we can see the before and after of the code where the refactoring has been applied (</w:t>
-            </w:r>
-            <w:r>
-              <w:rPr>
-                <w:rFonts w:ascii="Calibri" w:hAnsi="Calibri" w:cs="Calibri"/>
-                <w:highlight w:val="none"/>
-                <w:lang w:val="en-GB"/>
-              </w:rPr>
-              <w:t xml:space="preserve">https://github.com/TortoiseLeaf/MauiScreenTime/pull/42/changes</w:t>
-            </w:r>
-            <w:r>
-              <w:rPr>
-                <w:rFonts w:ascii="Calibri" w:hAnsi="Calibri" w:cs="Calibri"/>
-                <w:highlight w:val="none"/>
-                <w:lang w:val="en-GB"/>
-              </w:rPr>
-              <w:t xml:space="preserve">).</w:t>
-            </w:r>
-            <w:r>
-              <w:rPr>
-                <w:rFonts w:ascii="Calibri" w:hAnsi="Calibri" w:cs="Calibri"/>
+                <w:rFonts w:ascii="Calibri" w:hAnsi="Calibri" w:eastAsia="Calibri" w:cs="Calibri"/>
                 <w:highlight w:val="none"/>
                 <w:lang w:val="en-GB"/>
               </w:rPr>
@@ -3604,21 +3679,45 @@
               <w:ind/>
               <w:rPr>
                 <w:rFonts w:ascii="Calibri" w:hAnsi="Calibri" w:cs="Calibri"/>
+                <w:highlight w:val="none"/>
               </w:rPr>
             </w:pPr>
             <w:r>
               <w:rPr>
-                <w:rFonts w:ascii="Calibri" w:hAnsi="Calibri" w:cs="Calibri"/>
-              </w:rPr>
+                <w:rFonts w:ascii="Calibri" w:hAnsi="Calibri" w:eastAsia="Calibri" w:cs="Calibri"/>
+                <w:highlight w:val="none"/>
+                <w:lang w:val="en-GB"/>
+              </w:rPr>
+              <w:t xml:space="preserve">Here in the pull request for the code changes we can see the before and after of the code where the refactoring has been applied (</w:t>
             </w:r>
             <w:r>
               <w:rPr>
-                <w:rFonts w:ascii="Calibri" w:hAnsi="Calibri" w:cs="Calibri"/>
-              </w:rPr>
+                <w:rFonts w:ascii="Calibri" w:hAnsi="Calibri" w:eastAsia="Calibri" w:cs="Calibri"/>
+                <w:highlight w:val="none"/>
+                <w:lang w:val="en-GB"/>
+              </w:rPr>
+              <w:t xml:space="preserve">https://github.com/TortoiseLeaf/MauiScreenTime/pull/42/changes</w:t>
             </w:r>
             <w:r>
               <w:rPr>
-                <w:rFonts w:ascii="Calibri" w:hAnsi="Calibri" w:cs="Calibri"/>
+                <w:rFonts w:ascii="Calibri" w:hAnsi="Calibri" w:eastAsia="Calibri" w:cs="Calibri"/>
+                <w:highlight w:val="none"/>
+                <w:lang w:val="en-GB"/>
+              </w:rPr>
+              <w:t xml:space="preserve">).</w:t>
+            </w:r>
+            <w:r>
+              <w:rPr>
+                <w:rFonts w:ascii="Calibri" w:hAnsi="Calibri" w:eastAsia="Calibri" w:cs="Calibri"/>
+                <w:highlight w:val="none"/>
+                <w:lang w:val="en-GB"/>
+              </w:rPr>
+            </w:r>
+            <w:r>
+              <w:rPr>
+                <w:rFonts w:ascii="Calibri" w:hAnsi="Calibri" w:eastAsia="Calibri" w:cs="Calibri"/>
+                <w:highlight w:val="none"/>
+                <w:lang w:val="en-GB"/>
               </w:rPr>
             </w:r>
           </w:p>
@@ -3633,20 +3732,53 @@
             </w:pPr>
             <w:r>
               <w:rPr>
+                <w:rFonts w:ascii="Calibri" w:hAnsi="Calibri" w:eastAsia="Calibri" w:cs="Calibri"/>
+              </w:rPr>
+            </w:r>
+            <w:r>
+              <w:rPr>
+                <w:rFonts w:ascii="Calibri" w:hAnsi="Calibri" w:eastAsia="Calibri" w:cs="Calibri"/>
+              </w:rPr>
+            </w:r>
+            <w:r>
+              <w:rPr>
+                <w:rFonts w:ascii="Calibri" w:hAnsi="Calibri" w:eastAsia="Calibri" w:cs="Calibri"/>
+              </w:rPr>
+            </w:r>
+          </w:p>
+          <w:p>
+            <w:pPr>
+              <w:pBdr/>
+              <w:spacing w:after="40" w:before="40"/>
+              <w:ind/>
+              <w:rPr>
                 <w:rFonts w:ascii="Calibri" w:hAnsi="Calibri" w:cs="Calibri"/>
+              </w:rPr>
+            </w:pPr>
+            <w:r>
+              <w:rPr>
+                <w:rFonts w:ascii="Calibri" w:hAnsi="Calibri" w:eastAsia="Calibri" w:cs="Calibri"/>
                 <w:highlight w:val="none"/>
                 <w:lang w:val="en-GB"/>
               </w:rPr>
-              <w:t xml:space="preserve">Loosely coupling these software components makes the software more maintainable and scalable by allowing changes made to one component to be less likely to effect another. This keeps the code clean, testable and scalable because the code can be isolated for testing and allows it to be worked on in isolation from other areas of the project.</w:t>
+              <w:t xml:space="preserve">Loosely coupling these software components makes the software more maintainable and s</w:t>
             </w:r>
             <w:r>
               <w:rPr>
-                <w:rFonts w:ascii="Calibri" w:hAnsi="Calibri" w:cs="Calibri"/>
-              </w:rPr>
+                <w:rFonts w:ascii="Calibri" w:hAnsi="Calibri" w:eastAsia="Calibri" w:cs="Calibri"/>
+                <w:highlight w:val="none"/>
+                <w:lang w:val="en-GB"/>
+              </w:rPr>
+              <w:t xml:space="preserve">calable by allowing changes made to one component to be less likely to effect another. This keeps the code clean, testable and scalable because the code can be isolated for testing and allows it to be worked on in isolation from other areas of the project.</w:t>
             </w:r>
             <w:r>
               <w:rPr>
-                <w:rFonts w:ascii="Calibri" w:hAnsi="Calibri" w:cs="Calibri"/>
+                <w:rFonts w:ascii="Calibri" w:hAnsi="Calibri" w:eastAsia="Calibri" w:cs="Calibri"/>
+              </w:rPr>
+            </w:r>
+            <w:r>
+              <w:rPr>
+                <w:rFonts w:ascii="Calibri" w:hAnsi="Calibri" w:eastAsia="Calibri" w:cs="Calibri"/>
               </w:rPr>
             </w:r>
           </w:p>
@@ -3659,15 +3791,27 @@
         <w:pBdr/>
         <w:spacing/>
         <w:ind/>
-        <w:rPr/>
+        <w:rPr>
+          <w:rFonts w:ascii="Calibri" w:hAnsi="Calibri" w:cs="Calibri"/>
+        </w:rPr>
       </w:pPr>
       <w:r>
+        <w:rPr>
+          <w:rFonts w:ascii="Calibri" w:hAnsi="Calibri" w:eastAsia="Calibri" w:cs="Calibri"/>
+        </w:rPr>
         <w:t xml:space="preserve">Software Project Management Lifecycles</w:t>
       </w:r>
       <w:r>
+        <w:rPr>
+          <w:rFonts w:ascii="Calibri" w:hAnsi="Calibri" w:eastAsia="Calibri" w:cs="Calibri"/>
+        </w:rPr>
         <w:t xml:space="preserve">: Learning Outcomes/Portfolio Evidence </w:t>
       </w:r>
-      <w:r/>
+      <w:r>
+        <w:rPr>
+          <w:rFonts w:ascii="Calibri" w:hAnsi="Calibri" w:eastAsia="Calibri" w:cs="Calibri"/>
+        </w:rPr>
+      </w:r>
     </w:p>
     <w:p>
       <w:pPr>
@@ -3675,21 +3819,24 @@
         <w:spacing/>
         <w:ind/>
         <w:rPr>
-          <w:lang w:val="en-GB" w:eastAsia="en-GB"/>
+          <w:rFonts w:ascii="Calibri" w:hAnsi="Calibri" w:cs="Calibri"/>
         </w:rPr>
       </w:pPr>
       <w:r>
         <w:rPr>
+          <w:rFonts w:ascii="Calibri" w:hAnsi="Calibri" w:eastAsia="Calibri" w:cs="Calibri"/>
           <w:lang w:val="en-GB" w:eastAsia="en-GB"/>
         </w:rPr>
       </w:r>
       <w:r>
         <w:rPr>
+          <w:rFonts w:ascii="Calibri" w:hAnsi="Calibri" w:eastAsia="Calibri" w:cs="Calibri"/>
           <w:lang w:val="en-GB" w:eastAsia="en-GB"/>
         </w:rPr>
       </w:r>
       <w:r>
         <w:rPr>
+          <w:rFonts w:ascii="Calibri" w:hAnsi="Calibri" w:eastAsia="Calibri" w:cs="Calibri"/>
           <w:lang w:val="en-GB" w:eastAsia="en-GB"/>
         </w:rPr>
       </w:r>
@@ -3700,71 +3847,1259 @@
         <w:spacing/>
         <w:ind/>
         <w:rPr>
+          <w:rFonts w:ascii="Calibri" w:hAnsi="Calibri" w:cs="Calibri"/>
+          <w:b/>
+          <w:bCs/>
+          <w:sz w:val="28"/>
+          <w:szCs w:val="28"/>
+          <w:highlight w:val="none"/>
+        </w:rPr>
+      </w:pPr>
+      <w:r>
+        <w:rPr>
+          <w:rFonts w:ascii="Calibri" w:hAnsi="Calibri" w:eastAsia="Calibri" w:cs="Calibri"/>
+          <w:b/>
+          <w:bCs/>
+          <w:sz w:val="28"/>
+          <w:szCs w:val="28"/>
           <w:lang w:val="en-GB" w:eastAsia="en-GB"/>
         </w:rPr>
-      </w:pPr>
+        <w:t xml:space="preserve">References:</w:t>
+      </w:r>
       <w:r>
         <w:rPr>
+          <w:rFonts w:ascii="Calibri" w:hAnsi="Calibri" w:eastAsia="Calibri" w:cs="Calibri"/>
+          <w:b/>
+          <w:bCs/>
+          <w:sz w:val="28"/>
+          <w:szCs w:val="28"/>
+        </w:rPr>
+      </w:r>
+    </w:p>
+    <w:p>
+      <w:pPr>
+        <w:pStyle w:val="858"/>
+        <w:pBdr>
+          <w:top w:val="none" w:color="000000" w:sz="4" w:space="0"/>
+          <w:left w:val="none" w:color="000000" w:sz="4" w:space="0"/>
+          <w:bottom w:val="none" w:color="000000" w:sz="4" w:space="0"/>
+          <w:right w:val="none" w:color="000000" w:sz="4" w:space="0"/>
+        </w:pBdr>
+        <w:spacing/>
+        <w:ind w:right="0" w:firstLine="0" w:left="0"/>
+        <w:rPr>
+          <w:rFonts w:ascii="Calibri" w:hAnsi="Calibri" w:cs="Calibri"/>
+          <w:b w:val="0"/>
+          <w:bCs/>
+          <w:i/>
+          <w:color w:val="000000" w:themeColor="text1"/>
+          <w:sz w:val="22"/>
+          <w:szCs w:val="22"/>
+        </w:rPr>
+      </w:pPr>
+      <w:r>
+        <w:rPr>
+          <w:rFonts w:ascii="Calibri" w:hAnsi="Calibri" w:eastAsia="Calibri" w:cs="Calibri"/>
+          <w:b w:val="0"/>
+          <w:bCs w:val="0"/>
+          <w:sz w:val="22"/>
+          <w:szCs w:val="22"/>
+          <w:highlight w:val="none"/>
           <w:lang w:val="en-GB" w:eastAsia="en-GB"/>
         </w:rPr>
       </w:r>
       <w:r>
         <w:rPr>
+          <w:rFonts w:ascii="Calibri" w:hAnsi="Calibri" w:eastAsia="Calibri" w:cs="Calibri"/>
+          <w:b w:val="0"/>
+          <w:bCs w:val="0"/>
+          <w:i w:val="0"/>
+          <w:iCs w:val="0"/>
+          <w:color w:val="000000"/>
+          <w:sz w:val="22"/>
+          <w:szCs w:val="22"/>
+        </w:rPr>
+        <w:t xml:space="preserve">Drlogic (2026) </w:t>
+      </w:r>
+      <w:r>
+        <w:rPr>
+          <w:rFonts w:ascii="Calibri" w:hAnsi="Calibri" w:eastAsia="Calibri" w:cs="Calibri"/>
+          <w:b w:val="0"/>
+          <w:bCs w:val="0"/>
+          <w:i/>
+          <w:iCs/>
+          <w:color w:val="000000"/>
+          <w:sz w:val="22"/>
+          <w:szCs w:val="22"/>
+        </w:rPr>
+        <w:t xml:space="preserve">AI Has Changed the Cyber Threat Landscape – Here’s What </w:t>
+      </w:r>
+      <w:r>
+        <w:rPr>
+          <w:rFonts w:ascii="Calibri" w:hAnsi="Calibri" w:eastAsia="Calibri" w:cs="Calibri"/>
+          <w:i/>
+          <w:iCs/>
+          <w:color w:val="000000" w:themeColor="text1"/>
+          <w:sz w:val="22"/>
+          <w:szCs w:val="22"/>
+        </w:rPr>
+        <w:t xml:space="preserve">Businesses Need to Know – Dr...</w:t>
+      </w:r>
+      <w:r>
+        <w:rPr>
+          <w:rFonts w:ascii="Calibri" w:hAnsi="Calibri" w:eastAsia="Calibri" w:cs="Calibri"/>
+          <w:color w:val="000000" w:themeColor="text1"/>
+          <w:sz w:val="22"/>
+          <w:szCs w:val="22"/>
+        </w:rPr>
+        <w:t xml:space="preserve"> Available at:</w:t>
+      </w:r>
+      <w:r>
+        <w:rPr>
+          <w:rFonts w:ascii="Calibri" w:hAnsi="Calibri" w:eastAsia="Calibri" w:cs="Calibri"/>
+          <w:color w:val="000000" w:themeColor="text1"/>
+          <w:sz w:val="22"/>
+          <w:szCs w:val="22"/>
+        </w:rPr>
+        <w:t xml:space="preserve">https://drlogic.com/article/ai-has-changed-the-cyber-threat-landscape-heres-what-businesses-need-to-know/</w:t>
+      </w:r>
+      <w:r>
+        <w:rPr>
+          <w:rFonts w:ascii="Calibri" w:hAnsi="Calibri" w:eastAsia="Calibri" w:cs="Calibri"/>
+          <w:color w:val="000000" w:themeColor="text1"/>
+          <w:sz w:val="22"/>
+          <w:szCs w:val="22"/>
+        </w:rPr>
+        <w:t xml:space="preserve"> (Accessed: </w:t>
+      </w:r>
+      <w:r>
+        <w:rPr>
+          <w:rFonts w:ascii="Calibri" w:hAnsi="Calibri" w:eastAsia="Calibri" w:cs="Calibri"/>
+          <w:color w:val="000000" w:themeColor="text1"/>
+          <w:sz w:val="22"/>
+          <w:szCs w:val="22"/>
+          <w:lang w:val="en-GB"/>
+        </w:rPr>
+        <w:t xml:space="preserve">10 March 2026</w:t>
+      </w:r>
+      <w:r>
+        <w:rPr>
+          <w:rFonts w:ascii="Calibri" w:hAnsi="Calibri" w:eastAsia="Calibri" w:cs="Calibri"/>
+          <w:color w:val="000000" w:themeColor="text1"/>
+          <w:sz w:val="22"/>
+          <w:szCs w:val="22"/>
+        </w:rPr>
+        <w:t xml:space="preserve">).</w:t>
+      </w:r>
+      <w:r>
+        <w:rPr>
+          <w:rFonts w:ascii="Calibri" w:hAnsi="Calibri" w:cs="Calibri"/>
+          <w:b w:val="0"/>
+          <w:bCs/>
+          <w:i/>
+          <w:color w:val="000000" w:themeColor="text1"/>
+          <w:sz w:val="22"/>
+          <w:szCs w:val="22"/>
+        </w:rPr>
+      </w:r>
+      <w:r>
+        <w:rPr>
+          <w:rFonts w:ascii="Calibri" w:hAnsi="Calibri" w:cs="Calibri"/>
+          <w:b w:val="0"/>
+          <w:bCs/>
+          <w:i/>
+          <w:color w:val="000000" w:themeColor="text1"/>
+          <w:sz w:val="22"/>
+          <w:szCs w:val="22"/>
+        </w:rPr>
+      </w:r>
+    </w:p>
+    <w:p>
+      <w:pPr>
+        <w:pStyle w:val="858"/>
+        <w:pBdr>
+          <w:top w:val="none" w:color="000000" w:sz="4" w:space="0"/>
+          <w:left w:val="none" w:color="000000" w:sz="4" w:space="0"/>
+          <w:bottom w:val="none" w:color="000000" w:sz="4" w:space="0"/>
+          <w:right w:val="none" w:color="000000" w:sz="4" w:space="0"/>
+        </w:pBdr>
+        <w:spacing/>
+        <w:ind w:right="0" w:firstLine="0" w:left="0"/>
+        <w:rPr>
+          <w:rFonts w:ascii="Calibri" w:hAnsi="Calibri" w:eastAsia="Calibri" w:cs="Calibri"/>
+          <w:b w:val="0"/>
+          <w:bCs w:val="0"/>
+          <w:i/>
+          <w:iCs/>
+          <w:color w:val="000000"/>
+          <w:sz w:val="22"/>
+          <w:szCs w:val="22"/>
+        </w:rPr>
+      </w:pPr>
+      <w:r>
+        <w:rPr>
+          <w:rFonts w:ascii="Calibri" w:hAnsi="Calibri" w:eastAsia="Calibri" w:cs="Calibri"/>
+          <w:b w:val="0"/>
+          <w:bCs w:val="0"/>
+          <w:sz w:val="22"/>
+          <w:szCs w:val="22"/>
+          <w:highlight w:val="none"/>
           <w:lang w:val="en-GB" w:eastAsia="en-GB"/>
         </w:rPr>
       </w:r>
       <w:r>
         <w:rPr>
-          <w:lang w:val="en-GB" w:eastAsia="en-GB"/>
+          <w:rFonts w:ascii="Calibri" w:hAnsi="Calibri" w:eastAsia="Calibri" w:cs="Calibri"/>
+          <w:b w:val="0"/>
+          <w:bCs w:val="0"/>
+          <w:i w:val="0"/>
+          <w:iCs w:val="0"/>
+          <w:color w:val="000000"/>
+          <w:sz w:val="22"/>
+          <w:szCs w:val="22"/>
+        </w:rPr>
+        <w:t xml:space="preserve">ISO/IEC (2008) </w:t>
+      </w:r>
+      <w:r>
+        <w:rPr>
+          <w:rFonts w:ascii="Calibri" w:hAnsi="Calibri" w:eastAsia="Calibri" w:cs="Calibri"/>
+          <w:b w:val="0"/>
+          <w:bCs w:val="0"/>
+          <w:i/>
+          <w:iCs/>
+          <w:color w:val="000000"/>
+          <w:sz w:val="22"/>
+          <w:szCs w:val="22"/>
+        </w:rPr>
+        <w:t xml:space="preserve">ISO/IEC </w:t>
+      </w:r>
+      <w:r>
+        <w:rPr>
+          <w:rFonts w:ascii="Calibri" w:hAnsi="Calibri" w:eastAsia="Calibri" w:cs="Calibri"/>
+          <w:b w:val="0"/>
+          <w:bCs w:val="0"/>
+          <w:i/>
+          <w:iCs/>
+          <w:color w:val="000000"/>
+          <w:sz w:val="22"/>
+          <w:szCs w:val="22"/>
+        </w:rPr>
+        <w:t xml:space="preserve">12207:2008 — </w:t>
+      </w:r>
+      <w:r>
+        <w:rPr>
+          <w:rFonts w:ascii="Calibri" w:hAnsi="Calibri" w:eastAsia="Calibri" w:cs="Calibri"/>
+          <w:b w:val="0"/>
+          <w:bCs w:val="0"/>
+          <w:i/>
+          <w:iCs/>
+          <w:color w:val="000000"/>
+          <w:sz w:val="22"/>
+          <w:szCs w:val="22"/>
+        </w:rPr>
+        <w:t xml:space="preserve">IEEE </w:t>
+      </w:r>
+      <w:r>
+        <w:rPr>
+          <w:rFonts w:ascii="Calibri" w:hAnsi="Calibri" w:eastAsia="Calibri" w:cs="Calibri"/>
+          <w:b w:val="0"/>
+          <w:bCs w:val="0"/>
+          <w:i/>
+          <w:iCs/>
+          <w:color w:val="000000"/>
+          <w:sz w:val="22"/>
+          <w:szCs w:val="22"/>
+        </w:rPr>
+        <w:t xml:space="preserve">Std 12208-2008  -</w:t>
+      </w:r>
+      <w:r>
+        <w:rPr>
+          <w:rFonts w:ascii="Calibri" w:hAnsi="Calibri" w:eastAsia="Calibri" w:cs="Calibri"/>
+          <w:b w:val="0"/>
+          <w:bCs w:val="0"/>
+          <w:i/>
+          <w:iCs/>
+          <w:color w:val="000000"/>
+          <w:sz w:val="22"/>
+          <w:szCs w:val="22"/>
+        </w:rPr>
+        <w:t xml:space="preserve"> IEEE </w:t>
+      </w:r>
+      <w:r>
+        <w:rPr>
+          <w:rFonts w:ascii="Calibri" w:hAnsi="Calibri" w:eastAsia="Calibri" w:cs="Calibri"/>
+          <w:b w:val="0"/>
+          <w:bCs w:val="0"/>
+          <w:i/>
+          <w:iCs/>
+          <w:color w:val="000000"/>
+          <w:sz w:val="22"/>
+          <w:szCs w:val="22"/>
+        </w:rPr>
+        <w:t xml:space="preserve">Std 12207-2008</w:t>
+      </w:r>
+      <w:r>
+        <w:rPr>
+          <w:rFonts w:ascii="Calibri" w:hAnsi="Calibri" w:eastAsia="Calibri" w:cs="Calibri"/>
+          <w:b w:val="0"/>
+          <w:bCs w:val="0"/>
+          <w:i/>
+          <w:iCs/>
+          <w:color w:val="000000"/>
+          <w:sz w:val="22"/>
+          <w:szCs w:val="22"/>
+        </w:rPr>
+        <w:t xml:space="preserve">.</w:t>
+      </w:r>
+      <w:r>
+        <w:rPr>
+          <w:rFonts w:ascii="Calibri" w:hAnsi="Calibri" w:eastAsia="Calibri" w:cs="Calibri"/>
+        </w:rPr>
+        <w:t xml:space="preserve"> </w:t>
+      </w:r>
+      <w:r>
+        <w:rPr>
+          <w:rFonts w:ascii="Calibri" w:hAnsi="Calibri" w:eastAsia="Calibri" w:cs="Calibri"/>
+          <w:color w:val="000000" w:themeColor="text1"/>
+          <w:sz w:val="22"/>
+          <w:szCs w:val="22"/>
+        </w:rPr>
+        <w:t xml:space="preserve">Available at: </w:t>
+      </w:r>
+      <w:r>
+        <w:rPr>
+          <w:rFonts w:ascii="Calibri" w:hAnsi="Calibri" w:eastAsia="Calibri" w:cs="Calibri"/>
+          <w:i w:val="0"/>
+          <w:iCs w:val="0"/>
+          <w:color w:val="000000" w:themeColor="text1"/>
+          <w:sz w:val="22"/>
+          <w:szCs w:val="22"/>
+          <w:highlight w:val="none"/>
+          <w:lang w:val="en-GB"/>
+        </w:rPr>
+        <w:t xml:space="preserve">https://wildart.github.io/MISG5020/standards/IEEE-12207-2008.pdf</w:t>
+      </w:r>
+      <w:r>
+        <w:rPr>
+          <w:rFonts w:ascii="Calibri" w:hAnsi="Calibri" w:eastAsia="Calibri" w:cs="Calibri"/>
+          <w:color w:val="000000" w:themeColor="text1"/>
+          <w:sz w:val="22"/>
+          <w:szCs w:val="22"/>
+        </w:rPr>
+        <w:t xml:space="preserve"> (Accessed: </w:t>
+      </w:r>
+      <w:r>
+        <w:rPr>
+          <w:rFonts w:ascii="Calibri" w:hAnsi="Calibri" w:eastAsia="Calibri" w:cs="Calibri"/>
+          <w:color w:val="000000" w:themeColor="text1"/>
+          <w:sz w:val="22"/>
+          <w:szCs w:val="22"/>
+          <w:lang w:val="en-GB"/>
+        </w:rPr>
+        <w:t xml:space="preserve">14 March 2026</w:t>
+      </w:r>
+      <w:r>
+        <w:rPr>
+          <w:rFonts w:ascii="Calibri" w:hAnsi="Calibri" w:eastAsia="Calibri" w:cs="Calibri"/>
+          <w:color w:val="000000" w:themeColor="text1"/>
+          <w:sz w:val="22"/>
+          <w:szCs w:val="22"/>
+        </w:rPr>
+        <w:t xml:space="preserve">).</w:t>
+      </w:r>
+      <w:r>
+        <w:rPr>
+          <w:rFonts w:ascii="Calibri" w:hAnsi="Calibri" w:eastAsia="Calibri" w:cs="Calibri"/>
+          <w:b w:val="0"/>
+          <w:bCs w:val="0"/>
+          <w:i/>
+          <w:iCs/>
+          <w:color w:val="000000"/>
+          <w:sz w:val="22"/>
+          <w:szCs w:val="22"/>
+        </w:rPr>
+      </w:r>
+      <w:r>
+        <w:rPr>
+          <w:rFonts w:ascii="Calibri" w:hAnsi="Calibri" w:eastAsia="Calibri" w:cs="Calibri"/>
+          <w:b w:val="0"/>
+          <w:bCs w:val="0"/>
+          <w:i/>
+          <w:iCs/>
+          <w:color w:val="000000"/>
+          <w:sz w:val="22"/>
+          <w:szCs w:val="22"/>
+        </w:rPr>
+      </w:r>
+      <w:r>
+        <w:rPr>
+          <w:rFonts w:ascii="Calibri" w:hAnsi="Calibri" w:eastAsia="Calibri" w:cs="Calibri"/>
+          <w:color w:val="000000" w:themeColor="text1"/>
+          <w:sz w:val="22"/>
+          <w:szCs w:val="22"/>
+          <w:highlight w:val="none"/>
+        </w:rPr>
+      </w:r>
+      <w:r>
+        <w:rPr>
+          <w:rFonts w:ascii="Calibri" w:hAnsi="Calibri" w:eastAsia="Calibri" w:cs="Calibri"/>
+          <w:color w:val="000000" w:themeColor="text1"/>
+          <w:sz w:val="22"/>
+          <w:szCs w:val="22"/>
+          <w:highlight w:val="none"/>
+        </w:rPr>
+      </w:r>
+      <w:r>
+        <w:rPr>
+          <w:rFonts w:ascii="Calibri" w:hAnsi="Calibri" w:eastAsia="Calibri" w:cs="Calibri"/>
+          <w:color w:val="000000" w:themeColor="text1"/>
+          <w:sz w:val="22"/>
+          <w:szCs w:val="22"/>
+          <w:highlight w:val="none"/>
+        </w:rPr>
+      </w:r>
+      <w:r>
+        <w:rPr>
+          <w:rFonts w:ascii="Calibri" w:hAnsi="Calibri" w:eastAsia="Calibri" w:cs="Calibri"/>
+          <w:b w:val="0"/>
+          <w:bCs w:val="0"/>
+          <w:i/>
+          <w:iCs/>
+          <w:color w:val="000000"/>
+          <w:sz w:val="22"/>
+          <w:szCs w:val="22"/>
         </w:rPr>
       </w:r>
     </w:p>
     <w:p>
       <w:pPr>
-        <w:pBdr/>
-        <w:spacing/>
-        <w:ind/>
+        <w:pStyle w:val="858"/>
+        <w:pBdr>
+          <w:top w:val="none" w:color="000000" w:sz="4" w:space="0"/>
+          <w:left w:val="none" w:color="000000" w:sz="4" w:space="0"/>
+          <w:bottom w:val="none" w:color="000000" w:sz="4" w:space="0"/>
+          <w:right w:val="none" w:color="000000" w:sz="4" w:space="0"/>
+        </w:pBdr>
+        <w:spacing/>
+        <w:ind w:right="0" w:firstLine="0" w:left="0"/>
         <w:rPr>
-          <w:lang w:val="en-GB" w:eastAsia="en-GB"/>
+          <w:rFonts w:ascii="Calibri" w:hAnsi="Calibri" w:eastAsia="Calibri" w:cs="Calibri"/>
+          <w:color w:val="000000" w:themeColor="text1"/>
+          <w:sz w:val="22"/>
+          <w:szCs w:val="22"/>
+          <w:highlight w:val="none"/>
         </w:rPr>
       </w:pPr>
       <w:r>
         <w:rPr>
+          <w:rFonts w:ascii="Calibri" w:hAnsi="Calibri" w:eastAsia="Calibri" w:cs="Calibri"/>
+          <w:b w:val="0"/>
+          <w:bCs w:val="0"/>
+          <w:sz w:val="22"/>
+          <w:szCs w:val="22"/>
+          <w:highlight w:val="none"/>
           <w:lang w:val="en-GB" w:eastAsia="en-GB"/>
         </w:rPr>
       </w:r>
       <w:r>
         <w:rPr>
+          <w:rFonts w:ascii="Calibri" w:hAnsi="Calibri" w:eastAsia="Calibri" w:cs="Calibri"/>
+          <w:b w:val="0"/>
+          <w:bCs w:val="0"/>
+          <w:i w:val="0"/>
+          <w:iCs w:val="0"/>
+          <w:color w:val="000000"/>
+          <w:sz w:val="22"/>
+          <w:szCs w:val="22"/>
+        </w:rPr>
+        <w:t xml:space="preserve">Lookout (2026) </w:t>
+      </w:r>
+      <w:r>
+        <w:rPr>
+          <w:rFonts w:ascii="Calibri" w:hAnsi="Calibri" w:eastAsia="Calibri" w:cs="Calibri"/>
+          <w:b w:val="0"/>
+          <w:bCs w:val="0"/>
+          <w:i/>
+          <w:iCs/>
+          <w:color w:val="000000"/>
+          <w:sz w:val="22"/>
+          <w:szCs w:val="22"/>
+        </w:rPr>
+        <w:t xml:space="preserve">Capability Maturity Model Integration Training Emphasizes Risk Management and Best Practices.</w:t>
+      </w:r>
+      <w:r>
+        <w:rPr>
+          <w:rFonts w:ascii="Calibri" w:hAnsi="Calibri" w:eastAsia="Calibri" w:cs="Calibri"/>
+        </w:rPr>
+        <w:t xml:space="preserve"> </w:t>
+      </w:r>
+      <w:r>
+        <w:rPr>
+          <w:rFonts w:ascii="Calibri" w:hAnsi="Calibri" w:eastAsia="Calibri" w:cs="Calibri"/>
+          <w:color w:val="000000" w:themeColor="text1"/>
+          <w:sz w:val="22"/>
+          <w:szCs w:val="22"/>
+        </w:rPr>
+        <w:t xml:space="preserve">Available at: </w:t>
+      </w:r>
+      <w:r>
+        <w:rPr>
+          <w:rFonts w:ascii="Calibri" w:hAnsi="Calibri" w:eastAsia="Calibri" w:cs="Calibri"/>
+          <w:color w:val="000000" w:themeColor="text1"/>
+          <w:sz w:val="22"/>
+          <w:szCs w:val="22"/>
+          <w:highlight w:val="none"/>
+          <w:lang w:val="en-GB"/>
+        </w:rPr>
+        <w:t xml:space="preserve">https://www.lookout.com/threat-intelligence/report/q2-2024-mobile-landscape-threat-report</w:t>
+      </w:r>
+      <w:r>
+        <w:rPr>
+          <w:rFonts w:ascii="Calibri" w:hAnsi="Calibri" w:eastAsia="Calibri" w:cs="Calibri"/>
+          <w:color w:val="000000" w:themeColor="text1"/>
+          <w:sz w:val="22"/>
+          <w:szCs w:val="22"/>
+        </w:rPr>
+        <w:t xml:space="preserve"> (Accessed: </w:t>
+      </w:r>
+      <w:r>
+        <w:rPr>
+          <w:rFonts w:ascii="Calibri" w:hAnsi="Calibri" w:eastAsia="Calibri" w:cs="Calibri"/>
+          <w:color w:val="000000" w:themeColor="text1"/>
+          <w:sz w:val="22"/>
+          <w:szCs w:val="22"/>
+          <w:lang w:val="en-GB"/>
+        </w:rPr>
+        <w:t xml:space="preserve">14 March 2026</w:t>
+      </w:r>
+      <w:r>
+        <w:rPr>
+          <w:rFonts w:ascii="Calibri" w:hAnsi="Calibri" w:eastAsia="Calibri" w:cs="Calibri"/>
+          <w:color w:val="000000" w:themeColor="text1"/>
+          <w:sz w:val="22"/>
+          <w:szCs w:val="22"/>
+        </w:rPr>
+        <w:t xml:space="preserve">).</w:t>
+      </w:r>
+      <w:r>
+        <w:rPr>
+          <w:rFonts w:ascii="Calibri" w:hAnsi="Calibri" w:eastAsia="Calibri" w:cs="Calibri"/>
+          <w:b/>
+          <w:bCs/>
+          <w:color w:val="000000" w:themeColor="text1"/>
+          <w:sz w:val="22"/>
+          <w:szCs w:val="22"/>
+          <w:highlight w:val="none"/>
           <w:lang w:val="en-GB" w:eastAsia="en-GB"/>
         </w:rPr>
       </w:r>
       <w:r>
         <w:rPr>
-          <w:lang w:val="en-GB" w:eastAsia="en-GB"/>
+          <w:rFonts w:ascii="Calibri" w:hAnsi="Calibri" w:cs="Calibri"/>
+          <w:b w:val="0"/>
+          <w:bCs/>
+          <w:i/>
+          <w:color w:val="000000" w:themeColor="text1"/>
+          <w:sz w:val="22"/>
+          <w:szCs w:val="22"/>
         </w:rPr>
       </w:r>
     </w:p>
     <w:p>
       <w:pPr>
-        <w:pBdr/>
-        <w:spacing/>
-        <w:ind/>
+        <w:pStyle w:val="858"/>
+        <w:pBdr>
+          <w:top w:val="none" w:color="000000" w:sz="4" w:space="0"/>
+          <w:left w:val="none" w:color="000000" w:sz="4" w:space="0"/>
+          <w:bottom w:val="none" w:color="000000" w:sz="4" w:space="0"/>
+          <w:right w:val="none" w:color="000000" w:sz="4" w:space="0"/>
+        </w:pBdr>
+        <w:spacing/>
+        <w:ind w:right="0" w:firstLine="0" w:left="0"/>
         <w:rPr>
-          <w:lang w:val="en-GB" w:eastAsia="en-GB"/>
+          <w:rFonts w:ascii="Calibri" w:hAnsi="Calibri" w:cs="Calibri"/>
+          <w:b w:val="0"/>
+          <w:bCs/>
+          <w:i/>
+          <w:color w:val="000000" w:themeColor="text1"/>
+          <w:sz w:val="22"/>
+          <w:szCs w:val="22"/>
         </w:rPr>
       </w:pPr>
       <w:r>
         <w:rPr>
+          <w:rFonts w:ascii="Calibri" w:hAnsi="Calibri" w:eastAsia="Calibri" w:cs="Calibri"/>
+          <w:b w:val="0"/>
+          <w:bCs w:val="0"/>
+          <w:sz w:val="22"/>
+          <w:szCs w:val="22"/>
+          <w:highlight w:val="none"/>
           <w:lang w:val="en-GB" w:eastAsia="en-GB"/>
         </w:rPr>
       </w:r>
       <w:r>
         <w:rPr>
+          <w:rFonts w:ascii="Calibri" w:hAnsi="Calibri" w:eastAsia="Calibri" w:cs="Calibri"/>
+          <w:b w:val="0"/>
+          <w:bCs w:val="0"/>
+          <w:i w:val="0"/>
+          <w:iCs w:val="0"/>
+          <w:color w:val="000000"/>
+          <w:sz w:val="22"/>
+          <w:szCs w:val="22"/>
+        </w:rPr>
+        <w:t xml:space="preserve">Optimal Solutions Group (2011) </w:t>
+      </w:r>
+      <w:r>
+        <w:rPr>
+          <w:rFonts w:ascii="Calibri" w:hAnsi="Calibri" w:eastAsia="Calibri" w:cs="Calibri"/>
+          <w:b w:val="0"/>
+          <w:bCs w:val="0"/>
+          <w:i/>
+          <w:iCs/>
+          <w:color w:val="000000"/>
+          <w:sz w:val="22"/>
+          <w:szCs w:val="22"/>
+        </w:rPr>
+        <w:t xml:space="preserve">Capability Maturity Model Integration Training Emphasizes Risk Management and Best Practices</w:t>
+      </w:r>
+      <w:r>
+        <w:rPr>
+          <w:rFonts w:ascii="Calibri" w:hAnsi="Calibri" w:eastAsia="Calibri" w:cs="Calibri"/>
+          <w:color w:val="000000" w:themeColor="text1"/>
+          <w:sz w:val="22"/>
+          <w:szCs w:val="22"/>
+        </w:rPr>
+        <w:t xml:space="preserve">.</w:t>
+      </w:r>
+      <w:r>
+        <w:rPr>
+          <w:rFonts w:ascii="Calibri" w:hAnsi="Calibri" w:eastAsia="Calibri" w:cs="Calibri"/>
+          <w:color w:val="000000" w:themeColor="text1"/>
+          <w:sz w:val="22"/>
+          <w:szCs w:val="22"/>
+        </w:rPr>
+        <w:t xml:space="preserve"> Available at: </w:t>
+      </w:r>
+      <w:r>
+        <w:rPr>
+          <w:rFonts w:ascii="Calibri" w:hAnsi="Calibri" w:eastAsia="Calibri" w:cs="Calibri"/>
+          <w:color w:val="000000" w:themeColor="text1"/>
+          <w:sz w:val="22"/>
+          <w:szCs w:val="22"/>
+          <w:lang w:val="en-GB"/>
+        </w:rPr>
+        <w:t xml:space="preserve">https://optimalsolutionsgroup.com/2017/04/28/capability-maturity-model-integration-training-emphasizes-risk-management-and-best-practices/</w:t>
+      </w:r>
+      <w:r>
+        <w:rPr>
+          <w:rFonts w:ascii="Calibri" w:hAnsi="Calibri" w:eastAsia="Calibri" w:cs="Calibri"/>
+          <w:color w:val="000000" w:themeColor="text1"/>
+          <w:sz w:val="22"/>
+          <w:szCs w:val="22"/>
+        </w:rPr>
+        <w:t xml:space="preserve"> (Accessed: </w:t>
+      </w:r>
+      <w:r>
+        <w:rPr>
+          <w:rFonts w:ascii="Calibri" w:hAnsi="Calibri" w:eastAsia="Calibri" w:cs="Calibri"/>
+          <w:color w:val="000000" w:themeColor="text1"/>
+          <w:sz w:val="22"/>
+          <w:szCs w:val="22"/>
+          <w:lang w:val="en-GB"/>
+        </w:rPr>
+        <w:t xml:space="preserve">14 March 2026</w:t>
+      </w:r>
+      <w:r>
+        <w:rPr>
+          <w:rFonts w:ascii="Calibri" w:hAnsi="Calibri" w:eastAsia="Calibri" w:cs="Calibri"/>
+          <w:color w:val="000000" w:themeColor="text1"/>
+          <w:sz w:val="22"/>
+          <w:szCs w:val="22"/>
+        </w:rPr>
+        <w:t xml:space="preserve">).</w:t>
+      </w:r>
+      <w:r>
+        <w:rPr>
+          <w:rFonts w:ascii="Calibri" w:hAnsi="Calibri" w:cs="Calibri"/>
+          <w:b w:val="0"/>
+          <w:bCs/>
+          <w:i/>
+          <w:color w:val="000000" w:themeColor="text1"/>
+          <w:sz w:val="22"/>
+          <w:szCs w:val="22"/>
+        </w:rPr>
+      </w:r>
+      <w:r>
+        <w:rPr>
+          <w:rFonts w:ascii="Calibri" w:hAnsi="Calibri" w:cs="Calibri"/>
+          <w:b w:val="0"/>
+          <w:bCs/>
+          <w:i/>
+          <w:color w:val="000000" w:themeColor="text1"/>
+          <w:sz w:val="22"/>
+          <w:szCs w:val="22"/>
+        </w:rPr>
+      </w:r>
+      <w:r>
+        <w:rPr>
+          <w:rFonts w:ascii="Calibri" w:hAnsi="Calibri" w:eastAsia="Calibri" w:cs="Calibri"/>
+          <w:b/>
+          <w:bCs/>
+          <w:sz w:val="28"/>
+          <w:szCs w:val="28"/>
+          <w:highlight w:val="none"/>
           <w:lang w:val="en-GB" w:eastAsia="en-GB"/>
         </w:rPr>
       </w:r>
       <w:r>
         <w:rPr>
+          <w:rFonts w:ascii="Calibri" w:hAnsi="Calibri" w:eastAsia="Calibri" w:cs="Calibri"/>
+          <w:b/>
+          <w:bCs/>
+          <w:sz w:val="28"/>
+          <w:szCs w:val="28"/>
+          <w:highlight w:val="none"/>
+          <w:lang w:val="en-GB" w:eastAsia="en-GB"/>
+        </w:rPr>
+      </w:r>
+      <w:r>
+        <w:rPr>
+          <w:rFonts w:ascii="Calibri" w:hAnsi="Calibri" w:eastAsia="Calibri" w:cs="Calibri"/>
+          <w:b/>
+          <w:bCs/>
+          <w:sz w:val="28"/>
+          <w:szCs w:val="28"/>
+          <w:highlight w:val="none"/>
+          <w:lang w:val="en-GB" w:eastAsia="en-GB"/>
+        </w:rPr>
+      </w:r>
+      <w:r>
+        <w:rPr>
+          <w:rFonts w:ascii="Calibri" w:hAnsi="Calibri" w:cs="Calibri"/>
+          <w:b w:val="0"/>
+          <w:bCs/>
+          <w:i/>
+          <w:color w:val="000000" w:themeColor="text1"/>
+          <w:sz w:val="22"/>
+          <w:szCs w:val="22"/>
+        </w:rPr>
+      </w:r>
+    </w:p>
+    <w:p>
+      <w:pPr>
+        <w:pStyle w:val="858"/>
+        <w:pBdr>
+          <w:top w:val="none" w:color="000000" w:sz="4" w:space="0"/>
+          <w:left w:val="none" w:color="000000" w:sz="4" w:space="0"/>
+          <w:bottom w:val="none" w:color="000000" w:sz="4" w:space="0"/>
+          <w:right w:val="none" w:color="000000" w:sz="4" w:space="0"/>
+        </w:pBdr>
+        <w:spacing/>
+        <w:ind w:right="0" w:firstLine="0" w:left="0"/>
+        <w:rPr>
+          <w:rFonts w:ascii="Calibri" w:hAnsi="Calibri" w:cs="Calibri"/>
+          <w:b w:val="0"/>
+          <w:bCs/>
+          <w:i/>
+          <w:color w:val="000000" w:themeColor="text1"/>
+          <w:sz w:val="22"/>
+          <w:szCs w:val="22"/>
+        </w:rPr>
+      </w:pPr>
+      <w:r>
+        <w:rPr>
+          <w:rFonts w:ascii="Calibri" w:hAnsi="Calibri" w:eastAsia="Calibri" w:cs="Calibri"/>
+          <w:b w:val="0"/>
+          <w:bCs w:val="0"/>
+          <w:sz w:val="22"/>
+          <w:szCs w:val="22"/>
+          <w:highlight w:val="none"/>
+          <w:lang w:val="en-GB" w:eastAsia="en-GB"/>
+        </w:rPr>
+      </w:r>
+      <w:r>
+        <w:rPr>
+          <w:rFonts w:ascii="Calibri" w:hAnsi="Calibri" w:eastAsia="Calibri" w:cs="Calibri"/>
+          <w:b w:val="0"/>
+          <w:bCs w:val="0"/>
+          <w:i w:val="0"/>
+          <w:iCs w:val="0"/>
+          <w:color w:val="000000"/>
+          <w:sz w:val="22"/>
+          <w:szCs w:val="22"/>
+        </w:rPr>
+        <w:t xml:space="preserve">Pacificcert (2026) </w:t>
+      </w:r>
+      <w:r>
+        <w:rPr>
+          <w:rFonts w:ascii="Calibri" w:hAnsi="Calibri" w:eastAsia="Calibri" w:cs="Calibri"/>
+          <w:b w:val="0"/>
+          <w:bCs w:val="0"/>
+          <w:i/>
+          <w:iCs/>
+          <w:color w:val="000000"/>
+          <w:sz w:val="22"/>
+          <w:szCs w:val="22"/>
+        </w:rPr>
+        <w:t xml:space="preserve">ISO 10006:2017 – Quality in Project Management 2026 Guid</w:t>
+      </w:r>
+      <w:r>
+        <w:rPr>
+          <w:rFonts w:ascii="Calibri" w:hAnsi="Calibri" w:eastAsia="Calibri" w:cs="Calibri"/>
+          <w:b w:val="0"/>
+          <w:bCs w:val="0"/>
+          <w:i/>
+          <w:iCs/>
+          <w:color w:val="000000"/>
+          <w:sz w:val="22"/>
+          <w:szCs w:val="22"/>
+        </w:rPr>
+        <w:t xml:space="preserve">e</w:t>
+      </w:r>
+      <w:r>
+        <w:rPr>
+          <w:rFonts w:ascii="Calibri" w:hAnsi="Calibri" w:eastAsia="Calibri" w:cs="Calibri"/>
+          <w:color w:val="000000" w:themeColor="text1"/>
+          <w:sz w:val="22"/>
+          <w:szCs w:val="22"/>
+        </w:rPr>
+        <w:t xml:space="preserve">. Available at: </w:t>
+      </w:r>
+      <w:r>
+        <w:rPr>
+          <w:rFonts w:ascii="Calibri" w:hAnsi="Calibri" w:eastAsia="Calibri" w:cs="Calibri"/>
+          <w:i w:val="0"/>
+          <w:iCs w:val="0"/>
+          <w:color w:val="000000" w:themeColor="text1"/>
+          <w:sz w:val="22"/>
+          <w:szCs w:val="22"/>
+          <w:highlight w:val="none"/>
+          <w:lang w:val="en-GB"/>
+        </w:rPr>
+        <w:t xml:space="preserve">https://pacificcert.com/iso-10006-2017-quality-management-in-projects/</w:t>
+      </w:r>
+      <w:r>
+        <w:rPr>
+          <w:rFonts w:ascii="Calibri" w:hAnsi="Calibri" w:eastAsia="Calibri" w:cs="Calibri"/>
+          <w:color w:val="000000" w:themeColor="text1"/>
+          <w:sz w:val="22"/>
+          <w:szCs w:val="22"/>
+        </w:rPr>
+        <w:t xml:space="preserve"> (Accessed: </w:t>
+      </w:r>
+      <w:r>
+        <w:rPr>
+          <w:rFonts w:ascii="Calibri" w:hAnsi="Calibri" w:eastAsia="Calibri" w:cs="Calibri"/>
+          <w:color w:val="000000" w:themeColor="text1"/>
+          <w:sz w:val="22"/>
+          <w:szCs w:val="22"/>
+          <w:lang w:val="en-GB"/>
+        </w:rPr>
+        <w:t xml:space="preserve">14 March 2026</w:t>
+      </w:r>
+      <w:r>
+        <w:rPr>
+          <w:rFonts w:ascii="Calibri" w:hAnsi="Calibri" w:eastAsia="Calibri" w:cs="Calibri"/>
+          <w:color w:val="000000" w:themeColor="text1"/>
+          <w:sz w:val="22"/>
+          <w:szCs w:val="22"/>
+        </w:rPr>
+        <w:t xml:space="preserve">).</w:t>
+      </w:r>
+      <w:r>
+        <w:rPr>
+          <w:rFonts w:ascii="Calibri" w:hAnsi="Calibri" w:eastAsia="Calibri" w:cs="Calibri"/>
+          <w:b/>
+          <w:bCs/>
+          <w:color w:val="000000" w:themeColor="text1"/>
+          <w:sz w:val="22"/>
+          <w:szCs w:val="22"/>
+          <w:highlight w:val="none"/>
+          <w:lang w:val="en-GB" w:eastAsia="en-GB"/>
+        </w:rPr>
+      </w:r>
+      <w:r>
+        <w:rPr>
+          <w:rFonts w:ascii="Calibri" w:hAnsi="Calibri" w:eastAsia="Calibri" w:cs="Calibri"/>
+          <w:b w:val="0"/>
+          <w:bCs/>
+          <w:i/>
+          <w:color w:val="000000" w:themeColor="text1"/>
+          <w:sz w:val="22"/>
+          <w:szCs w:val="22"/>
+        </w:rPr>
+      </w:r>
+      <w:r/>
+      <w:r/>
+      <w:r/>
+      <w:r>
+        <w:rPr>
+          <w:rFonts w:ascii="Calibri" w:hAnsi="Calibri" w:cs="Calibri"/>
+          <w:b w:val="0"/>
+          <w:bCs/>
+          <w:i/>
+          <w:color w:val="000000" w:themeColor="text1"/>
+          <w:sz w:val="22"/>
+          <w:szCs w:val="22"/>
+        </w:rPr>
+      </w:r>
+    </w:p>
+    <w:p>
+      <w:pPr>
+        <w:pStyle w:val="858"/>
+        <w:pBdr>
+          <w:top w:val="none" w:color="000000" w:sz="4" w:space="0"/>
+          <w:left w:val="none" w:color="000000" w:sz="4" w:space="0"/>
+          <w:bottom w:val="none" w:color="000000" w:sz="4" w:space="0"/>
+          <w:right w:val="none" w:color="000000" w:sz="4" w:space="0"/>
+        </w:pBdr>
+        <w:spacing/>
+        <w:ind w:right="0" w:firstLine="0" w:left="0"/>
+        <w:rPr>
+          <w:rFonts w:ascii="Calibri" w:hAnsi="Calibri" w:cs="Calibri"/>
+          <w:b w:val="0"/>
+          <w:bCs/>
+          <w:i/>
+          <w:color w:val="000000" w:themeColor="text1"/>
+          <w:sz w:val="22"/>
+          <w:szCs w:val="22"/>
+        </w:rPr>
+      </w:pPr>
+      <w:r>
+        <w:rPr>
+          <w:rFonts w:ascii="Calibri" w:hAnsi="Calibri" w:eastAsia="Calibri" w:cs="Calibri"/>
+          <w:b w:val="0"/>
+          <w:bCs w:val="0"/>
+          <w:sz w:val="22"/>
+          <w:szCs w:val="22"/>
+          <w:highlight w:val="none"/>
+          <w:lang w:val="en-GB" w:eastAsia="en-GB"/>
+        </w:rPr>
+      </w:r>
+      <w:r>
+        <w:rPr>
+          <w:rFonts w:ascii="Calibri" w:hAnsi="Calibri" w:eastAsia="Calibri" w:cs="Calibri"/>
+          <w:b w:val="0"/>
+          <w:bCs w:val="0"/>
+          <w:i w:val="0"/>
+          <w:iCs w:val="0"/>
+          <w:color w:val="000000"/>
+          <w:sz w:val="22"/>
+          <w:szCs w:val="22"/>
+        </w:rPr>
+        <w:t xml:space="preserve">Simon, N. (2026) </w:t>
+      </w:r>
+      <w:r>
+        <w:rPr>
+          <w:rFonts w:ascii="Calibri" w:hAnsi="Calibri" w:eastAsia="Calibri" w:cs="Calibri"/>
+          <w:i/>
+          <w:iCs/>
+          <w:color w:val="000000" w:themeColor="text1"/>
+          <w:sz w:val="22"/>
+          <w:szCs w:val="22"/>
+        </w:rPr>
+        <w:t xml:space="preserve">Oligo</w:t>
+      </w:r>
+      <w:r>
+        <w:rPr>
+          <w:rFonts w:ascii="Calibri" w:hAnsi="Calibri" w:eastAsia="Calibri" w:cs="Calibri"/>
+          <w:color w:val="000000" w:themeColor="text1"/>
+          <w:sz w:val="22"/>
+          <w:szCs w:val="22"/>
+        </w:rPr>
+        <w:t xml:space="preserve">.</w:t>
+      </w:r>
+      <w:r>
+        <w:rPr>
+          <w:rFonts w:ascii="Calibri" w:hAnsi="Calibri" w:eastAsia="Calibri" w:cs="Calibri"/>
+          <w:color w:val="000000" w:themeColor="text1"/>
+          <w:sz w:val="22"/>
+          <w:szCs w:val="22"/>
+        </w:rPr>
+        <w:t xml:space="preserve"> Available at: </w:t>
+      </w:r>
+      <w:r>
+        <w:rPr>
+          <w:rFonts w:ascii="Calibri" w:hAnsi="Calibri" w:eastAsia="Calibri" w:cs="Calibri"/>
+          <w:color w:val="000000" w:themeColor="text1"/>
+          <w:sz w:val="22"/>
+          <w:szCs w:val="22"/>
+        </w:rPr>
+        <w:t xml:space="preserve">https://www.oligo.security/academy/ai-threat-detection-how-it-works-6-real-world-applications</w:t>
+      </w:r>
+      <w:r>
+        <w:rPr>
+          <w:rFonts w:ascii="Calibri" w:hAnsi="Calibri" w:eastAsia="Calibri" w:cs="Calibri"/>
+          <w:color w:val="000000" w:themeColor="text1"/>
+          <w:sz w:val="22"/>
+          <w:szCs w:val="22"/>
+        </w:rPr>
+      </w:r>
+      <w:r>
+        <w:rPr>
+          <w:rFonts w:ascii="Calibri" w:hAnsi="Calibri" w:eastAsia="Calibri" w:cs="Calibri"/>
+          <w:color w:val="000000" w:themeColor="text1"/>
+          <w:sz w:val="22"/>
+          <w:szCs w:val="22"/>
+        </w:rPr>
+        <w:t xml:space="preserve"> (Accessed: </w:t>
+      </w:r>
+      <w:r>
+        <w:rPr>
+          <w:rFonts w:ascii="Calibri" w:hAnsi="Calibri" w:eastAsia="Calibri" w:cs="Calibri"/>
+          <w:color w:val="000000" w:themeColor="text1"/>
+          <w:sz w:val="22"/>
+          <w:szCs w:val="22"/>
+          <w:lang w:val="en-GB"/>
+        </w:rPr>
+        <w:t xml:space="preserve">14 March 2026</w:t>
+      </w:r>
+      <w:r>
+        <w:rPr>
+          <w:rFonts w:ascii="Calibri" w:hAnsi="Calibri" w:eastAsia="Calibri" w:cs="Calibri"/>
+          <w:color w:val="000000" w:themeColor="text1"/>
+          <w:sz w:val="22"/>
+          <w:szCs w:val="22"/>
+        </w:rPr>
+        <w:t xml:space="preserve">).</w:t>
+      </w:r>
+      <w:r>
+        <w:rPr>
+          <w:rFonts w:ascii="Calibri" w:hAnsi="Calibri" w:cs="Calibri"/>
+          <w:b w:val="0"/>
+          <w:bCs/>
+          <w:i/>
+          <w:color w:val="000000" w:themeColor="text1"/>
+          <w:sz w:val="22"/>
+          <w:szCs w:val="22"/>
+        </w:rPr>
+      </w:r>
+      <w:r>
+        <w:rPr>
+          <w:rFonts w:ascii="Calibri" w:hAnsi="Calibri" w:cs="Calibri"/>
+          <w:b w:val="0"/>
+          <w:bCs/>
+          <w:i/>
+          <w:color w:val="000000" w:themeColor="text1"/>
+          <w:sz w:val="22"/>
+          <w:szCs w:val="22"/>
+        </w:rPr>
+      </w:r>
+    </w:p>
+    <w:p>
+      <w:pPr>
+        <w:pBdr/>
+        <w:spacing/>
+        <w:ind/>
+        <w:rPr>
+          <w:b w:val="0"/>
+          <w:bCs w:val="0"/>
+        </w:rPr>
+      </w:pPr>
+      <w:r>
+        <w:rPr>
+          <w:rFonts w:ascii="Calibri" w:hAnsi="Calibri" w:eastAsia="Calibri" w:cs="Calibri"/>
+          <w:b w:val="0"/>
+          <w:bCs w:val="0"/>
+          <w:color w:val="000000" w:themeColor="text1"/>
+          <w:sz w:val="22"/>
+          <w:szCs w:val="22"/>
+          <w:highlight w:val="none"/>
+          <w:lang w:val="en-GB" w:eastAsia="en-GB"/>
+        </w:rPr>
+      </w:r>
+      <w:r>
+        <w:rPr>
+          <w:rFonts w:ascii="Calibri" w:hAnsi="Calibri" w:cs="Calibri"/>
+          <w:b w:val="0"/>
+          <w:bCs/>
+          <w:i/>
+          <w:color w:val="000000" w:themeColor="text1"/>
+          <w:sz w:val="22"/>
+          <w:szCs w:val="22"/>
+        </w:rPr>
+      </w:r>
+      <w:r>
+        <w:rPr>
+          <w:b w:val="0"/>
+          <w:bCs w:val="0"/>
+        </w:rPr>
+      </w:r>
+    </w:p>
+    <w:p>
+      <w:pPr>
+        <w:pBdr/>
+        <w:spacing/>
+        <w:ind/>
+        <w:rPr>
+          <w:rFonts w:ascii="Calibri" w:hAnsi="Calibri" w:cs="Calibri"/>
+          <w:b/>
+          <w:bCs/>
+          <w:sz w:val="28"/>
+          <w:szCs w:val="28"/>
+          <w:highlight w:val="none"/>
+        </w:rPr>
+      </w:pPr>
+      <w:r>
+        <w:rPr>
+          <w:rFonts w:ascii="Calibri" w:hAnsi="Calibri" w:eastAsia="Calibri" w:cs="Calibri"/>
+          <w:b w:val="0"/>
+          <w:bCs w:val="0"/>
+          <w:sz w:val="22"/>
+          <w:szCs w:val="22"/>
+          <w:highlight w:val="none"/>
+          <w:lang w:val="en-GB" w:bidi="en-GB"/>
+        </w:rPr>
+      </w:r>
+      <w:r>
+        <w:rPr>
+          <w:rFonts w:ascii="Calibri" w:hAnsi="Calibri" w:eastAsia="Calibri" w:cs="Calibri"/>
+          <w:b w:val="0"/>
+          <w:bCs w:val="0"/>
+          <w:sz w:val="22"/>
+          <w:szCs w:val="22"/>
+          <w:highlight w:val="none"/>
+          <w:lang w:val="en-GB" w:bidi="en-GB"/>
+        </w:rPr>
+      </w:r>
+      <w:r>
+        <w:rPr>
+          <w:rFonts w:ascii="Calibri" w:hAnsi="Calibri" w:eastAsia="Calibri" w:cs="Calibri"/>
+          <w:b w:val="0"/>
+          <w:bCs w:val="0"/>
+          <w:sz w:val="22"/>
+          <w:szCs w:val="22"/>
+          <w:highlight w:val="none"/>
+          <w:lang w:val="en-GB"/>
+        </w:rPr>
+      </w:r>
+    </w:p>
+    <w:p>
+      <w:pPr>
+        <w:pBdr/>
+        <w:spacing/>
+        <w:ind/>
+        <w:rPr>
+          <w:rFonts w:ascii="Calibri" w:hAnsi="Calibri" w:cs="Calibri"/>
+          <w:b w:val="0"/>
+          <w:bCs w:val="0"/>
+          <w:sz w:val="22"/>
+          <w:szCs w:val="22"/>
+        </w:rPr>
+      </w:pPr>
+      <w:r>
+        <w:rPr>
+          <w:rFonts w:ascii="Calibri" w:hAnsi="Calibri" w:eastAsia="Calibri" w:cs="Calibri"/>
+          <w:b w:val="0"/>
+          <w:bCs w:val="0"/>
+          <w:sz w:val="22"/>
+          <w:szCs w:val="22"/>
+        </w:rPr>
+      </w:r>
+      <w:r>
+        <w:rPr>
+          <w:rFonts w:ascii="Calibri" w:hAnsi="Calibri" w:eastAsia="Calibri" w:cs="Calibri"/>
+          <w:b w:val="0"/>
+          <w:bCs w:val="0"/>
+          <w:sz w:val="22"/>
+          <w:szCs w:val="22"/>
+        </w:rPr>
+      </w:r>
+      <w:r>
+        <w:rPr>
+          <w:rFonts w:ascii="Calibri" w:hAnsi="Calibri" w:eastAsia="Calibri" w:cs="Calibri"/>
+          <w:b w:val="0"/>
+          <w:bCs w:val="0"/>
+          <w:sz w:val="22"/>
+          <w:szCs w:val="22"/>
+        </w:rPr>
+      </w:r>
+    </w:p>
+    <w:p>
+      <w:pPr>
+        <w:pBdr/>
+        <w:spacing/>
+        <w:ind/>
+        <w:rPr>
+          <w:rFonts w:ascii="Calibri" w:hAnsi="Calibri" w:cs="Calibri"/>
+          <w:b w:val="0"/>
+          <w:bCs w:val="0"/>
+          <w:sz w:val="22"/>
+          <w:szCs w:val="22"/>
+        </w:rPr>
+      </w:pPr>
+      <w:r>
+        <w:rPr>
+          <w:rFonts w:ascii="Calibri" w:hAnsi="Calibri" w:eastAsia="Calibri" w:cs="Calibri"/>
+          <w:b w:val="0"/>
+          <w:bCs w:val="0"/>
+          <w:sz w:val="22"/>
+          <w:szCs w:val="22"/>
+        </w:rPr>
+      </w:r>
+      <w:r>
+        <w:rPr>
+          <w:rFonts w:ascii="Calibri" w:hAnsi="Calibri" w:eastAsia="Calibri" w:cs="Calibri"/>
+          <w:b w:val="0"/>
+          <w:bCs w:val="0"/>
+          <w:sz w:val="22"/>
+          <w:szCs w:val="22"/>
+        </w:rPr>
+      </w:r>
+      <w:r>
+        <w:rPr>
+          <w:rFonts w:ascii="Calibri" w:hAnsi="Calibri" w:eastAsia="Calibri" w:cs="Calibri"/>
+          <w:b w:val="0"/>
+          <w:bCs w:val="0"/>
+          <w:sz w:val="22"/>
+          <w:szCs w:val="22"/>
+        </w:rPr>
+      </w:r>
+    </w:p>
+    <w:p>
+      <w:pPr>
+        <w:pBdr/>
+        <w:spacing/>
+        <w:ind/>
+        <w:rPr>
+          <w:rFonts w:ascii="Calibri" w:hAnsi="Calibri" w:cs="Calibri"/>
+          <w:b w:val="0"/>
+          <w:bCs w:val="0"/>
+          <w:sz w:val="22"/>
+          <w:szCs w:val="22"/>
+        </w:rPr>
+      </w:pPr>
+      <w:r>
+        <w:rPr>
+          <w:rFonts w:ascii="Calibri" w:hAnsi="Calibri" w:eastAsia="Calibri" w:cs="Calibri"/>
+          <w:b/>
+          <w:bCs/>
+          <w:sz w:val="28"/>
+          <w:szCs w:val="28"/>
+          <w:highlight w:val="none"/>
+          <w:lang w:val="en-GB" w:eastAsia="en-GB"/>
+        </w:rPr>
+      </w:r>
+      <w:r>
+        <w:rPr>
+          <w:rFonts w:ascii="Calibri" w:hAnsi="Calibri" w:eastAsia="Calibri" w:cs="Calibri"/>
+          <w:b/>
+          <w:bCs/>
+          <w:sz w:val="28"/>
+          <w:szCs w:val="28"/>
+          <w:highlight w:val="none"/>
+          <w:lang w:val="en-GB" w:eastAsia="en-GB"/>
+        </w:rPr>
+      </w:r>
+      <w:r>
+        <w:rPr>
+          <w:rFonts w:ascii="Calibri" w:hAnsi="Calibri" w:eastAsia="Calibri" w:cs="Calibri"/>
+          <w:b/>
+          <w:bCs/>
+          <w:sz w:val="28"/>
+          <w:szCs w:val="28"/>
+          <w:highlight w:val="none"/>
           <w:lang w:val="en-GB" w:eastAsia="en-GB"/>
         </w:rPr>
       </w:r>
